--- a/04_Лабораторные_UML/ЛР3_Диаграмма_автомата/04_Отчёт/Отчёт_ЛР3_Диаграмма_автомата.docx
+++ b/04_Лабораторные_UML/ЛР3_Диаграмма_автомата/04_Отчёт/Отчёт_ЛР3_Диаграмма_автомата.docx
@@ -475,7 +475,7 @@
           <w:sz w:val="28"/>
           <w:szCs w:val="28"/>
         </w:rPr>
-        <w:t xml:space="preserve">Модель построена в StarUML (файл проекта ЛР3_Автоматы.mdj содержит также модели ЛР1 и ЛР2). Автоматы размещены в пакете Logical View / «Автоматы»: 4 сценария работы акторов, 9 алгоритмов реализации прецедентов основной диаграммы и 3 автомата декомпозиции — обработка задачи генерации (ссылочное состояние автомата «Генерация материала»), жизненные циклы подписки и учётной записи. Внутренние переменные автоматов (Выход, Статус, Попытка и др.) реализуются атрибутами вспомогательного объекта потока управления. Вспомогательные прецеденты представлены состояниями с одноимёнными внутренними деятельностями; их алгоритмы приведены в ЛР2.</w:t>
+        <w:t xml:space="preserve">Модель построена в StarUML (файл проекта ЛР3_Автоматы.mdj содержит также модели ЛР1 и ЛР2). Автоматы размещены в пакете Logical View / «Автоматы»: 4 сценария работы акторов, 9 алгоритмов реализации прецедентов основной диаграммы и 3 автомата декомпозиции — обработка задачи генерации (ссылочное состояние автомата «Генерация материала»), жизненные циклы подписки и учётной записи. Внутренние переменные автоматов (Выход, Статус, Попытка и др.) реализуются атрибутами вспомогательного объекта потока управления. Вспомогательные прецеденты представлены состояниями с одноимёнными внутренними деятельностями; их алгоритмы приведены в ЛР2. Окна, в которых пользователь вводит данные или делает выбор, в автоматах прецедентов показаны средствами отображения параллельности, как в варианте 1 реализации прецедента «Регистрация клиента» ([5], рис. 3.2): псевдосостояние разветвления запускает параллельные состояния «Отображение окна» и «Действия пользователя», псевдосостояние синхронизации продолжает автомат после их завершения, а дальнейший путь выбирается по внутренней переменной «Действие». В сценариях акторов главное окно и панель представлены одним состоянием с ожиданием выбора, как в сценарии работы клиента ([5], рис. 3.1).</w:t>
       </w:r>
     </w:p>
     <w:p>
@@ -524,7 +524,7 @@
                     </pic:cNvPicPr>
                   </pic:nvPicPr>
                   <pic:blipFill>
-                    <a:blip r:embed="rId25" cstate="none"/>
+                    <a:blip r:embed="rId21" cstate="none"/>
                     <a:srcRect/>
                     <a:stretch>
                       <a:fillRect/>
@@ -596,7 +596,7 @@
                     </pic:cNvPicPr>
                   </pic:nvPicPr>
                   <pic:blipFill>
-                    <a:blip r:embed="rId26" cstate="none"/>
+                    <a:blip r:embed="rId22" cstate="none"/>
                     <a:srcRect/>
                     <a:stretch>
                       <a:fillRect/>
@@ -668,7 +668,7 @@
                     </pic:cNvPicPr>
                   </pic:nvPicPr>
                   <pic:blipFill>
-                    <a:blip r:embed="rId27" cstate="none"/>
+                    <a:blip r:embed="rId23" cstate="none"/>
                     <a:srcRect/>
                     <a:stretch>
                       <a:fillRect/>
@@ -740,7 +740,7 @@
                     </pic:cNvPicPr>
                   </pic:nvPicPr>
                   <pic:blipFill>
-                    <a:blip r:embed="rId28" cstate="none"/>
+                    <a:blip r:embed="rId24" cstate="none"/>
                     <a:srcRect/>
                     <a:stretch>
                       <a:fillRect/>
@@ -796,7 +796,7 @@
       <w:r>
         <w:drawing>
           <wp:inline distT="0" distB="0" distL="0" distR="0">
-            <wp:extent cx="6524625" cy="5038725"/>
+            <wp:extent cx="5943600" cy="6305550"/>
             <wp:effectExtent t="0" r="0" b="0" l="0"/>
             <wp:docPr id="5" name="S05_Регистрация_и_вход.png" descr="Рисунок 5 – Алгоритм реализации прецедента «Регистрация и вход в систему» в форме автомата" title="Рисунок 5 – Алгоритм реализации прецедента «Регистрация и вход в систему» в форме автомата"/>
             <wp:cNvGraphicFramePr>
@@ -812,7 +812,7 @@
                     </pic:cNvPicPr>
                   </pic:nvPicPr>
                   <pic:blipFill>
-                    <a:blip r:embed="rId29" cstate="none"/>
+                    <a:blip r:embed="rId25" cstate="none"/>
                     <a:srcRect/>
                     <a:stretch>
                       <a:fillRect/>
@@ -821,7 +821,7 @@
                   <pic:spPr bwMode="auto">
                     <a:xfrm>
                       <a:off x="0" y="0"/>
-                      <a:ext cx="6524625" cy="5038725"/>
+                      <a:ext cx="5943600" cy="6305550"/>
                     </a:xfrm>
                     <a:prstGeom prst="rect">
                       <a:avLst/>
@@ -838,13 +838,6 @@
       <w:pPr>
         <w:spacing w:after="200" w:line="276"/>
         <w:jc w:val="center"/>
-        <w:sectPr>
-          <w:footerReference w:type="default" r:id="rId12"/>
-          <w:pgSz w:w="16838" w:h="11906" w:orient="landscape"/>
-          <w:pgMar w:top="1701" w:right="1134" w:bottom="850" w:left="1134" w:header="708" w:footer="708" w:gutter="0"/>
-          <w:pgNumType/>
-          <w:docGrid w:linePitch="360"/>
-        </w:sectPr>
       </w:pPr>
       <w:r>
         <w:rPr>
@@ -868,7 +861,7 @@
       <w:r>
         <w:drawing>
           <wp:inline distT="0" distB="0" distL="0" distR="0">
-            <wp:extent cx="5943600" cy="5838825"/>
+            <wp:extent cx="5943600" cy="6115050"/>
             <wp:effectExtent t="0" r="0" b="0" l="0"/>
             <wp:docPr id="6" name="S06_Генерация_материала.png" descr="Рисунок 6 – Алгоритм реализации прецедента «Генерация материала» в форме автомата" title="Рисунок 6 – Алгоритм реализации прецедента «Генерация материала» в форме автомата"/>
             <wp:cNvGraphicFramePr>
@@ -884,7 +877,7 @@
                     </pic:cNvPicPr>
                   </pic:nvPicPr>
                   <pic:blipFill>
-                    <a:blip r:embed="rId30" cstate="none"/>
+                    <a:blip r:embed="rId26" cstate="none"/>
                     <a:srcRect/>
                     <a:stretch>
                       <a:fillRect/>
@@ -893,7 +886,7 @@
                   <pic:spPr bwMode="auto">
                     <a:xfrm>
                       <a:off x="0" y="0"/>
-                      <a:ext cx="5943600" cy="5838825"/>
+                      <a:ext cx="5943600" cy="6115050"/>
                     </a:xfrm>
                     <a:prstGeom prst="rect">
                       <a:avLst/>
@@ -949,7 +942,7 @@
                     </pic:cNvPicPr>
                   </pic:nvPicPr>
                   <pic:blipFill>
-                    <a:blip r:embed="rId31" cstate="none"/>
+                    <a:blip r:embed="rId27" cstate="none"/>
                     <a:srcRect/>
                     <a:stretch>
                       <a:fillRect/>
@@ -976,7 +969,7 @@
         <w:spacing w:after="200" w:line="276"/>
         <w:jc w:val="center"/>
         <w:sectPr>
-          <w:footerReference w:type="default" r:id="rId13"/>
+          <w:footerReference w:type="default" r:id="rId12"/>
           <w:pgSz w:w="11906" w:h="16838" w:orient="portrait"/>
           <w:pgMar w:top="1134" w:right="850" w:bottom="1134" w:left="1701" w:header="708" w:footer="708" w:gutter="0"/>
           <w:pgNumType/>
@@ -1005,7 +998,7 @@
       <w:r>
         <w:drawing>
           <wp:inline distT="0" distB="0" distL="0" distR="0">
-            <wp:extent cx="7458075" cy="5038725"/>
+            <wp:extent cx="5705475" cy="5038725"/>
             <wp:effectExtent t="0" r="0" b="0" l="0"/>
             <wp:docPr id="8" name="S08_Просмотр_в_3D.png" descr="Рисунок 8 – Алгоритм реализации прецедента «Просмотр материала в 3D» в форме автомата" title="Рисунок 8 – Алгоритм реализации прецедента «Просмотр материала в 3D» в форме автомата"/>
             <wp:cNvGraphicFramePr>
@@ -1021,7 +1014,7 @@
                     </pic:cNvPicPr>
                   </pic:nvPicPr>
                   <pic:blipFill>
-                    <a:blip r:embed="rId32" cstate="none"/>
+                    <a:blip r:embed="rId28" cstate="none"/>
                     <a:srcRect/>
                     <a:stretch>
                       <a:fillRect/>
@@ -1030,7 +1023,7 @@
                   <pic:spPr bwMode="auto">
                     <a:xfrm>
                       <a:off x="0" y="0"/>
-                      <a:ext cx="7458075" cy="5038725"/>
+                      <a:ext cx="5705475" cy="5038725"/>
                     </a:xfrm>
                     <a:prstGeom prst="rect">
                       <a:avLst/>
@@ -1048,7 +1041,7 @@
         <w:spacing w:after="200" w:line="276"/>
         <w:jc w:val="center"/>
         <w:sectPr>
-          <w:footerReference w:type="default" r:id="rId14"/>
+          <w:footerReference w:type="default" r:id="rId13"/>
           <w:pgSz w:w="16838" w:h="11906" w:orient="landscape"/>
           <w:pgMar w:top="1701" w:right="1134" w:bottom="850" w:left="1134" w:header="708" w:footer="708" w:gutter="0"/>
           <w:pgNumType/>
@@ -1077,7 +1070,7 @@
       <w:r>
         <w:drawing>
           <wp:inline distT="0" distB="0" distL="0" distR="0">
-            <wp:extent cx="5391150" cy="7915275"/>
+            <wp:extent cx="5429250" cy="7915275"/>
             <wp:effectExtent t="0" r="0" b="0" l="0"/>
             <wp:docPr id="9" name="S09_Экспорт_материала.png" descr="Рисунок 9 – Алгоритм реализации прецедента «Экспорт материала» в форме автомата" title="Рисунок 9 – Алгоритм реализации прецедента «Экспорт материала» в форме автомата"/>
             <wp:cNvGraphicFramePr>
@@ -1093,7 +1086,7 @@
                     </pic:cNvPicPr>
                   </pic:nvPicPr>
                   <pic:blipFill>
-                    <a:blip r:embed="rId33" cstate="none"/>
+                    <a:blip r:embed="rId29" cstate="none"/>
                     <a:srcRect/>
                     <a:stretch>
                       <a:fillRect/>
@@ -1102,7 +1095,7 @@
                   <pic:spPr bwMode="auto">
                     <a:xfrm>
                       <a:off x="0" y="0"/>
-                      <a:ext cx="5391150" cy="7915275"/>
+                      <a:ext cx="5429250" cy="7915275"/>
                     </a:xfrm>
                     <a:prstGeom prst="rect">
                       <a:avLst/>
@@ -1120,7 +1113,7 @@
         <w:spacing w:after="200" w:line="276"/>
         <w:jc w:val="center"/>
         <w:sectPr>
-          <w:footerReference w:type="default" r:id="rId15"/>
+          <w:footerReference w:type="default" r:id="rId14"/>
           <w:pgSz w:w="11906" w:h="16838" w:orient="portrait"/>
           <w:pgMar w:top="1134" w:right="850" w:bottom="1134" w:left="1701" w:header="708" w:footer="708" w:gutter="0"/>
           <w:pgNumType/>
@@ -1149,7 +1142,7 @@
       <w:r>
         <w:drawing>
           <wp:inline distT="0" distB="0" distL="0" distR="0">
-            <wp:extent cx="8372475" cy="5038725"/>
+            <wp:extent cx="5800725" cy="5038725"/>
             <wp:effectExtent t="0" r="0" b="0" l="0"/>
             <wp:docPr id="10" name="S10_Работа_с_историей.png" descr="Рисунок 10 – Алгоритм реализации прецедента «Работа с историей материалов» в форме автомата" title="Рисунок 10 – Алгоритм реализации прецедента «Работа с историей материалов» в форме автомата"/>
             <wp:cNvGraphicFramePr>
@@ -1165,7 +1158,7 @@
                     </pic:cNvPicPr>
                   </pic:nvPicPr>
                   <pic:blipFill>
-                    <a:blip r:embed="rId34" cstate="none"/>
+                    <a:blip r:embed="rId30" cstate="none"/>
                     <a:srcRect/>
                     <a:stretch>
                       <a:fillRect/>
@@ -1174,7 +1167,7 @@
                   <pic:spPr bwMode="auto">
                     <a:xfrm>
                       <a:off x="0" y="0"/>
-                      <a:ext cx="8372475" cy="5038725"/>
+                      <a:ext cx="5800725" cy="5038725"/>
                     </a:xfrm>
                     <a:prstGeom prst="rect">
                       <a:avLst/>
@@ -1192,7 +1185,7 @@
         <w:spacing w:after="200" w:line="276"/>
         <w:jc w:val="center"/>
         <w:sectPr>
-          <w:footerReference w:type="default" r:id="rId16"/>
+          <w:footerReference w:type="default" r:id="rId15"/>
           <w:pgSz w:w="16838" w:h="11906" w:orient="landscape"/>
           <w:pgMar w:top="1701" w:right="1134" w:bottom="850" w:left="1134" w:header="708" w:footer="708" w:gutter="0"/>
           <w:pgNumType/>
@@ -1221,7 +1214,7 @@
       <w:r>
         <w:drawing>
           <wp:inline distT="0" distB="0" distL="0" distR="0">
-            <wp:extent cx="5705475" cy="5038725"/>
+            <wp:extent cx="5943600" cy="6496050"/>
             <wp:effectExtent t="0" r="0" b="0" l="0"/>
             <wp:docPr id="11" name="S11_Управление_подпиской.png" descr="Рисунок 11 – Алгоритм реализации прецедента «Управление подпиской» в форме автомата" title="Рисунок 11 – Алгоритм реализации прецедента «Управление подпиской» в форме автомата"/>
             <wp:cNvGraphicFramePr>
@@ -1237,7 +1230,7 @@
                     </pic:cNvPicPr>
                   </pic:nvPicPr>
                   <pic:blipFill>
-                    <a:blip r:embed="rId35" cstate="none"/>
+                    <a:blip r:embed="rId31" cstate="none"/>
                     <a:srcRect/>
                     <a:stretch>
                       <a:fillRect/>
@@ -1246,7 +1239,7 @@
                   <pic:spPr bwMode="auto">
                     <a:xfrm>
                       <a:off x="0" y="0"/>
-                      <a:ext cx="5705475" cy="5038725"/>
+                      <a:ext cx="5943600" cy="6496050"/>
                     </a:xfrm>
                     <a:prstGeom prst="rect">
                       <a:avLst/>
@@ -1263,13 +1256,6 @@
       <w:pPr>
         <w:spacing w:after="200" w:line="276"/>
         <w:jc w:val="center"/>
-        <w:sectPr>
-          <w:footerReference w:type="default" r:id="rId17"/>
-          <w:pgSz w:w="16838" w:h="11906" w:orient="landscape"/>
-          <w:pgMar w:top="1701" w:right="1134" w:bottom="850" w:left="1134" w:header="708" w:footer="708" w:gutter="0"/>
-          <w:pgNumType/>
-          <w:docGrid w:linePitch="360"/>
-        </w:sectPr>
       </w:pPr>
       <w:r>
         <w:rPr>
@@ -1293,7 +1279,7 @@
       <w:r>
         <w:drawing>
           <wp:inline distT="0" distB="0" distL="0" distR="0">
-            <wp:extent cx="6162675" cy="5038725"/>
+            <wp:extent cx="5943600" cy="6467475"/>
             <wp:effectExtent t="0" r="0" b="0" l="0"/>
             <wp:docPr id="12" name="S12_Администрирование.png" descr="Рисунок 12 – Алгоритм реализации прецедента «Администрирование системы» в форме автомата" title="Рисунок 12 – Алгоритм реализации прецедента «Администрирование системы» в форме автомата"/>
             <wp:cNvGraphicFramePr>
@@ -1309,7 +1295,7 @@
                     </pic:cNvPicPr>
                   </pic:nvPicPr>
                   <pic:blipFill>
-                    <a:blip r:embed="rId36" cstate="none"/>
+                    <a:blip r:embed="rId32" cstate="none"/>
                     <a:srcRect/>
                     <a:stretch>
                       <a:fillRect/>
@@ -1318,7 +1304,7 @@
                   <pic:spPr bwMode="auto">
                     <a:xfrm>
                       <a:off x="0" y="0"/>
-                      <a:ext cx="6162675" cy="5038725"/>
+                      <a:ext cx="5943600" cy="6467475"/>
                     </a:xfrm>
                     <a:prstGeom prst="rect">
                       <a:avLst/>
@@ -1335,13 +1321,6 @@
       <w:pPr>
         <w:spacing w:after="200" w:line="276"/>
         <w:jc w:val="center"/>
-        <w:sectPr>
-          <w:footerReference w:type="default" r:id="rId18"/>
-          <w:pgSz w:w="16838" w:h="11906" w:orient="landscape"/>
-          <w:pgMar w:top="1701" w:right="1134" w:bottom="850" w:left="1134" w:header="708" w:footer="708" w:gutter="0"/>
-          <w:pgNumType/>
-          <w:docGrid w:linePitch="360"/>
-        </w:sectPr>
       </w:pPr>
       <w:r>
         <w:rPr>
@@ -1365,7 +1344,7 @@
       <w:r>
         <w:drawing>
           <wp:inline distT="0" distB="0" distL="0" distR="0">
-            <wp:extent cx="5943600" cy="5410200"/>
+            <wp:extent cx="5943600" cy="7315200"/>
             <wp:effectExtent t="0" r="0" b="0" l="0"/>
             <wp:docPr id="13" name="S13_Анализ_показателей.png" descr="Рисунок 13 – Алгоритм реализации прецедента «Анализ показателей системы» в форме автомата" title="Рисунок 13 – Алгоритм реализации прецедента «Анализ показателей системы» в форме автомата"/>
             <wp:cNvGraphicFramePr>
@@ -1381,7 +1360,7 @@
                     </pic:cNvPicPr>
                   </pic:nvPicPr>
                   <pic:blipFill>
-                    <a:blip r:embed="rId37" cstate="none"/>
+                    <a:blip r:embed="rId33" cstate="none"/>
                     <a:srcRect/>
                     <a:stretch>
                       <a:fillRect/>
@@ -1390,7 +1369,7 @@
                   <pic:spPr bwMode="auto">
                     <a:xfrm>
                       <a:off x="0" y="0"/>
-                      <a:ext cx="5943600" cy="5410200"/>
+                      <a:ext cx="5943600" cy="7315200"/>
                     </a:xfrm>
                     <a:prstGeom prst="rect">
                       <a:avLst/>
@@ -1407,13 +1386,6 @@
       <w:pPr>
         <w:spacing w:after="200" w:line="276"/>
         <w:jc w:val="center"/>
-        <w:sectPr>
-          <w:footerReference w:type="default" r:id="rId19"/>
-          <w:pgSz w:w="11906" w:h="16838" w:orient="portrait"/>
-          <w:pgMar w:top="1134" w:right="850" w:bottom="1134" w:left="1701" w:header="708" w:footer="708" w:gutter="0"/>
-          <w:pgNumType/>
-          <w:docGrid w:linePitch="360"/>
-        </w:sectPr>
       </w:pPr>
       <w:r>
         <w:rPr>
@@ -1437,7 +1409,7 @@
       <w:r>
         <w:drawing>
           <wp:inline distT="0" distB="0" distL="0" distR="0">
-            <wp:extent cx="6162675" cy="5038725"/>
+            <wp:extent cx="5943600" cy="6467475"/>
             <wp:effectExtent t="0" r="0" b="0" l="0"/>
             <wp:docPr id="14" name="S14_Тарифы_и_персонал.png" descr="Рисунок 14 – Алгоритм реализации прецедента «Управление тарифами и персоналом» в форме автомата" title="Рисунок 14 – Алгоритм реализации прецедента «Управление тарифами и персоналом» в форме автомата"/>
             <wp:cNvGraphicFramePr>
@@ -1453,7 +1425,7 @@
                     </pic:cNvPicPr>
                   </pic:nvPicPr>
                   <pic:blipFill>
-                    <a:blip r:embed="rId38" cstate="none"/>
+                    <a:blip r:embed="rId34" cstate="none"/>
                     <a:srcRect/>
                     <a:stretch>
                       <a:fillRect/>
@@ -1462,7 +1434,7 @@
                   <pic:spPr bwMode="auto">
                     <a:xfrm>
                       <a:off x="0" y="0"/>
-                      <a:ext cx="6162675" cy="5038725"/>
+                      <a:ext cx="5943600" cy="6467475"/>
                     </a:xfrm>
                     <a:prstGeom prst="rect">
                       <a:avLst/>
@@ -1480,9 +1452,9 @@
         <w:spacing w:after="200" w:line="276"/>
         <w:jc w:val="center"/>
         <w:sectPr>
-          <w:footerReference w:type="default" r:id="rId20"/>
-          <w:pgSz w:w="16838" w:h="11906" w:orient="landscape"/>
-          <w:pgMar w:top="1701" w:right="1134" w:bottom="850" w:left="1134" w:header="708" w:footer="708" w:gutter="0"/>
+          <w:footerReference w:type="default" r:id="rId16"/>
+          <w:pgSz w:w="11906" w:h="16838" w:orient="portrait"/>
+          <w:pgMar w:top="1134" w:right="850" w:bottom="1134" w:left="1701" w:header="708" w:footer="708" w:gutter="0"/>
           <w:pgNumType/>
           <w:docGrid w:linePitch="360"/>
         </w:sectPr>
@@ -1525,7 +1497,7 @@
                     </pic:cNvPicPr>
                   </pic:nvPicPr>
                   <pic:blipFill>
-                    <a:blip r:embed="rId39" cstate="none"/>
+                    <a:blip r:embed="rId35" cstate="none"/>
                     <a:srcRect/>
                     <a:stretch>
                       <a:fillRect/>
@@ -1552,7 +1524,7 @@
         <w:spacing w:after="200" w:line="276"/>
         <w:jc w:val="center"/>
         <w:sectPr>
-          <w:footerReference w:type="default" r:id="rId21"/>
+          <w:footerReference w:type="default" r:id="rId17"/>
           <w:pgSz w:w="16838" w:h="11906" w:orient="landscape"/>
           <w:pgMar w:top="1701" w:right="1134" w:bottom="850" w:left="1134" w:header="708" w:footer="708" w:gutter="0"/>
           <w:pgNumType/>
@@ -1581,7 +1553,7 @@
       <w:r>
         <w:drawing>
           <wp:inline distT="0" distB="0" distL="0" distR="0">
-            <wp:extent cx="9029700" cy="5038725"/>
+            <wp:extent cx="9048750" cy="5038725"/>
             <wp:effectExtent t="0" r="0" b="0" l="0"/>
             <wp:docPr id="16" name="S16_Жизненный_цикл_учётной_записи.png" descr="Рисунок 16 – Жизненный цикл учётной записи" title="Рисунок 16 – Жизненный цикл учётной записи"/>
             <wp:cNvGraphicFramePr>
@@ -1597,7 +1569,7 @@
                     </pic:cNvPicPr>
                   </pic:nvPicPr>
                   <pic:blipFill>
-                    <a:blip r:embed="rId40" cstate="none"/>
+                    <a:blip r:embed="rId36" cstate="none"/>
                     <a:srcRect/>
                     <a:stretch>
                       <a:fillRect/>
@@ -1606,7 +1578,7 @@
                   <pic:spPr bwMode="auto">
                     <a:xfrm>
                       <a:off x="0" y="0"/>
-                      <a:ext cx="9029700" cy="5038725"/>
+                      <a:ext cx="9048750" cy="5038725"/>
                     </a:xfrm>
                     <a:prstGeom prst="rect">
                       <a:avLst/>
@@ -1624,7 +1596,7 @@
         <w:spacing w:after="200" w:line="276"/>
         <w:jc w:val="center"/>
         <w:sectPr>
-          <w:footerReference w:type="default" r:id="rId22"/>
+          <w:footerReference w:type="default" r:id="rId18"/>
           <w:pgSz w:w="16838" w:h="11906" w:orient="landscape"/>
           <w:pgMar w:top="1701" w:right="1134" w:bottom="850" w:left="1134" w:header="708" w:footer="708" w:gutter="0"/>
           <w:pgNumType/>
@@ -6894,7 +6866,7 @@
                 <w:sz w:val="24"/>
                 <w:szCs w:val="24"/>
               </w:rPr>
-              <w:t xml:space="preserve">D_SM_Registration_and_Login. Алгоритм реализации прецедента «Регистрация и вход в систему» в форме автомата: окно входа, вход, регистрация или восстановление пароля, отправка письма. Вспомогательные прецеденты представлены состояниями с одноимёнными внутренними деятельностями — их алгоритмы приведены в ЛР2. Количественная характеристика диаграммы: простых состояний — 6; ссылочных состояний — 0; псевдосостояний выбора — 1; соединения — 0; начальных — 1; конечных — 4; переходов — 12.</w:t>
+              <w:t xml:space="preserve">D_SM_Registration_and_Login. Алгоритм реализации прецедента «Регистрация и вход в систему» в форме автомата: окно входа, вход, регистрация или восстановление пароля, отправка письма. Вспомогательные прецеденты представлены состояниями с одноимёнными внутренними деятельностями — их алгоритмы приведены в ЛР2. Внутренние переменные (атрибуты вспомогательного объекта потока управления): Действие (строка) — действие, выбранное в окне: нажатая кнопка, ссылка или закрытие окна. Количественная характеристика диаграммы: простых состояний — 7; ссылочных состояний — 0; псевдосостояний выбора — 3; соединения — 0; разветвления — 1; синхронизации — 1; начальных — 1; конечных — 4; переходов — 18.</w:t>
             </w:r>
           </w:p>
         </w:tc>
@@ -6934,7 +6906,7 @@
                 <w:sz w:val="24"/>
                 <w:szCs w:val="24"/>
               </w:rPr>
-              <w:t xml:space="preserve">«Окно входа»</w:t>
+              <w:t xml:space="preserve">«Отображение окна входа»</w:t>
             </w:r>
           </w:p>
         </w:tc>
@@ -6985,24 +6957,24 @@
                 <w:sz w:val="24"/>
                 <w:szCs w:val="24"/>
               </w:rPr>
-              <w:t xml:space="preserve">do/Показ окна входа и ожидание действия</w:t>
-            </w:r>
-          </w:p>
-          <w:p>
-            <w:pPr>
-              <w:spacing w:after="40" w:before="0" w:line="240"/>
-            </w:pPr>
-            <w:r>
-              <w:rPr>
-                <w:rFonts w:ascii="Times New Roman" w:cs="Times New Roman" w:eastAsia="Times New Roman" w:hAnsi="Times New Roman"/>
-                <w:b w:val="false"/>
-                <w:bCs w:val="false"/>
-                <w:i w:val="false"/>
-                <w:iCs w:val="false"/>
-                <w:sz w:val="24"/>
-                <w:szCs w:val="24"/>
-              </w:rPr>
-              <w:t xml:space="preserve">Окно с полями e-mail и пароль и ссылками; деятельность потенциально бесконечна, выход только по событиям. Деятельности состояния семантически просты, отдельная диаграмма не приводится.</w:t>
+              <w:t xml:space="preserve">do/Показ окна и реакция на действия</w:t>
+            </w:r>
+          </w:p>
+          <w:p>
+            <w:pPr>
+              <w:spacing w:after="40" w:before="0" w:line="240"/>
+            </w:pPr>
+            <w:r>
+              <w:rPr>
+                <w:rFonts w:ascii="Times New Roman" w:cs="Times New Roman" w:eastAsia="Times New Roman" w:hAnsi="Times New Roman"/>
+                <w:b w:val="false"/>
+                <w:bCs w:val="false"/>
+                <w:i w:val="false"/>
+                <w:iCs w:val="false"/>
+                <w:sz w:val="24"/>
+                <w:szCs w:val="24"/>
+              </w:rPr>
+              <w:t xml:space="preserve">Окно отображается системой параллельно с действиями пользователя; внутренняя деятельность потенциально бесконечна, выход только по событию. Окно с полями e-mail и пароль, кнопкой «Войти» и ссылками «Зарегистрироваться» и «Забыли пароль?». Деятельности состояния семантически просты, отдельная диаграмма не приводится.</w:t>
             </w:r>
           </w:p>
         </w:tc>
@@ -7042,7 +7014,7 @@
                 <w:sz w:val="24"/>
                 <w:szCs w:val="24"/>
               </w:rPr>
-              <w:t xml:space="preserve">«Восстановление пароля»</w:t>
+              <w:t xml:space="preserve">«Действия пользователя»</w:t>
             </w:r>
           </w:p>
         </w:tc>
@@ -7093,24 +7065,41 @@
                 <w:sz w:val="24"/>
                 <w:szCs w:val="24"/>
               </w:rPr>
-              <w:t xml:space="preserve">do/Запрос восстановления пароля</w:t>
-            </w:r>
-          </w:p>
-          <w:p>
-            <w:pPr>
-              <w:spacing w:after="40" w:before="0" w:line="240"/>
-            </w:pPr>
-            <w:r>
-              <w:rPr>
-                <w:rFonts w:ascii="Times New Roman" w:cs="Times New Roman" w:eastAsia="Times New Roman" w:hAnsi="Times New Roman"/>
-                <w:b w:val="false"/>
-                <w:bCs w:val="false"/>
-                <w:i w:val="false"/>
-                <w:iCs w:val="false"/>
-                <w:sz w:val="24"/>
-                <w:szCs w:val="24"/>
-              </w:rPr>
-              <w:t xml:space="preserve">Внутренняя деятельность — деятельность ЛР2 «Запрос восстановления пароля».</w:t>
+              <w:t xml:space="preserve">do/Ввод e-mail и пароля</w:t>
+            </w:r>
+          </w:p>
+          <w:p>
+            <w:pPr>
+              <w:spacing w:after="40" w:before="0" w:line="240"/>
+            </w:pPr>
+            <w:r>
+              <w:rPr>
+                <w:rFonts w:ascii="Times New Roman" w:cs="Times New Roman" w:eastAsia="Times New Roman" w:hAnsi="Times New Roman"/>
+                <w:b w:val="false"/>
+                <w:bCs w:val="false"/>
+                <w:i w:val="false"/>
+                <w:iCs w:val="false"/>
+                <w:sz w:val="24"/>
+                <w:szCs w:val="24"/>
+              </w:rPr>
+              <w:t xml:space="preserve">exit/Нажатие кнопки или ссылки</w:t>
+            </w:r>
+          </w:p>
+          <w:p>
+            <w:pPr>
+              <w:spacing w:after="40" w:before="0" w:line="240"/>
+            </w:pPr>
+            <w:r>
+              <w:rPr>
+                <w:rFonts w:ascii="Times New Roman" w:cs="Times New Roman" w:eastAsia="Times New Roman" w:hAnsi="Times New Roman"/>
+                <w:b w:val="false"/>
+                <w:bCs w:val="false"/>
+                <w:i w:val="false"/>
+                <w:iCs w:val="false"/>
+                <w:sz w:val="24"/>
+                <w:szCs w:val="24"/>
+              </w:rPr>
+              <w:t xml:space="preserve">Действия в окне, выполняемые параллельно с его отображением; внутренние деятельности do выполняются в любом порядке, состояние завершается действием exit. Пользователь заполняет поля и нажимает «Войти», ссылку или закрывает окно. Деятельности состояния семантически просты, отдельная диаграмма не приводится.</w:t>
             </w:r>
           </w:p>
         </w:tc>
@@ -7150,7 +7139,7 @@
                 <w:sz w:val="24"/>
                 <w:szCs w:val="24"/>
               </w:rPr>
-              <w:t xml:space="preserve">«Вход»</w:t>
+              <w:t xml:space="preserve">«Восстановление пароля»</w:t>
             </w:r>
           </w:p>
         </w:tc>
@@ -7201,24 +7190,24 @@
                 <w:sz w:val="24"/>
                 <w:szCs w:val="24"/>
               </w:rPr>
-              <w:t xml:space="preserve">do/Вход по e-mail и паролю</w:t>
-            </w:r>
-          </w:p>
-          <w:p>
-            <w:pPr>
-              <w:spacing w:after="40" w:before="0" w:line="240"/>
-            </w:pPr>
-            <w:r>
-              <w:rPr>
-                <w:rFonts w:ascii="Times New Roman" w:cs="Times New Roman" w:eastAsia="Times New Roman" w:hAnsi="Times New Roman"/>
-                <w:b w:val="false"/>
-                <w:bCs w:val="false"/>
-                <w:i w:val="false"/>
-                <w:iCs w:val="false"/>
-                <w:sz w:val="24"/>
-                <w:szCs w:val="24"/>
-              </w:rPr>
-              <w:t xml:space="preserve">Внутренняя деятельность — деятельность ЛР2 «Вход по e-mail и паролю» (защита от перебора паролей); её алгоритм приведён на диаграмме деятельности.</w:t>
+              <w:t xml:space="preserve">do/Запрос восстановления пароля</w:t>
+            </w:r>
+          </w:p>
+          <w:p>
+            <w:pPr>
+              <w:spacing w:after="40" w:before="0" w:line="240"/>
+            </w:pPr>
+            <w:r>
+              <w:rPr>
+                <w:rFonts w:ascii="Times New Roman" w:cs="Times New Roman" w:eastAsia="Times New Roman" w:hAnsi="Times New Roman"/>
+                <w:b w:val="false"/>
+                <w:bCs w:val="false"/>
+                <w:i w:val="false"/>
+                <w:iCs w:val="false"/>
+                <w:sz w:val="24"/>
+                <w:szCs w:val="24"/>
+              </w:rPr>
+              <w:t xml:space="preserve">Внутренняя деятельность — деятельность ЛР2 «Запрос восстановления пароля».</w:t>
             </w:r>
           </w:p>
         </w:tc>
@@ -7258,7 +7247,7 @@
                 <w:sz w:val="24"/>
                 <w:szCs w:val="24"/>
               </w:rPr>
-              <w:t xml:space="preserve">«Регистрация»</w:t>
+              <w:t xml:space="preserve">«Вход»</w:t>
             </w:r>
           </w:p>
         </w:tc>
@@ -7309,24 +7298,24 @@
                 <w:sz w:val="24"/>
                 <w:szCs w:val="24"/>
               </w:rPr>
-              <w:t xml:space="preserve">do/Регистрация учётной записи</w:t>
-            </w:r>
-          </w:p>
-          <w:p>
-            <w:pPr>
-              <w:spacing w:after="40" w:before="0" w:line="240"/>
-            </w:pPr>
-            <w:r>
-              <w:rPr>
-                <w:rFonts w:ascii="Times New Roman" w:cs="Times New Roman" w:eastAsia="Times New Roman" w:hAnsi="Times New Roman"/>
-                <w:b w:val="false"/>
-                <w:bCs w:val="false"/>
-                <w:i w:val="false"/>
-                <w:iCs w:val="false"/>
-                <w:sz w:val="24"/>
-                <w:szCs w:val="24"/>
-              </w:rPr>
-              <w:t xml:space="preserve">Внутренняя деятельность — деятельность ЛР2 «Регистрация учётной записи».</w:t>
+              <w:t xml:space="preserve">do/Вход по e-mail и паролю</w:t>
+            </w:r>
+          </w:p>
+          <w:p>
+            <w:pPr>
+              <w:spacing w:after="40" w:before="0" w:line="240"/>
+            </w:pPr>
+            <w:r>
+              <w:rPr>
+                <w:rFonts w:ascii="Times New Roman" w:cs="Times New Roman" w:eastAsia="Times New Roman" w:hAnsi="Times New Roman"/>
+                <w:b w:val="false"/>
+                <w:bCs w:val="false"/>
+                <w:i w:val="false"/>
+                <w:iCs w:val="false"/>
+                <w:sz w:val="24"/>
+                <w:szCs w:val="24"/>
+              </w:rPr>
+              <w:t xml:space="preserve">Внутренняя деятельность — деятельность ЛР2 «Вход по e-mail и паролю» (защита от перебора паролей); её алгоритм приведён на диаграмме деятельности.</w:t>
             </w:r>
           </w:p>
         </w:tc>
@@ -7366,7 +7355,7 @@
                 <w:sz w:val="24"/>
                 <w:szCs w:val="24"/>
               </w:rPr>
-              <w:t xml:space="preserve">«Выдача токенов»</w:t>
+              <w:t xml:space="preserve">«Регистрация»</w:t>
             </w:r>
           </w:p>
         </w:tc>
@@ -7417,24 +7406,24 @@
                 <w:sz w:val="24"/>
                 <w:szCs w:val="24"/>
               </w:rPr>
-              <w:t xml:space="preserve">do/Выдача JWT и токена обновления</w:t>
-            </w:r>
-          </w:p>
-          <w:p>
-            <w:pPr>
-              <w:spacing w:after="40" w:before="0" w:line="240"/>
-            </w:pPr>
-            <w:r>
-              <w:rPr>
-                <w:rFonts w:ascii="Times New Roman" w:cs="Times New Roman" w:eastAsia="Times New Roman" w:hAnsi="Times New Roman"/>
-                <w:b w:val="false"/>
-                <w:bCs w:val="false"/>
-                <w:i w:val="false"/>
-                <w:iCs w:val="false"/>
-                <w:sz w:val="24"/>
-                <w:szCs w:val="24"/>
-              </w:rPr>
-              <w:t xml:space="preserve">Выдача токена доступа (15 минут) и токена обновления (30 дней). Деятельности состояния семантически просты, отдельная диаграмма не приводится.</w:t>
+              <w:t xml:space="preserve">do/Регистрация учётной записи</w:t>
+            </w:r>
+          </w:p>
+          <w:p>
+            <w:pPr>
+              <w:spacing w:after="40" w:before="0" w:line="240"/>
+            </w:pPr>
+            <w:r>
+              <w:rPr>
+                <w:rFonts w:ascii="Times New Roman" w:cs="Times New Roman" w:eastAsia="Times New Roman" w:hAnsi="Times New Roman"/>
+                <w:b w:val="false"/>
+                <w:bCs w:val="false"/>
+                <w:i w:val="false"/>
+                <w:iCs w:val="false"/>
+                <w:sz w:val="24"/>
+                <w:szCs w:val="24"/>
+              </w:rPr>
+              <w:t xml:space="preserve">Внутренняя деятельность — деятельность ЛР2 «Регистрация учётной записи».</w:t>
             </w:r>
           </w:p>
         </w:tc>
@@ -7474,7 +7463,7 @@
                 <w:sz w:val="24"/>
                 <w:szCs w:val="24"/>
               </w:rPr>
-              <w:t xml:space="preserve">«Отправка письма»</w:t>
+              <w:t xml:space="preserve">«Выдача токенов»</w:t>
             </w:r>
           </w:p>
         </w:tc>
@@ -7525,24 +7514,24 @@
                 <w:sz w:val="24"/>
                 <w:szCs w:val="24"/>
               </w:rPr>
-              <w:t xml:space="preserve">do/Передача письма почтовому сервису</w:t>
-            </w:r>
-          </w:p>
-          <w:p>
-            <w:pPr>
-              <w:spacing w:after="40" w:before="0" w:line="240"/>
-            </w:pPr>
-            <w:r>
-              <w:rPr>
-                <w:rFonts w:ascii="Times New Roman" w:cs="Times New Roman" w:eastAsia="Times New Roman" w:hAnsi="Times New Roman"/>
-                <w:b w:val="false"/>
-                <w:bCs w:val="false"/>
-                <w:i w:val="false"/>
-                <w:iCs w:val="false"/>
-                <w:sz w:val="24"/>
-                <w:szCs w:val="24"/>
-              </w:rPr>
-              <w:t xml:space="preserve">Письмо подтверждения адреса или ссылка сброса пароля передаётся почтовому сервису; при его недоступности — повтор по расписанию. Деятельности состояния семантически просты, отдельная диаграмма не приводится.</w:t>
+              <w:t xml:space="preserve">do/Выдача JWT и токена обновления</w:t>
+            </w:r>
+          </w:p>
+          <w:p>
+            <w:pPr>
+              <w:spacing w:after="40" w:before="0" w:line="240"/>
+            </w:pPr>
+            <w:r>
+              <w:rPr>
+                <w:rFonts w:ascii="Times New Roman" w:cs="Times New Roman" w:eastAsia="Times New Roman" w:hAnsi="Times New Roman"/>
+                <w:b w:val="false"/>
+                <w:bCs w:val="false"/>
+                <w:i w:val="false"/>
+                <w:iCs w:val="false"/>
+                <w:sz w:val="24"/>
+                <w:szCs w:val="24"/>
+              </w:rPr>
+              <w:t xml:space="preserve">Выдача токена доступа (15 минут) и токена обновления (30 дней). Деятельности состояния семантически просты, отдельная диаграмма не приводится.</w:t>
             </w:r>
           </w:p>
         </w:tc>
@@ -7582,7 +7571,7 @@
                 <w:sz w:val="24"/>
                 <w:szCs w:val="24"/>
               </w:rPr>
-              <w:t xml:space="preserve">Псевдосостояния выбора</w:t>
+              <w:t xml:space="preserve">«Отправка письма»</w:t>
             </w:r>
           </w:p>
         </w:tc>
@@ -7616,7 +7605,41 @@
                 <w:sz w:val="24"/>
                 <w:szCs w:val="24"/>
               </w:rPr>
-              <w:t xml:space="preserve">выполнен ли вход.</w:t>
+              <w:t xml:space="preserve">Простое состояние.</w:t>
+            </w:r>
+          </w:p>
+          <w:p>
+            <w:pPr>
+              <w:spacing w:after="40" w:before="0" w:line="240"/>
+            </w:pPr>
+            <w:r>
+              <w:rPr>
+                <w:rFonts w:ascii="Times New Roman" w:cs="Times New Roman" w:eastAsia="Times New Roman" w:hAnsi="Times New Roman"/>
+                <w:b w:val="false"/>
+                <w:bCs w:val="false"/>
+                <w:i w:val="false"/>
+                <w:iCs w:val="false"/>
+                <w:sz w:val="24"/>
+                <w:szCs w:val="24"/>
+              </w:rPr>
+              <w:t xml:space="preserve">do/Передача письма почтовому сервису</w:t>
+            </w:r>
+          </w:p>
+          <w:p>
+            <w:pPr>
+              <w:spacing w:after="40" w:before="0" w:line="240"/>
+            </w:pPr>
+            <w:r>
+              <w:rPr>
+                <w:rFonts w:ascii="Times New Roman" w:cs="Times New Roman" w:eastAsia="Times New Roman" w:hAnsi="Times New Roman"/>
+                <w:b w:val="false"/>
+                <w:bCs w:val="false"/>
+                <w:i w:val="false"/>
+                <w:iCs w:val="false"/>
+                <w:sz w:val="24"/>
+                <w:szCs w:val="24"/>
+              </w:rPr>
+              <w:t xml:space="preserve">Письмо подтверждения адреса или ссылка сброса пароля передаётся почтовому сервису; при его недоступности — повтор по расписанию. Деятельности состояния семантически просты, отдельная диаграмма не приводится.</w:t>
             </w:r>
           </w:p>
         </w:tc>
@@ -7656,7 +7679,7 @@
                 <w:sz w:val="24"/>
                 <w:szCs w:val="24"/>
               </w:rPr>
-              <w:t xml:space="preserve">Начальное и конечные состояния</w:t>
+              <w:t xml:space="preserve">Псевдосостояния выбора</w:t>
             </w:r>
           </w:p>
         </w:tc>
@@ -7690,75 +7713,41 @@
                 <w:sz w:val="24"/>
                 <w:szCs w:val="24"/>
               </w:rPr>
-              <w:t xml:space="preserve">Начальное псевдосостояние — запуск автомата.</w:t>
-            </w:r>
-          </w:p>
-          <w:p>
-            <w:pPr>
-              <w:spacing w:after="40" w:before="0" w:line="240"/>
-            </w:pPr>
-            <w:r>
-              <w:rPr>
-                <w:rFonts w:ascii="Times New Roman" w:cs="Times New Roman" w:eastAsia="Times New Roman" w:hAnsi="Times New Roman"/>
-                <w:b w:val="false"/>
-                <w:bCs w:val="false"/>
-                <w:i w:val="false"/>
-                <w:iCs w:val="false"/>
-                <w:sz w:val="24"/>
-                <w:szCs w:val="24"/>
-              </w:rPr>
-              <w:t xml:space="preserve">Конечное состояние — окно входа закрыто, вход не выполнен.</w:t>
-            </w:r>
-          </w:p>
-          <w:p>
-            <w:pPr>
-              <w:spacing w:after="40" w:before="0" w:line="240"/>
-            </w:pPr>
-            <w:r>
-              <w:rPr>
-                <w:rFonts w:ascii="Times New Roman" w:cs="Times New Roman" w:eastAsia="Times New Roman" w:hAnsi="Times New Roman"/>
-                <w:b w:val="false"/>
-                <w:bCs w:val="false"/>
-                <w:i w:val="false"/>
-                <w:iCs w:val="false"/>
-                <w:sz w:val="24"/>
-                <w:szCs w:val="24"/>
-              </w:rPr>
-              <w:t xml:space="preserve">Конечное состояние — вход не выполнен.</w:t>
-            </w:r>
-          </w:p>
-          <w:p>
-            <w:pPr>
-              <w:spacing w:after="40" w:before="0" w:line="240"/>
-            </w:pPr>
-            <w:r>
-              <w:rPr>
-                <w:rFonts w:ascii="Times New Roman" w:cs="Times New Roman" w:eastAsia="Times New Roman" w:hAnsi="Times New Roman"/>
-                <w:b w:val="false"/>
-                <w:bCs w:val="false"/>
-                <w:i w:val="false"/>
-                <w:iCs w:val="false"/>
-                <w:sz w:val="24"/>
-                <w:szCs w:val="24"/>
-              </w:rPr>
-              <w:t xml:space="preserve">Конечное состояние — пользователь вошёл в систему.</w:t>
-            </w:r>
-          </w:p>
-          <w:p>
-            <w:pPr>
-              <w:spacing w:after="40" w:before="0" w:line="240"/>
-            </w:pPr>
-            <w:r>
-              <w:rPr>
-                <w:rFonts w:ascii="Times New Roman" w:cs="Times New Roman" w:eastAsia="Times New Roman" w:hAnsi="Times New Roman"/>
-                <w:b w:val="false"/>
-                <w:bCs w:val="false"/>
-                <w:i w:val="false"/>
-                <w:iCs w:val="false"/>
-                <w:sz w:val="24"/>
-                <w:szCs w:val="24"/>
-              </w:rPr>
-              <w:t xml:space="preserve">Конечное состояние — письмо отправлено.</w:t>
+              <w:t xml:space="preserve">закрыто ли окно входа.</w:t>
+            </w:r>
+          </w:p>
+          <w:p>
+            <w:pPr>
+              <w:spacing w:after="40" w:before="0" w:line="240"/>
+            </w:pPr>
+            <w:r>
+              <w:rPr>
+                <w:rFonts w:ascii="Times New Roman" w:cs="Times New Roman" w:eastAsia="Times New Roman" w:hAnsi="Times New Roman"/>
+                <w:b w:val="false"/>
+                <w:bCs w:val="false"/>
+                <w:i w:val="false"/>
+                <w:iCs w:val="false"/>
+                <w:sz w:val="24"/>
+                <w:szCs w:val="24"/>
+              </w:rPr>
+              <w:t xml:space="preserve">какое действие выбрано в окне входа.</w:t>
+            </w:r>
+          </w:p>
+          <w:p>
+            <w:pPr>
+              <w:spacing w:after="40" w:before="0" w:line="240"/>
+            </w:pPr>
+            <w:r>
+              <w:rPr>
+                <w:rFonts w:ascii="Times New Roman" w:cs="Times New Roman" w:eastAsia="Times New Roman" w:hAnsi="Times New Roman"/>
+                <w:b w:val="false"/>
+                <w:bCs w:val="false"/>
+                <w:i w:val="false"/>
+                <w:iCs w:val="false"/>
+                <w:sz w:val="24"/>
+                <w:szCs w:val="24"/>
+              </w:rPr>
+              <w:t xml:space="preserve">выполнен ли вход.</w:t>
             </w:r>
           </w:p>
         </w:tc>
@@ -7798,7 +7787,7 @@
                 <w:sz w:val="24"/>
                 <w:szCs w:val="24"/>
               </w:rPr>
-              <w:t xml:space="preserve">Переходы без надписей</w:t>
+              <w:t xml:space="preserve">Псевдосостояния разветвления</w:t>
             </w:r>
           </w:p>
         </w:tc>
@@ -7832,7 +7821,7 @@
                 <w:sz w:val="24"/>
                 <w:szCs w:val="24"/>
               </w:rPr>
-              <w:t xml:space="preserve">начальное псевдосостояние → «Окно входа»; «Вход» → псевдосостояние выбора; «Выдача токенов» → конечное состояние; «Восстановление пароля» → «Отправка письма»; «Регистрация» → «Отправка письма»; «Отправка письма» → конечное состояние. Надписей нет: переход по завершению внутренней деятельности состояния (из начального псевдосостояния — сразу при запуске, из соединения — безусловно), безальтернативный.</w:t>
+              <w:t xml:space="preserve">запускает параллельные состояния «Отображение окна входа» и «Действия пользователя» — окно отображается, пока пользователь работает с ним.</w:t>
             </w:r>
           </w:p>
         </w:tc>
@@ -7872,7 +7861,7 @@
                 <w:sz w:val="24"/>
                 <w:szCs w:val="24"/>
               </w:rPr>
-              <w:t xml:space="preserve">Переходы по событиям</w:t>
+              <w:t xml:space="preserve">Псевдосостояния синхронизации</w:t>
             </w:r>
           </w:p>
         </w:tc>
@@ -7906,75 +7895,7 @@
                 <w:sz w:val="24"/>
                 <w:szCs w:val="24"/>
               </w:rPr>
-              <w:t xml:space="preserve">«Окно входа» → «Вход»: нажата «Войти»</w:t>
-            </w:r>
-          </w:p>
-          <w:p>
-            <w:pPr>
-              <w:spacing w:after="40" w:before="0" w:line="240"/>
-            </w:pPr>
-            <w:r>
-              <w:rPr>
-                <w:rFonts w:ascii="Times New Roman" w:cs="Times New Roman" w:eastAsia="Times New Roman" w:hAnsi="Times New Roman"/>
-                <w:b w:val="false"/>
-                <w:bCs w:val="false"/>
-                <w:i w:val="false"/>
-                <w:iCs w:val="false"/>
-                <w:sz w:val="24"/>
-                <w:szCs w:val="24"/>
-              </w:rPr>
-              <w:t xml:space="preserve">«Окно входа» → «Восстановление пароля»: нажата «Забыли пароль?»</w:t>
-            </w:r>
-          </w:p>
-          <w:p>
-            <w:pPr>
-              <w:spacing w:after="40" w:before="0" w:line="240"/>
-            </w:pPr>
-            <w:r>
-              <w:rPr>
-                <w:rFonts w:ascii="Times New Roman" w:cs="Times New Roman" w:eastAsia="Times New Roman" w:hAnsi="Times New Roman"/>
-                <w:b w:val="false"/>
-                <w:bCs w:val="false"/>
-                <w:i w:val="false"/>
-                <w:iCs w:val="false"/>
-                <w:sz w:val="24"/>
-                <w:szCs w:val="24"/>
-              </w:rPr>
-              <w:t xml:space="preserve">«Окно входа» → «Регистрация»: нажата «Зарегистрироваться»</w:t>
-            </w:r>
-          </w:p>
-          <w:p>
-            <w:pPr>
-              <w:spacing w:after="40" w:before="0" w:line="240"/>
-            </w:pPr>
-            <w:r>
-              <w:rPr>
-                <w:rFonts w:ascii="Times New Roman" w:cs="Times New Roman" w:eastAsia="Times New Roman" w:hAnsi="Times New Roman"/>
-                <w:b w:val="false"/>
-                <w:bCs w:val="false"/>
-                <w:i w:val="false"/>
-                <w:iCs w:val="false"/>
-                <w:sz w:val="24"/>
-                <w:szCs w:val="24"/>
-              </w:rPr>
-              <w:t xml:space="preserve">«Окно входа» → конечное состояние: окно закрыто</w:t>
-            </w:r>
-          </w:p>
-          <w:p>
-            <w:pPr>
-              <w:spacing w:after="40" w:before="0" w:line="240"/>
-            </w:pPr>
-            <w:r>
-              <w:rPr>
-                <w:rFonts w:ascii="Times New Roman" w:cs="Times New Roman" w:eastAsia="Times New Roman" w:hAnsi="Times New Roman"/>
-                <w:b w:val="false"/>
-                <w:bCs w:val="false"/>
-                <w:i w:val="false"/>
-                <w:iCs w:val="false"/>
-                <w:sz w:val="24"/>
-                <w:szCs w:val="24"/>
-              </w:rPr>
-              <w:t xml:space="preserve">Внутренняя деятельность исходного состояния потенциально бесконечна (ожидание действия или внешнего события), выход из него — только по событию; условие ограничивает переход, действие после «/» изменяет внутреннюю переменную или состояние объекта.</w:t>
+              <w:t xml:space="preserve">ожидает завершения параллельных состояний «Отображение окна входа» и «Действия пользователя» и только затем передаёт управление дальше.</w:t>
             </w:r>
           </w:p>
         </w:tc>
@@ -8014,6 +7935,313 @@
                 <w:sz w:val="24"/>
                 <w:szCs w:val="24"/>
               </w:rPr>
+              <w:t xml:space="preserve">Начальное и конечные состояния</w:t>
+            </w:r>
+          </w:p>
+        </w:tc>
+        <w:tc>
+          <w:tcPr>
+            <w:tcW w:type="dxa" w:w="7087"/>
+            <w:tcBorders>
+              <w:top w:val="single" w:color="000000" w:sz="4"/>
+              <w:left w:val="single" w:color="000000" w:sz="4"/>
+              <w:bottom w:val="single" w:color="000000" w:sz="4"/>
+              <w:right w:val="single" w:color="000000" w:sz="4"/>
+            </w:tcBorders>
+            <w:tcMar>
+              <w:top w:type="dxa" w:w="60"/>
+              <w:left w:type="dxa" w:w="100"/>
+              <w:bottom w:type="dxa" w:w="60"/>
+              <w:right w:type="dxa" w:w="100"/>
+            </w:tcMar>
+          </w:tcPr>
+          <w:p>
+            <w:pPr>
+              <w:spacing w:after="40" w:before="0" w:line="240"/>
+            </w:pPr>
+            <w:r>
+              <w:rPr>
+                <w:rFonts w:ascii="Times New Roman" w:cs="Times New Roman" w:eastAsia="Times New Roman" w:hAnsi="Times New Roman"/>
+                <w:b w:val="false"/>
+                <w:bCs w:val="false"/>
+                <w:i w:val="false"/>
+                <w:iCs w:val="false"/>
+                <w:sz w:val="24"/>
+                <w:szCs w:val="24"/>
+              </w:rPr>
+              <w:t xml:space="preserve">Начальное псевдосостояние — запуск автомата.</w:t>
+            </w:r>
+          </w:p>
+          <w:p>
+            <w:pPr>
+              <w:spacing w:after="40" w:before="0" w:line="240"/>
+            </w:pPr>
+            <w:r>
+              <w:rPr>
+                <w:rFonts w:ascii="Times New Roman" w:cs="Times New Roman" w:eastAsia="Times New Roman" w:hAnsi="Times New Roman"/>
+                <w:b w:val="false"/>
+                <w:bCs w:val="false"/>
+                <w:i w:val="false"/>
+                <w:iCs w:val="false"/>
+                <w:sz w:val="24"/>
+                <w:szCs w:val="24"/>
+              </w:rPr>
+              <w:t xml:space="preserve">Конечное состояние — окно входа закрыто, вход не выполнен.</w:t>
+            </w:r>
+          </w:p>
+          <w:p>
+            <w:pPr>
+              <w:spacing w:after="40" w:before="0" w:line="240"/>
+            </w:pPr>
+            <w:r>
+              <w:rPr>
+                <w:rFonts w:ascii="Times New Roman" w:cs="Times New Roman" w:eastAsia="Times New Roman" w:hAnsi="Times New Roman"/>
+                <w:b w:val="false"/>
+                <w:bCs w:val="false"/>
+                <w:i w:val="false"/>
+                <w:iCs w:val="false"/>
+                <w:sz w:val="24"/>
+                <w:szCs w:val="24"/>
+              </w:rPr>
+              <w:t xml:space="preserve">Конечное состояние — вход не выполнен.</w:t>
+            </w:r>
+          </w:p>
+          <w:p>
+            <w:pPr>
+              <w:spacing w:after="40" w:before="0" w:line="240"/>
+            </w:pPr>
+            <w:r>
+              <w:rPr>
+                <w:rFonts w:ascii="Times New Roman" w:cs="Times New Roman" w:eastAsia="Times New Roman" w:hAnsi="Times New Roman"/>
+                <w:b w:val="false"/>
+                <w:bCs w:val="false"/>
+                <w:i w:val="false"/>
+                <w:iCs w:val="false"/>
+                <w:sz w:val="24"/>
+                <w:szCs w:val="24"/>
+              </w:rPr>
+              <w:t xml:space="preserve">Конечное состояние — пользователь вошёл в систему.</w:t>
+            </w:r>
+          </w:p>
+          <w:p>
+            <w:pPr>
+              <w:spacing w:after="40" w:before="0" w:line="240"/>
+            </w:pPr>
+            <w:r>
+              <w:rPr>
+                <w:rFonts w:ascii="Times New Roman" w:cs="Times New Roman" w:eastAsia="Times New Roman" w:hAnsi="Times New Roman"/>
+                <w:b w:val="false"/>
+                <w:bCs w:val="false"/>
+                <w:i w:val="false"/>
+                <w:iCs w:val="false"/>
+                <w:sz w:val="24"/>
+                <w:szCs w:val="24"/>
+              </w:rPr>
+              <w:t xml:space="preserve">Конечное состояние — письмо отправлено.</w:t>
+            </w:r>
+          </w:p>
+        </w:tc>
+      </w:tr>
+      <w:tr>
+        <w:trPr>
+          <w:cantSplit w:val="off"/>
+        </w:trPr>
+        <w:tc>
+          <w:tcPr>
+            <w:tcW w:type="dxa" w:w="2268"/>
+            <w:tcBorders>
+              <w:top w:val="single" w:color="000000" w:sz="4"/>
+              <w:left w:val="single" w:color="000000" w:sz="4"/>
+              <w:bottom w:val="single" w:color="000000" w:sz="4"/>
+              <w:right w:val="single" w:color="000000" w:sz="4"/>
+            </w:tcBorders>
+            <w:shd w:fill="F2F2F2" w:color="auto" w:val="clear"/>
+            <w:tcMar>
+              <w:top w:type="dxa" w:w="60"/>
+              <w:left w:type="dxa" w:w="100"/>
+              <w:bottom w:type="dxa" w:w="60"/>
+              <w:right w:type="dxa" w:w="100"/>
+            </w:tcMar>
+          </w:tcPr>
+          <w:p>
+            <w:pPr>
+              <w:spacing w:after="40" w:before="0" w:line="240"/>
+            </w:pPr>
+            <w:r>
+              <w:rPr>
+                <w:rFonts w:ascii="Times New Roman" w:cs="Times New Roman" w:eastAsia="Times New Roman" w:hAnsi="Times New Roman"/>
+                <w:b/>
+                <w:bCs/>
+                <w:i w:val="false"/>
+                <w:iCs w:val="false"/>
+                <w:sz w:val="24"/>
+                <w:szCs w:val="24"/>
+              </w:rPr>
+              <w:t xml:space="preserve">Переходы без надписей</w:t>
+            </w:r>
+          </w:p>
+        </w:tc>
+        <w:tc>
+          <w:tcPr>
+            <w:tcW w:type="dxa" w:w="7087"/>
+            <w:tcBorders>
+              <w:top w:val="single" w:color="000000" w:sz="4"/>
+              <w:left w:val="single" w:color="000000" w:sz="4"/>
+              <w:bottom w:val="single" w:color="000000" w:sz="4"/>
+              <w:right w:val="single" w:color="000000" w:sz="4"/>
+            </w:tcBorders>
+            <w:tcMar>
+              <w:top w:type="dxa" w:w="60"/>
+              <w:left w:type="dxa" w:w="100"/>
+              <w:bottom w:type="dxa" w:w="60"/>
+              <w:right w:type="dxa" w:w="100"/>
+            </w:tcMar>
+          </w:tcPr>
+          <w:p>
+            <w:pPr>
+              <w:spacing w:after="40" w:before="0" w:line="240"/>
+            </w:pPr>
+            <w:r>
+              <w:rPr>
+                <w:rFonts w:ascii="Times New Roman" w:cs="Times New Roman" w:eastAsia="Times New Roman" w:hAnsi="Times New Roman"/>
+                <w:b w:val="false"/>
+                <w:bCs w:val="false"/>
+                <w:i w:val="false"/>
+                <w:iCs w:val="false"/>
+                <w:sz w:val="24"/>
+                <w:szCs w:val="24"/>
+              </w:rPr>
+              <w:t xml:space="preserve">псевдосостояние разветвления → «Отображение окна входа»; псевдосостояние разветвления → «Действия пользователя»; «Действия пользователя» → псевдосостояние синхронизации; начальное псевдосостояние → псевдосостояние разветвления; псевдосостояние синхронизации → псевдосостояние выбора; «Вход» → псевдосостояние выбора; «Выдача токенов» → конечное состояние; «Восстановление пароля» → «Отправка письма»; «Регистрация» → «Отправка письма»; «Отправка письма» → конечное состояние. Надписей нет: переход по завершению внутренней деятельности состояния (из начального псевдосостояния — сразу при запуске, из соединения — безусловно, из разветвления — безусловно и одновременно в оба параллельных состояния, из синхронизации — после завершения обоих параллельных состояний), безальтернативный.</w:t>
+            </w:r>
+          </w:p>
+        </w:tc>
+      </w:tr>
+      <w:tr>
+        <w:trPr>
+          <w:cantSplit w:val="off"/>
+        </w:trPr>
+        <w:tc>
+          <w:tcPr>
+            <w:tcW w:type="dxa" w:w="2268"/>
+            <w:tcBorders>
+              <w:top w:val="single" w:color="000000" w:sz="4"/>
+              <w:left w:val="single" w:color="000000" w:sz="4"/>
+              <w:bottom w:val="single" w:color="000000" w:sz="4"/>
+              <w:right w:val="single" w:color="000000" w:sz="4"/>
+            </w:tcBorders>
+            <w:shd w:fill="F2F2F2" w:color="auto" w:val="clear"/>
+            <w:tcMar>
+              <w:top w:type="dxa" w:w="60"/>
+              <w:left w:type="dxa" w:w="100"/>
+              <w:bottom w:type="dxa" w:w="60"/>
+              <w:right w:type="dxa" w:w="100"/>
+            </w:tcMar>
+          </w:tcPr>
+          <w:p>
+            <w:pPr>
+              <w:spacing w:after="40" w:before="0" w:line="240"/>
+            </w:pPr>
+            <w:r>
+              <w:rPr>
+                <w:rFonts w:ascii="Times New Roman" w:cs="Times New Roman" w:eastAsia="Times New Roman" w:hAnsi="Times New Roman"/>
+                <w:b/>
+                <w:bCs/>
+                <w:i w:val="false"/>
+                <w:iCs w:val="false"/>
+                <w:sz w:val="24"/>
+                <w:szCs w:val="24"/>
+              </w:rPr>
+              <w:t xml:space="preserve">Переходы по событиям</w:t>
+            </w:r>
+          </w:p>
+        </w:tc>
+        <w:tc>
+          <w:tcPr>
+            <w:tcW w:type="dxa" w:w="7087"/>
+            <w:tcBorders>
+              <w:top w:val="single" w:color="000000" w:sz="4"/>
+              <w:left w:val="single" w:color="000000" w:sz="4"/>
+              <w:bottom w:val="single" w:color="000000" w:sz="4"/>
+              <w:right w:val="single" w:color="000000" w:sz="4"/>
+            </w:tcBorders>
+            <w:tcMar>
+              <w:top w:type="dxa" w:w="60"/>
+              <w:left w:type="dxa" w:w="100"/>
+              <w:bottom w:type="dxa" w:w="60"/>
+              <w:right w:type="dxa" w:w="100"/>
+            </w:tcMar>
+          </w:tcPr>
+          <w:p>
+            <w:pPr>
+              <w:spacing w:after="40" w:before="0" w:line="240"/>
+            </w:pPr>
+            <w:r>
+              <w:rPr>
+                <w:rFonts w:ascii="Times New Roman" w:cs="Times New Roman" w:eastAsia="Times New Roman" w:hAnsi="Times New Roman"/>
+                <w:b w:val="false"/>
+                <w:bCs w:val="false"/>
+                <w:i w:val="false"/>
+                <w:iCs w:val="false"/>
+                <w:sz w:val="24"/>
+                <w:szCs w:val="24"/>
+              </w:rPr>
+              <w:t xml:space="preserve">«Отображение окна входа» → псевдосостояние синхронизации: выбрано действие / Действие := выбранное</w:t>
+            </w:r>
+          </w:p>
+          <w:p>
+            <w:pPr>
+              <w:spacing w:after="40" w:before="0" w:line="240"/>
+            </w:pPr>
+            <w:r>
+              <w:rPr>
+                <w:rFonts w:ascii="Times New Roman" w:cs="Times New Roman" w:eastAsia="Times New Roman" w:hAnsi="Times New Roman"/>
+                <w:b w:val="false"/>
+                <w:bCs w:val="false"/>
+                <w:i w:val="false"/>
+                <w:iCs w:val="false"/>
+                <w:sz w:val="24"/>
+                <w:szCs w:val="24"/>
+              </w:rPr>
+              <w:t xml:space="preserve">Внутренняя деятельность исходного состояния потенциально бесконечна (ожидание действия или внешнего события), выход из него — только по событию; условие ограничивает переход, действие после «/» изменяет внутреннюю переменную или состояние объекта. Отображение окна выполняется параллельно с действиями пользователя ([5], рис. 3.2) и завершается событием «выбрано действие», на переходе запоминается выбранное действие (Действие := выбранное); синхронизация передаёт управление дальше после завершения действий пользователя.</w:t>
+            </w:r>
+          </w:p>
+        </w:tc>
+      </w:tr>
+      <w:tr>
+        <w:trPr>
+          <w:cantSplit w:val="off"/>
+        </w:trPr>
+        <w:tc>
+          <w:tcPr>
+            <w:tcW w:type="dxa" w:w="2268"/>
+            <w:tcBorders>
+              <w:top w:val="single" w:color="000000" w:sz="4"/>
+              <w:left w:val="single" w:color="000000" w:sz="4"/>
+              <w:bottom w:val="single" w:color="000000" w:sz="4"/>
+              <w:right w:val="single" w:color="000000" w:sz="4"/>
+            </w:tcBorders>
+            <w:shd w:fill="F2F2F2" w:color="auto" w:val="clear"/>
+            <w:tcMar>
+              <w:top w:type="dxa" w:w="60"/>
+              <w:left w:type="dxa" w:w="100"/>
+              <w:bottom w:type="dxa" w:w="60"/>
+              <w:right w:type="dxa" w:w="100"/>
+            </w:tcMar>
+          </w:tcPr>
+          <w:p>
+            <w:pPr>
+              <w:spacing w:after="40" w:before="0" w:line="240"/>
+            </w:pPr>
+            <w:r>
+              <w:rPr>
+                <w:rFonts w:ascii="Times New Roman" w:cs="Times New Roman" w:eastAsia="Times New Roman" w:hAnsi="Times New Roman"/>
+                <w:b/>
+                <w:bCs/>
+                <w:i w:val="false"/>
+                <w:iCs w:val="false"/>
+                <w:sz w:val="24"/>
+                <w:szCs w:val="24"/>
+              </w:rPr>
               <w:t xml:space="preserve">Переходы с условиями и действиями</w:t>
             </w:r>
           </w:p>
@@ -8034,6 +8262,40 @@
               <w:right w:type="dxa" w:w="100"/>
             </w:tcMar>
           </w:tcPr>
+          <w:p>
+            <w:pPr>
+              <w:spacing w:after="40" w:before="0" w:line="240"/>
+            </w:pPr>
+            <w:r>
+              <w:rPr>
+                <w:rFonts w:ascii="Times New Roman" w:cs="Times New Roman" w:eastAsia="Times New Roman" w:hAnsi="Times New Roman"/>
+                <w:b w:val="false"/>
+                <w:bCs w:val="false"/>
+                <w:i w:val="false"/>
+                <w:iCs w:val="false"/>
+                <w:sz w:val="24"/>
+                <w:szCs w:val="24"/>
+              </w:rPr>
+              <w:t xml:space="preserve">Из псевдосостояния выбора: [Действие = «Закрыть»] → конечное состояние, [else] → псевдосостояние выбора.</w:t>
+            </w:r>
+          </w:p>
+          <w:p>
+            <w:pPr>
+              <w:spacing w:after="40" w:before="0" w:line="240"/>
+            </w:pPr>
+            <w:r>
+              <w:rPr>
+                <w:rFonts w:ascii="Times New Roman" w:cs="Times New Roman" w:eastAsia="Times New Roman" w:hAnsi="Times New Roman"/>
+                <w:b w:val="false"/>
+                <w:bCs w:val="false"/>
+                <w:i w:val="false"/>
+                <w:iCs w:val="false"/>
+                <w:sz w:val="24"/>
+                <w:szCs w:val="24"/>
+              </w:rPr>
+              <w:t xml:space="preserve">Из псевдосостояния выбора: [Действие = «Войти»] → «Вход», [Действие = «Забыли пароль?»] → «Восстановление пароля», [else] → «Регистрация».</w:t>
+            </w:r>
+          </w:p>
           <w:p>
             <w:pPr>
               <w:spacing w:after="40" w:before="0" w:line="240"/>
@@ -8180,7 +8442,7 @@
                 <w:sz w:val="24"/>
                 <w:szCs w:val="24"/>
               </w:rPr>
-              <w:t xml:space="preserve">D_SM_Material_Generation. Алгоритм реализации прецедента «Генерация материала» в форме автомата: окно генератора, проверка прав тарифа, выдача из кэша или обработка задачи (ссылочное состояние на автомат «Обработка задачи генерации»), сохранение материала. Внутренние переменные (атрибуты вспомогательного объекта потока управления): Статус (строка) — статус задачи генерации: «новая», «в очереди», «шум», «генерация», «апскейл», «pbr», «готово», «ошибка», «отменена». Количественная характеристика диаграммы: простых состояний — 4; ссылочных состояний — 1; псевдосостояний выбора — 3; соединения — 3; начальных — 1; конечных — 2; переходов — 16.</w:t>
+              <w:t xml:space="preserve">D_SM_Material_Generation. Алгоритм реализации прецедента «Генерация материала» в форме автомата: окно генератора, проверка прав тарифа, выдача из кэша или обработка задачи (ссылочное состояние на автомат «Обработка задачи генерации»), сохранение материала. Внутренние переменные (атрибуты вспомогательного объекта потока управления): Статус (строка) — статус задачи генерации: «новая», «в очереди», «шум», «генерация», «апскейл», «pbr», «готово», «ошибка», «отменена»; Действие (строка) — действие, выбранное в окне: нажатая кнопка, ссылка или закрытие окна. Количественная характеристика диаграммы: простых состояний — 5; ссылочных состояний — 1; псевдосостояний выбора — 4; соединения — 3; разветвления — 1; синхронизации — 1; начальных — 1; конечных — 2; переходов — 21.</w:t>
             </w:r>
           </w:p>
         </w:tc>
@@ -8220,7 +8482,7 @@
                 <w:sz w:val="24"/>
                 <w:szCs w:val="24"/>
               </w:rPr>
-              <w:t xml:space="preserve">«Окно генератора»</w:t>
+              <w:t xml:space="preserve">«Отображение окна генератора»</w:t>
             </w:r>
           </w:p>
         </w:tc>
@@ -8288,24 +8550,24 @@
                 <w:sz w:val="24"/>
                 <w:szCs w:val="24"/>
               </w:rPr>
-              <w:t xml:space="preserve">do/Показ окна и ожидание действий</w:t>
-            </w:r>
-          </w:p>
-          <w:p>
-            <w:pPr>
-              <w:spacing w:after="40" w:before="0" w:line="240"/>
-            </w:pPr>
-            <w:r>
-              <w:rPr>
-                <w:rFonts w:ascii="Times New Roman" w:cs="Times New Roman" w:eastAsia="Times New Roman" w:hAnsi="Times New Roman"/>
-                <w:b w:val="false"/>
-                <w:bCs w:val="false"/>
-                <w:i w:val="false"/>
-                <w:iCs w:val="false"/>
-                <w:sz w:val="24"/>
-                <w:szCs w:val="24"/>
-              </w:rPr>
-              <w:t xml:space="preserve">Пользователь задаёт форму материала (превью шума) и описание (подсказки и референс на премиум-тарифе — деятельность ЛР2 «Формирование промпта»); выход только по событиям. Деятельности состояния семантически просты, отдельная диаграмма не приводится.</w:t>
+              <w:t xml:space="preserve">do/Показ окна и реакция на действия</w:t>
+            </w:r>
+          </w:p>
+          <w:p>
+            <w:pPr>
+              <w:spacing w:after="40" w:before="0" w:line="240"/>
+            </w:pPr>
+            <w:r>
+              <w:rPr>
+                <w:rFonts w:ascii="Times New Roman" w:cs="Times New Roman" w:eastAsia="Times New Roman" w:hAnsi="Times New Roman"/>
+                <w:b w:val="false"/>
+                <w:bCs w:val="false"/>
+                <w:i w:val="false"/>
+                <w:iCs w:val="false"/>
+                <w:sz w:val="24"/>
+                <w:szCs w:val="24"/>
+              </w:rPr>
+              <w:t xml:space="preserve">Окно отображается системой параллельно с действиями пользователя; внутренняя деятельность потенциально бесконечна, выход только по событию. Окно с пресетами, превью шума плиткой 3×3, полем описания и кнопкой «Сгенерировать»; превью обновляется при изменении формы. Деятельности состояния семантически просты, отдельная диаграмма не приводится.</w:t>
             </w:r>
           </w:p>
         </w:tc>
@@ -8345,7 +8607,7 @@
                 <w:sz w:val="24"/>
                 <w:szCs w:val="24"/>
               </w:rPr>
-              <w:t xml:space="preserve">«Проверка прав тарифа»</w:t>
+              <w:t xml:space="preserve">«Действия пользователя»</w:t>
             </w:r>
           </w:p>
         </w:tc>
@@ -8396,24 +8658,58 @@
                 <w:sz w:val="24"/>
                 <w:szCs w:val="24"/>
               </w:rPr>
-              <w:t xml:space="preserve">do/Проверка квоты и параметров</w:t>
-            </w:r>
-          </w:p>
-          <w:p>
-            <w:pPr>
-              <w:spacing w:after="40" w:before="0" w:line="240"/>
-            </w:pPr>
-            <w:r>
-              <w:rPr>
-                <w:rFonts w:ascii="Times New Roman" w:cs="Times New Roman" w:eastAsia="Times New Roman" w:hAnsi="Times New Roman"/>
-                <w:b w:val="false"/>
-                <w:bCs w:val="false"/>
-                <w:i w:val="false"/>
-                <w:iCs w:val="false"/>
-                <w:sz w:val="24"/>
-                <w:szCs w:val="24"/>
-              </w:rPr>
-              <w:t xml:space="preserve">Внутренняя деятельность — деятельность ЛР2 «Проверка прав тарифа».</w:t>
+              <w:t xml:space="preserve">do/Задание формы материала</w:t>
+            </w:r>
+          </w:p>
+          <w:p>
+            <w:pPr>
+              <w:spacing w:after="40" w:before="0" w:line="240"/>
+            </w:pPr>
+            <w:r>
+              <w:rPr>
+                <w:rFonts w:ascii="Times New Roman" w:cs="Times New Roman" w:eastAsia="Times New Roman" w:hAnsi="Times New Roman"/>
+                <w:b w:val="false"/>
+                <w:bCs w:val="false"/>
+                <w:i w:val="false"/>
+                <w:iCs w:val="false"/>
+                <w:sz w:val="24"/>
+                <w:szCs w:val="24"/>
+              </w:rPr>
+              <w:t xml:space="preserve">do/Формирование промпта</w:t>
+            </w:r>
+          </w:p>
+          <w:p>
+            <w:pPr>
+              <w:spacing w:after="40" w:before="0" w:line="240"/>
+            </w:pPr>
+            <w:r>
+              <w:rPr>
+                <w:rFonts w:ascii="Times New Roman" w:cs="Times New Roman" w:eastAsia="Times New Roman" w:hAnsi="Times New Roman"/>
+                <w:b w:val="false"/>
+                <w:bCs w:val="false"/>
+                <w:i w:val="false"/>
+                <w:iCs w:val="false"/>
+                <w:sz w:val="24"/>
+                <w:szCs w:val="24"/>
+              </w:rPr>
+              <w:t xml:space="preserve">exit/Нажатие кнопки или закрытие окна</w:t>
+            </w:r>
+          </w:p>
+          <w:p>
+            <w:pPr>
+              <w:spacing w:after="40" w:before="0" w:line="240"/>
+            </w:pPr>
+            <w:r>
+              <w:rPr>
+                <w:rFonts w:ascii="Times New Roman" w:cs="Times New Roman" w:eastAsia="Times New Roman" w:hAnsi="Times New Roman"/>
+                <w:b w:val="false"/>
+                <w:bCs w:val="false"/>
+                <w:i w:val="false"/>
+                <w:iCs w:val="false"/>
+                <w:sz w:val="24"/>
+                <w:szCs w:val="24"/>
+              </w:rPr>
+              <w:t xml:space="preserve">Действия в окне, выполняемые параллельно с его отображением; внутренние деятельности do выполняются в любом порядке, состояние завершается действием exit. Пользователь в любом порядке задаёт форму материала (деятельность ЛР2 «Задание формы материала») и описание с подсказками и референсом на премиум-тарифе (деятельность ЛР2 «Формирование промпта»), затем нажимает «Сгенерировать» или закрывает окно. Деятельности состояния семантически просты, отдельная диаграмма не приводится.</w:t>
             </w:r>
           </w:p>
         </w:tc>
@@ -8453,7 +8749,7 @@
                 <w:sz w:val="24"/>
                 <w:szCs w:val="24"/>
               </w:rPr>
-              <w:t xml:space="preserve">«Выдача из кэша»</w:t>
+              <w:t xml:space="preserve">«Проверка прав тарифа»</w:t>
             </w:r>
           </w:p>
         </w:tc>
@@ -8504,24 +8800,24 @@
                 <w:sz w:val="24"/>
                 <w:szCs w:val="24"/>
               </w:rPr>
-              <w:t xml:space="preserve">do/Выдача готового материала из кэша</w:t>
-            </w:r>
-          </w:p>
-          <w:p>
-            <w:pPr>
-              <w:spacing w:after="40" w:before="0" w:line="240"/>
-            </w:pPr>
-            <w:r>
-              <w:rPr>
-                <w:rFonts w:ascii="Times New Roman" w:cs="Times New Roman" w:eastAsia="Times New Roman" w:hAnsi="Times New Roman"/>
-                <w:b w:val="false"/>
-                <w:bCs w:val="false"/>
-                <w:i w:val="false"/>
-                <w:iCs w:val="false"/>
-                <w:sz w:val="24"/>
-                <w:szCs w:val="24"/>
-              </w:rPr>
-              <w:t xml:space="preserve">Внутренняя деятельность — деятельность ЛР2 «Выдача готового материала из кэша».</w:t>
+              <w:t xml:space="preserve">do/Проверка квоты и параметров</w:t>
+            </w:r>
+          </w:p>
+          <w:p>
+            <w:pPr>
+              <w:spacing w:after="40" w:before="0" w:line="240"/>
+            </w:pPr>
+            <w:r>
+              <w:rPr>
+                <w:rFonts w:ascii="Times New Roman" w:cs="Times New Roman" w:eastAsia="Times New Roman" w:hAnsi="Times New Roman"/>
+                <w:b w:val="false"/>
+                <w:bCs w:val="false"/>
+                <w:i w:val="false"/>
+                <w:iCs w:val="false"/>
+                <w:sz w:val="24"/>
+                <w:szCs w:val="24"/>
+              </w:rPr>
+              <w:t xml:space="preserve">Внутренняя деятельность — деятельность ЛР2 «Проверка прав тарифа».</w:t>
             </w:r>
           </w:p>
         </w:tc>
@@ -8561,7 +8857,7 @@
                 <w:sz w:val="24"/>
                 <w:szCs w:val="24"/>
               </w:rPr>
-              <w:t xml:space="preserve">«обработка: Обработка задачи генерации»</w:t>
+              <w:t xml:space="preserve">«Выдача из кэша»</w:t>
             </w:r>
           </w:p>
         </w:tc>
@@ -8595,24 +8891,41 @@
                 <w:sz w:val="24"/>
                 <w:szCs w:val="24"/>
               </w:rPr>
-              <w:t xml:space="preserve">Ссылочное состояние.</w:t>
-            </w:r>
-          </w:p>
-          <w:p>
-            <w:pPr>
-              <w:spacing w:after="40" w:before="0" w:line="240"/>
-            </w:pPr>
-            <w:r>
-              <w:rPr>
-                <w:rFonts w:ascii="Times New Roman" w:cs="Times New Roman" w:eastAsia="Times New Roman" w:hAnsi="Times New Roman"/>
-                <w:b w:val="false"/>
-                <w:bCs w:val="false"/>
-                <w:i w:val="false"/>
-                <w:iCs w:val="false"/>
-                <w:sz w:val="24"/>
-                <w:szCs w:val="24"/>
-              </w:rPr>
-              <w:t xml:space="preserve">Выполнение автомата «Обработка задачи генерации»; его алгоритм приведён на отдельной диаграмме.</w:t>
+              <w:t xml:space="preserve">Простое состояние.</w:t>
+            </w:r>
+          </w:p>
+          <w:p>
+            <w:pPr>
+              <w:spacing w:after="40" w:before="0" w:line="240"/>
+            </w:pPr>
+            <w:r>
+              <w:rPr>
+                <w:rFonts w:ascii="Times New Roman" w:cs="Times New Roman" w:eastAsia="Times New Roman" w:hAnsi="Times New Roman"/>
+                <w:b w:val="false"/>
+                <w:bCs w:val="false"/>
+                <w:i w:val="false"/>
+                <w:iCs w:val="false"/>
+                <w:sz w:val="24"/>
+                <w:szCs w:val="24"/>
+              </w:rPr>
+              <w:t xml:space="preserve">do/Выдача готового материала из кэша</w:t>
+            </w:r>
+          </w:p>
+          <w:p>
+            <w:pPr>
+              <w:spacing w:after="40" w:before="0" w:line="240"/>
+            </w:pPr>
+            <w:r>
+              <w:rPr>
+                <w:rFonts w:ascii="Times New Roman" w:cs="Times New Roman" w:eastAsia="Times New Roman" w:hAnsi="Times New Roman"/>
+                <w:b w:val="false"/>
+                <w:bCs w:val="false"/>
+                <w:i w:val="false"/>
+                <w:iCs w:val="false"/>
+                <w:sz w:val="24"/>
+                <w:szCs w:val="24"/>
+              </w:rPr>
+              <w:t xml:space="preserve">Внутренняя деятельность — деятельность ЛР2 «Выдача готового материала из кэша».</w:t>
             </w:r>
           </w:p>
         </w:tc>
@@ -8652,7 +8965,7 @@
                 <w:sz w:val="24"/>
                 <w:szCs w:val="24"/>
               </w:rPr>
-              <w:t xml:space="preserve">«Сохранение материала»</w:t>
+              <w:t xml:space="preserve">«обработка: Обработка задачи генерации»</w:t>
             </w:r>
           </w:p>
         </w:tc>
@@ -8686,58 +8999,24 @@
                 <w:sz w:val="24"/>
                 <w:szCs w:val="24"/>
               </w:rPr>
-              <w:t xml:space="preserve">Простое состояние.</w:t>
-            </w:r>
-          </w:p>
-          <w:p>
-            <w:pPr>
-              <w:spacing w:after="40" w:before="0" w:line="240"/>
-            </w:pPr>
-            <w:r>
-              <w:rPr>
-                <w:rFonts w:ascii="Times New Roman" w:cs="Times New Roman" w:eastAsia="Times New Roman" w:hAnsi="Times New Roman"/>
-                <w:b w:val="false"/>
-                <w:bCs w:val="false"/>
-                <w:i w:val="false"/>
-                <w:iCs w:val="false"/>
-                <w:sz w:val="24"/>
-                <w:szCs w:val="24"/>
-              </w:rPr>
-              <w:t xml:space="preserve">do/Сохранение в истории по тарифу</w:t>
-            </w:r>
-          </w:p>
-          <w:p>
-            <w:pPr>
-              <w:spacing w:after="40" w:before="0" w:line="240"/>
-            </w:pPr>
-            <w:r>
-              <w:rPr>
-                <w:rFonts w:ascii="Times New Roman" w:cs="Times New Roman" w:eastAsia="Times New Roman" w:hAnsi="Times New Roman"/>
-                <w:b w:val="false"/>
-                <w:bCs w:val="false"/>
-                <w:i w:val="false"/>
-                <w:iCs w:val="false"/>
-                <w:sz w:val="24"/>
-                <w:szCs w:val="24"/>
-              </w:rPr>
-              <w:t xml:space="preserve">exit/Открытие 3D-просмотра</w:t>
-            </w:r>
-          </w:p>
-          <w:p>
-            <w:pPr>
-              <w:spacing w:after="40" w:before="0" w:line="240"/>
-            </w:pPr>
-            <w:r>
-              <w:rPr>
-                <w:rFonts w:ascii="Times New Roman" w:cs="Times New Roman" w:eastAsia="Times New Roman" w:hAnsi="Times New Roman"/>
-                <w:b w:val="false"/>
-                <w:bCs w:val="false"/>
-                <w:i w:val="false"/>
-                <w:iCs w:val="false"/>
-                <w:sz w:val="24"/>
-                <w:szCs w:val="24"/>
-              </w:rPr>
-              <w:t xml:space="preserve">Материал сохраняется в истории со сроком хранения по тарифу; при выходе открывается 3D-просмотр. Деятельности состояния семантически просты, отдельная диаграмма не приводится.</w:t>
+              <w:t xml:space="preserve">Ссылочное состояние.</w:t>
+            </w:r>
+          </w:p>
+          <w:p>
+            <w:pPr>
+              <w:spacing w:after="40" w:before="0" w:line="240"/>
+            </w:pPr>
+            <w:r>
+              <w:rPr>
+                <w:rFonts w:ascii="Times New Roman" w:cs="Times New Roman" w:eastAsia="Times New Roman" w:hAnsi="Times New Roman"/>
+                <w:b w:val="false"/>
+                <w:bCs w:val="false"/>
+                <w:i w:val="false"/>
+                <w:iCs w:val="false"/>
+                <w:sz w:val="24"/>
+                <w:szCs w:val="24"/>
+              </w:rPr>
+              <w:t xml:space="preserve">Выполнение автомата «Обработка задачи генерации»; его алгоритм приведён на отдельной диаграмме.</w:t>
             </w:r>
           </w:p>
         </w:tc>
@@ -8777,7 +9056,7 @@
                 <w:sz w:val="24"/>
                 <w:szCs w:val="24"/>
               </w:rPr>
-              <w:t xml:space="preserve">Псевдосостояния выбора</w:t>
+              <w:t xml:space="preserve">«Сохранение материала»</w:t>
             </w:r>
           </w:p>
         </w:tc>
@@ -8811,41 +9090,58 @@
                 <w:sz w:val="24"/>
                 <w:szCs w:val="24"/>
               </w:rPr>
-              <w:t xml:space="preserve">подтверждены ли права тарифа.</w:t>
-            </w:r>
-          </w:p>
-          <w:p>
-            <w:pPr>
-              <w:spacing w:after="40" w:before="0" w:line="240"/>
-            </w:pPr>
-            <w:r>
-              <w:rPr>
-                <w:rFonts w:ascii="Times New Roman" w:cs="Times New Roman" w:eastAsia="Times New Roman" w:hAnsi="Times New Roman"/>
-                <w:b w:val="false"/>
-                <w:bCs w:val="false"/>
-                <w:i w:val="false"/>
-                <w:iCs w:val="false"/>
-                <w:sz w:val="24"/>
-                <w:szCs w:val="24"/>
-              </w:rPr>
-              <w:t xml:space="preserve">найден ли готовый материал в кэше.</w:t>
-            </w:r>
-          </w:p>
-          <w:p>
-            <w:pPr>
-              <w:spacing w:after="40" w:before="0" w:line="240"/>
-            </w:pPr>
-            <w:r>
-              <w:rPr>
-                <w:rFonts w:ascii="Times New Roman" w:cs="Times New Roman" w:eastAsia="Times New Roman" w:hAnsi="Times New Roman"/>
-                <w:b w:val="false"/>
-                <w:bCs w:val="false"/>
-                <w:i w:val="false"/>
-                <w:iCs w:val="false"/>
-                <w:sz w:val="24"/>
-                <w:szCs w:val="24"/>
-              </w:rPr>
-              <w:t xml:space="preserve">успешно ли завершилась обработка задачи.</w:t>
+              <w:t xml:space="preserve">Простое состояние.</w:t>
+            </w:r>
+          </w:p>
+          <w:p>
+            <w:pPr>
+              <w:spacing w:after="40" w:before="0" w:line="240"/>
+            </w:pPr>
+            <w:r>
+              <w:rPr>
+                <w:rFonts w:ascii="Times New Roman" w:cs="Times New Roman" w:eastAsia="Times New Roman" w:hAnsi="Times New Roman"/>
+                <w:b w:val="false"/>
+                <w:bCs w:val="false"/>
+                <w:i w:val="false"/>
+                <w:iCs w:val="false"/>
+                <w:sz w:val="24"/>
+                <w:szCs w:val="24"/>
+              </w:rPr>
+              <w:t xml:space="preserve">do/Сохранение в истории по тарифу</w:t>
+            </w:r>
+          </w:p>
+          <w:p>
+            <w:pPr>
+              <w:spacing w:after="40" w:before="0" w:line="240"/>
+            </w:pPr>
+            <w:r>
+              <w:rPr>
+                <w:rFonts w:ascii="Times New Roman" w:cs="Times New Roman" w:eastAsia="Times New Roman" w:hAnsi="Times New Roman"/>
+                <w:b w:val="false"/>
+                <w:bCs w:val="false"/>
+                <w:i w:val="false"/>
+                <w:iCs w:val="false"/>
+                <w:sz w:val="24"/>
+                <w:szCs w:val="24"/>
+              </w:rPr>
+              <w:t xml:space="preserve">exit/Открытие 3D-просмотра</w:t>
+            </w:r>
+          </w:p>
+          <w:p>
+            <w:pPr>
+              <w:spacing w:after="40" w:before="0" w:line="240"/>
+            </w:pPr>
+            <w:r>
+              <w:rPr>
+                <w:rFonts w:ascii="Times New Roman" w:cs="Times New Roman" w:eastAsia="Times New Roman" w:hAnsi="Times New Roman"/>
+                <w:b w:val="false"/>
+                <w:bCs w:val="false"/>
+                <w:i w:val="false"/>
+                <w:iCs w:val="false"/>
+                <w:sz w:val="24"/>
+                <w:szCs w:val="24"/>
+              </w:rPr>
+              <w:t xml:space="preserve">Материал сохраняется в истории со сроком хранения по тарифу; при выходе открывается 3D-просмотр. Деятельности состояния семантически просты, отдельная диаграмма не приводится.</w:t>
             </w:r>
           </w:p>
         </w:tc>
@@ -8885,7 +9181,7 @@
                 <w:sz w:val="24"/>
                 <w:szCs w:val="24"/>
               </w:rPr>
-              <w:t xml:space="preserve">Псевдосостояния соединения</w:t>
+              <w:t xml:space="preserve">Псевдосостояния выбора</w:t>
             </w:r>
           </w:p>
         </w:tc>
@@ -8919,41 +9215,58 @@
                 <w:sz w:val="24"/>
                 <w:szCs w:val="24"/>
               </w:rPr>
-              <w:t xml:space="preserve">объединяет запуск и возвраты к окну генератора.</w:t>
-            </w:r>
-          </w:p>
-          <w:p>
-            <w:pPr>
-              <w:spacing w:after="40" w:before="0" w:line="240"/>
-            </w:pPr>
-            <w:r>
-              <w:rPr>
-                <w:rFonts w:ascii="Times New Roman" w:cs="Times New Roman" w:eastAsia="Times New Roman" w:hAnsi="Times New Roman"/>
-                <w:b w:val="false"/>
-                <w:bCs w:val="false"/>
-                <w:i w:val="false"/>
-                <w:iCs w:val="false"/>
-                <w:sz w:val="24"/>
-                <w:szCs w:val="24"/>
-              </w:rPr>
-              <w:t xml:space="preserve">объединяет отказ по тарифу и неуспешную обработку.</w:t>
-            </w:r>
-          </w:p>
-          <w:p>
-            <w:pPr>
-              <w:spacing w:after="40" w:before="0" w:line="240"/>
-            </w:pPr>
-            <w:r>
-              <w:rPr>
-                <w:rFonts w:ascii="Times New Roman" w:cs="Times New Roman" w:eastAsia="Times New Roman" w:hAnsi="Times New Roman"/>
-                <w:b w:val="false"/>
-                <w:bCs w:val="false"/>
-                <w:i w:val="false"/>
-                <w:iCs w:val="false"/>
-                <w:sz w:val="24"/>
-                <w:szCs w:val="24"/>
-              </w:rPr>
-              <w:t xml:space="preserve">объединяет выдачу из кэша и успешную обработку.</w:t>
+              <w:t xml:space="preserve">нажата ли кнопка «Сгенерировать».</w:t>
+            </w:r>
+          </w:p>
+          <w:p>
+            <w:pPr>
+              <w:spacing w:after="40" w:before="0" w:line="240"/>
+            </w:pPr>
+            <w:r>
+              <w:rPr>
+                <w:rFonts w:ascii="Times New Roman" w:cs="Times New Roman" w:eastAsia="Times New Roman" w:hAnsi="Times New Roman"/>
+                <w:b w:val="false"/>
+                <w:bCs w:val="false"/>
+                <w:i w:val="false"/>
+                <w:iCs w:val="false"/>
+                <w:sz w:val="24"/>
+                <w:szCs w:val="24"/>
+              </w:rPr>
+              <w:t xml:space="preserve">подтверждены ли права тарифа.</w:t>
+            </w:r>
+          </w:p>
+          <w:p>
+            <w:pPr>
+              <w:spacing w:after="40" w:before="0" w:line="240"/>
+            </w:pPr>
+            <w:r>
+              <w:rPr>
+                <w:rFonts w:ascii="Times New Roman" w:cs="Times New Roman" w:eastAsia="Times New Roman" w:hAnsi="Times New Roman"/>
+                <w:b w:val="false"/>
+                <w:bCs w:val="false"/>
+                <w:i w:val="false"/>
+                <w:iCs w:val="false"/>
+                <w:sz w:val="24"/>
+                <w:szCs w:val="24"/>
+              </w:rPr>
+              <w:t xml:space="preserve">найден ли готовый материал в кэше.</w:t>
+            </w:r>
+          </w:p>
+          <w:p>
+            <w:pPr>
+              <w:spacing w:after="40" w:before="0" w:line="240"/>
+            </w:pPr>
+            <w:r>
+              <w:rPr>
+                <w:rFonts w:ascii="Times New Roman" w:cs="Times New Roman" w:eastAsia="Times New Roman" w:hAnsi="Times New Roman"/>
+                <w:b w:val="false"/>
+                <w:bCs w:val="false"/>
+                <w:i w:val="false"/>
+                <w:iCs w:val="false"/>
+                <w:sz w:val="24"/>
+                <w:szCs w:val="24"/>
+              </w:rPr>
+              <w:t xml:space="preserve">успешно ли завершилась обработка задачи.</w:t>
             </w:r>
           </w:p>
         </w:tc>
@@ -8993,7 +9306,7 @@
                 <w:sz w:val="24"/>
                 <w:szCs w:val="24"/>
               </w:rPr>
-              <w:t xml:space="preserve">Начальное и конечные состояния</w:t>
+              <w:t xml:space="preserve">Псевдосостояния соединения</w:t>
             </w:r>
           </w:p>
         </w:tc>
@@ -9027,41 +9340,41 @@
                 <w:sz w:val="24"/>
                 <w:szCs w:val="24"/>
               </w:rPr>
-              <w:t xml:space="preserve">Начальное псевдосостояние — запуск автомата.</w:t>
-            </w:r>
-          </w:p>
-          <w:p>
-            <w:pPr>
-              <w:spacing w:after="40" w:before="0" w:line="240"/>
-            </w:pPr>
-            <w:r>
-              <w:rPr>
-                <w:rFonts w:ascii="Times New Roman" w:cs="Times New Roman" w:eastAsia="Times New Roman" w:hAnsi="Times New Roman"/>
-                <w:b w:val="false"/>
-                <w:bCs w:val="false"/>
-                <w:i w:val="false"/>
-                <w:iCs w:val="false"/>
-                <w:sz w:val="24"/>
-                <w:szCs w:val="24"/>
-              </w:rPr>
-              <w:t xml:space="preserve">Конечное состояние — окно генератора закрыто.</w:t>
-            </w:r>
-          </w:p>
-          <w:p>
-            <w:pPr>
-              <w:spacing w:after="40" w:before="0" w:line="240"/>
-            </w:pPr>
-            <w:r>
-              <w:rPr>
-                <w:rFonts w:ascii="Times New Roman" w:cs="Times New Roman" w:eastAsia="Times New Roman" w:hAnsi="Times New Roman"/>
-                <w:b w:val="false"/>
-                <w:bCs w:val="false"/>
-                <w:i w:val="false"/>
-                <w:iCs w:val="false"/>
-                <w:sz w:val="24"/>
-                <w:szCs w:val="24"/>
-              </w:rPr>
-              <w:t xml:space="preserve">Конечное состояние — материал создан.</w:t>
+              <w:t xml:space="preserve">объединяет запуск и возвраты к окну генератора.</w:t>
+            </w:r>
+          </w:p>
+          <w:p>
+            <w:pPr>
+              <w:spacing w:after="40" w:before="0" w:line="240"/>
+            </w:pPr>
+            <w:r>
+              <w:rPr>
+                <w:rFonts w:ascii="Times New Roman" w:cs="Times New Roman" w:eastAsia="Times New Roman" w:hAnsi="Times New Roman"/>
+                <w:b w:val="false"/>
+                <w:bCs w:val="false"/>
+                <w:i w:val="false"/>
+                <w:iCs w:val="false"/>
+                <w:sz w:val="24"/>
+                <w:szCs w:val="24"/>
+              </w:rPr>
+              <w:t xml:space="preserve">объединяет отказ по тарифу и неуспешную обработку.</w:t>
+            </w:r>
+          </w:p>
+          <w:p>
+            <w:pPr>
+              <w:spacing w:after="40" w:before="0" w:line="240"/>
+            </w:pPr>
+            <w:r>
+              <w:rPr>
+                <w:rFonts w:ascii="Times New Roman" w:cs="Times New Roman" w:eastAsia="Times New Roman" w:hAnsi="Times New Roman"/>
+                <w:b w:val="false"/>
+                <w:bCs w:val="false"/>
+                <w:i w:val="false"/>
+                <w:iCs w:val="false"/>
+                <w:sz w:val="24"/>
+                <w:szCs w:val="24"/>
+              </w:rPr>
+              <w:t xml:space="preserve">объединяет выдачу из кэша и успешную обработку.</w:t>
             </w:r>
           </w:p>
         </w:tc>
@@ -9101,7 +9414,7 @@
                 <w:sz w:val="24"/>
                 <w:szCs w:val="24"/>
               </w:rPr>
-              <w:t xml:space="preserve">Переходы без надписей</w:t>
+              <w:t xml:space="preserve">Псевдосостояния разветвления</w:t>
             </w:r>
           </w:p>
         </w:tc>
@@ -9135,7 +9448,7 @@
                 <w:sz w:val="24"/>
                 <w:szCs w:val="24"/>
               </w:rPr>
-              <w:t xml:space="preserve">начальное псевдосостояние → псевдосостояние соединения; псевдосостояние соединения → «Окно генератора»; «Проверка прав тарифа» → псевдосостояние выбора; «обработка: Обработка задачи генерации» → псевдосостояние выбора; «Выдача из кэша» → псевдосостояние соединения; псевдосостояние соединения → «Сохранение материала»; «Сохранение материала» → конечное состояние; псевдосостояние соединения → псевдосостояние соединения. Надписей нет: переход по завершению внутренней деятельности состояния (из начального псевдосостояния — сразу при запуске, из соединения — безусловно), безальтернативный.</w:t>
+              <w:t xml:space="preserve">запускает параллельные состояния «Отображение окна генератора» и «Действия пользователя» — окно отображается, пока пользователь работает с ним.</w:t>
             </w:r>
           </w:p>
         </w:tc>
@@ -9175,7 +9488,7 @@
                 <w:sz w:val="24"/>
                 <w:szCs w:val="24"/>
               </w:rPr>
-              <w:t xml:space="preserve">Переходы по событиям</w:t>
+              <w:t xml:space="preserve">Псевдосостояния синхронизации</w:t>
             </w:r>
           </w:p>
         </w:tc>
@@ -9209,41 +9522,7 @@
                 <w:sz w:val="24"/>
                 <w:szCs w:val="24"/>
               </w:rPr>
-              <w:t xml:space="preserve">«Окно генератора» → «Проверка прав тарифа»: нажата «Сгенерировать»</w:t>
-            </w:r>
-          </w:p>
-          <w:p>
-            <w:pPr>
-              <w:spacing w:after="40" w:before="0" w:line="240"/>
-            </w:pPr>
-            <w:r>
-              <w:rPr>
-                <w:rFonts w:ascii="Times New Roman" w:cs="Times New Roman" w:eastAsia="Times New Roman" w:hAnsi="Times New Roman"/>
-                <w:b w:val="false"/>
-                <w:bCs w:val="false"/>
-                <w:i w:val="false"/>
-                <w:iCs w:val="false"/>
-                <w:sz w:val="24"/>
-                <w:szCs w:val="24"/>
-              </w:rPr>
-              <w:t xml:space="preserve">«Окно генератора» → конечное состояние: окно закрыто</w:t>
-            </w:r>
-          </w:p>
-          <w:p>
-            <w:pPr>
-              <w:spacing w:after="40" w:before="0" w:line="240"/>
-            </w:pPr>
-            <w:r>
-              <w:rPr>
-                <w:rFonts w:ascii="Times New Roman" w:cs="Times New Roman" w:eastAsia="Times New Roman" w:hAnsi="Times New Roman"/>
-                <w:b w:val="false"/>
-                <w:bCs w:val="false"/>
-                <w:i w:val="false"/>
-                <w:iCs w:val="false"/>
-                <w:sz w:val="24"/>
-                <w:szCs w:val="24"/>
-              </w:rPr>
-              <w:t xml:space="preserve">Внутренняя деятельность исходного состояния потенциально бесконечна (ожидание действия или внешнего события), выход из него — только по событию; условие ограничивает переход, действие после «/» изменяет внутреннюю переменную или состояние объекта.</w:t>
+              <w:t xml:space="preserve">ожидает завершения параллельных состояний «Отображение окна генератора» и «Действия пользователя» и только затем передаёт управление дальше.</w:t>
             </w:r>
           </w:p>
         </w:tc>
@@ -9283,6 +9562,279 @@
                 <w:sz w:val="24"/>
                 <w:szCs w:val="24"/>
               </w:rPr>
+              <w:t xml:space="preserve">Начальное и конечные состояния</w:t>
+            </w:r>
+          </w:p>
+        </w:tc>
+        <w:tc>
+          <w:tcPr>
+            <w:tcW w:type="dxa" w:w="7087"/>
+            <w:tcBorders>
+              <w:top w:val="single" w:color="000000" w:sz="4"/>
+              <w:left w:val="single" w:color="000000" w:sz="4"/>
+              <w:bottom w:val="single" w:color="000000" w:sz="4"/>
+              <w:right w:val="single" w:color="000000" w:sz="4"/>
+            </w:tcBorders>
+            <w:tcMar>
+              <w:top w:type="dxa" w:w="60"/>
+              <w:left w:type="dxa" w:w="100"/>
+              <w:bottom w:type="dxa" w:w="60"/>
+              <w:right w:type="dxa" w:w="100"/>
+            </w:tcMar>
+          </w:tcPr>
+          <w:p>
+            <w:pPr>
+              <w:spacing w:after="40" w:before="0" w:line="240"/>
+            </w:pPr>
+            <w:r>
+              <w:rPr>
+                <w:rFonts w:ascii="Times New Roman" w:cs="Times New Roman" w:eastAsia="Times New Roman" w:hAnsi="Times New Roman"/>
+                <w:b w:val="false"/>
+                <w:bCs w:val="false"/>
+                <w:i w:val="false"/>
+                <w:iCs w:val="false"/>
+                <w:sz w:val="24"/>
+                <w:szCs w:val="24"/>
+              </w:rPr>
+              <w:t xml:space="preserve">Начальное псевдосостояние — запуск автомата.</w:t>
+            </w:r>
+          </w:p>
+          <w:p>
+            <w:pPr>
+              <w:spacing w:after="40" w:before="0" w:line="240"/>
+            </w:pPr>
+            <w:r>
+              <w:rPr>
+                <w:rFonts w:ascii="Times New Roman" w:cs="Times New Roman" w:eastAsia="Times New Roman" w:hAnsi="Times New Roman"/>
+                <w:b w:val="false"/>
+                <w:bCs w:val="false"/>
+                <w:i w:val="false"/>
+                <w:iCs w:val="false"/>
+                <w:sz w:val="24"/>
+                <w:szCs w:val="24"/>
+              </w:rPr>
+              <w:t xml:space="preserve">Конечное состояние — окно генератора закрыто.</w:t>
+            </w:r>
+          </w:p>
+          <w:p>
+            <w:pPr>
+              <w:spacing w:after="40" w:before="0" w:line="240"/>
+            </w:pPr>
+            <w:r>
+              <w:rPr>
+                <w:rFonts w:ascii="Times New Roman" w:cs="Times New Roman" w:eastAsia="Times New Roman" w:hAnsi="Times New Roman"/>
+                <w:b w:val="false"/>
+                <w:bCs w:val="false"/>
+                <w:i w:val="false"/>
+                <w:iCs w:val="false"/>
+                <w:sz w:val="24"/>
+                <w:szCs w:val="24"/>
+              </w:rPr>
+              <w:t xml:space="preserve">Конечное состояние — материал создан.</w:t>
+            </w:r>
+          </w:p>
+        </w:tc>
+      </w:tr>
+      <w:tr>
+        <w:trPr>
+          <w:cantSplit w:val="off"/>
+        </w:trPr>
+        <w:tc>
+          <w:tcPr>
+            <w:tcW w:type="dxa" w:w="2268"/>
+            <w:tcBorders>
+              <w:top w:val="single" w:color="000000" w:sz="4"/>
+              <w:left w:val="single" w:color="000000" w:sz="4"/>
+              <w:bottom w:val="single" w:color="000000" w:sz="4"/>
+              <w:right w:val="single" w:color="000000" w:sz="4"/>
+            </w:tcBorders>
+            <w:shd w:fill="F2F2F2" w:color="auto" w:val="clear"/>
+            <w:tcMar>
+              <w:top w:type="dxa" w:w="60"/>
+              <w:left w:type="dxa" w:w="100"/>
+              <w:bottom w:type="dxa" w:w="60"/>
+              <w:right w:type="dxa" w:w="100"/>
+            </w:tcMar>
+          </w:tcPr>
+          <w:p>
+            <w:pPr>
+              <w:spacing w:after="40" w:before="0" w:line="240"/>
+            </w:pPr>
+            <w:r>
+              <w:rPr>
+                <w:rFonts w:ascii="Times New Roman" w:cs="Times New Roman" w:eastAsia="Times New Roman" w:hAnsi="Times New Roman"/>
+                <w:b/>
+                <w:bCs/>
+                <w:i w:val="false"/>
+                <w:iCs w:val="false"/>
+                <w:sz w:val="24"/>
+                <w:szCs w:val="24"/>
+              </w:rPr>
+              <w:t xml:space="preserve">Переходы без надписей</w:t>
+            </w:r>
+          </w:p>
+        </w:tc>
+        <w:tc>
+          <w:tcPr>
+            <w:tcW w:type="dxa" w:w="7087"/>
+            <w:tcBorders>
+              <w:top w:val="single" w:color="000000" w:sz="4"/>
+              <w:left w:val="single" w:color="000000" w:sz="4"/>
+              <w:bottom w:val="single" w:color="000000" w:sz="4"/>
+              <w:right w:val="single" w:color="000000" w:sz="4"/>
+            </w:tcBorders>
+            <w:tcMar>
+              <w:top w:type="dxa" w:w="60"/>
+              <w:left w:type="dxa" w:w="100"/>
+              <w:bottom w:type="dxa" w:w="60"/>
+              <w:right w:type="dxa" w:w="100"/>
+            </w:tcMar>
+          </w:tcPr>
+          <w:p>
+            <w:pPr>
+              <w:spacing w:after="40" w:before="0" w:line="240"/>
+            </w:pPr>
+            <w:r>
+              <w:rPr>
+                <w:rFonts w:ascii="Times New Roman" w:cs="Times New Roman" w:eastAsia="Times New Roman" w:hAnsi="Times New Roman"/>
+                <w:b w:val="false"/>
+                <w:bCs w:val="false"/>
+                <w:i w:val="false"/>
+                <w:iCs w:val="false"/>
+                <w:sz w:val="24"/>
+                <w:szCs w:val="24"/>
+              </w:rPr>
+              <w:t xml:space="preserve">псевдосостояние разветвления → «Отображение окна генератора»; псевдосостояние разветвления → «Действия пользователя»; «Действия пользователя» → псевдосостояние синхронизации; начальное псевдосостояние → псевдосостояние соединения; псевдосостояние соединения → псевдосостояние разветвления; псевдосостояние синхронизации → псевдосостояние выбора; «Проверка прав тарифа» → псевдосостояние выбора; «обработка: Обработка задачи генерации» → псевдосостояние выбора; «Выдача из кэша» → псевдосостояние соединения; псевдосостояние соединения → «Сохранение материала»; «Сохранение материала» → конечное состояние; псевдосостояние соединения → псевдосостояние соединения. Надписей нет: переход по завершению внутренней деятельности состояния (из начального псевдосостояния — сразу при запуске, из соединения — безусловно, из разветвления — безусловно и одновременно в оба параллельных состояния, из синхронизации — после завершения обоих параллельных состояний), безальтернативный.</w:t>
+            </w:r>
+          </w:p>
+        </w:tc>
+      </w:tr>
+      <w:tr>
+        <w:trPr>
+          <w:cantSplit w:val="off"/>
+        </w:trPr>
+        <w:tc>
+          <w:tcPr>
+            <w:tcW w:type="dxa" w:w="2268"/>
+            <w:tcBorders>
+              <w:top w:val="single" w:color="000000" w:sz="4"/>
+              <w:left w:val="single" w:color="000000" w:sz="4"/>
+              <w:bottom w:val="single" w:color="000000" w:sz="4"/>
+              <w:right w:val="single" w:color="000000" w:sz="4"/>
+            </w:tcBorders>
+            <w:shd w:fill="F2F2F2" w:color="auto" w:val="clear"/>
+            <w:tcMar>
+              <w:top w:type="dxa" w:w="60"/>
+              <w:left w:type="dxa" w:w="100"/>
+              <w:bottom w:type="dxa" w:w="60"/>
+              <w:right w:type="dxa" w:w="100"/>
+            </w:tcMar>
+          </w:tcPr>
+          <w:p>
+            <w:pPr>
+              <w:spacing w:after="40" w:before="0" w:line="240"/>
+            </w:pPr>
+            <w:r>
+              <w:rPr>
+                <w:rFonts w:ascii="Times New Roman" w:cs="Times New Roman" w:eastAsia="Times New Roman" w:hAnsi="Times New Roman"/>
+                <w:b/>
+                <w:bCs/>
+                <w:i w:val="false"/>
+                <w:iCs w:val="false"/>
+                <w:sz w:val="24"/>
+                <w:szCs w:val="24"/>
+              </w:rPr>
+              <w:t xml:space="preserve">Переходы по событиям</w:t>
+            </w:r>
+          </w:p>
+        </w:tc>
+        <w:tc>
+          <w:tcPr>
+            <w:tcW w:type="dxa" w:w="7087"/>
+            <w:tcBorders>
+              <w:top w:val="single" w:color="000000" w:sz="4"/>
+              <w:left w:val="single" w:color="000000" w:sz="4"/>
+              <w:bottom w:val="single" w:color="000000" w:sz="4"/>
+              <w:right w:val="single" w:color="000000" w:sz="4"/>
+            </w:tcBorders>
+            <w:tcMar>
+              <w:top w:type="dxa" w:w="60"/>
+              <w:left w:type="dxa" w:w="100"/>
+              <w:bottom w:type="dxa" w:w="60"/>
+              <w:right w:type="dxa" w:w="100"/>
+            </w:tcMar>
+          </w:tcPr>
+          <w:p>
+            <w:pPr>
+              <w:spacing w:after="40" w:before="0" w:line="240"/>
+            </w:pPr>
+            <w:r>
+              <w:rPr>
+                <w:rFonts w:ascii="Times New Roman" w:cs="Times New Roman" w:eastAsia="Times New Roman" w:hAnsi="Times New Roman"/>
+                <w:b w:val="false"/>
+                <w:bCs w:val="false"/>
+                <w:i w:val="false"/>
+                <w:iCs w:val="false"/>
+                <w:sz w:val="24"/>
+                <w:szCs w:val="24"/>
+              </w:rPr>
+              <w:t xml:space="preserve">«Отображение окна генератора» → псевдосостояние синхронизации: выбрано действие / Действие := выбранное</w:t>
+            </w:r>
+          </w:p>
+          <w:p>
+            <w:pPr>
+              <w:spacing w:after="40" w:before="0" w:line="240"/>
+            </w:pPr>
+            <w:r>
+              <w:rPr>
+                <w:rFonts w:ascii="Times New Roman" w:cs="Times New Roman" w:eastAsia="Times New Roman" w:hAnsi="Times New Roman"/>
+                <w:b w:val="false"/>
+                <w:bCs w:val="false"/>
+                <w:i w:val="false"/>
+                <w:iCs w:val="false"/>
+                <w:sz w:val="24"/>
+                <w:szCs w:val="24"/>
+              </w:rPr>
+              <w:t xml:space="preserve">Внутренняя деятельность исходного состояния потенциально бесконечна (ожидание действия или внешнего события), выход из него — только по событию; условие ограничивает переход, действие после «/» изменяет внутреннюю переменную или состояние объекта. Отображение окна выполняется параллельно с действиями пользователя ([5], рис. 3.2) и завершается событием «выбрано действие», на переходе запоминается выбранное действие (Действие := выбранное); синхронизация передаёт управление дальше после завершения действий пользователя.</w:t>
+            </w:r>
+          </w:p>
+        </w:tc>
+      </w:tr>
+      <w:tr>
+        <w:trPr>
+          <w:cantSplit w:val="off"/>
+        </w:trPr>
+        <w:tc>
+          <w:tcPr>
+            <w:tcW w:type="dxa" w:w="2268"/>
+            <w:tcBorders>
+              <w:top w:val="single" w:color="000000" w:sz="4"/>
+              <w:left w:val="single" w:color="000000" w:sz="4"/>
+              <w:bottom w:val="single" w:color="000000" w:sz="4"/>
+              <w:right w:val="single" w:color="000000" w:sz="4"/>
+            </w:tcBorders>
+            <w:shd w:fill="F2F2F2" w:color="auto" w:val="clear"/>
+            <w:tcMar>
+              <w:top w:type="dxa" w:w="60"/>
+              <w:left w:type="dxa" w:w="100"/>
+              <w:bottom w:type="dxa" w:w="60"/>
+              <w:right w:type="dxa" w:w="100"/>
+            </w:tcMar>
+          </w:tcPr>
+          <w:p>
+            <w:pPr>
+              <w:spacing w:after="40" w:before="0" w:line="240"/>
+            </w:pPr>
+            <w:r>
+              <w:rPr>
+                <w:rFonts w:ascii="Times New Roman" w:cs="Times New Roman" w:eastAsia="Times New Roman" w:hAnsi="Times New Roman"/>
+                <w:b/>
+                <w:bCs/>
+                <w:i w:val="false"/>
+                <w:iCs w:val="false"/>
+                <w:sz w:val="24"/>
+                <w:szCs w:val="24"/>
+              </w:rPr>
               <w:t xml:space="preserve">Переходы с условиями и действиями</w:t>
             </w:r>
           </w:p>
@@ -9303,6 +9855,23 @@
               <w:right w:type="dxa" w:w="100"/>
             </w:tcMar>
           </w:tcPr>
+          <w:p>
+            <w:pPr>
+              <w:spacing w:after="40" w:before="0" w:line="240"/>
+            </w:pPr>
+            <w:r>
+              <w:rPr>
+                <w:rFonts w:ascii="Times New Roman" w:cs="Times New Roman" w:eastAsia="Times New Roman" w:hAnsi="Times New Roman"/>
+                <w:b w:val="false"/>
+                <w:bCs w:val="false"/>
+                <w:i w:val="false"/>
+                <w:iCs w:val="false"/>
+                <w:sz w:val="24"/>
+                <w:szCs w:val="24"/>
+              </w:rPr>
+              <w:t xml:space="preserve">Из псевдосостояния выбора: [Действие = «Сгенерировать»] → «Проверка прав тарифа», [else] → конечное состояние.</w:t>
+            </w:r>
+          </w:p>
           <w:p>
             <w:pPr>
               <w:spacing w:after="40" w:before="0" w:line="240"/>
@@ -11195,7 +11764,7 @@
                 <w:sz w:val="24"/>
                 <w:szCs w:val="24"/>
               </w:rPr>
-              <w:t xml:space="preserve">D_SM_Material_3D_View. Алгоритм реализации прецедента «Просмотр материала в 3D» в форме автомата: загрузка карт, осмотр, смена режима (карта, форма объекта, своя модель на премиум-тарифе) с возвратом к осмотру. Внутренние переменные (атрибуты вспомогательного объекта потока управления): Объект (строка) — объект просмотра: «сфера», «плоскость», «куб», «модель» (своя модель пользователя). Количественная характеристика диаграммы: простых состояний — 5; ссылочных состояний — 0; псевдосостояний выбора — 3; соединения — 4; начальных — 1; конечных — 1; переходов — 17.</w:t>
+              <w:t xml:space="preserve">D_SM_Material_3D_View. Алгоритм реализации прецедента «Просмотр материала в 3D» в форме автомата: загрузка карт, осмотр, смена режима (карта, форма объекта, своя модель на премиум-тарифе) с возвратом к осмотру. Внутренние переменные (атрибуты вспомогательного объекта потока управления): Объект (строка) — объект просмотра: «сфера», «плоскость», «куб», «модель» (своя модель пользователя); Действие (строка) — действие, выбранное в окне: нажатая кнопка, ссылка или закрытие окна. Количественная характеристика диаграммы: простых состояний — 6; ссылочных состояний — 0; псевдосостояний выбора — 4; соединения — 5; разветвления — 1; синхронизации — 1; начальных — 1; конечных — 1; переходов — 23.</w:t>
             </w:r>
           </w:p>
         </w:tc>
@@ -11343,7 +11912,7 @@
                 <w:sz w:val="24"/>
                 <w:szCs w:val="24"/>
               </w:rPr>
-              <w:t xml:space="preserve">«Осмотр материала»</w:t>
+              <w:t xml:space="preserve">«Отображение окна просмотра»</w:t>
             </w:r>
           </w:p>
         </w:tc>
@@ -11394,41 +11963,24 @@
                 <w:sz w:val="24"/>
                 <w:szCs w:val="24"/>
               </w:rPr>
-              <w:t xml:space="preserve">entry/Объект := «сфера»</w:t>
-            </w:r>
-          </w:p>
-          <w:p>
-            <w:pPr>
-              <w:spacing w:after="40" w:before="0" w:line="240"/>
-            </w:pPr>
-            <w:r>
-              <w:rPr>
-                <w:rFonts w:ascii="Times New Roman" w:cs="Times New Roman" w:eastAsia="Times New Roman" w:hAnsi="Times New Roman"/>
-                <w:b w:val="false"/>
-                <w:bCs w:val="false"/>
-                <w:i w:val="false"/>
-                <w:iCs w:val="false"/>
-                <w:sz w:val="24"/>
-                <w:szCs w:val="24"/>
-              </w:rPr>
-              <w:t xml:space="preserve">do/Показ материала и ожидание действия</w:t>
-            </w:r>
-          </w:p>
-          <w:p>
-            <w:pPr>
-              <w:spacing w:after="40" w:before="0" w:line="240"/>
-            </w:pPr>
-            <w:r>
-              <w:rPr>
-                <w:rFonts w:ascii="Times New Roman" w:cs="Times New Roman" w:eastAsia="Times New Roman" w:hAnsi="Times New Roman"/>
-                <w:b w:val="false"/>
-                <w:bCs w:val="false"/>
-                <w:i w:val="false"/>
-                <w:iCs w:val="false"/>
-                <w:sz w:val="24"/>
-                <w:szCs w:val="24"/>
-              </w:rPr>
-              <w:t xml:space="preserve">Вращение и масштабирование объекта; выход только по событиям. Деятельности состояния семантически просты, отдельная диаграмма не приводится.</w:t>
+              <w:t xml:space="preserve">do/Показ материала и реакция на мышь</w:t>
+            </w:r>
+          </w:p>
+          <w:p>
+            <w:pPr>
+              <w:spacing w:after="40" w:before="0" w:line="240"/>
+            </w:pPr>
+            <w:r>
+              <w:rPr>
+                <w:rFonts w:ascii="Times New Roman" w:cs="Times New Roman" w:eastAsia="Times New Roman" w:hAnsi="Times New Roman"/>
+                <w:b w:val="false"/>
+                <w:bCs w:val="false"/>
+                <w:i w:val="false"/>
+                <w:iCs w:val="false"/>
+                <w:sz w:val="24"/>
+                <w:szCs w:val="24"/>
+              </w:rPr>
+              <w:t xml:space="preserve">Окно отображается системой параллельно с действиями пользователя; внутренняя деятельность потенциально бесконечна, выход только по событию. Материал показывается на текущем объекте с освещением, объект поворачивается и масштабируется вслед за мышью. Деятельности состояния семантически просты, отдельная диаграмма не приводится.</w:t>
             </w:r>
           </w:p>
         </w:tc>
@@ -11468,7 +12020,7 @@
                 <w:sz w:val="24"/>
                 <w:szCs w:val="24"/>
               </w:rPr>
-              <w:t xml:space="preserve">«Показ карты»</w:t>
+              <w:t xml:space="preserve">«Действия пользователя»</w:t>
             </w:r>
           </w:p>
         </w:tc>
@@ -11519,24 +12071,41 @@
                 <w:sz w:val="24"/>
                 <w:szCs w:val="24"/>
               </w:rPr>
-              <w:t xml:space="preserve">do/Показ выбранной карты</w:t>
-            </w:r>
-          </w:p>
-          <w:p>
-            <w:pPr>
-              <w:spacing w:after="40" w:before="0" w:line="240"/>
-            </w:pPr>
-            <w:r>
-              <w:rPr>
-                <w:rFonts w:ascii="Times New Roman" w:cs="Times New Roman" w:eastAsia="Times New Roman" w:hAnsi="Times New Roman"/>
-                <w:b w:val="false"/>
-                <w:bCs w:val="false"/>
-                <w:i w:val="false"/>
-                <w:iCs w:val="false"/>
-                <w:sz w:val="24"/>
-                <w:szCs w:val="24"/>
-              </w:rPr>
-              <w:t xml:space="preserve">На объекте показывается одна карта (albedo, normal, height, roughness, AO). Деятельности состояния семантически просты, отдельная диаграмма не приводится.</w:t>
+              <w:t xml:space="preserve">do/Вращение и масштабирование объекта</w:t>
+            </w:r>
+          </w:p>
+          <w:p>
+            <w:pPr>
+              <w:spacing w:after="40" w:before="0" w:line="240"/>
+            </w:pPr>
+            <w:r>
+              <w:rPr>
+                <w:rFonts w:ascii="Times New Roman" w:cs="Times New Roman" w:eastAsia="Times New Roman" w:hAnsi="Times New Roman"/>
+                <w:b w:val="false"/>
+                <w:bCs w:val="false"/>
+                <w:i w:val="false"/>
+                <w:iCs w:val="false"/>
+                <w:sz w:val="24"/>
+                <w:szCs w:val="24"/>
+              </w:rPr>
+              <w:t xml:space="preserve">exit/Выбор режима или закрытие</w:t>
+            </w:r>
+          </w:p>
+          <w:p>
+            <w:pPr>
+              <w:spacing w:after="40" w:before="0" w:line="240"/>
+            </w:pPr>
+            <w:r>
+              <w:rPr>
+                <w:rFonts w:ascii="Times New Roman" w:cs="Times New Roman" w:eastAsia="Times New Roman" w:hAnsi="Times New Roman"/>
+                <w:b w:val="false"/>
+                <w:bCs w:val="false"/>
+                <w:i w:val="false"/>
+                <w:iCs w:val="false"/>
+                <w:sz w:val="24"/>
+                <w:szCs w:val="24"/>
+              </w:rPr>
+              <w:t xml:space="preserve">Действия в окне, выполняемые параллельно с его отображением; внутренние деятельности do выполняются в любом порядке, состояние завершается действием exit. Пользователь осматривает материал и выбирает режим (карта, форма объекта, своя модель) или закрывает просмотр. Деятельности состояния семантически просты, отдельная диаграмма не приводится.</w:t>
             </w:r>
           </w:p>
         </w:tc>
@@ -11576,7 +12145,7 @@
                 <w:sz w:val="24"/>
                 <w:szCs w:val="24"/>
               </w:rPr>
-              <w:t xml:space="preserve">«Замена объекта»</w:t>
+              <w:t xml:space="preserve">«Показ карты»</w:t>
             </w:r>
           </w:p>
         </w:tc>
@@ -11627,24 +12196,24 @@
                 <w:sz w:val="24"/>
                 <w:szCs w:val="24"/>
               </w:rPr>
-              <w:t xml:space="preserve">do/Показ материала на объекте</w:t>
-            </w:r>
-          </w:p>
-          <w:p>
-            <w:pPr>
-              <w:spacing w:after="40" w:before="0" w:line="240"/>
-            </w:pPr>
-            <w:r>
-              <w:rPr>
-                <w:rFonts w:ascii="Times New Roman" w:cs="Times New Roman" w:eastAsia="Times New Roman" w:hAnsi="Times New Roman"/>
-                <w:b w:val="false"/>
-                <w:bCs w:val="false"/>
-                <w:i w:val="false"/>
-                <w:iCs w:val="false"/>
-                <w:sz w:val="24"/>
-                <w:szCs w:val="24"/>
-              </w:rPr>
-              <w:t xml:space="preserve">Объект заменяется на сферу, куб или плоскость с повтором 3×3. Деятельности состояния семантически просты, отдельная диаграмма не приводится.</w:t>
+              <w:t xml:space="preserve">do/Показ выбранной карты</w:t>
+            </w:r>
+          </w:p>
+          <w:p>
+            <w:pPr>
+              <w:spacing w:after="40" w:before="0" w:line="240"/>
+            </w:pPr>
+            <w:r>
+              <w:rPr>
+                <w:rFonts w:ascii="Times New Roman" w:cs="Times New Roman" w:eastAsia="Times New Roman" w:hAnsi="Times New Roman"/>
+                <w:b w:val="false"/>
+                <w:bCs w:val="false"/>
+                <w:i w:val="false"/>
+                <w:iCs w:val="false"/>
+                <w:sz w:val="24"/>
+                <w:szCs w:val="24"/>
+              </w:rPr>
+              <w:t xml:space="preserve">На объекте показывается одна карта (albedo, normal, height, roughness, AO). Деятельности состояния семантически просты, отдельная диаграмма не приводится.</w:t>
             </w:r>
           </w:p>
         </w:tc>
@@ -11684,7 +12253,7 @@
                 <w:sz w:val="24"/>
                 <w:szCs w:val="24"/>
               </w:rPr>
-              <w:t xml:space="preserve">«Своя модель»</w:t>
+              <w:t xml:space="preserve">«Замена объекта»</w:t>
             </w:r>
           </w:p>
         </w:tc>
@@ -11735,24 +12304,24 @@
                 <w:sz w:val="24"/>
                 <w:szCs w:val="24"/>
               </w:rPr>
-              <w:t xml:space="preserve">do/Наложение материала на модель</w:t>
-            </w:r>
-          </w:p>
-          <w:p>
-            <w:pPr>
-              <w:spacing w:after="40" w:before="0" w:line="240"/>
-            </w:pPr>
-            <w:r>
-              <w:rPr>
-                <w:rFonts w:ascii="Times New Roman" w:cs="Times New Roman" w:eastAsia="Times New Roman" w:hAnsi="Times New Roman"/>
-                <w:b w:val="false"/>
-                <w:bCs w:val="false"/>
-                <w:i w:val="false"/>
-                <w:iCs w:val="false"/>
-                <w:sz w:val="24"/>
-                <w:szCs w:val="24"/>
-              </w:rPr>
-              <w:t xml:space="preserve">Внутренняя деятельность — деятельность ЛР2 «Просмотр на своей 3D-модели».</w:t>
+              <w:t xml:space="preserve">do/Показ материала на объекте</w:t>
+            </w:r>
+          </w:p>
+          <w:p>
+            <w:pPr>
+              <w:spacing w:after="40" w:before="0" w:line="240"/>
+            </w:pPr>
+            <w:r>
+              <w:rPr>
+                <w:rFonts w:ascii="Times New Roman" w:cs="Times New Roman" w:eastAsia="Times New Roman" w:hAnsi="Times New Roman"/>
+                <w:b w:val="false"/>
+                <w:bCs w:val="false"/>
+                <w:i w:val="false"/>
+                <w:iCs w:val="false"/>
+                <w:sz w:val="24"/>
+                <w:szCs w:val="24"/>
+              </w:rPr>
+              <w:t xml:space="preserve">Объект заменяется на сферу, куб или плоскость с повтором 3×3. Деятельности состояния семантически просты, отдельная диаграмма не приводится.</w:t>
             </w:r>
           </w:p>
         </w:tc>
@@ -11792,7 +12361,7 @@
                 <w:sz w:val="24"/>
                 <w:szCs w:val="24"/>
               </w:rPr>
-              <w:t xml:space="preserve">Псевдосостояния выбора</w:t>
+              <w:t xml:space="preserve">«Своя модель»</w:t>
             </w:r>
           </w:p>
         </w:tc>
@@ -11826,41 +12395,41 @@
                 <w:sz w:val="24"/>
                 <w:szCs w:val="24"/>
               </w:rPr>
-              <w:t xml:space="preserve">выбрана ли вкладка карты.</w:t>
-            </w:r>
-          </w:p>
-          <w:p>
-            <w:pPr>
-              <w:spacing w:after="40" w:before="0" w:line="240"/>
-            </w:pPr>
-            <w:r>
-              <w:rPr>
-                <w:rFonts w:ascii="Times New Roman" w:cs="Times New Roman" w:eastAsia="Times New Roman" w:hAnsi="Times New Roman"/>
-                <w:b w:val="false"/>
-                <w:bCs w:val="false"/>
-                <w:i w:val="false"/>
-                <w:iCs w:val="false"/>
-                <w:sz w:val="24"/>
-                <w:szCs w:val="24"/>
-              </w:rPr>
-              <w:t xml:space="preserve">выбрана ли форма объекта.</w:t>
-            </w:r>
-          </w:p>
-          <w:p>
-            <w:pPr>
-              <w:spacing w:after="40" w:before="0" w:line="240"/>
-            </w:pPr>
-            <w:r>
-              <w:rPr>
-                <w:rFonts w:ascii="Times New Roman" w:cs="Times New Roman" w:eastAsia="Times New Roman" w:hAnsi="Times New Roman"/>
-                <w:b w:val="false"/>
-                <w:bCs w:val="false"/>
-                <w:i w:val="false"/>
-                <w:iCs w:val="false"/>
-                <w:sz w:val="24"/>
-                <w:szCs w:val="24"/>
-              </w:rPr>
-              <w:t xml:space="preserve">доступна ли своя модель (тариф «Премиум»).</w:t>
+              <w:t xml:space="preserve">Простое состояние.</w:t>
+            </w:r>
+          </w:p>
+          <w:p>
+            <w:pPr>
+              <w:spacing w:after="40" w:before="0" w:line="240"/>
+            </w:pPr>
+            <w:r>
+              <w:rPr>
+                <w:rFonts w:ascii="Times New Roman" w:cs="Times New Roman" w:eastAsia="Times New Roman" w:hAnsi="Times New Roman"/>
+                <w:b w:val="false"/>
+                <w:bCs w:val="false"/>
+                <w:i w:val="false"/>
+                <w:iCs w:val="false"/>
+                <w:sz w:val="24"/>
+                <w:szCs w:val="24"/>
+              </w:rPr>
+              <w:t xml:space="preserve">do/Наложение материала на модель</w:t>
+            </w:r>
+          </w:p>
+          <w:p>
+            <w:pPr>
+              <w:spacing w:after="40" w:before="0" w:line="240"/>
+            </w:pPr>
+            <w:r>
+              <w:rPr>
+                <w:rFonts w:ascii="Times New Roman" w:cs="Times New Roman" w:eastAsia="Times New Roman" w:hAnsi="Times New Roman"/>
+                <w:b w:val="false"/>
+                <w:bCs w:val="false"/>
+                <w:i w:val="false"/>
+                <w:iCs w:val="false"/>
+                <w:sz w:val="24"/>
+                <w:szCs w:val="24"/>
+              </w:rPr>
+              <w:t xml:space="preserve">Внутренняя деятельность — деятельность ЛР2 «Просмотр на своей 3D-модели».</w:t>
             </w:r>
           </w:p>
         </w:tc>
@@ -11900,7 +12469,7 @@
                 <w:sz w:val="24"/>
                 <w:szCs w:val="24"/>
               </w:rPr>
-              <w:t xml:space="preserve">Псевдосостояния соединения</w:t>
+              <w:t xml:space="preserve">Псевдосостояния выбора</w:t>
             </w:r>
           </w:p>
         </w:tc>
@@ -11934,7 +12503,58 @@
                 <w:sz w:val="24"/>
                 <w:szCs w:val="24"/>
               </w:rPr>
-              <w:t xml:space="preserve">объединяет возвраты к осмотру материала.</w:t>
+              <w:t xml:space="preserve">закрыт ли просмотр.</w:t>
+            </w:r>
+          </w:p>
+          <w:p>
+            <w:pPr>
+              <w:spacing w:after="40" w:before="0" w:line="240"/>
+            </w:pPr>
+            <w:r>
+              <w:rPr>
+                <w:rFonts w:ascii="Times New Roman" w:cs="Times New Roman" w:eastAsia="Times New Roman" w:hAnsi="Times New Roman"/>
+                <w:b w:val="false"/>
+                <w:bCs w:val="false"/>
+                <w:i w:val="false"/>
+                <w:iCs w:val="false"/>
+                <w:sz w:val="24"/>
+                <w:szCs w:val="24"/>
+              </w:rPr>
+              <w:t xml:space="preserve">выбрана ли вкладка карты.</w:t>
+            </w:r>
+          </w:p>
+          <w:p>
+            <w:pPr>
+              <w:spacing w:after="40" w:before="0" w:line="240"/>
+            </w:pPr>
+            <w:r>
+              <w:rPr>
+                <w:rFonts w:ascii="Times New Roman" w:cs="Times New Roman" w:eastAsia="Times New Roman" w:hAnsi="Times New Roman"/>
+                <w:b w:val="false"/>
+                <w:bCs w:val="false"/>
+                <w:i w:val="false"/>
+                <w:iCs w:val="false"/>
+                <w:sz w:val="24"/>
+                <w:szCs w:val="24"/>
+              </w:rPr>
+              <w:t xml:space="preserve">выбрана ли форма объекта.</w:t>
+            </w:r>
+          </w:p>
+          <w:p>
+            <w:pPr>
+              <w:spacing w:after="40" w:before="0" w:line="240"/>
+            </w:pPr>
+            <w:r>
+              <w:rPr>
+                <w:rFonts w:ascii="Times New Roman" w:cs="Times New Roman" w:eastAsia="Times New Roman" w:hAnsi="Times New Roman"/>
+                <w:b w:val="false"/>
+                <w:bCs w:val="false"/>
+                <w:i w:val="false"/>
+                <w:iCs w:val="false"/>
+                <w:sz w:val="24"/>
+                <w:szCs w:val="24"/>
+              </w:rPr>
+              <w:t xml:space="preserve">доступна ли своя модель (тариф «Премиум»).</w:t>
             </w:r>
           </w:p>
         </w:tc>
@@ -11974,7 +12594,7 @@
                 <w:sz w:val="24"/>
                 <w:szCs w:val="24"/>
               </w:rPr>
-              <w:t xml:space="preserve">Начальное и конечные состояния</w:t>
+              <w:t xml:space="preserve">Псевдосостояния соединения</w:t>
             </w:r>
           </w:p>
         </w:tc>
@@ -12008,24 +12628,24 @@
                 <w:sz w:val="24"/>
                 <w:szCs w:val="24"/>
               </w:rPr>
-              <w:t xml:space="preserve">Начальное псевдосостояние — запуск автомата.</w:t>
-            </w:r>
-          </w:p>
-          <w:p>
-            <w:pPr>
-              <w:spacing w:after="40" w:before="0" w:line="240"/>
-            </w:pPr>
-            <w:r>
-              <w:rPr>
-                <w:rFonts w:ascii="Times New Roman" w:cs="Times New Roman" w:eastAsia="Times New Roman" w:hAnsi="Times New Roman"/>
-                <w:b w:val="false"/>
-                <w:bCs w:val="false"/>
-                <w:i w:val="false"/>
-                <w:iCs w:val="false"/>
-                <w:sz w:val="24"/>
-                <w:szCs w:val="24"/>
-              </w:rPr>
-              <w:t xml:space="preserve">Конечное состояние — просмотр закрыт.</w:t>
+              <w:t xml:space="preserve">объединяет первый показ и возвраты к осмотру материала.</w:t>
+            </w:r>
+          </w:p>
+          <w:p>
+            <w:pPr>
+              <w:spacing w:after="40" w:before="0" w:line="240"/>
+            </w:pPr>
+            <w:r>
+              <w:rPr>
+                <w:rFonts w:ascii="Times New Roman" w:cs="Times New Roman" w:eastAsia="Times New Roman" w:hAnsi="Times New Roman"/>
+                <w:b w:val="false"/>
+                <w:bCs w:val="false"/>
+                <w:i w:val="false"/>
+                <w:iCs w:val="false"/>
+                <w:sz w:val="24"/>
+                <w:szCs w:val="24"/>
+              </w:rPr>
+              <w:t xml:space="preserve">объединяет возвраты к осмотру материала.</w:t>
             </w:r>
           </w:p>
         </w:tc>
@@ -12065,7 +12685,7 @@
                 <w:sz w:val="24"/>
                 <w:szCs w:val="24"/>
               </w:rPr>
-              <w:t xml:space="preserve">Переходы без надписей</w:t>
+              <w:t xml:space="preserve">Псевдосостояния разветвления</w:t>
             </w:r>
           </w:p>
         </w:tc>
@@ -12099,7 +12719,7 @@
                 <w:sz w:val="24"/>
                 <w:szCs w:val="24"/>
               </w:rPr>
-              <w:t xml:space="preserve">начальное псевдосостояние → «Загрузка карт»; «Загрузка карт» → «Осмотр материала»; «Показ карты» → псевдосостояние соединения; «Замена объекта» → псевдосостояние соединения; «Своя модель» → псевдосостояние соединения; псевдосостояние соединения → псевдосостояние соединения; псевдосостояние соединения → псевдосостояние соединения; псевдосостояние соединения → псевдосостояние соединения; псевдосостояние соединения → «Осмотр материала». Надписей нет: переход по завершению внутренней деятельности состояния (из начального псевдосостояния — сразу при запуске, из соединения — безусловно), безальтернативный.</w:t>
+              <w:t xml:space="preserve">запускает параллельные состояния «Отображение окна просмотра» и «Действия пользователя» — окно отображается, пока пользователь работает с ним.</w:t>
             </w:r>
           </w:p>
         </w:tc>
@@ -12139,7 +12759,7 @@
                 <w:sz w:val="24"/>
                 <w:szCs w:val="24"/>
               </w:rPr>
-              <w:t xml:space="preserve">Переходы по событиям</w:t>
+              <w:t xml:space="preserve">Псевдосостояния синхронизации</w:t>
             </w:r>
           </w:p>
         </w:tc>
@@ -12173,41 +12793,7 @@
                 <w:sz w:val="24"/>
                 <w:szCs w:val="24"/>
               </w:rPr>
-              <w:t xml:space="preserve">«Осмотр материала» → конечное состояние: нажата «Закрыть»</w:t>
-            </w:r>
-          </w:p>
-          <w:p>
-            <w:pPr>
-              <w:spacing w:after="40" w:before="0" w:line="240"/>
-            </w:pPr>
-            <w:r>
-              <w:rPr>
-                <w:rFonts w:ascii="Times New Roman" w:cs="Times New Roman" w:eastAsia="Times New Roman" w:hAnsi="Times New Roman"/>
-                <w:b w:val="false"/>
-                <w:bCs w:val="false"/>
-                <w:i w:val="false"/>
-                <w:iCs w:val="false"/>
-                <w:sz w:val="24"/>
-                <w:szCs w:val="24"/>
-              </w:rPr>
-              <w:t xml:space="preserve">«Осмотр материала» → псевдосостояние выбора: выбран режим</w:t>
-            </w:r>
-          </w:p>
-          <w:p>
-            <w:pPr>
-              <w:spacing w:after="40" w:before="0" w:line="240"/>
-            </w:pPr>
-            <w:r>
-              <w:rPr>
-                <w:rFonts w:ascii="Times New Roman" w:cs="Times New Roman" w:eastAsia="Times New Roman" w:hAnsi="Times New Roman"/>
-                <w:b w:val="false"/>
-                <w:bCs w:val="false"/>
-                <w:i w:val="false"/>
-                <w:iCs w:val="false"/>
-                <w:sz w:val="24"/>
-                <w:szCs w:val="24"/>
-              </w:rPr>
-              <w:t xml:space="preserve">Внутренняя деятельность исходного состояния потенциально бесконечна (ожидание действия или внешнего события), выход из него — только по событию; условие ограничивает переход, действие после «/» изменяет внутреннюю переменную или состояние объекта.</w:t>
+              <w:t xml:space="preserve">ожидает завершения параллельных состояний «Отображение окна просмотра» и «Действия пользователя» и только затем передаёт управление дальше.</w:t>
             </w:r>
           </w:p>
         </w:tc>
@@ -12247,6 +12833,262 @@
                 <w:sz w:val="24"/>
                 <w:szCs w:val="24"/>
               </w:rPr>
+              <w:t xml:space="preserve">Начальное и конечные состояния</w:t>
+            </w:r>
+          </w:p>
+        </w:tc>
+        <w:tc>
+          <w:tcPr>
+            <w:tcW w:type="dxa" w:w="7087"/>
+            <w:tcBorders>
+              <w:top w:val="single" w:color="000000" w:sz="4"/>
+              <w:left w:val="single" w:color="000000" w:sz="4"/>
+              <w:bottom w:val="single" w:color="000000" w:sz="4"/>
+              <w:right w:val="single" w:color="000000" w:sz="4"/>
+            </w:tcBorders>
+            <w:tcMar>
+              <w:top w:type="dxa" w:w="60"/>
+              <w:left w:type="dxa" w:w="100"/>
+              <w:bottom w:type="dxa" w:w="60"/>
+              <w:right w:type="dxa" w:w="100"/>
+            </w:tcMar>
+          </w:tcPr>
+          <w:p>
+            <w:pPr>
+              <w:spacing w:after="40" w:before="0" w:line="240"/>
+            </w:pPr>
+            <w:r>
+              <w:rPr>
+                <w:rFonts w:ascii="Times New Roman" w:cs="Times New Roman" w:eastAsia="Times New Roman" w:hAnsi="Times New Roman"/>
+                <w:b w:val="false"/>
+                <w:bCs w:val="false"/>
+                <w:i w:val="false"/>
+                <w:iCs w:val="false"/>
+                <w:sz w:val="24"/>
+                <w:szCs w:val="24"/>
+              </w:rPr>
+              <w:t xml:space="preserve">Начальное псевдосостояние — запуск автомата.</w:t>
+            </w:r>
+          </w:p>
+          <w:p>
+            <w:pPr>
+              <w:spacing w:after="40" w:before="0" w:line="240"/>
+            </w:pPr>
+            <w:r>
+              <w:rPr>
+                <w:rFonts w:ascii="Times New Roman" w:cs="Times New Roman" w:eastAsia="Times New Roman" w:hAnsi="Times New Roman"/>
+                <w:b w:val="false"/>
+                <w:bCs w:val="false"/>
+                <w:i w:val="false"/>
+                <w:iCs w:val="false"/>
+                <w:sz w:val="24"/>
+                <w:szCs w:val="24"/>
+              </w:rPr>
+              <w:t xml:space="preserve">Конечное состояние — просмотр закрыт.</w:t>
+            </w:r>
+          </w:p>
+        </w:tc>
+      </w:tr>
+      <w:tr>
+        <w:trPr>
+          <w:cantSplit w:val="off"/>
+        </w:trPr>
+        <w:tc>
+          <w:tcPr>
+            <w:tcW w:type="dxa" w:w="2268"/>
+            <w:tcBorders>
+              <w:top w:val="single" w:color="000000" w:sz="4"/>
+              <w:left w:val="single" w:color="000000" w:sz="4"/>
+              <w:bottom w:val="single" w:color="000000" w:sz="4"/>
+              <w:right w:val="single" w:color="000000" w:sz="4"/>
+            </w:tcBorders>
+            <w:shd w:fill="F2F2F2" w:color="auto" w:val="clear"/>
+            <w:tcMar>
+              <w:top w:type="dxa" w:w="60"/>
+              <w:left w:type="dxa" w:w="100"/>
+              <w:bottom w:type="dxa" w:w="60"/>
+              <w:right w:type="dxa" w:w="100"/>
+            </w:tcMar>
+          </w:tcPr>
+          <w:p>
+            <w:pPr>
+              <w:spacing w:after="40" w:before="0" w:line="240"/>
+            </w:pPr>
+            <w:r>
+              <w:rPr>
+                <w:rFonts w:ascii="Times New Roman" w:cs="Times New Roman" w:eastAsia="Times New Roman" w:hAnsi="Times New Roman"/>
+                <w:b/>
+                <w:bCs/>
+                <w:i w:val="false"/>
+                <w:iCs w:val="false"/>
+                <w:sz w:val="24"/>
+                <w:szCs w:val="24"/>
+              </w:rPr>
+              <w:t xml:space="preserve">Переходы без надписей</w:t>
+            </w:r>
+          </w:p>
+        </w:tc>
+        <w:tc>
+          <w:tcPr>
+            <w:tcW w:type="dxa" w:w="7087"/>
+            <w:tcBorders>
+              <w:top w:val="single" w:color="000000" w:sz="4"/>
+              <w:left w:val="single" w:color="000000" w:sz="4"/>
+              <w:bottom w:val="single" w:color="000000" w:sz="4"/>
+              <w:right w:val="single" w:color="000000" w:sz="4"/>
+            </w:tcBorders>
+            <w:tcMar>
+              <w:top w:type="dxa" w:w="60"/>
+              <w:left w:type="dxa" w:w="100"/>
+              <w:bottom w:type="dxa" w:w="60"/>
+              <w:right w:type="dxa" w:w="100"/>
+            </w:tcMar>
+          </w:tcPr>
+          <w:p>
+            <w:pPr>
+              <w:spacing w:after="40" w:before="0" w:line="240"/>
+            </w:pPr>
+            <w:r>
+              <w:rPr>
+                <w:rFonts w:ascii="Times New Roman" w:cs="Times New Roman" w:eastAsia="Times New Roman" w:hAnsi="Times New Roman"/>
+                <w:b w:val="false"/>
+                <w:bCs w:val="false"/>
+                <w:i w:val="false"/>
+                <w:iCs w:val="false"/>
+                <w:sz w:val="24"/>
+                <w:szCs w:val="24"/>
+              </w:rPr>
+              <w:t xml:space="preserve">псевдосостояние разветвления → «Отображение окна просмотра»; псевдосостояние разветвления → «Действия пользователя»; «Действия пользователя» → псевдосостояние синхронизации; начальное псевдосостояние → «Загрузка карт»; псевдосостояние соединения → псевдосостояние разветвления; псевдосостояние синхронизации → псевдосостояние выбора; «Показ карты» → псевдосостояние соединения; «Замена объекта» → псевдосостояние соединения; «Своя модель» → псевдосостояние соединения; псевдосостояние соединения → псевдосостояние соединения; псевдосостояние соединения → псевдосостояние соединения; псевдосостояние соединения → псевдосостояние соединения; псевдосостояние соединения → псевдосостояние соединения. Надписей нет: переход по завершению внутренней деятельности состояния (из начального псевдосостояния — сразу при запуске, из соединения — безусловно, из разветвления — безусловно и одновременно в оба параллельных состояния, из синхронизации — после завершения обоих параллельных состояний), безальтернативный.</w:t>
+            </w:r>
+          </w:p>
+        </w:tc>
+      </w:tr>
+      <w:tr>
+        <w:trPr>
+          <w:cantSplit w:val="off"/>
+        </w:trPr>
+        <w:tc>
+          <w:tcPr>
+            <w:tcW w:type="dxa" w:w="2268"/>
+            <w:tcBorders>
+              <w:top w:val="single" w:color="000000" w:sz="4"/>
+              <w:left w:val="single" w:color="000000" w:sz="4"/>
+              <w:bottom w:val="single" w:color="000000" w:sz="4"/>
+              <w:right w:val="single" w:color="000000" w:sz="4"/>
+            </w:tcBorders>
+            <w:shd w:fill="F2F2F2" w:color="auto" w:val="clear"/>
+            <w:tcMar>
+              <w:top w:type="dxa" w:w="60"/>
+              <w:left w:type="dxa" w:w="100"/>
+              <w:bottom w:type="dxa" w:w="60"/>
+              <w:right w:type="dxa" w:w="100"/>
+            </w:tcMar>
+          </w:tcPr>
+          <w:p>
+            <w:pPr>
+              <w:spacing w:after="40" w:before="0" w:line="240"/>
+            </w:pPr>
+            <w:r>
+              <w:rPr>
+                <w:rFonts w:ascii="Times New Roman" w:cs="Times New Roman" w:eastAsia="Times New Roman" w:hAnsi="Times New Roman"/>
+                <w:b/>
+                <w:bCs/>
+                <w:i w:val="false"/>
+                <w:iCs w:val="false"/>
+                <w:sz w:val="24"/>
+                <w:szCs w:val="24"/>
+              </w:rPr>
+              <w:t xml:space="preserve">Переходы по событиям</w:t>
+            </w:r>
+          </w:p>
+        </w:tc>
+        <w:tc>
+          <w:tcPr>
+            <w:tcW w:type="dxa" w:w="7087"/>
+            <w:tcBorders>
+              <w:top w:val="single" w:color="000000" w:sz="4"/>
+              <w:left w:val="single" w:color="000000" w:sz="4"/>
+              <w:bottom w:val="single" w:color="000000" w:sz="4"/>
+              <w:right w:val="single" w:color="000000" w:sz="4"/>
+            </w:tcBorders>
+            <w:tcMar>
+              <w:top w:type="dxa" w:w="60"/>
+              <w:left w:type="dxa" w:w="100"/>
+              <w:bottom w:type="dxa" w:w="60"/>
+              <w:right w:type="dxa" w:w="100"/>
+            </w:tcMar>
+          </w:tcPr>
+          <w:p>
+            <w:pPr>
+              <w:spacing w:after="40" w:before="0" w:line="240"/>
+            </w:pPr>
+            <w:r>
+              <w:rPr>
+                <w:rFonts w:ascii="Times New Roman" w:cs="Times New Roman" w:eastAsia="Times New Roman" w:hAnsi="Times New Roman"/>
+                <w:b w:val="false"/>
+                <w:bCs w:val="false"/>
+                <w:i w:val="false"/>
+                <w:iCs w:val="false"/>
+                <w:sz w:val="24"/>
+                <w:szCs w:val="24"/>
+              </w:rPr>
+              <w:t xml:space="preserve">«Отображение окна просмотра» → псевдосостояние синхронизации: выбрано действие / Действие := выбранное</w:t>
+            </w:r>
+          </w:p>
+          <w:p>
+            <w:pPr>
+              <w:spacing w:after="40" w:before="0" w:line="240"/>
+            </w:pPr>
+            <w:r>
+              <w:rPr>
+                <w:rFonts w:ascii="Times New Roman" w:cs="Times New Roman" w:eastAsia="Times New Roman" w:hAnsi="Times New Roman"/>
+                <w:b w:val="false"/>
+                <w:bCs w:val="false"/>
+                <w:i w:val="false"/>
+                <w:iCs w:val="false"/>
+                <w:sz w:val="24"/>
+                <w:szCs w:val="24"/>
+              </w:rPr>
+              <w:t xml:space="preserve">Внутренняя деятельность исходного состояния потенциально бесконечна (ожидание действия или внешнего события), выход из него — только по событию; условие ограничивает переход, действие после «/» изменяет внутреннюю переменную или состояние объекта. Отображение окна выполняется параллельно с действиями пользователя ([5], рис. 3.2) и завершается событием «выбрано действие», на переходе запоминается выбранное действие (Действие := выбранное); синхронизация передаёт управление дальше после завершения действий пользователя.</w:t>
+            </w:r>
+          </w:p>
+        </w:tc>
+      </w:tr>
+      <w:tr>
+        <w:trPr>
+          <w:cantSplit w:val="off"/>
+        </w:trPr>
+        <w:tc>
+          <w:tcPr>
+            <w:tcW w:type="dxa" w:w="2268"/>
+            <w:tcBorders>
+              <w:top w:val="single" w:color="000000" w:sz="4"/>
+              <w:left w:val="single" w:color="000000" w:sz="4"/>
+              <w:bottom w:val="single" w:color="000000" w:sz="4"/>
+              <w:right w:val="single" w:color="000000" w:sz="4"/>
+            </w:tcBorders>
+            <w:shd w:fill="F2F2F2" w:color="auto" w:val="clear"/>
+            <w:tcMar>
+              <w:top w:type="dxa" w:w="60"/>
+              <w:left w:type="dxa" w:w="100"/>
+              <w:bottom w:type="dxa" w:w="60"/>
+              <w:right w:type="dxa" w:w="100"/>
+            </w:tcMar>
+          </w:tcPr>
+          <w:p>
+            <w:pPr>
+              <w:spacing w:after="40" w:before="0" w:line="240"/>
+            </w:pPr>
+            <w:r>
+              <w:rPr>
+                <w:rFonts w:ascii="Times New Roman" w:cs="Times New Roman" w:eastAsia="Times New Roman" w:hAnsi="Times New Roman"/>
+                <w:b/>
+                <w:bCs/>
+                <w:i w:val="false"/>
+                <w:iCs w:val="false"/>
+                <w:sz w:val="24"/>
+                <w:szCs w:val="24"/>
+              </w:rPr>
               <w:t xml:space="preserve">Переходы с условиями и действиями</w:t>
             </w:r>
           </w:p>
@@ -12281,24 +13123,58 @@
                 <w:sz w:val="24"/>
                 <w:szCs w:val="24"/>
               </w:rPr>
-              <w:t xml:space="preserve">Из псевдосостояния выбора: [выбрана вкладка карты] → «Показ карты», [else] → псевдосостояние выбора.</w:t>
-            </w:r>
-          </w:p>
-          <w:p>
-            <w:pPr>
-              <w:spacing w:after="40" w:before="0" w:line="240"/>
-            </w:pPr>
-            <w:r>
-              <w:rPr>
-                <w:rFonts w:ascii="Times New Roman" w:cs="Times New Roman" w:eastAsia="Times New Roman" w:hAnsi="Times New Roman"/>
-                <w:b w:val="false"/>
-                <w:bCs w:val="false"/>
-                <w:i w:val="false"/>
-                <w:iCs w:val="false"/>
-                <w:sz w:val="24"/>
-                <w:szCs w:val="24"/>
-              </w:rPr>
-              <w:t xml:space="preserve">Из псевдосостояния выбора: [выбрана форма] / Объект := выбранный → «Замена объекта», [else] → псевдосостояние выбора.</w:t>
+              <w:t xml:space="preserve">Из «Загрузка карт»: / Объект := «сфера» → псевдосостояние соединения.</w:t>
+            </w:r>
+          </w:p>
+          <w:p>
+            <w:pPr>
+              <w:spacing w:after="40" w:before="0" w:line="240"/>
+            </w:pPr>
+            <w:r>
+              <w:rPr>
+                <w:rFonts w:ascii="Times New Roman" w:cs="Times New Roman" w:eastAsia="Times New Roman" w:hAnsi="Times New Roman"/>
+                <w:b w:val="false"/>
+                <w:bCs w:val="false"/>
+                <w:i w:val="false"/>
+                <w:iCs w:val="false"/>
+                <w:sz w:val="24"/>
+                <w:szCs w:val="24"/>
+              </w:rPr>
+              <w:t xml:space="preserve">Из псевдосостояния выбора: [Действие ≠ «Закрыть»] → псевдосостояние выбора, [else] → конечное состояние.</w:t>
+            </w:r>
+          </w:p>
+          <w:p>
+            <w:pPr>
+              <w:spacing w:after="40" w:before="0" w:line="240"/>
+            </w:pPr>
+            <w:r>
+              <w:rPr>
+                <w:rFonts w:ascii="Times New Roman" w:cs="Times New Roman" w:eastAsia="Times New Roman" w:hAnsi="Times New Roman"/>
+                <w:b w:val="false"/>
+                <w:bCs w:val="false"/>
+                <w:i w:val="false"/>
+                <w:iCs w:val="false"/>
+                <w:sz w:val="24"/>
+                <w:szCs w:val="24"/>
+              </w:rPr>
+              <w:t xml:space="preserve">Из псевдосостояния выбора: [Действие = «Карта»] → «Показ карты», [else] → псевдосостояние выбора.</w:t>
+            </w:r>
+          </w:p>
+          <w:p>
+            <w:pPr>
+              <w:spacing w:after="40" w:before="0" w:line="240"/>
+            </w:pPr>
+            <w:r>
+              <w:rPr>
+                <w:rFonts w:ascii="Times New Roman" w:cs="Times New Roman" w:eastAsia="Times New Roman" w:hAnsi="Times New Roman"/>
+                <w:b w:val="false"/>
+                <w:bCs w:val="false"/>
+                <w:i w:val="false"/>
+                <w:iCs w:val="false"/>
+                <w:sz w:val="24"/>
+                <w:szCs w:val="24"/>
+              </w:rPr>
+              <w:t xml:space="preserve">Из псевдосостояния выбора: [Действие = «Форма»] / Объект := выбранный → «Замена объекта», [else] → псевдосостояние выбора.</w:t>
             </w:r>
           </w:p>
           <w:p>
@@ -12447,7 +13323,7 @@
                 <w:sz w:val="24"/>
                 <w:szCs w:val="24"/>
               </w:rPr>
-              <w:t xml:space="preserve">D_SM_Material_Export. Алгоритм реализации прецедента «Экспорт материала» в форме автомата: выбор движка, упаковка карт, преобразования для Unreal Engine и премиум-форматов, формирование архива и скачивание. Внутренние переменные (атрибуты вспомогательного объекта потока управления): Движок (строка) — целевой движок: «Blender», «Unity», «Unreal Engine». Количественная характеристика диаграммы: простых состояний — 7; ссылочных состояний — 0; псевдосостояний выбора — 3; соединения — 2; начальных — 1; конечных — 3; переходов — 17.</w:t>
+              <w:t xml:space="preserve">D_SM_Material_Export. Алгоритм реализации прецедента «Экспорт материала» в форме автомата: выбор движка, упаковка карт, преобразования для Unreal Engine и премиум-форматов, формирование архива и скачивание. Внутренние переменные (атрибуты вспомогательного объекта потока управления): Движок (строка) — целевой движок: «Blender», «Unity», «Unreal Engine»; Действие (строка) — действие, выбранное в окне: нажатая кнопка, ссылка или закрытие окна. Количественная характеристика диаграммы: простых состояний — 8; ссылочных состояний — 0; псевдосостояний выбора — 4; соединения — 2; разветвления — 1; синхронизации — 1; начальных — 1; конечных — 3; переходов — 22.</w:t>
             </w:r>
           </w:p>
         </w:tc>
@@ -12487,7 +13363,7 @@
                 <w:sz w:val="24"/>
                 <w:szCs w:val="24"/>
               </w:rPr>
-              <w:t xml:space="preserve">«Выбор движка»</w:t>
+              <w:t xml:space="preserve">«Отображение окна экспорта»</w:t>
             </w:r>
           </w:p>
         </w:tc>
@@ -12538,24 +13414,24 @@
                 <w:sz w:val="24"/>
                 <w:szCs w:val="24"/>
               </w:rPr>
-              <w:t xml:space="preserve">do/Показ окна экспорта и ожидание выбора</w:t>
-            </w:r>
-          </w:p>
-          <w:p>
-            <w:pPr>
-              <w:spacing w:after="40" w:before="0" w:line="240"/>
-            </w:pPr>
-            <w:r>
-              <w:rPr>
-                <w:rFonts w:ascii="Times New Roman" w:cs="Times New Roman" w:eastAsia="Times New Roman" w:hAnsi="Times New Roman"/>
-                <w:b w:val="false"/>
-                <w:bCs w:val="false"/>
-                <w:i w:val="false"/>
-                <w:iCs w:val="false"/>
-                <w:sz w:val="24"/>
-                <w:szCs w:val="24"/>
-              </w:rPr>
-              <w:t xml:space="preserve">Выбор движка в списке; выход только по событиям. Деятельности состояния семантически просты, отдельная диаграмма не приводится.</w:t>
+              <w:t xml:space="preserve">do/Показ окна и реакция на выбор</w:t>
+            </w:r>
+          </w:p>
+          <w:p>
+            <w:pPr>
+              <w:spacing w:after="40" w:before="0" w:line="240"/>
+            </w:pPr>
+            <w:r>
+              <w:rPr>
+                <w:rFonts w:ascii="Times New Roman" w:cs="Times New Roman" w:eastAsia="Times New Roman" w:hAnsi="Times New Roman"/>
+                <w:b w:val="false"/>
+                <w:bCs w:val="false"/>
+                <w:i w:val="false"/>
+                <w:iCs w:val="false"/>
+                <w:sz w:val="24"/>
+                <w:szCs w:val="24"/>
+              </w:rPr>
+              <w:t xml:space="preserve">Окно отображается системой параллельно с действиями пользователя; внутренняя деятельность потенциально бесконечна, выход только по событию. Окно со списком движков, флажками расширенных форматов (на бесплатном тарифе помечены «Премиум») и кнопкой «Экспортировать». Деятельности состояния семантически просты, отдельная диаграмма не приводится.</w:t>
             </w:r>
           </w:p>
         </w:tc>
@@ -12595,7 +13471,7 @@
                 <w:sz w:val="24"/>
                 <w:szCs w:val="24"/>
               </w:rPr>
-              <w:t xml:space="preserve">«Упаковка карт»</w:t>
+              <w:t xml:space="preserve">«Действия пользователя»</w:t>
             </w:r>
           </w:p>
         </w:tc>
@@ -12646,24 +13522,58 @@
                 <w:sz w:val="24"/>
                 <w:szCs w:val="24"/>
               </w:rPr>
-              <w:t xml:space="preserve">do/Упаковка каналов под движок</w:t>
-            </w:r>
-          </w:p>
-          <w:p>
-            <w:pPr>
-              <w:spacing w:after="40" w:before="0" w:line="240"/>
-            </w:pPr>
-            <w:r>
-              <w:rPr>
-                <w:rFonts w:ascii="Times New Roman" w:cs="Times New Roman" w:eastAsia="Times New Roman" w:hAnsi="Times New Roman"/>
-                <w:b w:val="false"/>
-                <w:bCs w:val="false"/>
-                <w:i w:val="false"/>
-                <w:iCs w:val="false"/>
-                <w:sz w:val="24"/>
-                <w:szCs w:val="24"/>
-              </w:rPr>
-              <w:t xml:space="preserve">Blender — отдельные карты, Unity — Metallic/Smoothness, Unreal Engine — ORM. Деятельности состояния семантически просты, отдельная диаграмма не приводится.</w:t>
+              <w:t xml:space="preserve">do/Выбор движка</w:t>
+            </w:r>
+          </w:p>
+          <w:p>
+            <w:pPr>
+              <w:spacing w:after="40" w:before="0" w:line="240"/>
+            </w:pPr>
+            <w:r>
+              <w:rPr>
+                <w:rFonts w:ascii="Times New Roman" w:cs="Times New Roman" w:eastAsia="Times New Roman" w:hAnsi="Times New Roman"/>
+                <w:b w:val="false"/>
+                <w:bCs w:val="false"/>
+                <w:i w:val="false"/>
+                <w:iCs w:val="false"/>
+                <w:sz w:val="24"/>
+                <w:szCs w:val="24"/>
+              </w:rPr>
+              <w:t xml:space="preserve">do/Выбор расширенных форматов</w:t>
+            </w:r>
+          </w:p>
+          <w:p>
+            <w:pPr>
+              <w:spacing w:after="40" w:before="0" w:line="240"/>
+            </w:pPr>
+            <w:r>
+              <w:rPr>
+                <w:rFonts w:ascii="Times New Roman" w:cs="Times New Roman" w:eastAsia="Times New Roman" w:hAnsi="Times New Roman"/>
+                <w:b w:val="false"/>
+                <w:bCs w:val="false"/>
+                <w:i w:val="false"/>
+                <w:iCs w:val="false"/>
+                <w:sz w:val="24"/>
+                <w:szCs w:val="24"/>
+              </w:rPr>
+              <w:t xml:space="preserve">exit/Нажатие кнопки или закрытие окна</w:t>
+            </w:r>
+          </w:p>
+          <w:p>
+            <w:pPr>
+              <w:spacing w:after="40" w:before="0" w:line="240"/>
+            </w:pPr>
+            <w:r>
+              <w:rPr>
+                <w:rFonts w:ascii="Times New Roman" w:cs="Times New Roman" w:eastAsia="Times New Roman" w:hAnsi="Times New Roman"/>
+                <w:b w:val="false"/>
+                <w:bCs w:val="false"/>
+                <w:i w:val="false"/>
+                <w:iCs w:val="false"/>
+                <w:sz w:val="24"/>
+                <w:szCs w:val="24"/>
+              </w:rPr>
+              <w:t xml:space="preserve">Действия в окне, выполняемые параллельно с его отображением; внутренние деятельности do выполняются в любом порядке, состояние завершается действием exit. Пользователь выбирает движок и форматы, затем нажимает «Экспортировать» или закрывает окно. Деятельности состояния семантически просты, отдельная диаграмма не приводится.</w:t>
             </w:r>
           </w:p>
         </w:tc>
@@ -12703,7 +13613,7 @@
                 <w:sz w:val="24"/>
                 <w:szCs w:val="24"/>
               </w:rPr>
-              <w:t xml:space="preserve">«Перевод нормалей»</w:t>
+              <w:t xml:space="preserve">«Упаковка карт»</w:t>
             </w:r>
           </w:p>
         </w:tc>
@@ -12754,24 +13664,24 @@
                 <w:sz w:val="24"/>
                 <w:szCs w:val="24"/>
               </w:rPr>
-              <w:t xml:space="preserve">do/Инверсия зелёного канала</w:t>
-            </w:r>
-          </w:p>
-          <w:p>
-            <w:pPr>
-              <w:spacing w:after="40" w:before="0" w:line="240"/>
-            </w:pPr>
-            <w:r>
-              <w:rPr>
-                <w:rFonts w:ascii="Times New Roman" w:cs="Times New Roman" w:eastAsia="Times New Roman" w:hAnsi="Times New Roman"/>
-                <w:b w:val="false"/>
-                <w:bCs w:val="false"/>
-                <w:i w:val="false"/>
-                <w:iCs w:val="false"/>
-                <w:sz w:val="24"/>
-                <w:szCs w:val="24"/>
-              </w:rPr>
-              <w:t xml:space="preserve">Перевод карты нормалей в формат DirectX. Деятельности состояния семантически просты, отдельная диаграмма не приводится.</w:t>
+              <w:t xml:space="preserve">do/Упаковка каналов под движок</w:t>
+            </w:r>
+          </w:p>
+          <w:p>
+            <w:pPr>
+              <w:spacing w:after="40" w:before="0" w:line="240"/>
+            </w:pPr>
+            <w:r>
+              <w:rPr>
+                <w:rFonts w:ascii="Times New Roman" w:cs="Times New Roman" w:eastAsia="Times New Roman" w:hAnsi="Times New Roman"/>
+                <w:b w:val="false"/>
+                <w:bCs w:val="false"/>
+                <w:i w:val="false"/>
+                <w:iCs w:val="false"/>
+                <w:sz w:val="24"/>
+                <w:szCs w:val="24"/>
+              </w:rPr>
+              <w:t xml:space="preserve">Blender — отдельные карты, Unity — Metallic/Smoothness, Unreal Engine — ORM. Деятельности состояния семантически просты, отдельная диаграмма не приводится.</w:t>
             </w:r>
           </w:p>
         </w:tc>
@@ -12811,7 +13721,7 @@
                 <w:sz w:val="24"/>
                 <w:szCs w:val="24"/>
               </w:rPr>
-              <w:t xml:space="preserve">«Расширенные форматы»</w:t>
+              <w:t xml:space="preserve">«Перевод нормалей»</w:t>
             </w:r>
           </w:p>
         </w:tc>
@@ -12862,24 +13772,24 @@
                 <w:sz w:val="24"/>
                 <w:szCs w:val="24"/>
               </w:rPr>
-              <w:t xml:space="preserve">do/Добавление 16 бит, EXR и .glb</w:t>
-            </w:r>
-          </w:p>
-          <w:p>
-            <w:pPr>
-              <w:spacing w:after="40" w:before="0" w:line="240"/>
-            </w:pPr>
-            <w:r>
-              <w:rPr>
-                <w:rFonts w:ascii="Times New Roman" w:cs="Times New Roman" w:eastAsia="Times New Roman" w:hAnsi="Times New Roman"/>
-                <w:b w:val="false"/>
-                <w:bCs w:val="false"/>
-                <w:i w:val="false"/>
-                <w:iCs w:val="false"/>
-                <w:sz w:val="24"/>
-                <w:szCs w:val="24"/>
-              </w:rPr>
-              <w:t xml:space="preserve">Карта высот в 16 бит, файлы EXR и модель .glb (тариф «Премиум»). Деятельности состояния семантически просты, отдельная диаграмма не приводится.</w:t>
+              <w:t xml:space="preserve">do/Инверсия зелёного канала</w:t>
+            </w:r>
+          </w:p>
+          <w:p>
+            <w:pPr>
+              <w:spacing w:after="40" w:before="0" w:line="240"/>
+            </w:pPr>
+            <w:r>
+              <w:rPr>
+                <w:rFonts w:ascii="Times New Roman" w:cs="Times New Roman" w:eastAsia="Times New Roman" w:hAnsi="Times New Roman"/>
+                <w:b w:val="false"/>
+                <w:bCs w:val="false"/>
+                <w:i w:val="false"/>
+                <w:iCs w:val="false"/>
+                <w:sz w:val="24"/>
+                <w:szCs w:val="24"/>
+              </w:rPr>
+              <w:t xml:space="preserve">Перевод карты нормалей в формат DirectX. Деятельности состояния семантически просты, отдельная диаграмма не приводится.</w:t>
             </w:r>
           </w:p>
         </w:tc>
@@ -12919,7 +13829,7 @@
                 <w:sz w:val="24"/>
                 <w:szCs w:val="24"/>
               </w:rPr>
-              <w:t xml:space="preserve">«Формирование архива»</w:t>
+              <w:t xml:space="preserve">«Расширенные форматы»</w:t>
             </w:r>
           </w:p>
         </w:tc>
@@ -12970,41 +13880,24 @@
                 <w:sz w:val="24"/>
                 <w:szCs w:val="24"/>
               </w:rPr>
-              <w:t xml:space="preserve">do/Сборка ZIP и manifest.json</w:t>
-            </w:r>
-          </w:p>
-          <w:p>
-            <w:pPr>
-              <w:spacing w:after="40" w:before="0" w:line="240"/>
-            </w:pPr>
-            <w:r>
-              <w:rPr>
-                <w:rFonts w:ascii="Times New Roman" w:cs="Times New Roman" w:eastAsia="Times New Roman" w:hAnsi="Times New Roman"/>
-                <w:b w:val="false"/>
-                <w:bCs w:val="false"/>
-                <w:i w:val="false"/>
-                <w:iCs w:val="false"/>
-                <w:sz w:val="24"/>
-                <w:szCs w:val="24"/>
-              </w:rPr>
-              <w:t xml:space="preserve">exit/Выдача временной ссылки</w:t>
-            </w:r>
-          </w:p>
-          <w:p>
-            <w:pPr>
-              <w:spacing w:after="40" w:before="0" w:line="240"/>
-            </w:pPr>
-            <w:r>
-              <w:rPr>
-                <w:rFonts w:ascii="Times New Roman" w:cs="Times New Roman" w:eastAsia="Times New Roman" w:hAnsi="Times New Roman"/>
-                <w:b w:val="false"/>
-                <w:bCs w:val="false"/>
-                <w:i w:val="false"/>
-                <w:iCs w:val="false"/>
-                <w:sz w:val="24"/>
-                <w:szCs w:val="24"/>
-              </w:rPr>
-              <w:t xml:space="preserve">Внутренняя деятельность — деятельность ЛР2 «Формирование архива материала».</w:t>
+              <w:t xml:space="preserve">do/Добавление 16 бит, EXR и .glb</w:t>
+            </w:r>
+          </w:p>
+          <w:p>
+            <w:pPr>
+              <w:spacing w:after="40" w:before="0" w:line="240"/>
+            </w:pPr>
+            <w:r>
+              <w:rPr>
+                <w:rFonts w:ascii="Times New Roman" w:cs="Times New Roman" w:eastAsia="Times New Roman" w:hAnsi="Times New Roman"/>
+                <w:b w:val="false"/>
+                <w:bCs w:val="false"/>
+                <w:i w:val="false"/>
+                <w:iCs w:val="false"/>
+                <w:sz w:val="24"/>
+                <w:szCs w:val="24"/>
+              </w:rPr>
+              <w:t xml:space="preserve">Карта высот в 16 бит, файлы EXR и модель .glb (тариф «Премиум»). Деятельности состояния семантически просты, отдельная диаграмма не приводится.</w:t>
             </w:r>
           </w:p>
         </w:tc>
@@ -13044,7 +13937,7 @@
                 <w:sz w:val="24"/>
                 <w:szCs w:val="24"/>
               </w:rPr>
-              <w:t xml:space="preserve">«Скачивание»</w:t>
+              <w:t xml:space="preserve">«Формирование архива»</w:t>
             </w:r>
           </w:p>
         </w:tc>
@@ -13095,24 +13988,41 @@
                 <w:sz w:val="24"/>
                 <w:szCs w:val="24"/>
               </w:rPr>
-              <w:t xml:space="preserve">do/Скачивание архива по ссылке</w:t>
-            </w:r>
-          </w:p>
-          <w:p>
-            <w:pPr>
-              <w:spacing w:after="40" w:before="0" w:line="240"/>
-            </w:pPr>
-            <w:r>
-              <w:rPr>
-                <w:rFonts w:ascii="Times New Roman" w:cs="Times New Roman" w:eastAsia="Times New Roman" w:hAnsi="Times New Roman"/>
-                <w:b w:val="false"/>
-                <w:bCs w:val="false"/>
-                <w:i w:val="false"/>
-                <w:iCs w:val="false"/>
-                <w:sz w:val="24"/>
-                <w:szCs w:val="24"/>
-              </w:rPr>
-              <w:t xml:space="preserve">Браузер скачивает архив. Деятельности состояния семантически просты, отдельная диаграмма не приводится.</w:t>
+              <w:t xml:space="preserve">do/Сборка ZIP и manifest.json</w:t>
+            </w:r>
+          </w:p>
+          <w:p>
+            <w:pPr>
+              <w:spacing w:after="40" w:before="0" w:line="240"/>
+            </w:pPr>
+            <w:r>
+              <w:rPr>
+                <w:rFonts w:ascii="Times New Roman" w:cs="Times New Roman" w:eastAsia="Times New Roman" w:hAnsi="Times New Roman"/>
+                <w:b w:val="false"/>
+                <w:bCs w:val="false"/>
+                <w:i w:val="false"/>
+                <w:iCs w:val="false"/>
+                <w:sz w:val="24"/>
+                <w:szCs w:val="24"/>
+              </w:rPr>
+              <w:t xml:space="preserve">exit/Выдача временной ссылки</w:t>
+            </w:r>
+          </w:p>
+          <w:p>
+            <w:pPr>
+              <w:spacing w:after="40" w:before="0" w:line="240"/>
+            </w:pPr>
+            <w:r>
+              <w:rPr>
+                <w:rFonts w:ascii="Times New Roman" w:cs="Times New Roman" w:eastAsia="Times New Roman" w:hAnsi="Times New Roman"/>
+                <w:b w:val="false"/>
+                <w:bCs w:val="false"/>
+                <w:i w:val="false"/>
+                <w:iCs w:val="false"/>
+                <w:sz w:val="24"/>
+                <w:szCs w:val="24"/>
+              </w:rPr>
+              <w:t xml:space="preserve">Внутренняя деятельность — деятельность ЛР2 «Формирование архива материала».</w:t>
             </w:r>
           </w:p>
         </w:tc>
@@ -13152,7 +14062,7 @@
                 <w:sz w:val="24"/>
                 <w:szCs w:val="24"/>
               </w:rPr>
-              <w:t xml:space="preserve">«Файлы удалены»</w:t>
+              <w:t xml:space="preserve">«Скачивание»</w:t>
             </w:r>
           </w:p>
         </w:tc>
@@ -13203,24 +14113,24 @@
                 <w:sz w:val="24"/>
                 <w:szCs w:val="24"/>
               </w:rPr>
-              <w:t xml:space="preserve">do/Сообщение об удалении по сроку</w:t>
-            </w:r>
-          </w:p>
-          <w:p>
-            <w:pPr>
-              <w:spacing w:after="40" w:before="0" w:line="240"/>
-            </w:pPr>
-            <w:r>
-              <w:rPr>
-                <w:rFonts w:ascii="Times New Roman" w:cs="Times New Roman" w:eastAsia="Times New Roman" w:hAnsi="Times New Roman"/>
-                <w:b w:val="false"/>
-                <w:bCs w:val="false"/>
-                <w:i w:val="false"/>
-                <w:iCs w:val="false"/>
-                <w:sz w:val="24"/>
-                <w:szCs w:val="24"/>
-              </w:rPr>
-              <w:t xml:space="preserve">Файлы удалены по сроку хранения, предлагается создать материал заново. Деятельности состояния семантически просты, отдельная диаграмма не приводится.</w:t>
+              <w:t xml:space="preserve">do/Скачивание архива по ссылке</w:t>
+            </w:r>
+          </w:p>
+          <w:p>
+            <w:pPr>
+              <w:spacing w:after="40" w:before="0" w:line="240"/>
+            </w:pPr>
+            <w:r>
+              <w:rPr>
+                <w:rFonts w:ascii="Times New Roman" w:cs="Times New Roman" w:eastAsia="Times New Roman" w:hAnsi="Times New Roman"/>
+                <w:b w:val="false"/>
+                <w:bCs w:val="false"/>
+                <w:i w:val="false"/>
+                <w:iCs w:val="false"/>
+                <w:sz w:val="24"/>
+                <w:szCs w:val="24"/>
+              </w:rPr>
+              <w:t xml:space="preserve">Браузер скачивает архив. Деятельности состояния семантически просты, отдельная диаграмма не приводится.</w:t>
             </w:r>
           </w:p>
         </w:tc>
@@ -13260,7 +14170,7 @@
                 <w:sz w:val="24"/>
                 <w:szCs w:val="24"/>
               </w:rPr>
-              <w:t xml:space="preserve">Псевдосостояния выбора</w:t>
+              <w:t xml:space="preserve">«Файлы удалены»</w:t>
             </w:r>
           </w:p>
         </w:tc>
@@ -13294,41 +14204,41 @@
                 <w:sz w:val="24"/>
                 <w:szCs w:val="24"/>
               </w:rPr>
-              <w:t xml:space="preserve">выбран ли Unreal Engine.</w:t>
-            </w:r>
-          </w:p>
-          <w:p>
-            <w:pPr>
-              <w:spacing w:after="40" w:before="0" w:line="240"/>
-            </w:pPr>
-            <w:r>
-              <w:rPr>
-                <w:rFonts w:ascii="Times New Roman" w:cs="Times New Roman" w:eastAsia="Times New Roman" w:hAnsi="Times New Roman"/>
-                <w:b w:val="false"/>
-                <w:bCs w:val="false"/>
-                <w:i w:val="false"/>
-                <w:iCs w:val="false"/>
-                <w:sz w:val="24"/>
-                <w:szCs w:val="24"/>
-              </w:rPr>
-              <w:t xml:space="preserve">нужны ли расширенные форматы.</w:t>
-            </w:r>
-          </w:p>
-          <w:p>
-            <w:pPr>
-              <w:spacing w:after="40" w:before="0" w:line="240"/>
-            </w:pPr>
-            <w:r>
-              <w:rPr>
-                <w:rFonts w:ascii="Times New Roman" w:cs="Times New Roman" w:eastAsia="Times New Roman" w:hAnsi="Times New Roman"/>
-                <w:b w:val="false"/>
-                <w:bCs w:val="false"/>
-                <w:i w:val="false"/>
-                <w:iCs w:val="false"/>
-                <w:sz w:val="24"/>
-                <w:szCs w:val="24"/>
-              </w:rPr>
-              <w:t xml:space="preserve">доступны ли файлы материала.</w:t>
+              <w:t xml:space="preserve">Простое состояние.</w:t>
+            </w:r>
+          </w:p>
+          <w:p>
+            <w:pPr>
+              <w:spacing w:after="40" w:before="0" w:line="240"/>
+            </w:pPr>
+            <w:r>
+              <w:rPr>
+                <w:rFonts w:ascii="Times New Roman" w:cs="Times New Roman" w:eastAsia="Times New Roman" w:hAnsi="Times New Roman"/>
+                <w:b w:val="false"/>
+                <w:bCs w:val="false"/>
+                <w:i w:val="false"/>
+                <w:iCs w:val="false"/>
+                <w:sz w:val="24"/>
+                <w:szCs w:val="24"/>
+              </w:rPr>
+              <w:t xml:space="preserve">do/Сообщение об удалении по сроку</w:t>
+            </w:r>
+          </w:p>
+          <w:p>
+            <w:pPr>
+              <w:spacing w:after="40" w:before="0" w:line="240"/>
+            </w:pPr>
+            <w:r>
+              <w:rPr>
+                <w:rFonts w:ascii="Times New Roman" w:cs="Times New Roman" w:eastAsia="Times New Roman" w:hAnsi="Times New Roman"/>
+                <w:b w:val="false"/>
+                <w:bCs w:val="false"/>
+                <w:i w:val="false"/>
+                <w:iCs w:val="false"/>
+                <w:sz w:val="24"/>
+                <w:szCs w:val="24"/>
+              </w:rPr>
+              <w:t xml:space="preserve">Файлы удалены по сроку хранения, предлагается создать материал заново. Деятельности состояния семантически просты, отдельная диаграмма не приводится.</w:t>
             </w:r>
           </w:p>
         </w:tc>
@@ -13368,7 +14278,7 @@
                 <w:sz w:val="24"/>
                 <w:szCs w:val="24"/>
               </w:rPr>
-              <w:t xml:space="preserve">Псевдосостояния соединения</w:t>
+              <w:t xml:space="preserve">Псевдосостояния выбора</w:t>
             </w:r>
           </w:p>
         </w:tc>
@@ -13402,24 +14312,58 @@
                 <w:sz w:val="24"/>
                 <w:szCs w:val="24"/>
               </w:rPr>
-              <w:t xml:space="preserve">объединяет пути с переводом нормалей и без него.</w:t>
-            </w:r>
-          </w:p>
-          <w:p>
-            <w:pPr>
-              <w:spacing w:after="40" w:before="0" w:line="240"/>
-            </w:pPr>
-            <w:r>
-              <w:rPr>
-                <w:rFonts w:ascii="Times New Roman" w:cs="Times New Roman" w:eastAsia="Times New Roman" w:hAnsi="Times New Roman"/>
-                <w:b w:val="false"/>
-                <w:bCs w:val="false"/>
-                <w:i w:val="false"/>
-                <w:iCs w:val="false"/>
-                <w:sz w:val="24"/>
-                <w:szCs w:val="24"/>
-              </w:rPr>
-              <w:t xml:space="preserve">объединяет пути с расширенными форматами и без них.</w:t>
+              <w:t xml:space="preserve">нажата ли кнопка «Экспортировать».</w:t>
+            </w:r>
+          </w:p>
+          <w:p>
+            <w:pPr>
+              <w:spacing w:after="40" w:before="0" w:line="240"/>
+            </w:pPr>
+            <w:r>
+              <w:rPr>
+                <w:rFonts w:ascii="Times New Roman" w:cs="Times New Roman" w:eastAsia="Times New Roman" w:hAnsi="Times New Roman"/>
+                <w:b w:val="false"/>
+                <w:bCs w:val="false"/>
+                <w:i w:val="false"/>
+                <w:iCs w:val="false"/>
+                <w:sz w:val="24"/>
+                <w:szCs w:val="24"/>
+              </w:rPr>
+              <w:t xml:space="preserve">выбран ли Unreal Engine.</w:t>
+            </w:r>
+          </w:p>
+          <w:p>
+            <w:pPr>
+              <w:spacing w:after="40" w:before="0" w:line="240"/>
+            </w:pPr>
+            <w:r>
+              <w:rPr>
+                <w:rFonts w:ascii="Times New Roman" w:cs="Times New Roman" w:eastAsia="Times New Roman" w:hAnsi="Times New Roman"/>
+                <w:b w:val="false"/>
+                <w:bCs w:val="false"/>
+                <w:i w:val="false"/>
+                <w:iCs w:val="false"/>
+                <w:sz w:val="24"/>
+                <w:szCs w:val="24"/>
+              </w:rPr>
+              <w:t xml:space="preserve">нужны ли расширенные форматы.</w:t>
+            </w:r>
+          </w:p>
+          <w:p>
+            <w:pPr>
+              <w:spacing w:after="40" w:before="0" w:line="240"/>
+            </w:pPr>
+            <w:r>
+              <w:rPr>
+                <w:rFonts w:ascii="Times New Roman" w:cs="Times New Roman" w:eastAsia="Times New Roman" w:hAnsi="Times New Roman"/>
+                <w:b w:val="false"/>
+                <w:bCs w:val="false"/>
+                <w:i w:val="false"/>
+                <w:iCs w:val="false"/>
+                <w:sz w:val="24"/>
+                <w:szCs w:val="24"/>
+              </w:rPr>
+              <w:t xml:space="preserve">доступны ли файлы материала.</w:t>
             </w:r>
           </w:p>
         </w:tc>
@@ -13459,7 +14403,7 @@
                 <w:sz w:val="24"/>
                 <w:szCs w:val="24"/>
               </w:rPr>
-              <w:t xml:space="preserve">Начальное и конечные состояния</w:t>
+              <w:t xml:space="preserve">Псевдосостояния соединения</w:t>
             </w:r>
           </w:p>
         </w:tc>
@@ -13493,58 +14437,24 @@
                 <w:sz w:val="24"/>
                 <w:szCs w:val="24"/>
               </w:rPr>
-              <w:t xml:space="preserve">Начальное псевдосостояние — запуск автомата.</w:t>
-            </w:r>
-          </w:p>
-          <w:p>
-            <w:pPr>
-              <w:spacing w:after="40" w:before="0" w:line="240"/>
-            </w:pPr>
-            <w:r>
-              <w:rPr>
-                <w:rFonts w:ascii="Times New Roman" w:cs="Times New Roman" w:eastAsia="Times New Roman" w:hAnsi="Times New Roman"/>
-                <w:b w:val="false"/>
-                <w:bCs w:val="false"/>
-                <w:i w:val="false"/>
-                <w:iCs w:val="false"/>
-                <w:sz w:val="24"/>
-                <w:szCs w:val="24"/>
-              </w:rPr>
-              <w:t xml:space="preserve">Конечное состояние — экспорт отменён.</w:t>
-            </w:r>
-          </w:p>
-          <w:p>
-            <w:pPr>
-              <w:spacing w:after="40" w:before="0" w:line="240"/>
-            </w:pPr>
-            <w:r>
-              <w:rPr>
-                <w:rFonts w:ascii="Times New Roman" w:cs="Times New Roman" w:eastAsia="Times New Roman" w:hAnsi="Times New Roman"/>
-                <w:b w:val="false"/>
-                <w:bCs w:val="false"/>
-                <w:i w:val="false"/>
-                <w:iCs w:val="false"/>
-                <w:sz w:val="24"/>
-                <w:szCs w:val="24"/>
-              </w:rPr>
-              <w:t xml:space="preserve">Конечное состояние — архив скачан.</w:t>
-            </w:r>
-          </w:p>
-          <w:p>
-            <w:pPr>
-              <w:spacing w:after="40" w:before="0" w:line="240"/>
-            </w:pPr>
-            <w:r>
-              <w:rPr>
-                <w:rFonts w:ascii="Times New Roman" w:cs="Times New Roman" w:eastAsia="Times New Roman" w:hAnsi="Times New Roman"/>
-                <w:b w:val="false"/>
-                <w:bCs w:val="false"/>
-                <w:i w:val="false"/>
-                <w:iCs w:val="false"/>
-                <w:sz w:val="24"/>
-                <w:szCs w:val="24"/>
-              </w:rPr>
-              <w:t xml:space="preserve">Конечное состояние — экспорт невозможен.</w:t>
+              <w:t xml:space="preserve">объединяет пути с переводом нормалей и без него.</w:t>
+            </w:r>
+          </w:p>
+          <w:p>
+            <w:pPr>
+              <w:spacing w:after="40" w:before="0" w:line="240"/>
+            </w:pPr>
+            <w:r>
+              <w:rPr>
+                <w:rFonts w:ascii="Times New Roman" w:cs="Times New Roman" w:eastAsia="Times New Roman" w:hAnsi="Times New Roman"/>
+                <w:b w:val="false"/>
+                <w:bCs w:val="false"/>
+                <w:i w:val="false"/>
+                <w:iCs w:val="false"/>
+                <w:sz w:val="24"/>
+                <w:szCs w:val="24"/>
+              </w:rPr>
+              <w:t xml:space="preserve">объединяет пути с расширенными форматами и без них.</w:t>
             </w:r>
           </w:p>
         </w:tc>
@@ -13584,7 +14494,7 @@
                 <w:sz w:val="24"/>
                 <w:szCs w:val="24"/>
               </w:rPr>
-              <w:t xml:space="preserve">Переходы без надписей</w:t>
+              <w:t xml:space="preserve">Псевдосостояния разветвления</w:t>
             </w:r>
           </w:p>
         </w:tc>
@@ -13618,7 +14528,7 @@
                 <w:sz w:val="24"/>
                 <w:szCs w:val="24"/>
               </w:rPr>
-              <w:t xml:space="preserve">начальное псевдосостояние → «Выбор движка»; «Упаковка карт» → псевдосостояние выбора; «Перевод нормалей» → псевдосостояние соединения; псевдосостояние соединения → псевдосостояние выбора; «Расширенные форматы» → псевдосостояние соединения; псевдосостояние соединения → «Формирование архива»; «Формирование архива» → псевдосостояние выбора; «Скачивание» → конечное состояние; «Файлы удалены» → конечное состояние. Надписей нет: переход по завершению внутренней деятельности состояния (из начального псевдосостояния — сразу при запуске, из соединения — безусловно), безальтернативный.</w:t>
+              <w:t xml:space="preserve">запускает параллельные состояния «Отображение окна экспорта» и «Действия пользователя» — окно отображается, пока пользователь работает с ним.</w:t>
             </w:r>
           </w:p>
         </w:tc>
@@ -13658,7 +14568,7 @@
                 <w:sz w:val="24"/>
                 <w:szCs w:val="24"/>
               </w:rPr>
-              <w:t xml:space="preserve">Переходы по событиям</w:t>
+              <w:t xml:space="preserve">Псевдосостояния синхронизации</w:t>
             </w:r>
           </w:p>
         </w:tc>
@@ -13692,41 +14602,7 @@
                 <w:sz w:val="24"/>
                 <w:szCs w:val="24"/>
               </w:rPr>
-              <w:t xml:space="preserve">«Выбор движка» → «Упаковка карт»: выбран движок / Движок := выбранный</w:t>
-            </w:r>
-          </w:p>
-          <w:p>
-            <w:pPr>
-              <w:spacing w:after="40" w:before="0" w:line="240"/>
-            </w:pPr>
-            <w:r>
-              <w:rPr>
-                <w:rFonts w:ascii="Times New Roman" w:cs="Times New Roman" w:eastAsia="Times New Roman" w:hAnsi="Times New Roman"/>
-                <w:b w:val="false"/>
-                <w:bCs w:val="false"/>
-                <w:i w:val="false"/>
-                <w:iCs w:val="false"/>
-                <w:sz w:val="24"/>
-                <w:szCs w:val="24"/>
-              </w:rPr>
-              <w:t xml:space="preserve">«Выбор движка» → конечное состояние: окно закрыто</w:t>
-            </w:r>
-          </w:p>
-          <w:p>
-            <w:pPr>
-              <w:spacing w:after="40" w:before="0" w:line="240"/>
-            </w:pPr>
-            <w:r>
-              <w:rPr>
-                <w:rFonts w:ascii="Times New Roman" w:cs="Times New Roman" w:eastAsia="Times New Roman" w:hAnsi="Times New Roman"/>
-                <w:b w:val="false"/>
-                <w:bCs w:val="false"/>
-                <w:i w:val="false"/>
-                <w:iCs w:val="false"/>
-                <w:sz w:val="24"/>
-                <w:szCs w:val="24"/>
-              </w:rPr>
-              <w:t xml:space="preserve">Внутренняя деятельность исходного состояния потенциально бесконечна (ожидание действия или внешнего события), выход из него — только по событию; условие ограничивает переход, действие после «/» изменяет внутреннюю переменную или состояние объекта.</w:t>
+              <w:t xml:space="preserve">ожидает завершения параллельных состояний «Отображение окна экспорта» и «Действия пользователя» и только затем передаёт управление дальше.</w:t>
             </w:r>
           </w:p>
         </w:tc>
@@ -13766,6 +14642,296 @@
                 <w:sz w:val="24"/>
                 <w:szCs w:val="24"/>
               </w:rPr>
+              <w:t xml:space="preserve">Начальное и конечные состояния</w:t>
+            </w:r>
+          </w:p>
+        </w:tc>
+        <w:tc>
+          <w:tcPr>
+            <w:tcW w:type="dxa" w:w="7087"/>
+            <w:tcBorders>
+              <w:top w:val="single" w:color="000000" w:sz="4"/>
+              <w:left w:val="single" w:color="000000" w:sz="4"/>
+              <w:bottom w:val="single" w:color="000000" w:sz="4"/>
+              <w:right w:val="single" w:color="000000" w:sz="4"/>
+            </w:tcBorders>
+            <w:tcMar>
+              <w:top w:type="dxa" w:w="60"/>
+              <w:left w:type="dxa" w:w="100"/>
+              <w:bottom w:type="dxa" w:w="60"/>
+              <w:right w:type="dxa" w:w="100"/>
+            </w:tcMar>
+          </w:tcPr>
+          <w:p>
+            <w:pPr>
+              <w:spacing w:after="40" w:before="0" w:line="240"/>
+            </w:pPr>
+            <w:r>
+              <w:rPr>
+                <w:rFonts w:ascii="Times New Roman" w:cs="Times New Roman" w:eastAsia="Times New Roman" w:hAnsi="Times New Roman"/>
+                <w:b w:val="false"/>
+                <w:bCs w:val="false"/>
+                <w:i w:val="false"/>
+                <w:iCs w:val="false"/>
+                <w:sz w:val="24"/>
+                <w:szCs w:val="24"/>
+              </w:rPr>
+              <w:t xml:space="preserve">Начальное псевдосостояние — запуск автомата.</w:t>
+            </w:r>
+          </w:p>
+          <w:p>
+            <w:pPr>
+              <w:spacing w:after="40" w:before="0" w:line="240"/>
+            </w:pPr>
+            <w:r>
+              <w:rPr>
+                <w:rFonts w:ascii="Times New Roman" w:cs="Times New Roman" w:eastAsia="Times New Roman" w:hAnsi="Times New Roman"/>
+                <w:b w:val="false"/>
+                <w:bCs w:val="false"/>
+                <w:i w:val="false"/>
+                <w:iCs w:val="false"/>
+                <w:sz w:val="24"/>
+                <w:szCs w:val="24"/>
+              </w:rPr>
+              <w:t xml:space="preserve">Конечное состояние — экспорт отменён.</w:t>
+            </w:r>
+          </w:p>
+          <w:p>
+            <w:pPr>
+              <w:spacing w:after="40" w:before="0" w:line="240"/>
+            </w:pPr>
+            <w:r>
+              <w:rPr>
+                <w:rFonts w:ascii="Times New Roman" w:cs="Times New Roman" w:eastAsia="Times New Roman" w:hAnsi="Times New Roman"/>
+                <w:b w:val="false"/>
+                <w:bCs w:val="false"/>
+                <w:i w:val="false"/>
+                <w:iCs w:val="false"/>
+                <w:sz w:val="24"/>
+                <w:szCs w:val="24"/>
+              </w:rPr>
+              <w:t xml:space="preserve">Конечное состояние — архив скачан.</w:t>
+            </w:r>
+          </w:p>
+          <w:p>
+            <w:pPr>
+              <w:spacing w:after="40" w:before="0" w:line="240"/>
+            </w:pPr>
+            <w:r>
+              <w:rPr>
+                <w:rFonts w:ascii="Times New Roman" w:cs="Times New Roman" w:eastAsia="Times New Roman" w:hAnsi="Times New Roman"/>
+                <w:b w:val="false"/>
+                <w:bCs w:val="false"/>
+                <w:i w:val="false"/>
+                <w:iCs w:val="false"/>
+                <w:sz w:val="24"/>
+                <w:szCs w:val="24"/>
+              </w:rPr>
+              <w:t xml:space="preserve">Конечное состояние — экспорт невозможен.</w:t>
+            </w:r>
+          </w:p>
+        </w:tc>
+      </w:tr>
+      <w:tr>
+        <w:trPr>
+          <w:cantSplit w:val="off"/>
+        </w:trPr>
+        <w:tc>
+          <w:tcPr>
+            <w:tcW w:type="dxa" w:w="2268"/>
+            <w:tcBorders>
+              <w:top w:val="single" w:color="000000" w:sz="4"/>
+              <w:left w:val="single" w:color="000000" w:sz="4"/>
+              <w:bottom w:val="single" w:color="000000" w:sz="4"/>
+              <w:right w:val="single" w:color="000000" w:sz="4"/>
+            </w:tcBorders>
+            <w:shd w:fill="F2F2F2" w:color="auto" w:val="clear"/>
+            <w:tcMar>
+              <w:top w:type="dxa" w:w="60"/>
+              <w:left w:type="dxa" w:w="100"/>
+              <w:bottom w:type="dxa" w:w="60"/>
+              <w:right w:type="dxa" w:w="100"/>
+            </w:tcMar>
+          </w:tcPr>
+          <w:p>
+            <w:pPr>
+              <w:spacing w:after="40" w:before="0" w:line="240"/>
+            </w:pPr>
+            <w:r>
+              <w:rPr>
+                <w:rFonts w:ascii="Times New Roman" w:cs="Times New Roman" w:eastAsia="Times New Roman" w:hAnsi="Times New Roman"/>
+                <w:b/>
+                <w:bCs/>
+                <w:i w:val="false"/>
+                <w:iCs w:val="false"/>
+                <w:sz w:val="24"/>
+                <w:szCs w:val="24"/>
+              </w:rPr>
+              <w:t xml:space="preserve">Переходы без надписей</w:t>
+            </w:r>
+          </w:p>
+        </w:tc>
+        <w:tc>
+          <w:tcPr>
+            <w:tcW w:type="dxa" w:w="7087"/>
+            <w:tcBorders>
+              <w:top w:val="single" w:color="000000" w:sz="4"/>
+              <w:left w:val="single" w:color="000000" w:sz="4"/>
+              <w:bottom w:val="single" w:color="000000" w:sz="4"/>
+              <w:right w:val="single" w:color="000000" w:sz="4"/>
+            </w:tcBorders>
+            <w:tcMar>
+              <w:top w:type="dxa" w:w="60"/>
+              <w:left w:type="dxa" w:w="100"/>
+              <w:bottom w:type="dxa" w:w="60"/>
+              <w:right w:type="dxa" w:w="100"/>
+            </w:tcMar>
+          </w:tcPr>
+          <w:p>
+            <w:pPr>
+              <w:spacing w:after="40" w:before="0" w:line="240"/>
+            </w:pPr>
+            <w:r>
+              <w:rPr>
+                <w:rFonts w:ascii="Times New Roman" w:cs="Times New Roman" w:eastAsia="Times New Roman" w:hAnsi="Times New Roman"/>
+                <w:b w:val="false"/>
+                <w:bCs w:val="false"/>
+                <w:i w:val="false"/>
+                <w:iCs w:val="false"/>
+                <w:sz w:val="24"/>
+                <w:szCs w:val="24"/>
+              </w:rPr>
+              <w:t xml:space="preserve">псевдосостояние разветвления → «Отображение окна экспорта»; псевдосостояние разветвления → «Действия пользователя»; «Действия пользователя» → псевдосостояние синхронизации; начальное псевдосостояние → псевдосостояние разветвления; псевдосостояние синхронизации → псевдосостояние выбора; «Упаковка карт» → псевдосостояние выбора; «Перевод нормалей» → псевдосостояние соединения; псевдосостояние соединения → псевдосостояние выбора; «Расширенные форматы» → псевдосостояние соединения; псевдосостояние соединения → «Формирование архива»; «Формирование архива» → псевдосостояние выбора; «Скачивание» → конечное состояние; «Файлы удалены» → конечное состояние. Надписей нет: переход по завершению внутренней деятельности состояния (из начального псевдосостояния — сразу при запуске, из соединения — безусловно, из разветвления — безусловно и одновременно в оба параллельных состояния, из синхронизации — после завершения обоих параллельных состояний), безальтернативный.</w:t>
+            </w:r>
+          </w:p>
+        </w:tc>
+      </w:tr>
+      <w:tr>
+        <w:trPr>
+          <w:cantSplit w:val="off"/>
+        </w:trPr>
+        <w:tc>
+          <w:tcPr>
+            <w:tcW w:type="dxa" w:w="2268"/>
+            <w:tcBorders>
+              <w:top w:val="single" w:color="000000" w:sz="4"/>
+              <w:left w:val="single" w:color="000000" w:sz="4"/>
+              <w:bottom w:val="single" w:color="000000" w:sz="4"/>
+              <w:right w:val="single" w:color="000000" w:sz="4"/>
+            </w:tcBorders>
+            <w:shd w:fill="F2F2F2" w:color="auto" w:val="clear"/>
+            <w:tcMar>
+              <w:top w:type="dxa" w:w="60"/>
+              <w:left w:type="dxa" w:w="100"/>
+              <w:bottom w:type="dxa" w:w="60"/>
+              <w:right w:type="dxa" w:w="100"/>
+            </w:tcMar>
+          </w:tcPr>
+          <w:p>
+            <w:pPr>
+              <w:spacing w:after="40" w:before="0" w:line="240"/>
+            </w:pPr>
+            <w:r>
+              <w:rPr>
+                <w:rFonts w:ascii="Times New Roman" w:cs="Times New Roman" w:eastAsia="Times New Roman" w:hAnsi="Times New Roman"/>
+                <w:b/>
+                <w:bCs/>
+                <w:i w:val="false"/>
+                <w:iCs w:val="false"/>
+                <w:sz w:val="24"/>
+                <w:szCs w:val="24"/>
+              </w:rPr>
+              <w:t xml:space="preserve">Переходы по событиям</w:t>
+            </w:r>
+          </w:p>
+        </w:tc>
+        <w:tc>
+          <w:tcPr>
+            <w:tcW w:type="dxa" w:w="7087"/>
+            <w:tcBorders>
+              <w:top w:val="single" w:color="000000" w:sz="4"/>
+              <w:left w:val="single" w:color="000000" w:sz="4"/>
+              <w:bottom w:val="single" w:color="000000" w:sz="4"/>
+              <w:right w:val="single" w:color="000000" w:sz="4"/>
+            </w:tcBorders>
+            <w:tcMar>
+              <w:top w:type="dxa" w:w="60"/>
+              <w:left w:type="dxa" w:w="100"/>
+              <w:bottom w:type="dxa" w:w="60"/>
+              <w:right w:type="dxa" w:w="100"/>
+            </w:tcMar>
+          </w:tcPr>
+          <w:p>
+            <w:pPr>
+              <w:spacing w:after="40" w:before="0" w:line="240"/>
+            </w:pPr>
+            <w:r>
+              <w:rPr>
+                <w:rFonts w:ascii="Times New Roman" w:cs="Times New Roman" w:eastAsia="Times New Roman" w:hAnsi="Times New Roman"/>
+                <w:b w:val="false"/>
+                <w:bCs w:val="false"/>
+                <w:i w:val="false"/>
+                <w:iCs w:val="false"/>
+                <w:sz w:val="24"/>
+                <w:szCs w:val="24"/>
+              </w:rPr>
+              <w:t xml:space="preserve">«Отображение окна экспорта» → псевдосостояние синхронизации: выбрано действие / Действие := выбранное</w:t>
+            </w:r>
+          </w:p>
+          <w:p>
+            <w:pPr>
+              <w:spacing w:after="40" w:before="0" w:line="240"/>
+            </w:pPr>
+            <w:r>
+              <w:rPr>
+                <w:rFonts w:ascii="Times New Roman" w:cs="Times New Roman" w:eastAsia="Times New Roman" w:hAnsi="Times New Roman"/>
+                <w:b w:val="false"/>
+                <w:bCs w:val="false"/>
+                <w:i w:val="false"/>
+                <w:iCs w:val="false"/>
+                <w:sz w:val="24"/>
+                <w:szCs w:val="24"/>
+              </w:rPr>
+              <w:t xml:space="preserve">Внутренняя деятельность исходного состояния потенциально бесконечна (ожидание действия или внешнего события), выход из него — только по событию; условие ограничивает переход, действие после «/» изменяет внутреннюю переменную или состояние объекта. Отображение окна выполняется параллельно с действиями пользователя ([5], рис. 3.2) и завершается событием «выбрано действие», на переходе запоминается выбранное действие (Действие := выбранное); синхронизация передаёт управление дальше после завершения действий пользователя.</w:t>
+            </w:r>
+          </w:p>
+        </w:tc>
+      </w:tr>
+      <w:tr>
+        <w:trPr>
+          <w:cantSplit w:val="off"/>
+        </w:trPr>
+        <w:tc>
+          <w:tcPr>
+            <w:tcW w:type="dxa" w:w="2268"/>
+            <w:tcBorders>
+              <w:top w:val="single" w:color="000000" w:sz="4"/>
+              <w:left w:val="single" w:color="000000" w:sz="4"/>
+              <w:bottom w:val="single" w:color="000000" w:sz="4"/>
+              <w:right w:val="single" w:color="000000" w:sz="4"/>
+            </w:tcBorders>
+            <w:shd w:fill="F2F2F2" w:color="auto" w:val="clear"/>
+            <w:tcMar>
+              <w:top w:type="dxa" w:w="60"/>
+              <w:left w:type="dxa" w:w="100"/>
+              <w:bottom w:type="dxa" w:w="60"/>
+              <w:right w:type="dxa" w:w="100"/>
+            </w:tcMar>
+          </w:tcPr>
+          <w:p>
+            <w:pPr>
+              <w:spacing w:after="40" w:before="0" w:line="240"/>
+            </w:pPr>
+            <w:r>
+              <w:rPr>
+                <w:rFonts w:ascii="Times New Roman" w:cs="Times New Roman" w:eastAsia="Times New Roman" w:hAnsi="Times New Roman"/>
+                <w:b/>
+                <w:bCs/>
+                <w:i w:val="false"/>
+                <w:iCs w:val="false"/>
+                <w:sz w:val="24"/>
+                <w:szCs w:val="24"/>
+              </w:rPr>
               <w:t xml:space="preserve">Переходы с условиями и действиями</w:t>
             </w:r>
           </w:p>
@@ -13786,6 +14952,23 @@
               <w:right w:type="dxa" w:w="100"/>
             </w:tcMar>
           </w:tcPr>
+          <w:p>
+            <w:pPr>
+              <w:spacing w:after="40" w:before="0" w:line="240"/>
+            </w:pPr>
+            <w:r>
+              <w:rPr>
+                <w:rFonts w:ascii="Times New Roman" w:cs="Times New Roman" w:eastAsia="Times New Roman" w:hAnsi="Times New Roman"/>
+                <w:b w:val="false"/>
+                <w:bCs w:val="false"/>
+                <w:i w:val="false"/>
+                <w:iCs w:val="false"/>
+                <w:sz w:val="24"/>
+                <w:szCs w:val="24"/>
+              </w:rPr>
+              <w:t xml:space="preserve">Из псевдосостояния выбора: [Действие = «Экспортировать»] / Движок := выбранный → «Упаковка карт», [else] → конечное состояние.</w:t>
+            </w:r>
+          </w:p>
           <w:p>
             <w:pPr>
               <w:spacing w:after="40" w:before="0" w:line="240"/>
@@ -13966,7 +15149,7 @@
                 <w:sz w:val="24"/>
                 <w:szCs w:val="24"/>
               </w:rPr>
-              <w:t xml:space="preserve">D_SM_Material_History. Алгоритм реализации прецедента «Работа с историей материалов» в форме автомата: загрузка истории, список, открытие, удаление с подтверждением и возвратом к обновлённому списку, создание варианта. Количественная характеристика диаграммы: простых состояний — 7; ссылочных состояний — 0; псевдосостояний выбора — 1; соединения — 2; начальных — 1; конечных — 4; переходов — 16.</w:t>
+              <w:t xml:space="preserve">D_SM_Material_History. Алгоритм реализации прецедента «Работа с историей материалов» в форме автомата: загрузка истории, список, открытие, удаление с подтверждением и возвратом к обновлённому списку, создание варианта. Внутренние переменные (атрибуты вспомогательного объекта потока управления): Действие (строка) — действие, выбранное в окне: нажатая кнопка, ссылка или закрытие окна. Количественная характеристика диаграммы: простых состояний — 8; ссылочных состояний — 0; псевдосостояний выбора — 3; соединения — 2; разветвления — 1; синхронизации — 1; начальных — 1; конечных — 4; переходов — 22.</w:t>
             </w:r>
           </w:p>
         </w:tc>
@@ -14222,7 +15405,7 @@
                 <w:sz w:val="24"/>
                 <w:szCs w:val="24"/>
               </w:rPr>
-              <w:t xml:space="preserve">«Список материалов»</w:t>
+              <w:t xml:space="preserve">«Отображение списка материалов»</w:t>
             </w:r>
           </w:p>
         </w:tc>
@@ -14273,24 +15456,24 @@
                 <w:sz w:val="24"/>
                 <w:szCs w:val="24"/>
               </w:rPr>
-              <w:t xml:space="preserve">do/Показ списка и ожидание действия</w:t>
-            </w:r>
-          </w:p>
-          <w:p>
-            <w:pPr>
-              <w:spacing w:after="40" w:before="0" w:line="240"/>
-            </w:pPr>
-            <w:r>
-              <w:rPr>
-                <w:rFonts w:ascii="Times New Roman" w:cs="Times New Roman" w:eastAsia="Times New Roman" w:hAnsi="Times New Roman"/>
-                <w:b w:val="false"/>
-                <w:bCs w:val="false"/>
-                <w:i w:val="false"/>
-                <w:iCs w:val="false"/>
-                <w:sz w:val="24"/>
-                <w:szCs w:val="24"/>
-              </w:rPr>
-              <w:t xml:space="preserve">Список с миниатюрами и сроками хранения; выход только по событиям. Деятельности состояния семантически просты, отдельная диаграмма не приводится.</w:t>
+              <w:t xml:space="preserve">do/Показ списка и реакция на действия</w:t>
+            </w:r>
+          </w:p>
+          <w:p>
+            <w:pPr>
+              <w:spacing w:after="40" w:before="0" w:line="240"/>
+            </w:pPr>
+            <w:r>
+              <w:rPr>
+                <w:rFonts w:ascii="Times New Roman" w:cs="Times New Roman" w:eastAsia="Times New Roman" w:hAnsi="Times New Roman"/>
+                <w:b w:val="false"/>
+                <w:bCs w:val="false"/>
+                <w:i w:val="false"/>
+                <w:iCs w:val="false"/>
+                <w:sz w:val="24"/>
+                <w:szCs w:val="24"/>
+              </w:rPr>
+              <w:t xml:space="preserve">Окно отображается системой параллельно с действиями пользователя; внутренняя деятельность потенциально бесконечна, выход только по событию. Список с миниатюрами, сроками хранения и кнопками «Изменить» и «Удалить» у каждого материала. Деятельности состояния семантически просты, отдельная диаграмма не приводится.</w:t>
             </w:r>
           </w:p>
         </w:tc>
@@ -14330,7 +15513,7 @@
                 <w:sz w:val="24"/>
                 <w:szCs w:val="24"/>
               </w:rPr>
-              <w:t xml:space="preserve">«Создание варианта»</w:t>
+              <w:t xml:space="preserve">«Действия пользователя»</w:t>
             </w:r>
           </w:p>
         </w:tc>
@@ -14381,24 +15564,41 @@
                 <w:sz w:val="24"/>
                 <w:szCs w:val="24"/>
               </w:rPr>
-              <w:t xml:space="preserve">do/Копирование параметров в генератор</w:t>
-            </w:r>
-          </w:p>
-          <w:p>
-            <w:pPr>
-              <w:spacing w:after="40" w:before="0" w:line="240"/>
-            </w:pPr>
-            <w:r>
-              <w:rPr>
-                <w:rFonts w:ascii="Times New Roman" w:cs="Times New Roman" w:eastAsia="Times New Roman" w:hAnsi="Times New Roman"/>
-                <w:b w:val="false"/>
-                <w:bCs w:val="false"/>
-                <w:i w:val="false"/>
-                <w:iCs w:val="false"/>
-                <w:sz w:val="24"/>
-                <w:szCs w:val="24"/>
-              </w:rPr>
-              <w:t xml:space="preserve">Внутренняя деятельность — деятельность ЛР2 «Создание варианта материала».</w:t>
+              <w:t xml:space="preserve">do/Просмотр и листание списка</w:t>
+            </w:r>
+          </w:p>
+          <w:p>
+            <w:pPr>
+              <w:spacing w:after="40" w:before="0" w:line="240"/>
+            </w:pPr>
+            <w:r>
+              <w:rPr>
+                <w:rFonts w:ascii="Times New Roman" w:cs="Times New Roman" w:eastAsia="Times New Roman" w:hAnsi="Times New Roman"/>
+                <w:b w:val="false"/>
+                <w:bCs w:val="false"/>
+                <w:i w:val="false"/>
+                <w:iCs w:val="false"/>
+                <w:sz w:val="24"/>
+                <w:szCs w:val="24"/>
+              </w:rPr>
+              <w:t xml:space="preserve">exit/Выбор действия с материалом</w:t>
+            </w:r>
+          </w:p>
+          <w:p>
+            <w:pPr>
+              <w:spacing w:after="40" w:before="0" w:line="240"/>
+            </w:pPr>
+            <w:r>
+              <w:rPr>
+                <w:rFonts w:ascii="Times New Roman" w:cs="Times New Roman" w:eastAsia="Times New Roman" w:hAnsi="Times New Roman"/>
+                <w:b w:val="false"/>
+                <w:bCs w:val="false"/>
+                <w:i w:val="false"/>
+                <w:iCs w:val="false"/>
+                <w:sz w:val="24"/>
+                <w:szCs w:val="24"/>
+              </w:rPr>
+              <w:t xml:space="preserve">Действия в окне, выполняемые параллельно с его отображением; внутренние деятельности do выполняются в любом порядке, состояние завершается действием exit. Пользователь просматривает список и выбирает материал, нажимает «Изменить» или «Удалить» либо закрывает историю. Деятельности состояния семантически просты, отдельная диаграмма не приводится.</w:t>
             </w:r>
           </w:p>
         </w:tc>
@@ -14438,7 +15638,7 @@
                 <w:sz w:val="24"/>
                 <w:szCs w:val="24"/>
               </w:rPr>
-              <w:t xml:space="preserve">«Открытие материала»</w:t>
+              <w:t xml:space="preserve">«Создание варианта»</w:t>
             </w:r>
           </w:p>
         </w:tc>
@@ -14489,24 +15689,24 @@
                 <w:sz w:val="24"/>
                 <w:szCs w:val="24"/>
               </w:rPr>
-              <w:t xml:space="preserve">do/Открытие в генераторе и 3D</w:t>
-            </w:r>
-          </w:p>
-          <w:p>
-            <w:pPr>
-              <w:spacing w:after="40" w:before="0" w:line="240"/>
-            </w:pPr>
-            <w:r>
-              <w:rPr>
-                <w:rFonts w:ascii="Times New Roman" w:cs="Times New Roman" w:eastAsia="Times New Roman" w:hAnsi="Times New Roman"/>
-                <w:b w:val="false"/>
-                <w:bCs w:val="false"/>
-                <w:i w:val="false"/>
-                <w:iCs w:val="false"/>
-                <w:sz w:val="24"/>
-                <w:szCs w:val="24"/>
-              </w:rPr>
-              <w:t xml:space="preserve">Параметры материала — в окне генератора, карты — в 3D-просмотре. Деятельности состояния семантически просты, отдельная диаграмма не приводится.</w:t>
+              <w:t xml:space="preserve">do/Копирование параметров в генератор</w:t>
+            </w:r>
+          </w:p>
+          <w:p>
+            <w:pPr>
+              <w:spacing w:after="40" w:before="0" w:line="240"/>
+            </w:pPr>
+            <w:r>
+              <w:rPr>
+                <w:rFonts w:ascii="Times New Roman" w:cs="Times New Roman" w:eastAsia="Times New Roman" w:hAnsi="Times New Roman"/>
+                <w:b w:val="false"/>
+                <w:bCs w:val="false"/>
+                <w:i w:val="false"/>
+                <w:iCs w:val="false"/>
+                <w:sz w:val="24"/>
+                <w:szCs w:val="24"/>
+              </w:rPr>
+              <w:t xml:space="preserve">Внутренняя деятельность — деятельность ЛР2 «Создание варианта материала».</w:t>
             </w:r>
           </w:p>
         </w:tc>
@@ -14546,7 +15746,7 @@
                 <w:sz w:val="24"/>
                 <w:szCs w:val="24"/>
               </w:rPr>
-              <w:t xml:space="preserve">«Подтверждение удаления»</w:t>
+              <w:t xml:space="preserve">«Открытие материала»</w:t>
             </w:r>
           </w:p>
         </w:tc>
@@ -14597,24 +15797,24 @@
                 <w:sz w:val="24"/>
                 <w:szCs w:val="24"/>
               </w:rPr>
-              <w:t xml:space="preserve">do/Показ диалога подтверждения</w:t>
-            </w:r>
-          </w:p>
-          <w:p>
-            <w:pPr>
-              <w:spacing w:after="40" w:before="0" w:line="240"/>
-            </w:pPr>
-            <w:r>
-              <w:rPr>
-                <w:rFonts w:ascii="Times New Roman" w:cs="Times New Roman" w:eastAsia="Times New Roman" w:hAnsi="Times New Roman"/>
-                <w:b w:val="false"/>
-                <w:bCs w:val="false"/>
-                <w:i w:val="false"/>
-                <w:iCs w:val="false"/>
-                <w:sz w:val="24"/>
-                <w:szCs w:val="24"/>
-              </w:rPr>
-              <w:t xml:space="preserve">Диалог подтверждения удаления; выход только по событиям. Деятельности состояния семантически просты, отдельная диаграмма не приводится.</w:t>
+              <w:t xml:space="preserve">do/Открытие в генераторе и 3D</w:t>
+            </w:r>
+          </w:p>
+          <w:p>
+            <w:pPr>
+              <w:spacing w:after="40" w:before="0" w:line="240"/>
+            </w:pPr>
+            <w:r>
+              <w:rPr>
+                <w:rFonts w:ascii="Times New Roman" w:cs="Times New Roman" w:eastAsia="Times New Roman" w:hAnsi="Times New Roman"/>
+                <w:b w:val="false"/>
+                <w:bCs w:val="false"/>
+                <w:i w:val="false"/>
+                <w:iCs w:val="false"/>
+                <w:sz w:val="24"/>
+                <w:szCs w:val="24"/>
+              </w:rPr>
+              <w:t xml:space="preserve">Параметры материала — в окне генератора, карты — в 3D-просмотре. Деятельности состояния семантически просты, отдельная диаграмма не приводится.</w:t>
             </w:r>
           </w:p>
         </w:tc>
@@ -14654,7 +15854,7 @@
                 <w:sz w:val="24"/>
                 <w:szCs w:val="24"/>
               </w:rPr>
-              <w:t xml:space="preserve">«Удаление»</w:t>
+              <w:t xml:space="preserve">«Подтверждение удаления»</w:t>
             </w:r>
           </w:p>
         </w:tc>
@@ -14705,24 +15905,24 @@
                 <w:sz w:val="24"/>
                 <w:szCs w:val="24"/>
               </w:rPr>
-              <w:t xml:space="preserve">do/Удаление записи и файлов</w:t>
-            </w:r>
-          </w:p>
-          <w:p>
-            <w:pPr>
-              <w:spacing w:after="40" w:before="0" w:line="240"/>
-            </w:pPr>
-            <w:r>
-              <w:rPr>
-                <w:rFonts w:ascii="Times New Roman" w:cs="Times New Roman" w:eastAsia="Times New Roman" w:hAnsi="Times New Roman"/>
-                <w:b w:val="false"/>
-                <w:bCs w:val="false"/>
-                <w:i w:val="false"/>
-                <w:iCs w:val="false"/>
-                <w:sz w:val="24"/>
-                <w:szCs w:val="24"/>
-              </w:rPr>
-              <w:t xml:space="preserve">Удаление записи и файлов, если на них не ссылаются другие записи. Деятельности состояния семантически просты, отдельная диаграмма не приводится.</w:t>
+              <w:t xml:space="preserve">do/Показ диалога подтверждения</w:t>
+            </w:r>
+          </w:p>
+          <w:p>
+            <w:pPr>
+              <w:spacing w:after="40" w:before="0" w:line="240"/>
+            </w:pPr>
+            <w:r>
+              <w:rPr>
+                <w:rFonts w:ascii="Times New Roman" w:cs="Times New Roman" w:eastAsia="Times New Roman" w:hAnsi="Times New Roman"/>
+                <w:b w:val="false"/>
+                <w:bCs w:val="false"/>
+                <w:i w:val="false"/>
+                <w:iCs w:val="false"/>
+                <w:sz w:val="24"/>
+                <w:szCs w:val="24"/>
+              </w:rPr>
+              <w:t xml:space="preserve">Диалог подтверждения удаления (кнопки «Удалить» и «Отмена», ввода данных нет); выход только по событиям. Деятельности состояния семантически просты, отдельная диаграмма не приводится.</w:t>
             </w:r>
           </w:p>
         </w:tc>
@@ -14762,7 +15962,7 @@
                 <w:sz w:val="24"/>
                 <w:szCs w:val="24"/>
               </w:rPr>
-              <w:t xml:space="preserve">Псевдосостояния выбора</w:t>
+              <w:t xml:space="preserve">«Удаление»</w:t>
             </w:r>
           </w:p>
         </w:tc>
@@ -14796,7 +15996,41 @@
                 <w:sz w:val="24"/>
                 <w:szCs w:val="24"/>
               </w:rPr>
-              <w:t xml:space="preserve">пуста ли история.</w:t>
+              <w:t xml:space="preserve">Простое состояние.</w:t>
+            </w:r>
+          </w:p>
+          <w:p>
+            <w:pPr>
+              <w:spacing w:after="40" w:before="0" w:line="240"/>
+            </w:pPr>
+            <w:r>
+              <w:rPr>
+                <w:rFonts w:ascii="Times New Roman" w:cs="Times New Roman" w:eastAsia="Times New Roman" w:hAnsi="Times New Roman"/>
+                <w:b w:val="false"/>
+                <w:bCs w:val="false"/>
+                <w:i w:val="false"/>
+                <w:iCs w:val="false"/>
+                <w:sz w:val="24"/>
+                <w:szCs w:val="24"/>
+              </w:rPr>
+              <w:t xml:space="preserve">do/Удаление записи и файлов</w:t>
+            </w:r>
+          </w:p>
+          <w:p>
+            <w:pPr>
+              <w:spacing w:after="40" w:before="0" w:line="240"/>
+            </w:pPr>
+            <w:r>
+              <w:rPr>
+                <w:rFonts w:ascii="Times New Roman" w:cs="Times New Roman" w:eastAsia="Times New Roman" w:hAnsi="Times New Roman"/>
+                <w:b w:val="false"/>
+                <w:bCs w:val="false"/>
+                <w:i w:val="false"/>
+                <w:iCs w:val="false"/>
+                <w:sz w:val="24"/>
+                <w:szCs w:val="24"/>
+              </w:rPr>
+              <w:t xml:space="preserve">Удаление записи и файлов, если на них не ссылаются другие записи. Деятельности состояния семантически просты, отдельная диаграмма не приводится.</w:t>
             </w:r>
           </w:p>
         </w:tc>
@@ -14836,7 +16070,7 @@
                 <w:sz w:val="24"/>
                 <w:szCs w:val="24"/>
               </w:rPr>
-              <w:t xml:space="preserve">Псевдосостояния соединения</w:t>
+              <w:t xml:space="preserve">Псевдосостояния выбора</w:t>
             </w:r>
           </w:p>
         </w:tc>
@@ -14870,24 +16104,41 @@
                 <w:sz w:val="24"/>
                 <w:szCs w:val="24"/>
               </w:rPr>
-              <w:t xml:space="preserve">объединяет запуск и возвраты к загрузке истории.</w:t>
-            </w:r>
-          </w:p>
-          <w:p>
-            <w:pPr>
-              <w:spacing w:after="40" w:before="0" w:line="240"/>
-            </w:pPr>
-            <w:r>
-              <w:rPr>
-                <w:rFonts w:ascii="Times New Roman" w:cs="Times New Roman" w:eastAsia="Times New Roman" w:hAnsi="Times New Roman"/>
-                <w:b w:val="false"/>
-                <w:bCs w:val="false"/>
-                <w:i w:val="false"/>
-                <w:iCs w:val="false"/>
-                <w:sz w:val="24"/>
-                <w:szCs w:val="24"/>
-              </w:rPr>
-              <w:t xml:space="preserve">объединяет удаление и отказ от удаления.</w:t>
+              <w:t xml:space="preserve">пуста ли история.</w:t>
+            </w:r>
+          </w:p>
+          <w:p>
+            <w:pPr>
+              <w:spacing w:after="40" w:before="0" w:line="240"/>
+            </w:pPr>
+            <w:r>
+              <w:rPr>
+                <w:rFonts w:ascii="Times New Roman" w:cs="Times New Roman" w:eastAsia="Times New Roman" w:hAnsi="Times New Roman"/>
+                <w:b w:val="false"/>
+                <w:bCs w:val="false"/>
+                <w:i w:val="false"/>
+                <w:iCs w:val="false"/>
+                <w:sz w:val="24"/>
+                <w:szCs w:val="24"/>
+              </w:rPr>
+              <w:t xml:space="preserve">закрыта ли история.</w:t>
+            </w:r>
+          </w:p>
+          <w:p>
+            <w:pPr>
+              <w:spacing w:after="40" w:before="0" w:line="240"/>
+            </w:pPr>
+            <w:r>
+              <w:rPr>
+                <w:rFonts w:ascii="Times New Roman" w:cs="Times New Roman" w:eastAsia="Times New Roman" w:hAnsi="Times New Roman"/>
+                <w:b w:val="false"/>
+                <w:bCs w:val="false"/>
+                <w:i w:val="false"/>
+                <w:iCs w:val="false"/>
+                <w:sz w:val="24"/>
+                <w:szCs w:val="24"/>
+              </w:rPr>
+              <w:t xml:space="preserve">какое действие с материалом выбрано.</w:t>
             </w:r>
           </w:p>
         </w:tc>
@@ -14927,7 +16178,7 @@
                 <w:sz w:val="24"/>
                 <w:szCs w:val="24"/>
               </w:rPr>
-              <w:t xml:space="preserve">Начальное и конечные состояния</w:t>
+              <w:t xml:space="preserve">Псевдосостояния соединения</w:t>
             </w:r>
           </w:p>
         </w:tc>
@@ -14961,75 +16212,24 @@
                 <w:sz w:val="24"/>
                 <w:szCs w:val="24"/>
               </w:rPr>
-              <w:t xml:space="preserve">Начальное псевдосостояние — запуск автомата.</w:t>
-            </w:r>
-          </w:p>
-          <w:p>
-            <w:pPr>
-              <w:spacing w:after="40" w:before="0" w:line="240"/>
-            </w:pPr>
-            <w:r>
-              <w:rPr>
-                <w:rFonts w:ascii="Times New Roman" w:cs="Times New Roman" w:eastAsia="Times New Roman" w:hAnsi="Times New Roman"/>
-                <w:b w:val="false"/>
-                <w:bCs w:val="false"/>
-                <w:i w:val="false"/>
-                <w:iCs w:val="false"/>
-                <w:sz w:val="24"/>
-                <w:szCs w:val="24"/>
-              </w:rPr>
-              <w:t xml:space="preserve">Конечное состояние — история пуста.</w:t>
-            </w:r>
-          </w:p>
-          <w:p>
-            <w:pPr>
-              <w:spacing w:after="40" w:before="0" w:line="240"/>
-            </w:pPr>
-            <w:r>
-              <w:rPr>
-                <w:rFonts w:ascii="Times New Roman" w:cs="Times New Roman" w:eastAsia="Times New Roman" w:hAnsi="Times New Roman"/>
-                <w:b w:val="false"/>
-                <w:bCs w:val="false"/>
-                <w:i w:val="false"/>
-                <w:iCs w:val="false"/>
-                <w:sz w:val="24"/>
-                <w:szCs w:val="24"/>
-              </w:rPr>
-              <w:t xml:space="preserve">Конечное состояние — история закрыта.</w:t>
-            </w:r>
-          </w:p>
-          <w:p>
-            <w:pPr>
-              <w:spacing w:after="40" w:before="0" w:line="240"/>
-            </w:pPr>
-            <w:r>
-              <w:rPr>
-                <w:rFonts w:ascii="Times New Roman" w:cs="Times New Roman" w:eastAsia="Times New Roman" w:hAnsi="Times New Roman"/>
-                <w:b w:val="false"/>
-                <w:bCs w:val="false"/>
-                <w:i w:val="false"/>
-                <w:iCs w:val="false"/>
-                <w:sz w:val="24"/>
-                <w:szCs w:val="24"/>
-              </w:rPr>
-              <w:t xml:space="preserve">Конечное состояние — параметры переданы в генератор.</w:t>
-            </w:r>
-          </w:p>
-          <w:p>
-            <w:pPr>
-              <w:spacing w:after="40" w:before="0" w:line="240"/>
-            </w:pPr>
-            <w:r>
-              <w:rPr>
-                <w:rFonts w:ascii="Times New Roman" w:cs="Times New Roman" w:eastAsia="Times New Roman" w:hAnsi="Times New Roman"/>
-                <w:b w:val="false"/>
-                <w:bCs w:val="false"/>
-                <w:i w:val="false"/>
-                <w:iCs w:val="false"/>
-                <w:sz w:val="24"/>
-                <w:szCs w:val="24"/>
-              </w:rPr>
-              <w:t xml:space="preserve">Конечное состояние — материал открыт.</w:t>
+              <w:t xml:space="preserve">объединяет запуск и возвраты к загрузке истории.</w:t>
+            </w:r>
+          </w:p>
+          <w:p>
+            <w:pPr>
+              <w:spacing w:after="40" w:before="0" w:line="240"/>
+            </w:pPr>
+            <w:r>
+              <w:rPr>
+                <w:rFonts w:ascii="Times New Roman" w:cs="Times New Roman" w:eastAsia="Times New Roman" w:hAnsi="Times New Roman"/>
+                <w:b w:val="false"/>
+                <w:bCs w:val="false"/>
+                <w:i w:val="false"/>
+                <w:iCs w:val="false"/>
+                <w:sz w:val="24"/>
+                <w:szCs w:val="24"/>
+              </w:rPr>
+              <w:t xml:space="preserve">объединяет удаление и отказ от удаления.</w:t>
             </w:r>
           </w:p>
         </w:tc>
@@ -15069,7 +16269,7 @@
                 <w:sz w:val="24"/>
                 <w:szCs w:val="24"/>
               </w:rPr>
-              <w:t xml:space="preserve">Переходы без надписей</w:t>
+              <w:t xml:space="preserve">Псевдосостояния разветвления</w:t>
             </w:r>
           </w:p>
         </w:tc>
@@ -15103,7 +16303,7 @@
                 <w:sz w:val="24"/>
                 <w:szCs w:val="24"/>
               </w:rPr>
-              <w:t xml:space="preserve">начальное псевдосостояние → псевдосостояние соединения; псевдосостояние соединения → «Загрузка истории»; «Загрузка истории» → псевдосостояние выбора; «Пустая история» → конечное состояние; «Создание варианта» → конечное состояние; «Открытие материала» → конечное состояние; «Удаление» → псевдосостояние соединения; псевдосостояние соединения → псевдосостояние соединения. Надписей нет: переход по завершению внутренней деятельности состояния (из начального псевдосостояния — сразу при запуске, из соединения — безусловно), безальтернативный.</w:t>
+              <w:t xml:space="preserve">запускает параллельные состояния «Отображение списка материалов» и «Действия пользователя» — окно отображается, пока пользователь работает с ним.</w:t>
             </w:r>
           </w:p>
         </w:tc>
@@ -15143,7 +16343,7 @@
                 <w:sz w:val="24"/>
                 <w:szCs w:val="24"/>
               </w:rPr>
-              <w:t xml:space="preserve">Переходы по событиям</w:t>
+              <w:t xml:space="preserve">Псевдосостояния синхронизации</w:t>
             </w:r>
           </w:p>
         </w:tc>
@@ -15177,109 +16377,7 @@
                 <w:sz w:val="24"/>
                 <w:szCs w:val="24"/>
               </w:rPr>
-              <w:t xml:space="preserve">«Список материалов» → «Открытие материала»: выбран материал</w:t>
-            </w:r>
-          </w:p>
-          <w:p>
-            <w:pPr>
-              <w:spacing w:after="40" w:before="0" w:line="240"/>
-            </w:pPr>
-            <w:r>
-              <w:rPr>
-                <w:rFonts w:ascii="Times New Roman" w:cs="Times New Roman" w:eastAsia="Times New Roman" w:hAnsi="Times New Roman"/>
-                <w:b w:val="false"/>
-                <w:bCs w:val="false"/>
-                <w:i w:val="false"/>
-                <w:iCs w:val="false"/>
-                <w:sz w:val="24"/>
-                <w:szCs w:val="24"/>
-              </w:rPr>
-              <w:t xml:space="preserve">«Список материалов» → «Создание варианта»: нажата «Изменить»</w:t>
-            </w:r>
-          </w:p>
-          <w:p>
-            <w:pPr>
-              <w:spacing w:after="40" w:before="0" w:line="240"/>
-            </w:pPr>
-            <w:r>
-              <w:rPr>
-                <w:rFonts w:ascii="Times New Roman" w:cs="Times New Roman" w:eastAsia="Times New Roman" w:hAnsi="Times New Roman"/>
-                <w:b w:val="false"/>
-                <w:bCs w:val="false"/>
-                <w:i w:val="false"/>
-                <w:iCs w:val="false"/>
-                <w:sz w:val="24"/>
-                <w:szCs w:val="24"/>
-              </w:rPr>
-              <w:t xml:space="preserve">«Список материалов» → «Подтверждение удаления»: нажата «Удалить»</w:t>
-            </w:r>
-          </w:p>
-          <w:p>
-            <w:pPr>
-              <w:spacing w:after="40" w:before="0" w:line="240"/>
-            </w:pPr>
-            <w:r>
-              <w:rPr>
-                <w:rFonts w:ascii="Times New Roman" w:cs="Times New Roman" w:eastAsia="Times New Roman" w:hAnsi="Times New Roman"/>
-                <w:b w:val="false"/>
-                <w:bCs w:val="false"/>
-                <w:i w:val="false"/>
-                <w:iCs w:val="false"/>
-                <w:sz w:val="24"/>
-                <w:szCs w:val="24"/>
-              </w:rPr>
-              <w:t xml:space="preserve">«Список материалов» → конечное состояние: нажата «Закрыть»</w:t>
-            </w:r>
-          </w:p>
-          <w:p>
-            <w:pPr>
-              <w:spacing w:after="40" w:before="0" w:line="240"/>
-            </w:pPr>
-            <w:r>
-              <w:rPr>
-                <w:rFonts w:ascii="Times New Roman" w:cs="Times New Roman" w:eastAsia="Times New Roman" w:hAnsi="Times New Roman"/>
-                <w:b w:val="false"/>
-                <w:bCs w:val="false"/>
-                <w:i w:val="false"/>
-                <w:iCs w:val="false"/>
-                <w:sz w:val="24"/>
-                <w:szCs w:val="24"/>
-              </w:rPr>
-              <w:t xml:space="preserve">«Подтверждение удаления» → «Удаление»: подтверждено</w:t>
-            </w:r>
-          </w:p>
-          <w:p>
-            <w:pPr>
-              <w:spacing w:after="40" w:before="0" w:line="240"/>
-            </w:pPr>
-            <w:r>
-              <w:rPr>
-                <w:rFonts w:ascii="Times New Roman" w:cs="Times New Roman" w:eastAsia="Times New Roman" w:hAnsi="Times New Roman"/>
-                <w:b w:val="false"/>
-                <w:bCs w:val="false"/>
-                <w:i w:val="false"/>
-                <w:iCs w:val="false"/>
-                <w:sz w:val="24"/>
-                <w:szCs w:val="24"/>
-              </w:rPr>
-              <w:t xml:space="preserve">«Подтверждение удаления» → псевдосостояние соединения: отменено</w:t>
-            </w:r>
-          </w:p>
-          <w:p>
-            <w:pPr>
-              <w:spacing w:after="40" w:before="0" w:line="240"/>
-            </w:pPr>
-            <w:r>
-              <w:rPr>
-                <w:rFonts w:ascii="Times New Roman" w:cs="Times New Roman" w:eastAsia="Times New Roman" w:hAnsi="Times New Roman"/>
-                <w:b w:val="false"/>
-                <w:bCs w:val="false"/>
-                <w:i w:val="false"/>
-                <w:iCs w:val="false"/>
-                <w:sz w:val="24"/>
-                <w:szCs w:val="24"/>
-              </w:rPr>
-              <w:t xml:space="preserve">Внутренняя деятельность исходного состояния потенциально бесконечна (ожидание действия или внешнего события), выход из него — только по событию; условие ограничивает переход, действие после «/» изменяет внутреннюю переменную или состояние объекта.</w:t>
+              <w:t xml:space="preserve">ожидает завершения параллельных состояний «Отображение списка материалов» и «Действия пользователя» и только затем передаёт управление дальше.</w:t>
             </w:r>
           </w:p>
         </w:tc>
@@ -15319,6 +16417,347 @@
                 <w:sz w:val="24"/>
                 <w:szCs w:val="24"/>
               </w:rPr>
+              <w:t xml:space="preserve">Начальное и конечные состояния</w:t>
+            </w:r>
+          </w:p>
+        </w:tc>
+        <w:tc>
+          <w:tcPr>
+            <w:tcW w:type="dxa" w:w="7087"/>
+            <w:tcBorders>
+              <w:top w:val="single" w:color="000000" w:sz="4"/>
+              <w:left w:val="single" w:color="000000" w:sz="4"/>
+              <w:bottom w:val="single" w:color="000000" w:sz="4"/>
+              <w:right w:val="single" w:color="000000" w:sz="4"/>
+            </w:tcBorders>
+            <w:tcMar>
+              <w:top w:type="dxa" w:w="60"/>
+              <w:left w:type="dxa" w:w="100"/>
+              <w:bottom w:type="dxa" w:w="60"/>
+              <w:right w:type="dxa" w:w="100"/>
+            </w:tcMar>
+          </w:tcPr>
+          <w:p>
+            <w:pPr>
+              <w:spacing w:after="40" w:before="0" w:line="240"/>
+            </w:pPr>
+            <w:r>
+              <w:rPr>
+                <w:rFonts w:ascii="Times New Roman" w:cs="Times New Roman" w:eastAsia="Times New Roman" w:hAnsi="Times New Roman"/>
+                <w:b w:val="false"/>
+                <w:bCs w:val="false"/>
+                <w:i w:val="false"/>
+                <w:iCs w:val="false"/>
+                <w:sz w:val="24"/>
+                <w:szCs w:val="24"/>
+              </w:rPr>
+              <w:t xml:space="preserve">Начальное псевдосостояние — запуск автомата.</w:t>
+            </w:r>
+          </w:p>
+          <w:p>
+            <w:pPr>
+              <w:spacing w:after="40" w:before="0" w:line="240"/>
+            </w:pPr>
+            <w:r>
+              <w:rPr>
+                <w:rFonts w:ascii="Times New Roman" w:cs="Times New Roman" w:eastAsia="Times New Roman" w:hAnsi="Times New Roman"/>
+                <w:b w:val="false"/>
+                <w:bCs w:val="false"/>
+                <w:i w:val="false"/>
+                <w:iCs w:val="false"/>
+                <w:sz w:val="24"/>
+                <w:szCs w:val="24"/>
+              </w:rPr>
+              <w:t xml:space="preserve">Конечное состояние — история пуста.</w:t>
+            </w:r>
+          </w:p>
+          <w:p>
+            <w:pPr>
+              <w:spacing w:after="40" w:before="0" w:line="240"/>
+            </w:pPr>
+            <w:r>
+              <w:rPr>
+                <w:rFonts w:ascii="Times New Roman" w:cs="Times New Roman" w:eastAsia="Times New Roman" w:hAnsi="Times New Roman"/>
+                <w:b w:val="false"/>
+                <w:bCs w:val="false"/>
+                <w:i w:val="false"/>
+                <w:iCs w:val="false"/>
+                <w:sz w:val="24"/>
+                <w:szCs w:val="24"/>
+              </w:rPr>
+              <w:t xml:space="preserve">Конечное состояние — история закрыта.</w:t>
+            </w:r>
+          </w:p>
+          <w:p>
+            <w:pPr>
+              <w:spacing w:after="40" w:before="0" w:line="240"/>
+            </w:pPr>
+            <w:r>
+              <w:rPr>
+                <w:rFonts w:ascii="Times New Roman" w:cs="Times New Roman" w:eastAsia="Times New Roman" w:hAnsi="Times New Roman"/>
+                <w:b w:val="false"/>
+                <w:bCs w:val="false"/>
+                <w:i w:val="false"/>
+                <w:iCs w:val="false"/>
+                <w:sz w:val="24"/>
+                <w:szCs w:val="24"/>
+              </w:rPr>
+              <w:t xml:space="preserve">Конечное состояние — параметры переданы в генератор.</w:t>
+            </w:r>
+          </w:p>
+          <w:p>
+            <w:pPr>
+              <w:spacing w:after="40" w:before="0" w:line="240"/>
+            </w:pPr>
+            <w:r>
+              <w:rPr>
+                <w:rFonts w:ascii="Times New Roman" w:cs="Times New Roman" w:eastAsia="Times New Roman" w:hAnsi="Times New Roman"/>
+                <w:b w:val="false"/>
+                <w:bCs w:val="false"/>
+                <w:i w:val="false"/>
+                <w:iCs w:val="false"/>
+                <w:sz w:val="24"/>
+                <w:szCs w:val="24"/>
+              </w:rPr>
+              <w:t xml:space="preserve">Конечное состояние — материал открыт.</w:t>
+            </w:r>
+          </w:p>
+        </w:tc>
+      </w:tr>
+      <w:tr>
+        <w:trPr>
+          <w:cantSplit w:val="off"/>
+        </w:trPr>
+        <w:tc>
+          <w:tcPr>
+            <w:tcW w:type="dxa" w:w="2268"/>
+            <w:tcBorders>
+              <w:top w:val="single" w:color="000000" w:sz="4"/>
+              <w:left w:val="single" w:color="000000" w:sz="4"/>
+              <w:bottom w:val="single" w:color="000000" w:sz="4"/>
+              <w:right w:val="single" w:color="000000" w:sz="4"/>
+            </w:tcBorders>
+            <w:shd w:fill="F2F2F2" w:color="auto" w:val="clear"/>
+            <w:tcMar>
+              <w:top w:type="dxa" w:w="60"/>
+              <w:left w:type="dxa" w:w="100"/>
+              <w:bottom w:type="dxa" w:w="60"/>
+              <w:right w:type="dxa" w:w="100"/>
+            </w:tcMar>
+          </w:tcPr>
+          <w:p>
+            <w:pPr>
+              <w:spacing w:after="40" w:before="0" w:line="240"/>
+            </w:pPr>
+            <w:r>
+              <w:rPr>
+                <w:rFonts w:ascii="Times New Roman" w:cs="Times New Roman" w:eastAsia="Times New Roman" w:hAnsi="Times New Roman"/>
+                <w:b/>
+                <w:bCs/>
+                <w:i w:val="false"/>
+                <w:iCs w:val="false"/>
+                <w:sz w:val="24"/>
+                <w:szCs w:val="24"/>
+              </w:rPr>
+              <w:t xml:space="preserve">Переходы без надписей</w:t>
+            </w:r>
+          </w:p>
+        </w:tc>
+        <w:tc>
+          <w:tcPr>
+            <w:tcW w:type="dxa" w:w="7087"/>
+            <w:tcBorders>
+              <w:top w:val="single" w:color="000000" w:sz="4"/>
+              <w:left w:val="single" w:color="000000" w:sz="4"/>
+              <w:bottom w:val="single" w:color="000000" w:sz="4"/>
+              <w:right w:val="single" w:color="000000" w:sz="4"/>
+            </w:tcBorders>
+            <w:tcMar>
+              <w:top w:type="dxa" w:w="60"/>
+              <w:left w:type="dxa" w:w="100"/>
+              <w:bottom w:type="dxa" w:w="60"/>
+              <w:right w:type="dxa" w:w="100"/>
+            </w:tcMar>
+          </w:tcPr>
+          <w:p>
+            <w:pPr>
+              <w:spacing w:after="40" w:before="0" w:line="240"/>
+            </w:pPr>
+            <w:r>
+              <w:rPr>
+                <w:rFonts w:ascii="Times New Roman" w:cs="Times New Roman" w:eastAsia="Times New Roman" w:hAnsi="Times New Roman"/>
+                <w:b w:val="false"/>
+                <w:bCs w:val="false"/>
+                <w:i w:val="false"/>
+                <w:iCs w:val="false"/>
+                <w:sz w:val="24"/>
+                <w:szCs w:val="24"/>
+              </w:rPr>
+              <w:t xml:space="preserve">псевдосостояние разветвления → «Отображение списка материалов»; псевдосостояние разветвления → «Действия пользователя»; «Действия пользователя» → псевдосостояние синхронизации; начальное псевдосостояние → псевдосостояние соединения; псевдосостояние соединения → «Загрузка истории»; «Загрузка истории» → псевдосостояние выбора; «Пустая история» → конечное состояние; псевдосостояние синхронизации → псевдосостояние выбора; «Создание варианта» → конечное состояние; «Открытие материала» → конечное состояние; «Удаление» → псевдосостояние соединения; псевдосостояние соединения → псевдосостояние соединения. Надписей нет: переход по завершению внутренней деятельности состояния (из начального псевдосостояния — сразу при запуске, из соединения — безусловно, из разветвления — безусловно и одновременно в оба параллельных состояния, из синхронизации — после завершения обоих параллельных состояний), безальтернативный.</w:t>
+            </w:r>
+          </w:p>
+        </w:tc>
+      </w:tr>
+      <w:tr>
+        <w:trPr>
+          <w:cantSplit w:val="off"/>
+        </w:trPr>
+        <w:tc>
+          <w:tcPr>
+            <w:tcW w:type="dxa" w:w="2268"/>
+            <w:tcBorders>
+              <w:top w:val="single" w:color="000000" w:sz="4"/>
+              <w:left w:val="single" w:color="000000" w:sz="4"/>
+              <w:bottom w:val="single" w:color="000000" w:sz="4"/>
+              <w:right w:val="single" w:color="000000" w:sz="4"/>
+            </w:tcBorders>
+            <w:shd w:fill="F2F2F2" w:color="auto" w:val="clear"/>
+            <w:tcMar>
+              <w:top w:type="dxa" w:w="60"/>
+              <w:left w:type="dxa" w:w="100"/>
+              <w:bottom w:type="dxa" w:w="60"/>
+              <w:right w:type="dxa" w:w="100"/>
+            </w:tcMar>
+          </w:tcPr>
+          <w:p>
+            <w:pPr>
+              <w:spacing w:after="40" w:before="0" w:line="240"/>
+            </w:pPr>
+            <w:r>
+              <w:rPr>
+                <w:rFonts w:ascii="Times New Roman" w:cs="Times New Roman" w:eastAsia="Times New Roman" w:hAnsi="Times New Roman"/>
+                <w:b/>
+                <w:bCs/>
+                <w:i w:val="false"/>
+                <w:iCs w:val="false"/>
+                <w:sz w:val="24"/>
+                <w:szCs w:val="24"/>
+              </w:rPr>
+              <w:t xml:space="preserve">Переходы по событиям</w:t>
+            </w:r>
+          </w:p>
+        </w:tc>
+        <w:tc>
+          <w:tcPr>
+            <w:tcW w:type="dxa" w:w="7087"/>
+            <w:tcBorders>
+              <w:top w:val="single" w:color="000000" w:sz="4"/>
+              <w:left w:val="single" w:color="000000" w:sz="4"/>
+              <w:bottom w:val="single" w:color="000000" w:sz="4"/>
+              <w:right w:val="single" w:color="000000" w:sz="4"/>
+            </w:tcBorders>
+            <w:tcMar>
+              <w:top w:type="dxa" w:w="60"/>
+              <w:left w:type="dxa" w:w="100"/>
+              <w:bottom w:type="dxa" w:w="60"/>
+              <w:right w:type="dxa" w:w="100"/>
+            </w:tcMar>
+          </w:tcPr>
+          <w:p>
+            <w:pPr>
+              <w:spacing w:after="40" w:before="0" w:line="240"/>
+            </w:pPr>
+            <w:r>
+              <w:rPr>
+                <w:rFonts w:ascii="Times New Roman" w:cs="Times New Roman" w:eastAsia="Times New Roman" w:hAnsi="Times New Roman"/>
+                <w:b w:val="false"/>
+                <w:bCs w:val="false"/>
+                <w:i w:val="false"/>
+                <w:iCs w:val="false"/>
+                <w:sz w:val="24"/>
+                <w:szCs w:val="24"/>
+              </w:rPr>
+              <w:t xml:space="preserve">«Отображение списка материалов» → псевдосостояние синхронизации: выбрано действие / Действие := выбранное</w:t>
+            </w:r>
+          </w:p>
+          <w:p>
+            <w:pPr>
+              <w:spacing w:after="40" w:before="0" w:line="240"/>
+            </w:pPr>
+            <w:r>
+              <w:rPr>
+                <w:rFonts w:ascii="Times New Roman" w:cs="Times New Roman" w:eastAsia="Times New Roman" w:hAnsi="Times New Roman"/>
+                <w:b w:val="false"/>
+                <w:bCs w:val="false"/>
+                <w:i w:val="false"/>
+                <w:iCs w:val="false"/>
+                <w:sz w:val="24"/>
+                <w:szCs w:val="24"/>
+              </w:rPr>
+              <w:t xml:space="preserve">«Подтверждение удаления» → «Удаление»: подтверждено</w:t>
+            </w:r>
+          </w:p>
+          <w:p>
+            <w:pPr>
+              <w:spacing w:after="40" w:before="0" w:line="240"/>
+            </w:pPr>
+            <w:r>
+              <w:rPr>
+                <w:rFonts w:ascii="Times New Roman" w:cs="Times New Roman" w:eastAsia="Times New Roman" w:hAnsi="Times New Roman"/>
+                <w:b w:val="false"/>
+                <w:bCs w:val="false"/>
+                <w:i w:val="false"/>
+                <w:iCs w:val="false"/>
+                <w:sz w:val="24"/>
+                <w:szCs w:val="24"/>
+              </w:rPr>
+              <w:t xml:space="preserve">«Подтверждение удаления» → псевдосостояние соединения: отменено</w:t>
+            </w:r>
+          </w:p>
+          <w:p>
+            <w:pPr>
+              <w:spacing w:after="40" w:before="0" w:line="240"/>
+            </w:pPr>
+            <w:r>
+              <w:rPr>
+                <w:rFonts w:ascii="Times New Roman" w:cs="Times New Roman" w:eastAsia="Times New Roman" w:hAnsi="Times New Roman"/>
+                <w:b w:val="false"/>
+                <w:bCs w:val="false"/>
+                <w:i w:val="false"/>
+                <w:iCs w:val="false"/>
+                <w:sz w:val="24"/>
+                <w:szCs w:val="24"/>
+              </w:rPr>
+              <w:t xml:space="preserve">Внутренняя деятельность исходного состояния потенциально бесконечна (ожидание действия или внешнего события), выход из него — только по событию; условие ограничивает переход, действие после «/» изменяет внутреннюю переменную или состояние объекта. Отображение окна выполняется параллельно с действиями пользователя ([5], рис. 3.2) и завершается событием «выбрано действие», на переходе запоминается выбранное действие (Действие := выбранное); синхронизация передаёт управление дальше после завершения действий пользователя.</w:t>
+            </w:r>
+          </w:p>
+        </w:tc>
+      </w:tr>
+      <w:tr>
+        <w:trPr>
+          <w:cantSplit w:val="off"/>
+        </w:trPr>
+        <w:tc>
+          <w:tcPr>
+            <w:tcW w:type="dxa" w:w="2268"/>
+            <w:tcBorders>
+              <w:top w:val="single" w:color="000000" w:sz="4"/>
+              <w:left w:val="single" w:color="000000" w:sz="4"/>
+              <w:bottom w:val="single" w:color="000000" w:sz="4"/>
+              <w:right w:val="single" w:color="000000" w:sz="4"/>
+            </w:tcBorders>
+            <w:shd w:fill="F2F2F2" w:color="auto" w:val="clear"/>
+            <w:tcMar>
+              <w:top w:type="dxa" w:w="60"/>
+              <w:left w:type="dxa" w:w="100"/>
+              <w:bottom w:type="dxa" w:w="60"/>
+              <w:right w:type="dxa" w:w="100"/>
+            </w:tcMar>
+          </w:tcPr>
+          <w:p>
+            <w:pPr>
+              <w:spacing w:after="40" w:before="0" w:line="240"/>
+            </w:pPr>
+            <w:r>
+              <w:rPr>
+                <w:rFonts w:ascii="Times New Roman" w:cs="Times New Roman" w:eastAsia="Times New Roman" w:hAnsi="Times New Roman"/>
+                <w:b/>
+                <w:bCs/>
+                <w:i w:val="false"/>
+                <w:iCs w:val="false"/>
+                <w:sz w:val="24"/>
+                <w:szCs w:val="24"/>
+              </w:rPr>
               <w:t xml:space="preserve">Переходы с условиями и действиями</w:t>
             </w:r>
           </w:p>
@@ -15353,7 +16792,41 @@
                 <w:sz w:val="24"/>
                 <w:szCs w:val="24"/>
               </w:rPr>
-              <w:t xml:space="preserve">Из псевдосостояния выбора: [история пуста] → «Пустая история», [else] → «Список материалов».</w:t>
+              <w:t xml:space="preserve">Из псевдосостояния выбора: [история пуста] → «Пустая история», [else] → псевдосостояние разветвления.</w:t>
+            </w:r>
+          </w:p>
+          <w:p>
+            <w:pPr>
+              <w:spacing w:after="40" w:before="0" w:line="240"/>
+            </w:pPr>
+            <w:r>
+              <w:rPr>
+                <w:rFonts w:ascii="Times New Roman" w:cs="Times New Roman" w:eastAsia="Times New Roman" w:hAnsi="Times New Roman"/>
+                <w:b w:val="false"/>
+                <w:bCs w:val="false"/>
+                <w:i w:val="false"/>
+                <w:iCs w:val="false"/>
+                <w:sz w:val="24"/>
+                <w:szCs w:val="24"/>
+              </w:rPr>
+              <w:t xml:space="preserve">Из псевдосостояния выбора: [Действие = «Закрыть»] → конечное состояние, [else] → псевдосостояние выбора.</w:t>
+            </w:r>
+          </w:p>
+          <w:p>
+            <w:pPr>
+              <w:spacing w:after="40" w:before="0" w:line="240"/>
+            </w:pPr>
+            <w:r>
+              <w:rPr>
+                <w:rFonts w:ascii="Times New Roman" w:cs="Times New Roman" w:eastAsia="Times New Roman" w:hAnsi="Times New Roman"/>
+                <w:b w:val="false"/>
+                <w:bCs w:val="false"/>
+                <w:i w:val="false"/>
+                <w:iCs w:val="false"/>
+                <w:sz w:val="24"/>
+                <w:szCs w:val="24"/>
+              </w:rPr>
+              <w:t xml:space="preserve">Из псевдосостояния выбора: [Действие = «Изменить»] → «Создание варианта», [Действие = «Удалить»] → «Подтверждение удаления», [else] → «Открытие материала».</w:t>
             </w:r>
           </w:p>
           <w:p>
@@ -15485,7 +16958,7 @@
                 <w:sz w:val="24"/>
                 <w:szCs w:val="24"/>
               </w:rPr>
-              <w:t xml:space="preserve">D_SM_Subscription. Алгоритм реализации прецедента «Управление подпиской» в форме автомата: окно тарифов, ожидание оплаты с запросом статуса по таймеру, проверка уведомления, активация подписки или отказ, отключение продления. Внутренние переменные (атрибуты вспомогательного объекта потока управления): Тариф (строка) — тариф пользователя: «Бесплатный» или «Премиум». Количественная характеристика диаграммы: простых состояний — 7; ссылочных состояний — 0; псевдосостояний выбора — 1; соединения — 1; начальных — 1; конечных — 4; переходов — 14.</w:t>
+              <w:t xml:space="preserve">D_SM_Subscription. Алгоритм реализации прецедента «Управление подпиской» в форме автомата: окно тарифов, ожидание оплаты с запросом статуса по таймеру, проверка уведомления, активация подписки или отказ, отключение продления. Внутренние переменные (атрибуты вспомогательного объекта потока управления): Тариф (строка) — тариф пользователя: «Бесплатный» или «Премиум»; Действие (строка) — действие, выбранное в окне: нажатая кнопка, ссылка или закрытие окна. Количественная характеристика диаграммы: простых состояний — 8; ссылочных состояний — 0; псевдосостояний выбора — 2; соединения — 1; разветвления — 1; синхронизации — 1; начальных — 1; конечных — 4; переходов — 19.</w:t>
             </w:r>
           </w:p>
         </w:tc>
@@ -15525,7 +16998,7 @@
                 <w:sz w:val="24"/>
                 <w:szCs w:val="24"/>
               </w:rPr>
-              <w:t xml:space="preserve">«Окно тарифов»</w:t>
+              <w:t xml:space="preserve">«Отображение окна тарифов»</w:t>
             </w:r>
           </w:p>
         </w:tc>
@@ -15576,24 +17049,24 @@
                 <w:sz w:val="24"/>
                 <w:szCs w:val="24"/>
               </w:rPr>
-              <w:t xml:space="preserve">do/Показ тарифов и ожидание действия</w:t>
-            </w:r>
-          </w:p>
-          <w:p>
-            <w:pPr>
-              <w:spacing w:after="40" w:before="0" w:line="240"/>
-            </w:pPr>
-            <w:r>
-              <w:rPr>
-                <w:rFonts w:ascii="Times New Roman" w:cs="Times New Roman" w:eastAsia="Times New Roman" w:hAnsi="Times New Roman"/>
-                <w:b w:val="false"/>
-                <w:bCs w:val="false"/>
-                <w:i w:val="false"/>
-                <w:iCs w:val="false"/>
-                <w:sz w:val="24"/>
-                <w:szCs w:val="24"/>
-              </w:rPr>
-              <w:t xml:space="preserve">Сравнение тарифов, текущий тариф, остаток квоты; выход только по событиям. Деятельности состояния семантически просты, отдельная диаграмма не приводится.</w:t>
+              <w:t xml:space="preserve">do/Показ тарифов и реакция на действия</w:t>
+            </w:r>
+          </w:p>
+          <w:p>
+            <w:pPr>
+              <w:spacing w:after="40" w:before="0" w:line="240"/>
+            </w:pPr>
+            <w:r>
+              <w:rPr>
+                <w:rFonts w:ascii="Times New Roman" w:cs="Times New Roman" w:eastAsia="Times New Roman" w:hAnsi="Times New Roman"/>
+                <w:b w:val="false"/>
+                <w:bCs w:val="false"/>
+                <w:i w:val="false"/>
+                <w:iCs w:val="false"/>
+                <w:sz w:val="24"/>
+                <w:szCs w:val="24"/>
+              </w:rPr>
+              <w:t xml:space="preserve">Окно отображается системой параллельно с действиями пользователя; внутренняя деятельность потенциально бесконечна, выход только по событию. Сравнение тарифов, текущий тариф, остаток квоты, дата окончания подписки и кнопки «Оформить» или «Отменить». Деятельности состояния семантически просты, отдельная диаграмма не приводится.</w:t>
             </w:r>
           </w:p>
         </w:tc>
@@ -15633,7 +17106,7 @@
                 <w:sz w:val="24"/>
                 <w:szCs w:val="24"/>
               </w:rPr>
-              <w:t xml:space="preserve">«Ожидание оплаты»</w:t>
+              <w:t xml:space="preserve">«Действия пользователя»</w:t>
             </w:r>
           </w:p>
         </w:tc>
@@ -15684,41 +17157,41 @@
                 <w:sz w:val="24"/>
                 <w:szCs w:val="24"/>
               </w:rPr>
-              <w:t xml:space="preserve">entry/Создание платежа</w:t>
-            </w:r>
-          </w:p>
-          <w:p>
-            <w:pPr>
-              <w:spacing w:after="40" w:before="0" w:line="240"/>
-            </w:pPr>
-            <w:r>
-              <w:rPr>
-                <w:rFonts w:ascii="Times New Roman" w:cs="Times New Roman" w:eastAsia="Times New Roman" w:hAnsi="Times New Roman"/>
-                <w:b w:val="false"/>
-                <w:bCs w:val="false"/>
-                <w:i w:val="false"/>
-                <w:iCs w:val="false"/>
-                <w:sz w:val="24"/>
-                <w:szCs w:val="24"/>
-              </w:rPr>
-              <w:t xml:space="preserve">do/Ожидание уведомления о платеже</w:t>
-            </w:r>
-          </w:p>
-          <w:p>
-            <w:pPr>
-              <w:spacing w:after="40" w:before="0" w:line="240"/>
-            </w:pPr>
-            <w:r>
-              <w:rPr>
-                <w:rFonts w:ascii="Times New Roman" w:cs="Times New Roman" w:eastAsia="Times New Roman" w:hAnsi="Times New Roman"/>
-                <w:b w:val="false"/>
-                <w:bCs w:val="false"/>
-                <w:i w:val="false"/>
-                <w:iCs w:val="false"/>
-                <w:sz w:val="24"/>
-                <w:szCs w:val="24"/>
-              </w:rPr>
-              <w:t xml:space="preserve">При входе создаётся платёж с ключом идемпотентности; деятельность — ожидание уведомления платёжной системы (webhook), выход только по событиям. Деятельности состояния семантически просты, отдельная диаграмма не приводится.</w:t>
+              <w:t xml:space="preserve">do/Сравнение тарифов</w:t>
+            </w:r>
+          </w:p>
+          <w:p>
+            <w:pPr>
+              <w:spacing w:after="40" w:before="0" w:line="240"/>
+            </w:pPr>
+            <w:r>
+              <w:rPr>
+                <w:rFonts w:ascii="Times New Roman" w:cs="Times New Roman" w:eastAsia="Times New Roman" w:hAnsi="Times New Roman"/>
+                <w:b w:val="false"/>
+                <w:bCs w:val="false"/>
+                <w:i w:val="false"/>
+                <w:iCs w:val="false"/>
+                <w:sz w:val="24"/>
+                <w:szCs w:val="24"/>
+              </w:rPr>
+              <w:t xml:space="preserve">exit/Нажатие кнопки или закрытие окна</w:t>
+            </w:r>
+          </w:p>
+          <w:p>
+            <w:pPr>
+              <w:spacing w:after="40" w:before="0" w:line="240"/>
+            </w:pPr>
+            <w:r>
+              <w:rPr>
+                <w:rFonts w:ascii="Times New Roman" w:cs="Times New Roman" w:eastAsia="Times New Roman" w:hAnsi="Times New Roman"/>
+                <w:b w:val="false"/>
+                <w:bCs w:val="false"/>
+                <w:i w:val="false"/>
+                <w:iCs w:val="false"/>
+                <w:sz w:val="24"/>
+                <w:szCs w:val="24"/>
+              </w:rPr>
+              <w:t xml:space="preserve">Действия в окне, выполняемые параллельно с его отображением; внутренние деятельности do выполняются в любом порядке, состояние завершается действием exit. Пользователь сравнивает тарифы и нажимает «Оформить» (подписки нет) или «Отменить» (подписка активна) либо закрывает окно. Деятельности состояния семантически просты, отдельная диаграмма не приводится.</w:t>
             </w:r>
           </w:p>
         </w:tc>
@@ -15758,7 +17231,7 @@
                 <w:sz w:val="24"/>
                 <w:szCs w:val="24"/>
               </w:rPr>
-              <w:t xml:space="preserve">«Отключение продления»</w:t>
+              <w:t xml:space="preserve">«Ожидание оплаты»</w:t>
             </w:r>
           </w:p>
         </w:tc>
@@ -15809,41 +17282,41 @@
                 <w:sz w:val="24"/>
                 <w:szCs w:val="24"/>
               </w:rPr>
-              <w:t xml:space="preserve">do/Отключение автопродления</w:t>
-            </w:r>
-          </w:p>
-          <w:p>
-            <w:pPr>
-              <w:spacing w:after="40" w:before="0" w:line="240"/>
-            </w:pPr>
-            <w:r>
-              <w:rPr>
-                <w:rFonts w:ascii="Times New Roman" w:cs="Times New Roman" w:eastAsia="Times New Roman" w:hAnsi="Times New Roman"/>
-                <w:b w:val="false"/>
-                <w:bCs w:val="false"/>
-                <w:i w:val="false"/>
-                <w:iCs w:val="false"/>
-                <w:sz w:val="24"/>
-                <w:szCs w:val="24"/>
-              </w:rPr>
-              <w:t xml:space="preserve">exit/Пересчёт срока хранения</w:t>
-            </w:r>
-          </w:p>
-          <w:p>
-            <w:pPr>
-              <w:spacing w:after="40" w:before="0" w:line="240"/>
-            </w:pPr>
-            <w:r>
-              <w:rPr>
-                <w:rFonts w:ascii="Times New Roman" w:cs="Times New Roman" w:eastAsia="Times New Roman" w:hAnsi="Times New Roman"/>
-                <w:b w:val="false"/>
-                <w:bCs w:val="false"/>
-                <w:i w:val="false"/>
-                <w:iCs w:val="false"/>
-                <w:sz w:val="24"/>
-                <w:szCs w:val="24"/>
-              </w:rPr>
-              <w:t xml:space="preserve">Подписка действует до конца оплаченного периода; при выходе пересчитывается срок хранения материалов. Деятельности состояния семантически просты, отдельная диаграмма не приводится.</w:t>
+              <w:t xml:space="preserve">entry/Создание платежа</w:t>
+            </w:r>
+          </w:p>
+          <w:p>
+            <w:pPr>
+              <w:spacing w:after="40" w:before="0" w:line="240"/>
+            </w:pPr>
+            <w:r>
+              <w:rPr>
+                <w:rFonts w:ascii="Times New Roman" w:cs="Times New Roman" w:eastAsia="Times New Roman" w:hAnsi="Times New Roman"/>
+                <w:b w:val="false"/>
+                <w:bCs w:val="false"/>
+                <w:i w:val="false"/>
+                <w:iCs w:val="false"/>
+                <w:sz w:val="24"/>
+                <w:szCs w:val="24"/>
+              </w:rPr>
+              <w:t xml:space="preserve">do/Ожидание уведомления о платеже</w:t>
+            </w:r>
+          </w:p>
+          <w:p>
+            <w:pPr>
+              <w:spacing w:after="40" w:before="0" w:line="240"/>
+            </w:pPr>
+            <w:r>
+              <w:rPr>
+                <w:rFonts w:ascii="Times New Roman" w:cs="Times New Roman" w:eastAsia="Times New Roman" w:hAnsi="Times New Roman"/>
+                <w:b w:val="false"/>
+                <w:bCs w:val="false"/>
+                <w:i w:val="false"/>
+                <w:iCs w:val="false"/>
+                <w:sz w:val="24"/>
+                <w:szCs w:val="24"/>
+              </w:rPr>
+              <w:t xml:space="preserve">При входе создаётся платёж с ключом идемпотентности; деятельность — ожидание уведомления платёжной системы (webhook), выход только по событиям. Деятельности состояния семантически просты, отдельная диаграмма не приводится.</w:t>
             </w:r>
           </w:p>
         </w:tc>
@@ -15883,7 +17356,7 @@
                 <w:sz w:val="24"/>
                 <w:szCs w:val="24"/>
               </w:rPr>
-              <w:t xml:space="preserve">«Запрос статуса»</w:t>
+              <w:t xml:space="preserve">«Отключение продления»</w:t>
             </w:r>
           </w:p>
         </w:tc>
@@ -15934,24 +17407,41 @@
                 <w:sz w:val="24"/>
                 <w:szCs w:val="24"/>
               </w:rPr>
-              <w:t xml:space="preserve">do/Запрос статуса платежа</w:t>
-            </w:r>
-          </w:p>
-          <w:p>
-            <w:pPr>
-              <w:spacing w:after="40" w:before="0" w:line="240"/>
-            </w:pPr>
-            <w:r>
-              <w:rPr>
-                <w:rFonts w:ascii="Times New Roman" w:cs="Times New Roman" w:eastAsia="Times New Roman" w:hAnsi="Times New Roman"/>
-                <w:b w:val="false"/>
-                <w:bCs w:val="false"/>
-                <w:i w:val="false"/>
-                <w:iCs w:val="false"/>
-                <w:sz w:val="24"/>
-                <w:szCs w:val="24"/>
-              </w:rPr>
-              <w:t xml:space="preserve">Система сама запрашивает статус платежа у платёжной системы. Деятельности состояния семантически просты, отдельная диаграмма не приводится.</w:t>
+              <w:t xml:space="preserve">do/Отключение автопродления</w:t>
+            </w:r>
+          </w:p>
+          <w:p>
+            <w:pPr>
+              <w:spacing w:after="40" w:before="0" w:line="240"/>
+            </w:pPr>
+            <w:r>
+              <w:rPr>
+                <w:rFonts w:ascii="Times New Roman" w:cs="Times New Roman" w:eastAsia="Times New Roman" w:hAnsi="Times New Roman"/>
+                <w:b w:val="false"/>
+                <w:bCs w:val="false"/>
+                <w:i w:val="false"/>
+                <w:iCs w:val="false"/>
+                <w:sz w:val="24"/>
+                <w:szCs w:val="24"/>
+              </w:rPr>
+              <w:t xml:space="preserve">exit/Пересчёт срока хранения</w:t>
+            </w:r>
+          </w:p>
+          <w:p>
+            <w:pPr>
+              <w:spacing w:after="40" w:before="0" w:line="240"/>
+            </w:pPr>
+            <w:r>
+              <w:rPr>
+                <w:rFonts w:ascii="Times New Roman" w:cs="Times New Roman" w:eastAsia="Times New Roman" w:hAnsi="Times New Roman"/>
+                <w:b w:val="false"/>
+                <w:bCs w:val="false"/>
+                <w:i w:val="false"/>
+                <w:iCs w:val="false"/>
+                <w:sz w:val="24"/>
+                <w:szCs w:val="24"/>
+              </w:rPr>
+              <w:t xml:space="preserve">Подписка действует до конца оплаченного периода; при выходе пересчитывается срок хранения материалов. Деятельности состояния семантически просты, отдельная диаграмма не приводится.</w:t>
             </w:r>
           </w:p>
         </w:tc>
@@ -15991,7 +17481,7 @@
                 <w:sz w:val="24"/>
                 <w:szCs w:val="24"/>
               </w:rPr>
-              <w:t xml:space="preserve">«Проверка уведомления»</w:t>
+              <w:t xml:space="preserve">«Запрос статуса»</w:t>
             </w:r>
           </w:p>
         </w:tc>
@@ -16042,24 +17532,24 @@
                 <w:sz w:val="24"/>
                 <w:szCs w:val="24"/>
               </w:rPr>
-              <w:t xml:space="preserve">do/Проверка подписи и суммы</w:t>
-            </w:r>
-          </w:p>
-          <w:p>
-            <w:pPr>
-              <w:spacing w:after="40" w:before="0" w:line="240"/>
-            </w:pPr>
-            <w:r>
-              <w:rPr>
-                <w:rFonts w:ascii="Times New Roman" w:cs="Times New Roman" w:eastAsia="Times New Roman" w:hAnsi="Times New Roman"/>
-                <w:b w:val="false"/>
-                <w:bCs w:val="false"/>
-                <w:i w:val="false"/>
-                <w:iCs w:val="false"/>
-                <w:sz w:val="24"/>
-                <w:szCs w:val="24"/>
-              </w:rPr>
-              <w:t xml:space="preserve">Проверка цифровой подписи, суммы и идентификатора платежа; повторное уведомление не обрабатывается дважды. Деятельности состояния семантически просты, отдельная диаграмма не приводится.</w:t>
+              <w:t xml:space="preserve">do/Запрос статуса платежа</w:t>
+            </w:r>
+          </w:p>
+          <w:p>
+            <w:pPr>
+              <w:spacing w:after="40" w:before="0" w:line="240"/>
+            </w:pPr>
+            <w:r>
+              <w:rPr>
+                <w:rFonts w:ascii="Times New Roman" w:cs="Times New Roman" w:eastAsia="Times New Roman" w:hAnsi="Times New Roman"/>
+                <w:b w:val="false"/>
+                <w:bCs w:val="false"/>
+                <w:i w:val="false"/>
+                <w:iCs w:val="false"/>
+                <w:sz w:val="24"/>
+                <w:szCs w:val="24"/>
+              </w:rPr>
+              <w:t xml:space="preserve">Система сама запрашивает статус платежа у платёжной системы. Деятельности состояния семантически просты, отдельная диаграмма не приводится.</w:t>
             </w:r>
           </w:p>
         </w:tc>
@@ -16099,7 +17589,7 @@
                 <w:sz w:val="24"/>
                 <w:szCs w:val="24"/>
               </w:rPr>
-              <w:t xml:space="preserve">«Подписка активна»</w:t>
+              <w:t xml:space="preserve">«Проверка уведомления»</w:t>
             </w:r>
           </w:p>
         </w:tc>
@@ -16150,41 +17640,24 @@
                 <w:sz w:val="24"/>
                 <w:szCs w:val="24"/>
               </w:rPr>
-              <w:t xml:space="preserve">do/Активация подписки</w:t>
-            </w:r>
-          </w:p>
-          <w:p>
-            <w:pPr>
-              <w:spacing w:after="40" w:before="0" w:line="240"/>
-            </w:pPr>
-            <w:r>
-              <w:rPr>
-                <w:rFonts w:ascii="Times New Roman" w:cs="Times New Roman" w:eastAsia="Times New Roman" w:hAnsi="Times New Roman"/>
-                <w:b w:val="false"/>
-                <w:bCs w:val="false"/>
-                <w:i w:val="false"/>
-                <w:iCs w:val="false"/>
-                <w:sz w:val="24"/>
-                <w:szCs w:val="24"/>
-              </w:rPr>
-              <w:t xml:space="preserve">exit/Пересчёт срока хранения</w:t>
-            </w:r>
-          </w:p>
-          <w:p>
-            <w:pPr>
-              <w:spacing w:after="40" w:before="0" w:line="240"/>
-            </w:pPr>
-            <w:r>
-              <w:rPr>
-                <w:rFonts w:ascii="Times New Roman" w:cs="Times New Roman" w:eastAsia="Times New Roman" w:hAnsi="Times New Roman"/>
-                <w:b w:val="false"/>
-                <w:bCs w:val="false"/>
-                <w:i w:val="false"/>
-                <w:iCs w:val="false"/>
-                <w:sz w:val="24"/>
-                <w:szCs w:val="24"/>
-              </w:rPr>
-              <w:t xml:space="preserve">Активация подписки (идемпотентно по идентификатору платежа). Деятельности состояния семантически просты, отдельная диаграмма не приводится.</w:t>
+              <w:t xml:space="preserve">do/Проверка подписи и суммы</w:t>
+            </w:r>
+          </w:p>
+          <w:p>
+            <w:pPr>
+              <w:spacing w:after="40" w:before="0" w:line="240"/>
+            </w:pPr>
+            <w:r>
+              <w:rPr>
+                <w:rFonts w:ascii="Times New Roman" w:cs="Times New Roman" w:eastAsia="Times New Roman" w:hAnsi="Times New Roman"/>
+                <w:b w:val="false"/>
+                <w:bCs w:val="false"/>
+                <w:i w:val="false"/>
+                <w:iCs w:val="false"/>
+                <w:sz w:val="24"/>
+                <w:szCs w:val="24"/>
+              </w:rPr>
+              <w:t xml:space="preserve">Проверка цифровой подписи, суммы и идентификатора платежа; повторное уведомление не обрабатывается дважды. Деятельности состояния семантически просты, отдельная диаграмма не приводится.</w:t>
             </w:r>
           </w:p>
         </w:tc>
@@ -16224,7 +17697,7 @@
                 <w:sz w:val="24"/>
                 <w:szCs w:val="24"/>
               </w:rPr>
-              <w:t xml:space="preserve">«Отказ в оплате»</w:t>
+              <w:t xml:space="preserve">«Подписка активна»</w:t>
             </w:r>
           </w:p>
         </w:tc>
@@ -16275,24 +17748,41 @@
                 <w:sz w:val="24"/>
                 <w:szCs w:val="24"/>
               </w:rPr>
-              <w:t xml:space="preserve">do/Сообщение об отказе</w:t>
-            </w:r>
-          </w:p>
-          <w:p>
-            <w:pPr>
-              <w:spacing w:after="40" w:before="0" w:line="240"/>
-            </w:pPr>
-            <w:r>
-              <w:rPr>
-                <w:rFonts w:ascii="Times New Roman" w:cs="Times New Roman" w:eastAsia="Times New Roman" w:hAnsi="Times New Roman"/>
-                <w:b w:val="false"/>
-                <w:bCs w:val="false"/>
-                <w:i w:val="false"/>
-                <w:iCs w:val="false"/>
-                <w:sz w:val="24"/>
-                <w:szCs w:val="24"/>
-              </w:rPr>
-              <w:t xml:space="preserve">Платёж отклонён или уведомление неверно; тариф не меняется. Деятельности состояния семантически просты, отдельная диаграмма не приводится.</w:t>
+              <w:t xml:space="preserve">do/Активация подписки</w:t>
+            </w:r>
+          </w:p>
+          <w:p>
+            <w:pPr>
+              <w:spacing w:after="40" w:before="0" w:line="240"/>
+            </w:pPr>
+            <w:r>
+              <w:rPr>
+                <w:rFonts w:ascii="Times New Roman" w:cs="Times New Roman" w:eastAsia="Times New Roman" w:hAnsi="Times New Roman"/>
+                <w:b w:val="false"/>
+                <w:bCs w:val="false"/>
+                <w:i w:val="false"/>
+                <w:iCs w:val="false"/>
+                <w:sz w:val="24"/>
+                <w:szCs w:val="24"/>
+              </w:rPr>
+              <w:t xml:space="preserve">exit/Пересчёт срока хранения</w:t>
+            </w:r>
+          </w:p>
+          <w:p>
+            <w:pPr>
+              <w:spacing w:after="40" w:before="0" w:line="240"/>
+            </w:pPr>
+            <w:r>
+              <w:rPr>
+                <w:rFonts w:ascii="Times New Roman" w:cs="Times New Roman" w:eastAsia="Times New Roman" w:hAnsi="Times New Roman"/>
+                <w:b w:val="false"/>
+                <w:bCs w:val="false"/>
+                <w:i w:val="false"/>
+                <w:iCs w:val="false"/>
+                <w:sz w:val="24"/>
+                <w:szCs w:val="24"/>
+              </w:rPr>
+              <w:t xml:space="preserve">Активация подписки (идемпотентно по идентификатору платежа). Деятельности состояния семантически просты, отдельная диаграмма не приводится.</w:t>
             </w:r>
           </w:p>
         </w:tc>
@@ -16332,7 +17822,7 @@
                 <w:sz w:val="24"/>
                 <w:szCs w:val="24"/>
               </w:rPr>
-              <w:t xml:space="preserve">Псевдосостояния выбора</w:t>
+              <w:t xml:space="preserve">«Отказ в оплате»</w:t>
             </w:r>
           </w:p>
         </w:tc>
@@ -16366,7 +17856,41 @@
                 <w:sz w:val="24"/>
                 <w:szCs w:val="24"/>
               </w:rPr>
-              <w:t xml:space="preserve">верна ли подпись и успешен ли платёж.</w:t>
+              <w:t xml:space="preserve">Простое состояние.</w:t>
+            </w:r>
+          </w:p>
+          <w:p>
+            <w:pPr>
+              <w:spacing w:after="40" w:before="0" w:line="240"/>
+            </w:pPr>
+            <w:r>
+              <w:rPr>
+                <w:rFonts w:ascii="Times New Roman" w:cs="Times New Roman" w:eastAsia="Times New Roman" w:hAnsi="Times New Roman"/>
+                <w:b w:val="false"/>
+                <w:bCs w:val="false"/>
+                <w:i w:val="false"/>
+                <w:iCs w:val="false"/>
+                <w:sz w:val="24"/>
+                <w:szCs w:val="24"/>
+              </w:rPr>
+              <w:t xml:space="preserve">do/Сообщение об отказе</w:t>
+            </w:r>
+          </w:p>
+          <w:p>
+            <w:pPr>
+              <w:spacing w:after="40" w:before="0" w:line="240"/>
+            </w:pPr>
+            <w:r>
+              <w:rPr>
+                <w:rFonts w:ascii="Times New Roman" w:cs="Times New Roman" w:eastAsia="Times New Roman" w:hAnsi="Times New Roman"/>
+                <w:b w:val="false"/>
+                <w:bCs w:val="false"/>
+                <w:i w:val="false"/>
+                <w:iCs w:val="false"/>
+                <w:sz w:val="24"/>
+                <w:szCs w:val="24"/>
+              </w:rPr>
+              <w:t xml:space="preserve">Платёж отклонён или уведомление неверно; тариф не меняется. Деятельности состояния семантически просты, отдельная диаграмма не приводится.</w:t>
             </w:r>
           </w:p>
         </w:tc>
@@ -16406,7 +17930,7 @@
                 <w:sz w:val="24"/>
                 <w:szCs w:val="24"/>
               </w:rPr>
-              <w:t xml:space="preserve">Псевдосостояния соединения</w:t>
+              <w:t xml:space="preserve">Псевдосостояния выбора</w:t>
             </w:r>
           </w:p>
         </w:tc>
@@ -16440,7 +17964,24 @@
                 <w:sz w:val="24"/>
                 <w:szCs w:val="24"/>
               </w:rPr>
-              <w:t xml:space="preserve">объединяет уведомление и запрошенный статус.</w:t>
+              <w:t xml:space="preserve">какое действие выбрано в окне тарифов.</w:t>
+            </w:r>
+          </w:p>
+          <w:p>
+            <w:pPr>
+              <w:spacing w:after="40" w:before="0" w:line="240"/>
+            </w:pPr>
+            <w:r>
+              <w:rPr>
+                <w:rFonts w:ascii="Times New Roman" w:cs="Times New Roman" w:eastAsia="Times New Roman" w:hAnsi="Times New Roman"/>
+                <w:b w:val="false"/>
+                <w:bCs w:val="false"/>
+                <w:i w:val="false"/>
+                <w:iCs w:val="false"/>
+                <w:sz w:val="24"/>
+                <w:szCs w:val="24"/>
+              </w:rPr>
+              <w:t xml:space="preserve">верна ли подпись и успешен ли платёж.</w:t>
             </w:r>
           </w:p>
         </w:tc>
@@ -16480,7 +18021,7 @@
                 <w:sz w:val="24"/>
                 <w:szCs w:val="24"/>
               </w:rPr>
-              <w:t xml:space="preserve">Начальное и конечные состояния</w:t>
+              <w:t xml:space="preserve">Псевдосостояния соединения</w:t>
             </w:r>
           </w:p>
         </w:tc>
@@ -16514,75 +18055,7 @@
                 <w:sz w:val="24"/>
                 <w:szCs w:val="24"/>
               </w:rPr>
-              <w:t xml:space="preserve">Начальное псевдосостояние — запуск автомата.</w:t>
-            </w:r>
-          </w:p>
-          <w:p>
-            <w:pPr>
-              <w:spacing w:after="40" w:before="0" w:line="240"/>
-            </w:pPr>
-            <w:r>
-              <w:rPr>
-                <w:rFonts w:ascii="Times New Roman" w:cs="Times New Roman" w:eastAsia="Times New Roman" w:hAnsi="Times New Roman"/>
-                <w:b w:val="false"/>
-                <w:bCs w:val="false"/>
-                <w:i w:val="false"/>
-                <w:iCs w:val="false"/>
-                <w:sz w:val="24"/>
-                <w:szCs w:val="24"/>
-              </w:rPr>
-              <w:t xml:space="preserve">Конечное состояние — окно тарифов закрыто.</w:t>
-            </w:r>
-          </w:p>
-          <w:p>
-            <w:pPr>
-              <w:spacing w:after="40" w:before="0" w:line="240"/>
-            </w:pPr>
-            <w:r>
-              <w:rPr>
-                <w:rFonts w:ascii="Times New Roman" w:cs="Times New Roman" w:eastAsia="Times New Roman" w:hAnsi="Times New Roman"/>
-                <w:b w:val="false"/>
-                <w:bCs w:val="false"/>
-                <w:i w:val="false"/>
-                <w:iCs w:val="false"/>
-                <w:sz w:val="24"/>
-                <w:szCs w:val="24"/>
-              </w:rPr>
-              <w:t xml:space="preserve">Конечное состояние — продление отключено.</w:t>
-            </w:r>
-          </w:p>
-          <w:p>
-            <w:pPr>
-              <w:spacing w:after="40" w:before="0" w:line="240"/>
-            </w:pPr>
-            <w:r>
-              <w:rPr>
-                <w:rFonts w:ascii="Times New Roman" w:cs="Times New Roman" w:eastAsia="Times New Roman" w:hAnsi="Times New Roman"/>
-                <w:b w:val="false"/>
-                <w:bCs w:val="false"/>
-                <w:i w:val="false"/>
-                <w:iCs w:val="false"/>
-                <w:sz w:val="24"/>
-                <w:szCs w:val="24"/>
-              </w:rPr>
-              <w:t xml:space="preserve">Конечное состояние — подписка оформлена.</w:t>
-            </w:r>
-          </w:p>
-          <w:p>
-            <w:pPr>
-              <w:spacing w:after="40" w:before="0" w:line="240"/>
-            </w:pPr>
-            <w:r>
-              <w:rPr>
-                <w:rFonts w:ascii="Times New Roman" w:cs="Times New Roman" w:eastAsia="Times New Roman" w:hAnsi="Times New Roman"/>
-                <w:b w:val="false"/>
-                <w:bCs w:val="false"/>
-                <w:i w:val="false"/>
-                <w:iCs w:val="false"/>
-                <w:sz w:val="24"/>
-                <w:szCs w:val="24"/>
-              </w:rPr>
-              <w:t xml:space="preserve">Конечное состояние — в оплате отказано.</w:t>
+              <w:t xml:space="preserve">объединяет уведомление и запрошенный статус.</w:t>
             </w:r>
           </w:p>
         </w:tc>
@@ -16622,7 +18095,7 @@
                 <w:sz w:val="24"/>
                 <w:szCs w:val="24"/>
               </w:rPr>
-              <w:t xml:space="preserve">Переходы без надписей</w:t>
+              <w:t xml:space="preserve">Псевдосостояния разветвления</w:t>
             </w:r>
           </w:p>
         </w:tc>
@@ -16656,7 +18129,7 @@
                 <w:sz w:val="24"/>
                 <w:szCs w:val="24"/>
               </w:rPr>
-              <w:t xml:space="preserve">начальное псевдосостояние → «Окно тарифов»; «Запрос статуса» → псевдосостояние соединения; «Отключение продления» → конечное состояние; псевдосостояние соединения → «Проверка уведомления»; «Проверка уведомления» → псевдосостояние выбора; «Подписка активна» → конечное состояние; «Отказ в оплате» → конечное состояние. Надписей нет: переход по завершению внутренней деятельности состояния (из начального псевдосостояния — сразу при запуске, из соединения — безусловно), безальтернативный.</w:t>
+              <w:t xml:space="preserve">запускает параллельные состояния «Отображение окна тарифов» и «Действия пользователя» — окно отображается, пока пользователь работает с ним.</w:t>
             </w:r>
           </w:p>
         </w:tc>
@@ -16696,7 +18169,7 @@
                 <w:sz w:val="24"/>
                 <w:szCs w:val="24"/>
               </w:rPr>
-              <w:t xml:space="preserve">Переходы по событиям</w:t>
+              <w:t xml:space="preserve">Псевдосостояния синхронизации</w:t>
             </w:r>
           </w:p>
         </w:tc>
@@ -16730,92 +18203,7 @@
                 <w:sz w:val="24"/>
                 <w:szCs w:val="24"/>
               </w:rPr>
-              <w:t xml:space="preserve">«Окно тарифов» → «Ожидание оплаты»: нажата «Оформить» [подписки нет]</w:t>
-            </w:r>
-          </w:p>
-          <w:p>
-            <w:pPr>
-              <w:spacing w:after="40" w:before="0" w:line="240"/>
-            </w:pPr>
-            <w:r>
-              <w:rPr>
-                <w:rFonts w:ascii="Times New Roman" w:cs="Times New Roman" w:eastAsia="Times New Roman" w:hAnsi="Times New Roman"/>
-                <w:b w:val="false"/>
-                <w:bCs w:val="false"/>
-                <w:i w:val="false"/>
-                <w:iCs w:val="false"/>
-                <w:sz w:val="24"/>
-                <w:szCs w:val="24"/>
-              </w:rPr>
-              <w:t xml:space="preserve">«Окно тарифов» → «Отключение продления»: нажата «Отменить» [подписка активна]</w:t>
-            </w:r>
-          </w:p>
-          <w:p>
-            <w:pPr>
-              <w:spacing w:after="40" w:before="0" w:line="240"/>
-            </w:pPr>
-            <w:r>
-              <w:rPr>
-                <w:rFonts w:ascii="Times New Roman" w:cs="Times New Roman" w:eastAsia="Times New Roman" w:hAnsi="Times New Roman"/>
-                <w:b w:val="false"/>
-                <w:bCs w:val="false"/>
-                <w:i w:val="false"/>
-                <w:iCs w:val="false"/>
-                <w:sz w:val="24"/>
-                <w:szCs w:val="24"/>
-              </w:rPr>
-              <w:t xml:space="preserve">«Окно тарифов» → конечное состояние: окно закрыто</w:t>
-            </w:r>
-          </w:p>
-          <w:p>
-            <w:pPr>
-              <w:spacing w:after="40" w:before="0" w:line="240"/>
-            </w:pPr>
-            <w:r>
-              <w:rPr>
-                <w:rFonts w:ascii="Times New Roman" w:cs="Times New Roman" w:eastAsia="Times New Roman" w:hAnsi="Times New Roman"/>
-                <w:b w:val="false"/>
-                <w:bCs w:val="false"/>
-                <w:i w:val="false"/>
-                <w:iCs w:val="false"/>
-                <w:sz w:val="24"/>
-                <w:szCs w:val="24"/>
-              </w:rPr>
-              <w:t xml:space="preserve">«Ожидание оплаты» → псевдосостояние соединения: получено уведомление</w:t>
-            </w:r>
-          </w:p>
-          <w:p>
-            <w:pPr>
-              <w:spacing w:after="40" w:before="0" w:line="240"/>
-            </w:pPr>
-            <w:r>
-              <w:rPr>
-                <w:rFonts w:ascii="Times New Roman" w:cs="Times New Roman" w:eastAsia="Times New Roman" w:hAnsi="Times New Roman"/>
-                <w:b w:val="false"/>
-                <w:bCs w:val="false"/>
-                <w:i w:val="false"/>
-                <w:iCs w:val="false"/>
-                <w:sz w:val="24"/>
-                <w:szCs w:val="24"/>
-              </w:rPr>
-              <w:t xml:space="preserve">«Ожидание оплаты» → «Запрос статуса»: прошло 15 минут</w:t>
-            </w:r>
-          </w:p>
-          <w:p>
-            <w:pPr>
-              <w:spacing w:after="40" w:before="0" w:line="240"/>
-            </w:pPr>
-            <w:r>
-              <w:rPr>
-                <w:rFonts w:ascii="Times New Roman" w:cs="Times New Roman" w:eastAsia="Times New Roman" w:hAnsi="Times New Roman"/>
-                <w:b w:val="false"/>
-                <w:bCs w:val="false"/>
-                <w:i w:val="false"/>
-                <w:iCs w:val="false"/>
-                <w:sz w:val="24"/>
-                <w:szCs w:val="24"/>
-              </w:rPr>
-              <w:t xml:space="preserve">Внутренняя деятельность исходного состояния потенциально бесконечна (ожидание действия или внешнего события), выход из него — только по событию; условие ограничивает переход, действие после «/» изменяет внутреннюю переменную или состояние объекта.</w:t>
+              <w:t xml:space="preserve">ожидает завершения параллельных состояний «Отображение окна тарифов» и «Действия пользователя» и только затем передаёт управление дальше.</w:t>
             </w:r>
           </w:p>
         </w:tc>
@@ -16855,6 +18243,347 @@
                 <w:sz w:val="24"/>
                 <w:szCs w:val="24"/>
               </w:rPr>
+              <w:t xml:space="preserve">Начальное и конечные состояния</w:t>
+            </w:r>
+          </w:p>
+        </w:tc>
+        <w:tc>
+          <w:tcPr>
+            <w:tcW w:type="dxa" w:w="7087"/>
+            <w:tcBorders>
+              <w:top w:val="single" w:color="000000" w:sz="4"/>
+              <w:left w:val="single" w:color="000000" w:sz="4"/>
+              <w:bottom w:val="single" w:color="000000" w:sz="4"/>
+              <w:right w:val="single" w:color="000000" w:sz="4"/>
+            </w:tcBorders>
+            <w:tcMar>
+              <w:top w:type="dxa" w:w="60"/>
+              <w:left w:type="dxa" w:w="100"/>
+              <w:bottom w:type="dxa" w:w="60"/>
+              <w:right w:type="dxa" w:w="100"/>
+            </w:tcMar>
+          </w:tcPr>
+          <w:p>
+            <w:pPr>
+              <w:spacing w:after="40" w:before="0" w:line="240"/>
+            </w:pPr>
+            <w:r>
+              <w:rPr>
+                <w:rFonts w:ascii="Times New Roman" w:cs="Times New Roman" w:eastAsia="Times New Roman" w:hAnsi="Times New Roman"/>
+                <w:b w:val="false"/>
+                <w:bCs w:val="false"/>
+                <w:i w:val="false"/>
+                <w:iCs w:val="false"/>
+                <w:sz w:val="24"/>
+                <w:szCs w:val="24"/>
+              </w:rPr>
+              <w:t xml:space="preserve">Начальное псевдосостояние — запуск автомата.</w:t>
+            </w:r>
+          </w:p>
+          <w:p>
+            <w:pPr>
+              <w:spacing w:after="40" w:before="0" w:line="240"/>
+            </w:pPr>
+            <w:r>
+              <w:rPr>
+                <w:rFonts w:ascii="Times New Roman" w:cs="Times New Roman" w:eastAsia="Times New Roman" w:hAnsi="Times New Roman"/>
+                <w:b w:val="false"/>
+                <w:bCs w:val="false"/>
+                <w:i w:val="false"/>
+                <w:iCs w:val="false"/>
+                <w:sz w:val="24"/>
+                <w:szCs w:val="24"/>
+              </w:rPr>
+              <w:t xml:space="preserve">Конечное состояние — окно тарифов закрыто.</w:t>
+            </w:r>
+          </w:p>
+          <w:p>
+            <w:pPr>
+              <w:spacing w:after="40" w:before="0" w:line="240"/>
+            </w:pPr>
+            <w:r>
+              <w:rPr>
+                <w:rFonts w:ascii="Times New Roman" w:cs="Times New Roman" w:eastAsia="Times New Roman" w:hAnsi="Times New Roman"/>
+                <w:b w:val="false"/>
+                <w:bCs w:val="false"/>
+                <w:i w:val="false"/>
+                <w:iCs w:val="false"/>
+                <w:sz w:val="24"/>
+                <w:szCs w:val="24"/>
+              </w:rPr>
+              <w:t xml:space="preserve">Конечное состояние — продление отключено.</w:t>
+            </w:r>
+          </w:p>
+          <w:p>
+            <w:pPr>
+              <w:spacing w:after="40" w:before="0" w:line="240"/>
+            </w:pPr>
+            <w:r>
+              <w:rPr>
+                <w:rFonts w:ascii="Times New Roman" w:cs="Times New Roman" w:eastAsia="Times New Roman" w:hAnsi="Times New Roman"/>
+                <w:b w:val="false"/>
+                <w:bCs w:val="false"/>
+                <w:i w:val="false"/>
+                <w:iCs w:val="false"/>
+                <w:sz w:val="24"/>
+                <w:szCs w:val="24"/>
+              </w:rPr>
+              <w:t xml:space="preserve">Конечное состояние — подписка оформлена.</w:t>
+            </w:r>
+          </w:p>
+          <w:p>
+            <w:pPr>
+              <w:spacing w:after="40" w:before="0" w:line="240"/>
+            </w:pPr>
+            <w:r>
+              <w:rPr>
+                <w:rFonts w:ascii="Times New Roman" w:cs="Times New Roman" w:eastAsia="Times New Roman" w:hAnsi="Times New Roman"/>
+                <w:b w:val="false"/>
+                <w:bCs w:val="false"/>
+                <w:i w:val="false"/>
+                <w:iCs w:val="false"/>
+                <w:sz w:val="24"/>
+                <w:szCs w:val="24"/>
+              </w:rPr>
+              <w:t xml:space="preserve">Конечное состояние — в оплате отказано.</w:t>
+            </w:r>
+          </w:p>
+        </w:tc>
+      </w:tr>
+      <w:tr>
+        <w:trPr>
+          <w:cantSplit w:val="off"/>
+        </w:trPr>
+        <w:tc>
+          <w:tcPr>
+            <w:tcW w:type="dxa" w:w="2268"/>
+            <w:tcBorders>
+              <w:top w:val="single" w:color="000000" w:sz="4"/>
+              <w:left w:val="single" w:color="000000" w:sz="4"/>
+              <w:bottom w:val="single" w:color="000000" w:sz="4"/>
+              <w:right w:val="single" w:color="000000" w:sz="4"/>
+            </w:tcBorders>
+            <w:shd w:fill="F2F2F2" w:color="auto" w:val="clear"/>
+            <w:tcMar>
+              <w:top w:type="dxa" w:w="60"/>
+              <w:left w:type="dxa" w:w="100"/>
+              <w:bottom w:type="dxa" w:w="60"/>
+              <w:right w:type="dxa" w:w="100"/>
+            </w:tcMar>
+          </w:tcPr>
+          <w:p>
+            <w:pPr>
+              <w:spacing w:after="40" w:before="0" w:line="240"/>
+            </w:pPr>
+            <w:r>
+              <w:rPr>
+                <w:rFonts w:ascii="Times New Roman" w:cs="Times New Roman" w:eastAsia="Times New Roman" w:hAnsi="Times New Roman"/>
+                <w:b/>
+                <w:bCs/>
+                <w:i w:val="false"/>
+                <w:iCs w:val="false"/>
+                <w:sz w:val="24"/>
+                <w:szCs w:val="24"/>
+              </w:rPr>
+              <w:t xml:space="preserve">Переходы без надписей</w:t>
+            </w:r>
+          </w:p>
+        </w:tc>
+        <w:tc>
+          <w:tcPr>
+            <w:tcW w:type="dxa" w:w="7087"/>
+            <w:tcBorders>
+              <w:top w:val="single" w:color="000000" w:sz="4"/>
+              <w:left w:val="single" w:color="000000" w:sz="4"/>
+              <w:bottom w:val="single" w:color="000000" w:sz="4"/>
+              <w:right w:val="single" w:color="000000" w:sz="4"/>
+            </w:tcBorders>
+            <w:tcMar>
+              <w:top w:type="dxa" w:w="60"/>
+              <w:left w:type="dxa" w:w="100"/>
+              <w:bottom w:type="dxa" w:w="60"/>
+              <w:right w:type="dxa" w:w="100"/>
+            </w:tcMar>
+          </w:tcPr>
+          <w:p>
+            <w:pPr>
+              <w:spacing w:after="40" w:before="0" w:line="240"/>
+            </w:pPr>
+            <w:r>
+              <w:rPr>
+                <w:rFonts w:ascii="Times New Roman" w:cs="Times New Roman" w:eastAsia="Times New Roman" w:hAnsi="Times New Roman"/>
+                <w:b w:val="false"/>
+                <w:bCs w:val="false"/>
+                <w:i w:val="false"/>
+                <w:iCs w:val="false"/>
+                <w:sz w:val="24"/>
+                <w:szCs w:val="24"/>
+              </w:rPr>
+              <w:t xml:space="preserve">псевдосостояние разветвления → «Отображение окна тарифов»; псевдосостояние разветвления → «Действия пользователя»; «Действия пользователя» → псевдосостояние синхронизации; начальное псевдосостояние → псевдосостояние разветвления; псевдосостояние синхронизации → псевдосостояние выбора; «Запрос статуса» → псевдосостояние соединения; «Отключение продления» → конечное состояние; псевдосостояние соединения → «Проверка уведомления»; «Проверка уведомления» → псевдосостояние выбора; «Подписка активна» → конечное состояние; «Отказ в оплате» → конечное состояние. Надписей нет: переход по завершению внутренней деятельности состояния (из начального псевдосостояния — сразу при запуске, из соединения — безусловно, из разветвления — безусловно и одновременно в оба параллельных состояния, из синхронизации — после завершения обоих параллельных состояний), безальтернативный.</w:t>
+            </w:r>
+          </w:p>
+        </w:tc>
+      </w:tr>
+      <w:tr>
+        <w:trPr>
+          <w:cantSplit w:val="off"/>
+        </w:trPr>
+        <w:tc>
+          <w:tcPr>
+            <w:tcW w:type="dxa" w:w="2268"/>
+            <w:tcBorders>
+              <w:top w:val="single" w:color="000000" w:sz="4"/>
+              <w:left w:val="single" w:color="000000" w:sz="4"/>
+              <w:bottom w:val="single" w:color="000000" w:sz="4"/>
+              <w:right w:val="single" w:color="000000" w:sz="4"/>
+            </w:tcBorders>
+            <w:shd w:fill="F2F2F2" w:color="auto" w:val="clear"/>
+            <w:tcMar>
+              <w:top w:type="dxa" w:w="60"/>
+              <w:left w:type="dxa" w:w="100"/>
+              <w:bottom w:type="dxa" w:w="60"/>
+              <w:right w:type="dxa" w:w="100"/>
+            </w:tcMar>
+          </w:tcPr>
+          <w:p>
+            <w:pPr>
+              <w:spacing w:after="40" w:before="0" w:line="240"/>
+            </w:pPr>
+            <w:r>
+              <w:rPr>
+                <w:rFonts w:ascii="Times New Roman" w:cs="Times New Roman" w:eastAsia="Times New Roman" w:hAnsi="Times New Roman"/>
+                <w:b/>
+                <w:bCs/>
+                <w:i w:val="false"/>
+                <w:iCs w:val="false"/>
+                <w:sz w:val="24"/>
+                <w:szCs w:val="24"/>
+              </w:rPr>
+              <w:t xml:space="preserve">Переходы по событиям</w:t>
+            </w:r>
+          </w:p>
+        </w:tc>
+        <w:tc>
+          <w:tcPr>
+            <w:tcW w:type="dxa" w:w="7087"/>
+            <w:tcBorders>
+              <w:top w:val="single" w:color="000000" w:sz="4"/>
+              <w:left w:val="single" w:color="000000" w:sz="4"/>
+              <w:bottom w:val="single" w:color="000000" w:sz="4"/>
+              <w:right w:val="single" w:color="000000" w:sz="4"/>
+            </w:tcBorders>
+            <w:tcMar>
+              <w:top w:type="dxa" w:w="60"/>
+              <w:left w:type="dxa" w:w="100"/>
+              <w:bottom w:type="dxa" w:w="60"/>
+              <w:right w:type="dxa" w:w="100"/>
+            </w:tcMar>
+          </w:tcPr>
+          <w:p>
+            <w:pPr>
+              <w:spacing w:after="40" w:before="0" w:line="240"/>
+            </w:pPr>
+            <w:r>
+              <w:rPr>
+                <w:rFonts w:ascii="Times New Roman" w:cs="Times New Roman" w:eastAsia="Times New Roman" w:hAnsi="Times New Roman"/>
+                <w:b w:val="false"/>
+                <w:bCs w:val="false"/>
+                <w:i w:val="false"/>
+                <w:iCs w:val="false"/>
+                <w:sz w:val="24"/>
+                <w:szCs w:val="24"/>
+              </w:rPr>
+              <w:t xml:space="preserve">«Отображение окна тарифов» → псевдосостояние синхронизации: выбрано действие / Действие := выбранное</w:t>
+            </w:r>
+          </w:p>
+          <w:p>
+            <w:pPr>
+              <w:spacing w:after="40" w:before="0" w:line="240"/>
+            </w:pPr>
+            <w:r>
+              <w:rPr>
+                <w:rFonts w:ascii="Times New Roman" w:cs="Times New Roman" w:eastAsia="Times New Roman" w:hAnsi="Times New Roman"/>
+                <w:b w:val="false"/>
+                <w:bCs w:val="false"/>
+                <w:i w:val="false"/>
+                <w:iCs w:val="false"/>
+                <w:sz w:val="24"/>
+                <w:szCs w:val="24"/>
+              </w:rPr>
+              <w:t xml:space="preserve">«Ожидание оплаты» → псевдосостояние соединения: получено уведомление</w:t>
+            </w:r>
+          </w:p>
+          <w:p>
+            <w:pPr>
+              <w:spacing w:after="40" w:before="0" w:line="240"/>
+            </w:pPr>
+            <w:r>
+              <w:rPr>
+                <w:rFonts w:ascii="Times New Roman" w:cs="Times New Roman" w:eastAsia="Times New Roman" w:hAnsi="Times New Roman"/>
+                <w:b w:val="false"/>
+                <w:bCs w:val="false"/>
+                <w:i w:val="false"/>
+                <w:iCs w:val="false"/>
+                <w:sz w:val="24"/>
+                <w:szCs w:val="24"/>
+              </w:rPr>
+              <w:t xml:space="preserve">«Ожидание оплаты» → «Запрос статуса»: прошло 15 минут</w:t>
+            </w:r>
+          </w:p>
+          <w:p>
+            <w:pPr>
+              <w:spacing w:after="40" w:before="0" w:line="240"/>
+            </w:pPr>
+            <w:r>
+              <w:rPr>
+                <w:rFonts w:ascii="Times New Roman" w:cs="Times New Roman" w:eastAsia="Times New Roman" w:hAnsi="Times New Roman"/>
+                <w:b w:val="false"/>
+                <w:bCs w:val="false"/>
+                <w:i w:val="false"/>
+                <w:iCs w:val="false"/>
+                <w:sz w:val="24"/>
+                <w:szCs w:val="24"/>
+              </w:rPr>
+              <w:t xml:space="preserve">Внутренняя деятельность исходного состояния потенциально бесконечна (ожидание действия или внешнего события), выход из него — только по событию; условие ограничивает переход, действие после «/» изменяет внутреннюю переменную или состояние объекта. Отображение окна выполняется параллельно с действиями пользователя ([5], рис. 3.2) и завершается событием «выбрано действие», на переходе запоминается выбранное действие (Действие := выбранное); синхронизация передаёт управление дальше после завершения действий пользователя.</w:t>
+            </w:r>
+          </w:p>
+        </w:tc>
+      </w:tr>
+      <w:tr>
+        <w:trPr>
+          <w:cantSplit w:val="off"/>
+        </w:trPr>
+        <w:tc>
+          <w:tcPr>
+            <w:tcW w:type="dxa" w:w="2268"/>
+            <w:tcBorders>
+              <w:top w:val="single" w:color="000000" w:sz="4"/>
+              <w:left w:val="single" w:color="000000" w:sz="4"/>
+              <w:bottom w:val="single" w:color="000000" w:sz="4"/>
+              <w:right w:val="single" w:color="000000" w:sz="4"/>
+            </w:tcBorders>
+            <w:shd w:fill="F2F2F2" w:color="auto" w:val="clear"/>
+            <w:tcMar>
+              <w:top w:type="dxa" w:w="60"/>
+              <w:left w:type="dxa" w:w="100"/>
+              <w:bottom w:type="dxa" w:w="60"/>
+              <w:right w:type="dxa" w:w="100"/>
+            </w:tcMar>
+          </w:tcPr>
+          <w:p>
+            <w:pPr>
+              <w:spacing w:after="40" w:before="0" w:line="240"/>
+            </w:pPr>
+            <w:r>
+              <w:rPr>
+                <w:rFonts w:ascii="Times New Roman" w:cs="Times New Roman" w:eastAsia="Times New Roman" w:hAnsi="Times New Roman"/>
+                <w:b/>
+                <w:bCs/>
+                <w:i w:val="false"/>
+                <w:iCs w:val="false"/>
+                <w:sz w:val="24"/>
+                <w:szCs w:val="24"/>
+              </w:rPr>
               <w:t xml:space="preserve">Переходы с условиями и действиями</w:t>
             </w:r>
           </w:p>
@@ -16875,6 +18604,23 @@
               <w:right w:type="dxa" w:w="100"/>
             </w:tcMar>
           </w:tcPr>
+          <w:p>
+            <w:pPr>
+              <w:spacing w:after="40" w:before="0" w:line="240"/>
+            </w:pPr>
+            <w:r>
+              <w:rPr>
+                <w:rFonts w:ascii="Times New Roman" w:cs="Times New Roman" w:eastAsia="Times New Roman" w:hAnsi="Times New Roman"/>
+                <w:b w:val="false"/>
+                <w:bCs w:val="false"/>
+                <w:i w:val="false"/>
+                <w:iCs w:val="false"/>
+                <w:sz w:val="24"/>
+                <w:szCs w:val="24"/>
+              </w:rPr>
+              <w:t xml:space="preserve">Из псевдосостояния выбора: [Действие = «Оформить», подписки нет] → «Ожидание оплаты», [Действие = «Отменить», подписка активна] → «Отключение продления», [else] → конечное состояние.</w:t>
+            </w:r>
+          </w:p>
           <w:p>
             <w:pPr>
               <w:spacing w:after="40" w:before="0" w:line="240"/>
@@ -17021,7 +18767,7 @@
                 <w:sz w:val="24"/>
                 <w:szCs w:val="24"/>
               </w:rPr>
-              <w:t xml:space="preserve">D_SM_System_Administration. Алгоритм реализации прецедента «Администрирование системы» в форме автомата: панель, выбор раздела, операции обслуживания; изменения записываются в журнал аудита, мониторинг только читает данные. Количественная характеристика диаграммы: простых состояний — 6; ссылочных состояний — 0; псевдосостояний выбора — 3; соединения — 4; начальных — 1; конечных — 1; переходов — 18.</w:t>
+              <w:t xml:space="preserve">D_SM_System_Administration. Алгоритм реализации прецедента «Администрирование системы» в форме автомата: панель, выбор раздела, операции обслуживания; изменения записываются в журнал аудита, мониторинг только читает данные. Внутренние переменные (атрибуты вспомогательного объекта потока управления): Действие (строка) — действие, выбранное в окне: нажатая кнопка, ссылка или закрытие окна. Количественная характеристика диаграммы: простых состояний — 7; ссылочных состояний — 0; псевдосостояний выбора — 4; соединения — 5; разветвления — 1; синхронизации — 1; начальных — 1; конечных — 1; переходов — 24.</w:t>
             </w:r>
           </w:p>
         </w:tc>
@@ -17061,7 +18807,7 @@
                 <w:sz w:val="24"/>
                 <w:szCs w:val="24"/>
               </w:rPr>
-              <w:t xml:space="preserve">«Панель»</w:t>
+              <w:t xml:space="preserve">«Отображение панели»</w:t>
             </w:r>
           </w:p>
         </w:tc>
@@ -17129,24 +18875,24 @@
                 <w:sz w:val="24"/>
                 <w:szCs w:val="24"/>
               </w:rPr>
-              <w:t xml:space="preserve">do/Показ панели и ожидание выбора раздела</w:t>
-            </w:r>
-          </w:p>
-          <w:p>
-            <w:pPr>
-              <w:spacing w:after="40" w:before="0" w:line="240"/>
-            </w:pPr>
-            <w:r>
-              <w:rPr>
-                <w:rFonts w:ascii="Times New Roman" w:cs="Times New Roman" w:eastAsia="Times New Roman" w:hAnsi="Times New Roman"/>
-                <w:b w:val="false"/>
-                <w:bCs w:val="false"/>
-                <w:i w:val="false"/>
-                <w:iCs w:val="false"/>
-                <w:sz w:val="24"/>
-                <w:szCs w:val="24"/>
-              </w:rPr>
-              <w:t xml:space="preserve">При входе сервер проверяет роль admin; показ панели, выход только по событиям. Деятельности состояния семантически просты, отдельная диаграмма не приводится.</w:t>
+              <w:t xml:space="preserve">do/Показ панели и реакция на выбор</w:t>
+            </w:r>
+          </w:p>
+          <w:p>
+            <w:pPr>
+              <w:spacing w:after="40" w:before="0" w:line="240"/>
+            </w:pPr>
+            <w:r>
+              <w:rPr>
+                <w:rFonts w:ascii="Times New Roman" w:cs="Times New Roman" w:eastAsia="Times New Roman" w:hAnsi="Times New Roman"/>
+                <w:b w:val="false"/>
+                <w:bCs w:val="false"/>
+                <w:i w:val="false"/>
+                <w:iCs w:val="false"/>
+                <w:sz w:val="24"/>
+                <w:szCs w:val="24"/>
+              </w:rPr>
+              <w:t xml:space="preserve">Окно отображается системой параллельно с действиями пользователя; внутренняя деятельность потенциально бесконечна, выход только по событию. При входе сервер проверяет роль admin; панель показывает разделы прецедента. Деятельности состояния семантически просты, отдельная диаграмма не приводится.</w:t>
             </w:r>
           </w:p>
         </w:tc>
@@ -17186,7 +18932,7 @@
                 <w:sz w:val="24"/>
                 <w:szCs w:val="24"/>
               </w:rPr>
-              <w:t xml:space="preserve">«Мониторинг»</w:t>
+              <w:t xml:space="preserve">«Действия администратора»</w:t>
             </w:r>
           </w:p>
         </w:tc>
@@ -17237,24 +18983,41 @@
                 <w:sz w:val="24"/>
                 <w:szCs w:val="24"/>
               </w:rPr>
-              <w:t xml:space="preserve">do/Показ метрик очередей и видеокарт</w:t>
-            </w:r>
-          </w:p>
-          <w:p>
-            <w:pPr>
-              <w:spacing w:after="40" w:before="0" w:line="240"/>
-            </w:pPr>
-            <w:r>
-              <w:rPr>
-                <w:rFonts w:ascii="Times New Roman" w:cs="Times New Roman" w:eastAsia="Times New Roman" w:hAnsi="Times New Roman"/>
-                <w:b w:val="false"/>
-                <w:bCs w:val="false"/>
-                <w:i w:val="false"/>
-                <w:iCs w:val="false"/>
-                <w:sz w:val="24"/>
-                <w:szCs w:val="24"/>
-              </w:rPr>
-              <w:t xml:space="preserve">Внутренняя деятельность — деятельность ЛР2 «Технический мониторинг» (только чтение).</w:t>
+              <w:t xml:space="preserve">do/Выбор раздела и действия</w:t>
+            </w:r>
+          </w:p>
+          <w:p>
+            <w:pPr>
+              <w:spacing w:after="40" w:before="0" w:line="240"/>
+            </w:pPr>
+            <w:r>
+              <w:rPr>
+                <w:rFonts w:ascii="Times New Roman" w:cs="Times New Roman" w:eastAsia="Times New Roman" w:hAnsi="Times New Roman"/>
+                <w:b w:val="false"/>
+                <w:bCs w:val="false"/>
+                <w:i w:val="false"/>
+                <w:iCs w:val="false"/>
+                <w:sz w:val="24"/>
+                <w:szCs w:val="24"/>
+              </w:rPr>
+              <w:t xml:space="preserve">exit/Нажатие раздела или «Закрыть»</w:t>
+            </w:r>
+          </w:p>
+          <w:p>
+            <w:pPr>
+              <w:spacing w:after="40" w:before="0" w:line="240"/>
+            </w:pPr>
+            <w:r>
+              <w:rPr>
+                <w:rFonts w:ascii="Times New Roman" w:cs="Times New Roman" w:eastAsia="Times New Roman" w:hAnsi="Times New Roman"/>
+                <w:b w:val="false"/>
+                <w:bCs w:val="false"/>
+                <w:i w:val="false"/>
+                <w:iCs w:val="false"/>
+                <w:sz w:val="24"/>
+                <w:szCs w:val="24"/>
+              </w:rPr>
+              <w:t xml:space="preserve">Действия в окне, выполняемые параллельно с его отображением; внутренние деятельности do выполняются в любом порядке, состояние завершается действием exit. Работник выбирает раздел и действие или закрывает панель. Деятельности состояния семантически просты, отдельная диаграмма не приводится.</w:t>
             </w:r>
           </w:p>
         </w:tc>
@@ -17294,7 +19057,7 @@
                 <w:sz w:val="24"/>
                 <w:szCs w:val="24"/>
               </w:rPr>
-              <w:t xml:space="preserve">«Пользователи»</w:t>
+              <w:t xml:space="preserve">«Мониторинг»</w:t>
             </w:r>
           </w:p>
         </w:tc>
@@ -17345,24 +19108,24 @@
                 <w:sz w:val="24"/>
                 <w:szCs w:val="24"/>
               </w:rPr>
-              <w:t xml:space="preserve">do/Поиск, блокировка, ручной тариф</w:t>
-            </w:r>
-          </w:p>
-          <w:p>
-            <w:pPr>
-              <w:spacing w:after="40" w:before="0" w:line="240"/>
-            </w:pPr>
-            <w:r>
-              <w:rPr>
-                <w:rFonts w:ascii="Times New Roman" w:cs="Times New Roman" w:eastAsia="Times New Roman" w:hAnsi="Times New Roman"/>
-                <w:b w:val="false"/>
-                <w:bCs w:val="false"/>
-                <w:i w:val="false"/>
-                <w:iCs w:val="false"/>
-                <w:sz w:val="24"/>
-                <w:szCs w:val="24"/>
-              </w:rPr>
-              <w:t xml:space="preserve">Внутренняя деятельность — деятельность ЛР2 «Управление учётными записями пользователей».</w:t>
+              <w:t xml:space="preserve">do/Показ метрик очередей и видеокарт</w:t>
+            </w:r>
+          </w:p>
+          <w:p>
+            <w:pPr>
+              <w:spacing w:after="40" w:before="0" w:line="240"/>
+            </w:pPr>
+            <w:r>
+              <w:rPr>
+                <w:rFonts w:ascii="Times New Roman" w:cs="Times New Roman" w:eastAsia="Times New Roman" w:hAnsi="Times New Roman"/>
+                <w:b w:val="false"/>
+                <w:bCs w:val="false"/>
+                <w:i w:val="false"/>
+                <w:iCs w:val="false"/>
+                <w:sz w:val="24"/>
+                <w:szCs w:val="24"/>
+              </w:rPr>
+              <w:t xml:space="preserve">Внутренняя деятельность — деятельность ЛР2 «Технический мониторинг» (только чтение).</w:t>
             </w:r>
           </w:p>
         </w:tc>
@@ -17402,7 +19165,7 @@
                 <w:sz w:val="24"/>
                 <w:szCs w:val="24"/>
               </w:rPr>
-              <w:t xml:space="preserve">«Пресеты»</w:t>
+              <w:t xml:space="preserve">«Пользователи»</w:t>
             </w:r>
           </w:p>
         </w:tc>
@@ -17453,24 +19216,24 @@
                 <w:sz w:val="24"/>
                 <w:szCs w:val="24"/>
               </w:rPr>
-              <w:t xml:space="preserve">do/Создание и правка пресетов</w:t>
-            </w:r>
-          </w:p>
-          <w:p>
-            <w:pPr>
-              <w:spacing w:after="40" w:before="0" w:line="240"/>
-            </w:pPr>
-            <w:r>
-              <w:rPr>
-                <w:rFonts w:ascii="Times New Roman" w:cs="Times New Roman" w:eastAsia="Times New Roman" w:hAnsi="Times New Roman"/>
-                <w:b w:val="false"/>
-                <w:bCs w:val="false"/>
-                <w:i w:val="false"/>
-                <w:iCs w:val="false"/>
-                <w:sz w:val="24"/>
-                <w:szCs w:val="24"/>
-              </w:rPr>
-              <w:t xml:space="preserve">Внутренняя деятельность — деятельность ЛР2 «Ведение пресетов материалов».</w:t>
+              <w:t xml:space="preserve">do/Поиск, блокировка, ручной тариф</w:t>
+            </w:r>
+          </w:p>
+          <w:p>
+            <w:pPr>
+              <w:spacing w:after="40" w:before="0" w:line="240"/>
+            </w:pPr>
+            <w:r>
+              <w:rPr>
+                <w:rFonts w:ascii="Times New Roman" w:cs="Times New Roman" w:eastAsia="Times New Roman" w:hAnsi="Times New Roman"/>
+                <w:b w:val="false"/>
+                <w:bCs w:val="false"/>
+                <w:i w:val="false"/>
+                <w:iCs w:val="false"/>
+                <w:sz w:val="24"/>
+                <w:szCs w:val="24"/>
+              </w:rPr>
+              <w:t xml:space="preserve">Внутренняя деятельность — деятельность ЛР2 «Управление учётными записями пользователей».</w:t>
             </w:r>
           </w:p>
         </w:tc>
@@ -17510,7 +19273,7 @@
                 <w:sz w:val="24"/>
                 <w:szCs w:val="24"/>
               </w:rPr>
-              <w:t xml:space="preserve">«Модели»</w:t>
+              <w:t xml:space="preserve">«Пресеты»</w:t>
             </w:r>
           </w:p>
         </w:tc>
@@ -17561,41 +19324,24 @@
                 <w:sz w:val="24"/>
                 <w:szCs w:val="24"/>
               </w:rPr>
-              <w:t xml:space="preserve">do/Загрузка и проверка весов LoRA</w:t>
-            </w:r>
-          </w:p>
-          <w:p>
-            <w:pPr>
-              <w:spacing w:after="40" w:before="0" w:line="240"/>
-            </w:pPr>
-            <w:r>
-              <w:rPr>
-                <w:rFonts w:ascii="Times New Roman" w:cs="Times New Roman" w:eastAsia="Times New Roman" w:hAnsi="Times New Roman"/>
-                <w:b w:val="false"/>
-                <w:bCs w:val="false"/>
-                <w:i w:val="false"/>
-                <w:iCs w:val="false"/>
-                <w:sz w:val="24"/>
-                <w:szCs w:val="24"/>
-              </w:rPr>
-              <w:t xml:space="preserve">exit/Переключение версии модели</w:t>
-            </w:r>
-          </w:p>
-          <w:p>
-            <w:pPr>
-              <w:spacing w:after="40" w:before="0" w:line="240"/>
-            </w:pPr>
-            <w:r>
-              <w:rPr>
-                <w:rFonts w:ascii="Times New Roman" w:cs="Times New Roman" w:eastAsia="Times New Roman" w:hAnsi="Times New Roman"/>
-                <w:b w:val="false"/>
-                <w:bCs w:val="false"/>
-                <w:i w:val="false"/>
-                <w:iCs w:val="false"/>
-                <w:sz w:val="24"/>
-                <w:szCs w:val="24"/>
-              </w:rPr>
-              <w:t xml:space="preserve">Внутренняя деятельность — деятельность ЛР2 «Обновление версии модели».</w:t>
+              <w:t xml:space="preserve">do/Создание и правка пресетов</w:t>
+            </w:r>
+          </w:p>
+          <w:p>
+            <w:pPr>
+              <w:spacing w:after="40" w:before="0" w:line="240"/>
+            </w:pPr>
+            <w:r>
+              <w:rPr>
+                <w:rFonts w:ascii="Times New Roman" w:cs="Times New Roman" w:eastAsia="Times New Roman" w:hAnsi="Times New Roman"/>
+                <w:b w:val="false"/>
+                <w:bCs w:val="false"/>
+                <w:i w:val="false"/>
+                <w:iCs w:val="false"/>
+                <w:sz w:val="24"/>
+                <w:szCs w:val="24"/>
+              </w:rPr>
+              <w:t xml:space="preserve">Внутренняя деятельность — деятельность ЛР2 «Ведение пресетов материалов».</w:t>
             </w:r>
           </w:p>
         </w:tc>
@@ -17635,7 +19381,7 @@
                 <w:sz w:val="24"/>
                 <w:szCs w:val="24"/>
               </w:rPr>
-              <w:t xml:space="preserve">«Запись в журнал аудита»</w:t>
+              <w:t xml:space="preserve">«Модели»</w:t>
             </w:r>
           </w:p>
         </w:tc>
@@ -17686,24 +19432,41 @@
                 <w:sz w:val="24"/>
                 <w:szCs w:val="24"/>
               </w:rPr>
-              <w:t xml:space="preserve">do/Добавление записи в audit_log</w:t>
-            </w:r>
-          </w:p>
-          <w:p>
-            <w:pPr>
-              <w:spacing w:after="40" w:before="0" w:line="240"/>
-            </w:pPr>
-            <w:r>
-              <w:rPr>
-                <w:rFonts w:ascii="Times New Roman" w:cs="Times New Roman" w:eastAsia="Times New Roman" w:hAnsi="Times New Roman"/>
-                <w:b w:val="false"/>
-                <w:bCs w:val="false"/>
-                <w:i w:val="false"/>
-                <w:iCs w:val="false"/>
-                <w:sz w:val="24"/>
-                <w:szCs w:val="24"/>
-              </w:rPr>
-              <w:t xml:space="preserve">Внутренняя деятельность — деятельность ЛР2 «Запись в журнал аудита».</w:t>
+              <w:t xml:space="preserve">do/Загрузка и проверка весов LoRA</w:t>
+            </w:r>
+          </w:p>
+          <w:p>
+            <w:pPr>
+              <w:spacing w:after="40" w:before="0" w:line="240"/>
+            </w:pPr>
+            <w:r>
+              <w:rPr>
+                <w:rFonts w:ascii="Times New Roman" w:cs="Times New Roman" w:eastAsia="Times New Roman" w:hAnsi="Times New Roman"/>
+                <w:b w:val="false"/>
+                <w:bCs w:val="false"/>
+                <w:i w:val="false"/>
+                <w:iCs w:val="false"/>
+                <w:sz w:val="24"/>
+                <w:szCs w:val="24"/>
+              </w:rPr>
+              <w:t xml:space="preserve">exit/Переключение версии модели</w:t>
+            </w:r>
+          </w:p>
+          <w:p>
+            <w:pPr>
+              <w:spacing w:after="40" w:before="0" w:line="240"/>
+            </w:pPr>
+            <w:r>
+              <w:rPr>
+                <w:rFonts w:ascii="Times New Roman" w:cs="Times New Roman" w:eastAsia="Times New Roman" w:hAnsi="Times New Roman"/>
+                <w:b w:val="false"/>
+                <w:bCs w:val="false"/>
+                <w:i w:val="false"/>
+                <w:iCs w:val="false"/>
+                <w:sz w:val="24"/>
+                <w:szCs w:val="24"/>
+              </w:rPr>
+              <w:t xml:space="preserve">Внутренняя деятельность — деятельность ЛР2 «Обновление версии модели».</w:t>
             </w:r>
           </w:p>
         </w:tc>
@@ -17743,7 +19506,7 @@
                 <w:sz w:val="24"/>
                 <w:szCs w:val="24"/>
               </w:rPr>
-              <w:t xml:space="preserve">Псевдосостояния выбора</w:t>
+              <w:t xml:space="preserve">«Запись в журнал аудита»</w:t>
             </w:r>
           </w:p>
         </w:tc>
@@ -17777,41 +19540,41 @@
                 <w:sz w:val="24"/>
                 <w:szCs w:val="24"/>
               </w:rPr>
-              <w:t xml:space="preserve">проверка условия [раздел «Мониторинг»].</w:t>
-            </w:r>
-          </w:p>
-          <w:p>
-            <w:pPr>
-              <w:spacing w:after="40" w:before="0" w:line="240"/>
-            </w:pPr>
-            <w:r>
-              <w:rPr>
-                <w:rFonts w:ascii="Times New Roman" w:cs="Times New Roman" w:eastAsia="Times New Roman" w:hAnsi="Times New Roman"/>
-                <w:b w:val="false"/>
-                <w:bCs w:val="false"/>
-                <w:i w:val="false"/>
-                <w:iCs w:val="false"/>
-                <w:sz w:val="24"/>
-                <w:szCs w:val="24"/>
-              </w:rPr>
-              <w:t xml:space="preserve">проверка условия [раздел «Пользователи»].</w:t>
-            </w:r>
-          </w:p>
-          <w:p>
-            <w:pPr>
-              <w:spacing w:after="40" w:before="0" w:line="240"/>
-            </w:pPr>
-            <w:r>
-              <w:rPr>
-                <w:rFonts w:ascii="Times New Roman" w:cs="Times New Roman" w:eastAsia="Times New Roman" w:hAnsi="Times New Roman"/>
-                <w:b w:val="false"/>
-                <w:bCs w:val="false"/>
-                <w:i w:val="false"/>
-                <w:iCs w:val="false"/>
-                <w:sz w:val="24"/>
-                <w:szCs w:val="24"/>
-              </w:rPr>
-              <w:t xml:space="preserve">проверка условия [раздел «Пресеты»].</w:t>
+              <w:t xml:space="preserve">Простое состояние.</w:t>
+            </w:r>
+          </w:p>
+          <w:p>
+            <w:pPr>
+              <w:spacing w:after="40" w:before="0" w:line="240"/>
+            </w:pPr>
+            <w:r>
+              <w:rPr>
+                <w:rFonts w:ascii="Times New Roman" w:cs="Times New Roman" w:eastAsia="Times New Roman" w:hAnsi="Times New Roman"/>
+                <w:b w:val="false"/>
+                <w:bCs w:val="false"/>
+                <w:i w:val="false"/>
+                <w:iCs w:val="false"/>
+                <w:sz w:val="24"/>
+                <w:szCs w:val="24"/>
+              </w:rPr>
+              <w:t xml:space="preserve">do/Добавление записи в audit_log</w:t>
+            </w:r>
+          </w:p>
+          <w:p>
+            <w:pPr>
+              <w:spacing w:after="40" w:before="0" w:line="240"/>
+            </w:pPr>
+            <w:r>
+              <w:rPr>
+                <w:rFonts w:ascii="Times New Roman" w:cs="Times New Roman" w:eastAsia="Times New Roman" w:hAnsi="Times New Roman"/>
+                <w:b w:val="false"/>
+                <w:bCs w:val="false"/>
+                <w:i w:val="false"/>
+                <w:iCs w:val="false"/>
+                <w:sz w:val="24"/>
+                <w:szCs w:val="24"/>
+              </w:rPr>
+              <w:t xml:space="preserve">Внутренняя деятельность — деятельность ЛР2 «Запись в журнал аудита».</w:t>
             </w:r>
           </w:p>
         </w:tc>
@@ -17851,7 +19614,7 @@
                 <w:sz w:val="24"/>
                 <w:szCs w:val="24"/>
               </w:rPr>
-              <w:t xml:space="preserve">Псевдосостояния соединения</w:t>
+              <w:t xml:space="preserve">Псевдосостояния выбора</w:t>
             </w:r>
           </w:p>
         </w:tc>
@@ -17885,24 +19648,58 @@
                 <w:sz w:val="24"/>
                 <w:szCs w:val="24"/>
               </w:rPr>
-              <w:t xml:space="preserve">возврат к панели.</w:t>
-            </w:r>
-          </w:p>
-          <w:p>
-            <w:pPr>
-              <w:spacing w:after="40" w:before="0" w:line="240"/>
-            </w:pPr>
-            <w:r>
-              <w:rPr>
-                <w:rFonts w:ascii="Times New Roman" w:cs="Times New Roman" w:eastAsia="Times New Roman" w:hAnsi="Times New Roman"/>
-                <w:b w:val="false"/>
-                <w:bCs w:val="false"/>
-                <w:i w:val="false"/>
-                <w:iCs w:val="false"/>
-                <w:sz w:val="24"/>
-                <w:szCs w:val="24"/>
-              </w:rPr>
-              <w:t xml:space="preserve">объединяет разделы с изменениями перед записью в журнал аудита.</w:t>
+              <w:t xml:space="preserve">выбран ли раздел или панель закрыта.</w:t>
+            </w:r>
+          </w:p>
+          <w:p>
+            <w:pPr>
+              <w:spacing w:after="40" w:before="0" w:line="240"/>
+            </w:pPr>
+            <w:r>
+              <w:rPr>
+                <w:rFonts w:ascii="Times New Roman" w:cs="Times New Roman" w:eastAsia="Times New Roman" w:hAnsi="Times New Roman"/>
+                <w:b w:val="false"/>
+                <w:bCs w:val="false"/>
+                <w:i w:val="false"/>
+                <w:iCs w:val="false"/>
+                <w:sz w:val="24"/>
+                <w:szCs w:val="24"/>
+              </w:rPr>
+              <w:t xml:space="preserve">проверка условия [раздел «Мониторинг»].</w:t>
+            </w:r>
+          </w:p>
+          <w:p>
+            <w:pPr>
+              <w:spacing w:after="40" w:before="0" w:line="240"/>
+            </w:pPr>
+            <w:r>
+              <w:rPr>
+                <w:rFonts w:ascii="Times New Roman" w:cs="Times New Roman" w:eastAsia="Times New Roman" w:hAnsi="Times New Roman"/>
+                <w:b w:val="false"/>
+                <w:bCs w:val="false"/>
+                <w:i w:val="false"/>
+                <w:iCs w:val="false"/>
+                <w:sz w:val="24"/>
+                <w:szCs w:val="24"/>
+              </w:rPr>
+              <w:t xml:space="preserve">проверка условия [раздел «Пользователи»].</w:t>
+            </w:r>
+          </w:p>
+          <w:p>
+            <w:pPr>
+              <w:spacing w:after="40" w:before="0" w:line="240"/>
+            </w:pPr>
+            <w:r>
+              <w:rPr>
+                <w:rFonts w:ascii="Times New Roman" w:cs="Times New Roman" w:eastAsia="Times New Roman" w:hAnsi="Times New Roman"/>
+                <w:b w:val="false"/>
+                <w:bCs w:val="false"/>
+                <w:i w:val="false"/>
+                <w:iCs w:val="false"/>
+                <w:sz w:val="24"/>
+                <w:szCs w:val="24"/>
+              </w:rPr>
+              <w:t xml:space="preserve">проверка условия [раздел «Пресеты»].</w:t>
             </w:r>
           </w:p>
         </w:tc>
@@ -17942,7 +19739,7 @@
                 <w:sz w:val="24"/>
                 <w:szCs w:val="24"/>
               </w:rPr>
-              <w:t xml:space="preserve">Начальное и конечные состояния</w:t>
+              <w:t xml:space="preserve">Псевдосостояния соединения</w:t>
             </w:r>
           </w:p>
         </w:tc>
@@ -17976,24 +19773,41 @@
                 <w:sz w:val="24"/>
                 <w:szCs w:val="24"/>
               </w:rPr>
-              <w:t xml:space="preserve">Начальное псевдосостояние — запуск автомата.</w:t>
-            </w:r>
-          </w:p>
-          <w:p>
-            <w:pPr>
-              <w:spacing w:after="40" w:before="0" w:line="240"/>
-            </w:pPr>
-            <w:r>
-              <w:rPr>
-                <w:rFonts w:ascii="Times New Roman" w:cs="Times New Roman" w:eastAsia="Times New Roman" w:hAnsi="Times New Roman"/>
-                <w:b w:val="false"/>
-                <w:bCs w:val="false"/>
-                <w:i w:val="false"/>
-                <w:iCs w:val="false"/>
-                <w:sz w:val="24"/>
-                <w:szCs w:val="24"/>
-              </w:rPr>
-              <w:t xml:space="preserve">Конечное состояние — панель закрыта.</w:t>
+              <w:t xml:space="preserve">объединяет запуск и возвраты к панели.</w:t>
+            </w:r>
+          </w:p>
+          <w:p>
+            <w:pPr>
+              <w:spacing w:after="40" w:before="0" w:line="240"/>
+            </w:pPr>
+            <w:r>
+              <w:rPr>
+                <w:rFonts w:ascii="Times New Roman" w:cs="Times New Roman" w:eastAsia="Times New Roman" w:hAnsi="Times New Roman"/>
+                <w:b w:val="false"/>
+                <w:bCs w:val="false"/>
+                <w:i w:val="false"/>
+                <w:iCs w:val="false"/>
+                <w:sz w:val="24"/>
+                <w:szCs w:val="24"/>
+              </w:rPr>
+              <w:t xml:space="preserve">возврат к панели.</w:t>
+            </w:r>
+          </w:p>
+          <w:p>
+            <w:pPr>
+              <w:spacing w:after="40" w:before="0" w:line="240"/>
+            </w:pPr>
+            <w:r>
+              <w:rPr>
+                <w:rFonts w:ascii="Times New Roman" w:cs="Times New Roman" w:eastAsia="Times New Roman" w:hAnsi="Times New Roman"/>
+                <w:b w:val="false"/>
+                <w:bCs w:val="false"/>
+                <w:i w:val="false"/>
+                <w:iCs w:val="false"/>
+                <w:sz w:val="24"/>
+                <w:szCs w:val="24"/>
+              </w:rPr>
+              <w:t xml:space="preserve">объединяет разделы с изменениями перед записью в журнал аудита.</w:t>
             </w:r>
           </w:p>
         </w:tc>
@@ -18033,7 +19847,7 @@
                 <w:sz w:val="24"/>
                 <w:szCs w:val="24"/>
               </w:rPr>
-              <w:t xml:space="preserve">Переходы без надписей</w:t>
+              <w:t xml:space="preserve">Псевдосостояния разветвления</w:t>
             </w:r>
           </w:p>
         </w:tc>
@@ -18067,7 +19881,7 @@
                 <w:sz w:val="24"/>
                 <w:szCs w:val="24"/>
               </w:rPr>
-              <w:t xml:space="preserve">начальное псевдосостояние → «Панель»; «Мониторинг» → псевдосостояние соединения; псевдосостояние соединения → «Панель»; «Пользователи» → псевдосостояние соединения; псевдосостояние соединения → псевдосостояние соединения; «Пресеты» → псевдосостояние соединения; псевдосостояние соединения → псевдосостояние соединения; «Модели» → псевдосостояние соединения; псевдосостояние соединения → «Запись в журнал аудита»; «Запись в журнал аудита» → «Панель». Надписей нет: переход по завершению внутренней деятельности состояния (из начального псевдосостояния — сразу при запуске, из соединения — безусловно), безальтернативный.</w:t>
+              <w:t xml:space="preserve">запускает параллельные состояния «Отображение панели» и «Действия администратора» — окно отображается, пока пользователь работает с ним.</w:t>
             </w:r>
           </w:p>
         </w:tc>
@@ -18107,7 +19921,7 @@
                 <w:sz w:val="24"/>
                 <w:szCs w:val="24"/>
               </w:rPr>
-              <w:t xml:space="preserve">Переходы по событиям</w:t>
+              <w:t xml:space="preserve">Псевдосостояния синхронизации</w:t>
             </w:r>
           </w:p>
         </w:tc>
@@ -18141,41 +19955,7 @@
                 <w:sz w:val="24"/>
                 <w:szCs w:val="24"/>
               </w:rPr>
-              <w:t xml:space="preserve">«Панель» → псевдосостояние выбора: выбран раздел</w:t>
-            </w:r>
-          </w:p>
-          <w:p>
-            <w:pPr>
-              <w:spacing w:after="40" w:before="0" w:line="240"/>
-            </w:pPr>
-            <w:r>
-              <w:rPr>
-                <w:rFonts w:ascii="Times New Roman" w:cs="Times New Roman" w:eastAsia="Times New Roman" w:hAnsi="Times New Roman"/>
-                <w:b w:val="false"/>
-                <w:bCs w:val="false"/>
-                <w:i w:val="false"/>
-                <w:iCs w:val="false"/>
-                <w:sz w:val="24"/>
-                <w:szCs w:val="24"/>
-              </w:rPr>
-              <w:t xml:space="preserve">«Панель» → конечное состояние: нажата «Закрыть»</w:t>
-            </w:r>
-          </w:p>
-          <w:p>
-            <w:pPr>
-              <w:spacing w:after="40" w:before="0" w:line="240"/>
-            </w:pPr>
-            <w:r>
-              <w:rPr>
-                <w:rFonts w:ascii="Times New Roman" w:cs="Times New Roman" w:eastAsia="Times New Roman" w:hAnsi="Times New Roman"/>
-                <w:b w:val="false"/>
-                <w:bCs w:val="false"/>
-                <w:i w:val="false"/>
-                <w:iCs w:val="false"/>
-                <w:sz w:val="24"/>
-                <w:szCs w:val="24"/>
-              </w:rPr>
-              <w:t xml:space="preserve">Внутренняя деятельность исходного состояния потенциально бесконечна (ожидание действия или внешнего события), выход из него — только по событию; условие ограничивает переход, действие после «/» изменяет внутреннюю переменную или состояние объекта.</w:t>
+              <w:t xml:space="preserve">ожидает завершения параллельных состояний «Отображение панели» и «Действия администратора» и только затем передаёт управление дальше.</w:t>
             </w:r>
           </w:p>
         </w:tc>
@@ -18215,6 +19995,262 @@
                 <w:sz w:val="24"/>
                 <w:szCs w:val="24"/>
               </w:rPr>
+              <w:t xml:space="preserve">Начальное и конечные состояния</w:t>
+            </w:r>
+          </w:p>
+        </w:tc>
+        <w:tc>
+          <w:tcPr>
+            <w:tcW w:type="dxa" w:w="7087"/>
+            <w:tcBorders>
+              <w:top w:val="single" w:color="000000" w:sz="4"/>
+              <w:left w:val="single" w:color="000000" w:sz="4"/>
+              <w:bottom w:val="single" w:color="000000" w:sz="4"/>
+              <w:right w:val="single" w:color="000000" w:sz="4"/>
+            </w:tcBorders>
+            <w:tcMar>
+              <w:top w:type="dxa" w:w="60"/>
+              <w:left w:type="dxa" w:w="100"/>
+              <w:bottom w:type="dxa" w:w="60"/>
+              <w:right w:type="dxa" w:w="100"/>
+            </w:tcMar>
+          </w:tcPr>
+          <w:p>
+            <w:pPr>
+              <w:spacing w:after="40" w:before="0" w:line="240"/>
+            </w:pPr>
+            <w:r>
+              <w:rPr>
+                <w:rFonts w:ascii="Times New Roman" w:cs="Times New Roman" w:eastAsia="Times New Roman" w:hAnsi="Times New Roman"/>
+                <w:b w:val="false"/>
+                <w:bCs w:val="false"/>
+                <w:i w:val="false"/>
+                <w:iCs w:val="false"/>
+                <w:sz w:val="24"/>
+                <w:szCs w:val="24"/>
+              </w:rPr>
+              <w:t xml:space="preserve">Начальное псевдосостояние — запуск автомата.</w:t>
+            </w:r>
+          </w:p>
+          <w:p>
+            <w:pPr>
+              <w:spacing w:after="40" w:before="0" w:line="240"/>
+            </w:pPr>
+            <w:r>
+              <w:rPr>
+                <w:rFonts w:ascii="Times New Roman" w:cs="Times New Roman" w:eastAsia="Times New Roman" w:hAnsi="Times New Roman"/>
+                <w:b w:val="false"/>
+                <w:bCs w:val="false"/>
+                <w:i w:val="false"/>
+                <w:iCs w:val="false"/>
+                <w:sz w:val="24"/>
+                <w:szCs w:val="24"/>
+              </w:rPr>
+              <w:t xml:space="preserve">Конечное состояние — панель закрыта.</w:t>
+            </w:r>
+          </w:p>
+        </w:tc>
+      </w:tr>
+      <w:tr>
+        <w:trPr>
+          <w:cantSplit w:val="off"/>
+        </w:trPr>
+        <w:tc>
+          <w:tcPr>
+            <w:tcW w:type="dxa" w:w="2268"/>
+            <w:tcBorders>
+              <w:top w:val="single" w:color="000000" w:sz="4"/>
+              <w:left w:val="single" w:color="000000" w:sz="4"/>
+              <w:bottom w:val="single" w:color="000000" w:sz="4"/>
+              <w:right w:val="single" w:color="000000" w:sz="4"/>
+            </w:tcBorders>
+            <w:shd w:fill="F2F2F2" w:color="auto" w:val="clear"/>
+            <w:tcMar>
+              <w:top w:type="dxa" w:w="60"/>
+              <w:left w:type="dxa" w:w="100"/>
+              <w:bottom w:type="dxa" w:w="60"/>
+              <w:right w:type="dxa" w:w="100"/>
+            </w:tcMar>
+          </w:tcPr>
+          <w:p>
+            <w:pPr>
+              <w:spacing w:after="40" w:before="0" w:line="240"/>
+            </w:pPr>
+            <w:r>
+              <w:rPr>
+                <w:rFonts w:ascii="Times New Roman" w:cs="Times New Roman" w:eastAsia="Times New Roman" w:hAnsi="Times New Roman"/>
+                <w:b/>
+                <w:bCs/>
+                <w:i w:val="false"/>
+                <w:iCs w:val="false"/>
+                <w:sz w:val="24"/>
+                <w:szCs w:val="24"/>
+              </w:rPr>
+              <w:t xml:space="preserve">Переходы без надписей</w:t>
+            </w:r>
+          </w:p>
+        </w:tc>
+        <w:tc>
+          <w:tcPr>
+            <w:tcW w:type="dxa" w:w="7087"/>
+            <w:tcBorders>
+              <w:top w:val="single" w:color="000000" w:sz="4"/>
+              <w:left w:val="single" w:color="000000" w:sz="4"/>
+              <w:bottom w:val="single" w:color="000000" w:sz="4"/>
+              <w:right w:val="single" w:color="000000" w:sz="4"/>
+            </w:tcBorders>
+            <w:tcMar>
+              <w:top w:type="dxa" w:w="60"/>
+              <w:left w:type="dxa" w:w="100"/>
+              <w:bottom w:type="dxa" w:w="60"/>
+              <w:right w:type="dxa" w:w="100"/>
+            </w:tcMar>
+          </w:tcPr>
+          <w:p>
+            <w:pPr>
+              <w:spacing w:after="40" w:before="0" w:line="240"/>
+            </w:pPr>
+            <w:r>
+              <w:rPr>
+                <w:rFonts w:ascii="Times New Roman" w:cs="Times New Roman" w:eastAsia="Times New Roman" w:hAnsi="Times New Roman"/>
+                <w:b w:val="false"/>
+                <w:bCs w:val="false"/>
+                <w:i w:val="false"/>
+                <w:iCs w:val="false"/>
+                <w:sz w:val="24"/>
+                <w:szCs w:val="24"/>
+              </w:rPr>
+              <w:t xml:space="preserve">псевдосостояние разветвления → «Отображение панели»; псевдосостояние разветвления → «Действия администратора»; «Действия администратора» → псевдосостояние синхронизации; начальное псевдосостояние → псевдосостояние соединения; псевдосостояние соединения → псевдосостояние разветвления; псевдосостояние синхронизации → псевдосостояние выбора; «Мониторинг» → псевдосостояние соединения; псевдосостояние соединения → псевдосостояние соединения; «Пользователи» → псевдосостояние соединения; псевдосостояние соединения → псевдосостояние соединения; «Пресеты» → псевдосостояние соединения; псевдосостояние соединения → псевдосостояние соединения; «Модели» → псевдосостояние соединения; псевдосостояние соединения → «Запись в журнал аудита»; «Запись в журнал аудита» → псевдосостояние соединения. Надписей нет: переход по завершению внутренней деятельности состояния (из начального псевдосостояния — сразу при запуске, из соединения — безусловно, из разветвления — безусловно и одновременно в оба параллельных состояния, из синхронизации — после завершения обоих параллельных состояний), безальтернативный.</w:t>
+            </w:r>
+          </w:p>
+        </w:tc>
+      </w:tr>
+      <w:tr>
+        <w:trPr>
+          <w:cantSplit w:val="off"/>
+        </w:trPr>
+        <w:tc>
+          <w:tcPr>
+            <w:tcW w:type="dxa" w:w="2268"/>
+            <w:tcBorders>
+              <w:top w:val="single" w:color="000000" w:sz="4"/>
+              <w:left w:val="single" w:color="000000" w:sz="4"/>
+              <w:bottom w:val="single" w:color="000000" w:sz="4"/>
+              <w:right w:val="single" w:color="000000" w:sz="4"/>
+            </w:tcBorders>
+            <w:shd w:fill="F2F2F2" w:color="auto" w:val="clear"/>
+            <w:tcMar>
+              <w:top w:type="dxa" w:w="60"/>
+              <w:left w:type="dxa" w:w="100"/>
+              <w:bottom w:type="dxa" w:w="60"/>
+              <w:right w:type="dxa" w:w="100"/>
+            </w:tcMar>
+          </w:tcPr>
+          <w:p>
+            <w:pPr>
+              <w:spacing w:after="40" w:before="0" w:line="240"/>
+            </w:pPr>
+            <w:r>
+              <w:rPr>
+                <w:rFonts w:ascii="Times New Roman" w:cs="Times New Roman" w:eastAsia="Times New Roman" w:hAnsi="Times New Roman"/>
+                <w:b/>
+                <w:bCs/>
+                <w:i w:val="false"/>
+                <w:iCs w:val="false"/>
+                <w:sz w:val="24"/>
+                <w:szCs w:val="24"/>
+              </w:rPr>
+              <w:t xml:space="preserve">Переходы по событиям</w:t>
+            </w:r>
+          </w:p>
+        </w:tc>
+        <w:tc>
+          <w:tcPr>
+            <w:tcW w:type="dxa" w:w="7087"/>
+            <w:tcBorders>
+              <w:top w:val="single" w:color="000000" w:sz="4"/>
+              <w:left w:val="single" w:color="000000" w:sz="4"/>
+              <w:bottom w:val="single" w:color="000000" w:sz="4"/>
+              <w:right w:val="single" w:color="000000" w:sz="4"/>
+            </w:tcBorders>
+            <w:tcMar>
+              <w:top w:type="dxa" w:w="60"/>
+              <w:left w:type="dxa" w:w="100"/>
+              <w:bottom w:type="dxa" w:w="60"/>
+              <w:right w:type="dxa" w:w="100"/>
+            </w:tcMar>
+          </w:tcPr>
+          <w:p>
+            <w:pPr>
+              <w:spacing w:after="40" w:before="0" w:line="240"/>
+            </w:pPr>
+            <w:r>
+              <w:rPr>
+                <w:rFonts w:ascii="Times New Roman" w:cs="Times New Roman" w:eastAsia="Times New Roman" w:hAnsi="Times New Roman"/>
+                <w:b w:val="false"/>
+                <w:bCs w:val="false"/>
+                <w:i w:val="false"/>
+                <w:iCs w:val="false"/>
+                <w:sz w:val="24"/>
+                <w:szCs w:val="24"/>
+              </w:rPr>
+              <w:t xml:space="preserve">«Отображение панели» → псевдосостояние синхронизации: выбрано действие / Действие := выбранное</w:t>
+            </w:r>
+          </w:p>
+          <w:p>
+            <w:pPr>
+              <w:spacing w:after="40" w:before="0" w:line="240"/>
+            </w:pPr>
+            <w:r>
+              <w:rPr>
+                <w:rFonts w:ascii="Times New Roman" w:cs="Times New Roman" w:eastAsia="Times New Roman" w:hAnsi="Times New Roman"/>
+                <w:b w:val="false"/>
+                <w:bCs w:val="false"/>
+                <w:i w:val="false"/>
+                <w:iCs w:val="false"/>
+                <w:sz w:val="24"/>
+                <w:szCs w:val="24"/>
+              </w:rPr>
+              <w:t xml:space="preserve">Внутренняя деятельность исходного состояния потенциально бесконечна (ожидание действия или внешнего события), выход из него — только по событию; условие ограничивает переход, действие после «/» изменяет внутреннюю переменную или состояние объекта. Отображение окна выполняется параллельно с действиями пользователя ([5], рис. 3.2) и завершается событием «выбрано действие», на переходе запоминается выбранное действие (Действие := выбранное); синхронизация передаёт управление дальше после завершения действий пользователя.</w:t>
+            </w:r>
+          </w:p>
+        </w:tc>
+      </w:tr>
+      <w:tr>
+        <w:trPr>
+          <w:cantSplit w:val="off"/>
+        </w:trPr>
+        <w:tc>
+          <w:tcPr>
+            <w:tcW w:type="dxa" w:w="2268"/>
+            <w:tcBorders>
+              <w:top w:val="single" w:color="000000" w:sz="4"/>
+              <w:left w:val="single" w:color="000000" w:sz="4"/>
+              <w:bottom w:val="single" w:color="000000" w:sz="4"/>
+              <w:right w:val="single" w:color="000000" w:sz="4"/>
+            </w:tcBorders>
+            <w:shd w:fill="F2F2F2" w:color="auto" w:val="clear"/>
+            <w:tcMar>
+              <w:top w:type="dxa" w:w="60"/>
+              <w:left w:type="dxa" w:w="100"/>
+              <w:bottom w:type="dxa" w:w="60"/>
+              <w:right w:type="dxa" w:w="100"/>
+            </w:tcMar>
+          </w:tcPr>
+          <w:p>
+            <w:pPr>
+              <w:spacing w:after="40" w:before="0" w:line="240"/>
+            </w:pPr>
+            <w:r>
+              <w:rPr>
+                <w:rFonts w:ascii="Times New Roman" w:cs="Times New Roman" w:eastAsia="Times New Roman" w:hAnsi="Times New Roman"/>
+                <w:b/>
+                <w:bCs/>
+                <w:i w:val="false"/>
+                <w:iCs w:val="false"/>
+                <w:sz w:val="24"/>
+                <w:szCs w:val="24"/>
+              </w:rPr>
               <w:t xml:space="preserve">Переходы с условиями и действиями</w:t>
             </w:r>
           </w:p>
@@ -18235,6 +20271,23 @@
               <w:right w:type="dxa" w:w="100"/>
             </w:tcMar>
           </w:tcPr>
+          <w:p>
+            <w:pPr>
+              <w:spacing w:after="40" w:before="0" w:line="240"/>
+            </w:pPr>
+            <w:r>
+              <w:rPr>
+                <w:rFonts w:ascii="Times New Roman" w:cs="Times New Roman" w:eastAsia="Times New Roman" w:hAnsi="Times New Roman"/>
+                <w:b w:val="false"/>
+                <w:bCs w:val="false"/>
+                <w:i w:val="false"/>
+                <w:iCs w:val="false"/>
+                <w:sz w:val="24"/>
+                <w:szCs w:val="24"/>
+              </w:rPr>
+              <w:t xml:space="preserve">Из псевдосостояния выбора: [Действие ≠ «Закрыть»] → псевдосостояние выбора, [else] → конечное состояние.</w:t>
+            </w:r>
+          </w:p>
           <w:p>
             <w:pPr>
               <w:spacing w:after="40" w:before="0" w:line="240"/>
@@ -18415,7 +20468,7 @@
                 <w:sz w:val="24"/>
                 <w:szCs w:val="24"/>
               </w:rPr>
-              <w:t xml:space="preserve">D_SM_Metrics_Analysis. Алгоритм реализации прецедента «Анализ показателей системы» в форме автомата: выбор отчёта, расчёт с переводом в фон по таймеру, просмотр, выгрузка CSV, выбор другого отчёта. Внутренние переменные (атрибуты вспомогательного объекта потока управления): Период (интервал дат) — период отчёта, по умолчанию последние 30 дней. Количественная характеристика диаграммы: простых состояний — 6; ссылочных состояний — 0; псевдосостояний выбора — 1; соединения — 3; начальных — 1; конечных — 2; переходов — 16.</w:t>
+              <w:t xml:space="preserve">D_SM_Metrics_Analysis. Алгоритм реализации прецедента «Анализ показателей системы» в форме автомата: выбор отчёта, расчёт с переводом в фон по таймеру, просмотр, выгрузка CSV, выбор другого отчёта. Внутренние переменные (атрибуты вспомогательного объекта потока управления): Период (интервал дат) — период отчёта, по умолчанию последние 30 дней; Действие (строка) — действие, выбранное в окне: нажатая кнопка, ссылка или закрытие окна. Количественная характеристика диаграммы: простых состояний — 8; ссылочных состояний — 0; псевдосостояний выбора — 3; соединения — 3; разветвления — 2; синхронизации — 2; начальных — 1; конечных — 2; переходов — 26.</w:t>
             </w:r>
           </w:p>
         </w:tc>
@@ -18455,7 +20508,7 @@
                 <w:sz w:val="24"/>
                 <w:szCs w:val="24"/>
               </w:rPr>
-              <w:t xml:space="preserve">«Выбор отчёта»</w:t>
+              <w:t xml:space="preserve">«Отображение панели аналитики»</w:t>
             </w:r>
           </w:p>
         </w:tc>
@@ -18506,24 +20559,24 @@
                 <w:sz w:val="24"/>
                 <w:szCs w:val="24"/>
               </w:rPr>
-              <w:t xml:space="preserve">do/Показ панели и ожидание выбора</w:t>
-            </w:r>
-          </w:p>
-          <w:p>
-            <w:pPr>
-              <w:spacing w:after="40" w:before="0" w:line="240"/>
-            </w:pPr>
-            <w:r>
-              <w:rPr>
-                <w:rFonts w:ascii="Times New Roman" w:cs="Times New Roman" w:eastAsia="Times New Roman" w:hAnsi="Times New Roman"/>
-                <w:b w:val="false"/>
-                <w:bCs w:val="false"/>
-                <w:i w:val="false"/>
-                <w:iCs w:val="false"/>
-                <w:sz w:val="24"/>
-                <w:szCs w:val="24"/>
-              </w:rPr>
-              <w:t xml:space="preserve">Выбор периода, фильтров и вида отчёта; выход только по событиям. Деятельности состояния семантически просты, отдельная диаграмма не приводится.</w:t>
+              <w:t xml:space="preserve">do/Показ панели и реакция на выбор</w:t>
+            </w:r>
+          </w:p>
+          <w:p>
+            <w:pPr>
+              <w:spacing w:after="40" w:before="0" w:line="240"/>
+            </w:pPr>
+            <w:r>
+              <w:rPr>
+                <w:rFonts w:ascii="Times New Roman" w:cs="Times New Roman" w:eastAsia="Times New Roman" w:hAnsi="Times New Roman"/>
+                <w:b w:val="false"/>
+                <w:bCs w:val="false"/>
+                <w:i w:val="false"/>
+                <w:iCs w:val="false"/>
+                <w:sz w:val="24"/>
+                <w:szCs w:val="24"/>
+              </w:rPr>
+              <w:t xml:space="preserve">Окно отображается системой параллельно с действиями пользователя; внутренняя деятельность потенциально бесконечна, выход только по событию. Панель с полями периода и фильтров, списком отчётов и кнопкой «Показать». Деятельности состояния семантически просты, отдельная диаграмма не приводится.</w:t>
             </w:r>
           </w:p>
         </w:tc>
@@ -18563,7 +20616,7 @@
                 <w:sz w:val="24"/>
                 <w:szCs w:val="24"/>
               </w:rPr>
-              <w:t xml:space="preserve">«Расчёт показателей»</w:t>
+              <w:t xml:space="preserve">«Выбор параметров отчёта»</w:t>
             </w:r>
           </w:p>
         </w:tc>
@@ -18614,24 +20667,58 @@
                 <w:sz w:val="24"/>
                 <w:szCs w:val="24"/>
               </w:rPr>
-              <w:t xml:space="preserve">do/Запрос агрегатов и обезличивание</w:t>
-            </w:r>
-          </w:p>
-          <w:p>
-            <w:pPr>
-              <w:spacing w:after="40" w:before="0" w:line="240"/>
-            </w:pPr>
-            <w:r>
-              <w:rPr>
-                <w:rFonts w:ascii="Times New Roman" w:cs="Times New Roman" w:eastAsia="Times New Roman" w:hAnsi="Times New Roman"/>
-                <w:b w:val="false"/>
-                <w:bCs w:val="false"/>
-                <w:i w:val="false"/>
-                <w:iCs w:val="false"/>
-                <w:sz w:val="24"/>
-                <w:szCs w:val="24"/>
-              </w:rPr>
-              <w:t xml:space="preserve">Внутренняя деятельность — деятельность ЛР2 «Расчёт агрегированных показателей»; выход по событиям получения результата или истечения 30 секунд.</w:t>
+              <w:t xml:space="preserve">do/Выбор периода и фильтров</w:t>
+            </w:r>
+          </w:p>
+          <w:p>
+            <w:pPr>
+              <w:spacing w:after="40" w:before="0" w:line="240"/>
+            </w:pPr>
+            <w:r>
+              <w:rPr>
+                <w:rFonts w:ascii="Times New Roman" w:cs="Times New Roman" w:eastAsia="Times New Roman" w:hAnsi="Times New Roman"/>
+                <w:b w:val="false"/>
+                <w:bCs w:val="false"/>
+                <w:i w:val="false"/>
+                <w:iCs w:val="false"/>
+                <w:sz w:val="24"/>
+                <w:szCs w:val="24"/>
+              </w:rPr>
+              <w:t xml:space="preserve">do/Выбор вида отчёта</w:t>
+            </w:r>
+          </w:p>
+          <w:p>
+            <w:pPr>
+              <w:spacing w:after="40" w:before="0" w:line="240"/>
+            </w:pPr>
+            <w:r>
+              <w:rPr>
+                <w:rFonts w:ascii="Times New Roman" w:cs="Times New Roman" w:eastAsia="Times New Roman" w:hAnsi="Times New Roman"/>
+                <w:b w:val="false"/>
+                <w:bCs w:val="false"/>
+                <w:i w:val="false"/>
+                <w:iCs w:val="false"/>
+                <w:sz w:val="24"/>
+                <w:szCs w:val="24"/>
+              </w:rPr>
+              <w:t xml:space="preserve">exit/Нажатие «Показать» или «Закрыть»</w:t>
+            </w:r>
+          </w:p>
+          <w:p>
+            <w:pPr>
+              <w:spacing w:after="40" w:before="0" w:line="240"/>
+            </w:pPr>
+            <w:r>
+              <w:rPr>
+                <w:rFonts w:ascii="Times New Roman" w:cs="Times New Roman" w:eastAsia="Times New Roman" w:hAnsi="Times New Roman"/>
+                <w:b w:val="false"/>
+                <w:bCs w:val="false"/>
+                <w:i w:val="false"/>
+                <w:iCs w:val="false"/>
+                <w:sz w:val="24"/>
+                <w:szCs w:val="24"/>
+              </w:rPr>
+              <w:t xml:space="preserve">Действия в окне, выполняемые параллельно с его отображением; внутренние деятельности do выполняются в любом порядке, состояние завершается действием exit. Сотрудник задаёт период, фильтры и вид отчёта, затем нажимает «Показать» или закрывает панель. Деятельности состояния семантически просты, отдельная диаграмма не приводится.</w:t>
             </w:r>
           </w:p>
         </w:tc>
@@ -18671,7 +20758,7 @@
                 <w:sz w:val="24"/>
                 <w:szCs w:val="24"/>
               </w:rPr>
-              <w:t xml:space="preserve">«Фоновый расчёт»</w:t>
+              <w:t xml:space="preserve">«Расчёт показателей»</w:t>
             </w:r>
           </w:p>
         </w:tc>
@@ -18722,24 +20809,24 @@
                 <w:sz w:val="24"/>
                 <w:szCs w:val="24"/>
               </w:rPr>
-              <w:t xml:space="preserve">do/Ожидание уведомления о готовности</w:t>
-            </w:r>
-          </w:p>
-          <w:p>
-            <w:pPr>
-              <w:spacing w:after="40" w:before="0" w:line="240"/>
-            </w:pPr>
-            <w:r>
-              <w:rPr>
-                <w:rFonts w:ascii="Times New Roman" w:cs="Times New Roman" w:eastAsia="Times New Roman" w:hAnsi="Times New Roman"/>
-                <w:b w:val="false"/>
-                <w:bCs w:val="false"/>
-                <w:i w:val="false"/>
-                <w:iCs w:val="false"/>
-                <w:sz w:val="24"/>
-                <w:szCs w:val="24"/>
-              </w:rPr>
-              <w:t xml:space="preserve">Расчёт продолжается в фоновой очереди, сотрудник получит уведомление. Деятельности состояния семантически просты, отдельная диаграмма не приводится.</w:t>
+              <w:t xml:space="preserve">do/Запрос агрегатов и обезличивание</w:t>
+            </w:r>
+          </w:p>
+          <w:p>
+            <w:pPr>
+              <w:spacing w:after="40" w:before="0" w:line="240"/>
+            </w:pPr>
+            <w:r>
+              <w:rPr>
+                <w:rFonts w:ascii="Times New Roman" w:cs="Times New Roman" w:eastAsia="Times New Roman" w:hAnsi="Times New Roman"/>
+                <w:b w:val="false"/>
+                <w:bCs w:val="false"/>
+                <w:i w:val="false"/>
+                <w:iCs w:val="false"/>
+                <w:sz w:val="24"/>
+                <w:szCs w:val="24"/>
+              </w:rPr>
+              <w:t xml:space="preserve">Внутренняя деятельность — деятельность ЛР2 «Расчёт агрегированных показателей»; выход по событиям получения результата или истечения 30 секунд.</w:t>
             </w:r>
           </w:p>
         </w:tc>
@@ -18779,7 +20866,7 @@
                 <w:sz w:val="24"/>
                 <w:szCs w:val="24"/>
               </w:rPr>
-              <w:t xml:space="preserve">«Нет данных»</w:t>
+              <w:t xml:space="preserve">«Фоновый расчёт»</w:t>
             </w:r>
           </w:p>
         </w:tc>
@@ -18830,24 +20917,24 @@
                 <w:sz w:val="24"/>
                 <w:szCs w:val="24"/>
               </w:rPr>
-              <w:t xml:space="preserve">do/Сообщение об отсутствии данных</w:t>
-            </w:r>
-          </w:p>
-          <w:p>
-            <w:pPr>
-              <w:spacing w:after="40" w:before="0" w:line="240"/>
-            </w:pPr>
-            <w:r>
-              <w:rPr>
-                <w:rFonts w:ascii="Times New Roman" w:cs="Times New Roman" w:eastAsia="Times New Roman" w:hAnsi="Times New Roman"/>
-                <w:b w:val="false"/>
-                <w:bCs w:val="false"/>
-                <w:i w:val="false"/>
-                <w:iCs w:val="false"/>
-                <w:sz w:val="24"/>
-                <w:szCs w:val="24"/>
-              </w:rPr>
-              <w:t xml:space="preserve">Данных за период нет, предлагается расширить период. Деятельности состояния семантически просты, отдельная диаграмма не приводится.</w:t>
+              <w:t xml:space="preserve">do/Ожидание уведомления о готовности</w:t>
+            </w:r>
+          </w:p>
+          <w:p>
+            <w:pPr>
+              <w:spacing w:after="40" w:before="0" w:line="240"/>
+            </w:pPr>
+            <w:r>
+              <w:rPr>
+                <w:rFonts w:ascii="Times New Roman" w:cs="Times New Roman" w:eastAsia="Times New Roman" w:hAnsi="Times New Roman"/>
+                <w:b w:val="false"/>
+                <w:bCs w:val="false"/>
+                <w:i w:val="false"/>
+                <w:iCs w:val="false"/>
+                <w:sz w:val="24"/>
+                <w:szCs w:val="24"/>
+              </w:rPr>
+              <w:t xml:space="preserve">Расчёт продолжается в фоновой очереди, сотрудник получит уведомление. Деятельности состояния семантически просты, отдельная диаграмма не приводится.</w:t>
             </w:r>
           </w:p>
         </w:tc>
@@ -18887,7 +20974,7 @@
                 <w:sz w:val="24"/>
                 <w:szCs w:val="24"/>
               </w:rPr>
-              <w:t xml:space="preserve">«Просмотр отчёта»</w:t>
+              <w:t xml:space="preserve">«Нет данных»</w:t>
             </w:r>
           </w:p>
         </w:tc>
@@ -18938,24 +21025,24 @@
                 <w:sz w:val="24"/>
                 <w:szCs w:val="24"/>
               </w:rPr>
-              <w:t xml:space="preserve">do/Показ графиков и ожидание действия</w:t>
-            </w:r>
-          </w:p>
-          <w:p>
-            <w:pPr>
-              <w:spacing w:after="40" w:before="0" w:line="240"/>
-            </w:pPr>
-            <w:r>
-              <w:rPr>
-                <w:rFonts w:ascii="Times New Roman" w:cs="Times New Roman" w:eastAsia="Times New Roman" w:hAnsi="Times New Roman"/>
-                <w:b w:val="false"/>
-                <w:bCs w:val="false"/>
-                <w:i w:val="false"/>
-                <w:iCs w:val="false"/>
-                <w:sz w:val="24"/>
-                <w:szCs w:val="24"/>
-              </w:rPr>
-              <w:t xml:space="preserve">Графики и таблицы отчёта; выход только по событиям. Деятельности состояния семантически просты, отдельная диаграмма не приводится.</w:t>
+              <w:t xml:space="preserve">do/Сообщение об отсутствии данных</w:t>
+            </w:r>
+          </w:p>
+          <w:p>
+            <w:pPr>
+              <w:spacing w:after="40" w:before="0" w:line="240"/>
+            </w:pPr>
+            <w:r>
+              <w:rPr>
+                <w:rFonts w:ascii="Times New Roman" w:cs="Times New Roman" w:eastAsia="Times New Roman" w:hAnsi="Times New Roman"/>
+                <w:b w:val="false"/>
+                <w:bCs w:val="false"/>
+                <w:i w:val="false"/>
+                <w:iCs w:val="false"/>
+                <w:sz w:val="24"/>
+                <w:szCs w:val="24"/>
+              </w:rPr>
+              <w:t xml:space="preserve">Данных за период нет, предлагается расширить период. Деятельности состояния семантически просты, отдельная диаграмма не приводится.</w:t>
             </w:r>
           </w:p>
         </w:tc>
@@ -18995,7 +21082,7 @@
                 <w:sz w:val="24"/>
                 <w:szCs w:val="24"/>
               </w:rPr>
-              <w:t xml:space="preserve">«Выгрузка CSV»</w:t>
+              <w:t xml:space="preserve">«Отображение отчёта»</w:t>
             </w:r>
           </w:p>
         </w:tc>
@@ -19046,24 +21133,24 @@
                 <w:sz w:val="24"/>
                 <w:szCs w:val="24"/>
               </w:rPr>
-              <w:t xml:space="preserve">do/Формирование файла и ссылки</w:t>
-            </w:r>
-          </w:p>
-          <w:p>
-            <w:pPr>
-              <w:spacing w:after="40" w:before="0" w:line="240"/>
-            </w:pPr>
-            <w:r>
-              <w:rPr>
-                <w:rFonts w:ascii="Times New Roman" w:cs="Times New Roman" w:eastAsia="Times New Roman" w:hAnsi="Times New Roman"/>
-                <w:b w:val="false"/>
-                <w:bCs w:val="false"/>
-                <w:i w:val="false"/>
-                <w:iCs w:val="false"/>
-                <w:sz w:val="24"/>
-                <w:szCs w:val="24"/>
-              </w:rPr>
-              <w:t xml:space="preserve">Файл CSV без персональных данных и временная ссылка на скачивание. Деятельности состояния семантически просты, отдельная диаграмма не приводится.</w:t>
+              <w:t xml:space="preserve">do/Показ графиков и таблиц</w:t>
+            </w:r>
+          </w:p>
+          <w:p>
+            <w:pPr>
+              <w:spacing w:after="40" w:before="0" w:line="240"/>
+            </w:pPr>
+            <w:r>
+              <w:rPr>
+                <w:rFonts w:ascii="Times New Roman" w:cs="Times New Roman" w:eastAsia="Times New Roman" w:hAnsi="Times New Roman"/>
+                <w:b w:val="false"/>
+                <w:bCs w:val="false"/>
+                <w:i w:val="false"/>
+                <w:iCs w:val="false"/>
+                <w:sz w:val="24"/>
+                <w:szCs w:val="24"/>
+              </w:rPr>
+              <w:t xml:space="preserve">Окно отображается системой параллельно с действиями пользователя; внутренняя деятельность потенциально бесконечна, выход только по событию. Графики и таблицы отчёта с кнопками «Выгрузить CSV», «Другой отчёт» и «Закрыть». Деятельности состояния семантически просты, отдельная диаграмма не приводится.</w:t>
             </w:r>
           </w:p>
         </w:tc>
@@ -19103,7 +21190,7 @@
                 <w:sz w:val="24"/>
                 <w:szCs w:val="24"/>
               </w:rPr>
-              <w:t xml:space="preserve">Псевдосостояния выбора</w:t>
+              <w:t xml:space="preserve">«Изучение отчёта»</w:t>
             </w:r>
           </w:p>
         </w:tc>
@@ -19137,7 +21224,58 @@
                 <w:sz w:val="24"/>
                 <w:szCs w:val="24"/>
               </w:rPr>
-              <w:t xml:space="preserve">есть ли строки в результате.</w:t>
+              <w:t xml:space="preserve">Простое состояние.</w:t>
+            </w:r>
+          </w:p>
+          <w:p>
+            <w:pPr>
+              <w:spacing w:after="40" w:before="0" w:line="240"/>
+            </w:pPr>
+            <w:r>
+              <w:rPr>
+                <w:rFonts w:ascii="Times New Roman" w:cs="Times New Roman" w:eastAsia="Times New Roman" w:hAnsi="Times New Roman"/>
+                <w:b w:val="false"/>
+                <w:bCs w:val="false"/>
+                <w:i w:val="false"/>
+                <w:iCs w:val="false"/>
+                <w:sz w:val="24"/>
+                <w:szCs w:val="24"/>
+              </w:rPr>
+              <w:t xml:space="preserve">do/Просмотр графиков и таблиц</w:t>
+            </w:r>
+          </w:p>
+          <w:p>
+            <w:pPr>
+              <w:spacing w:after="40" w:before="0" w:line="240"/>
+            </w:pPr>
+            <w:r>
+              <w:rPr>
+                <w:rFonts w:ascii="Times New Roman" w:cs="Times New Roman" w:eastAsia="Times New Roman" w:hAnsi="Times New Roman"/>
+                <w:b w:val="false"/>
+                <w:bCs w:val="false"/>
+                <w:i w:val="false"/>
+                <w:iCs w:val="false"/>
+                <w:sz w:val="24"/>
+                <w:szCs w:val="24"/>
+              </w:rPr>
+              <w:t xml:space="preserve">exit/Выбор действия с отчётом</w:t>
+            </w:r>
+          </w:p>
+          <w:p>
+            <w:pPr>
+              <w:spacing w:after="40" w:before="0" w:line="240"/>
+            </w:pPr>
+            <w:r>
+              <w:rPr>
+                <w:rFonts w:ascii="Times New Roman" w:cs="Times New Roman" w:eastAsia="Times New Roman" w:hAnsi="Times New Roman"/>
+                <w:b w:val="false"/>
+                <w:bCs w:val="false"/>
+                <w:i w:val="false"/>
+                <w:iCs w:val="false"/>
+                <w:sz w:val="24"/>
+                <w:szCs w:val="24"/>
+              </w:rPr>
+              <w:t xml:space="preserve">Действия в окне, выполняемые параллельно с его отображением; внутренние деятельности do выполняются в любом порядке, состояние завершается действием exit. Сотрудник изучает отчёт и выбирает выгрузку CSV, другой отчёт или закрытие панели. Деятельности состояния семантически просты, отдельная диаграмма не приводится.</w:t>
             </w:r>
           </w:p>
         </w:tc>
@@ -19177,7 +21315,7 @@
                 <w:sz w:val="24"/>
                 <w:szCs w:val="24"/>
               </w:rPr>
-              <w:t xml:space="preserve">Псевдосостояния соединения</w:t>
+              <w:t xml:space="preserve">«Выгрузка CSV»</w:t>
             </w:r>
           </w:p>
         </w:tc>
@@ -19211,41 +21349,41 @@
                 <w:sz w:val="24"/>
                 <w:szCs w:val="24"/>
               </w:rPr>
-              <w:t xml:space="preserve">объединяет запуск и возвраты к выбору отчёта.</w:t>
-            </w:r>
-          </w:p>
-          <w:p>
-            <w:pPr>
-              <w:spacing w:after="40" w:before="0" w:line="240"/>
-            </w:pPr>
-            <w:r>
-              <w:rPr>
-                <w:rFonts w:ascii="Times New Roman" w:cs="Times New Roman" w:eastAsia="Times New Roman" w:hAnsi="Times New Roman"/>
-                <w:b w:val="false"/>
-                <w:bCs w:val="false"/>
-                <w:i w:val="false"/>
-                <w:iCs w:val="false"/>
-                <w:sz w:val="24"/>
-                <w:szCs w:val="24"/>
-              </w:rPr>
-              <w:t xml:space="preserve">объединяет быстрый и фоновый расчёт.</w:t>
-            </w:r>
-          </w:p>
-          <w:p>
-            <w:pPr>
-              <w:spacing w:after="40" w:before="0" w:line="240"/>
-            </w:pPr>
-            <w:r>
-              <w:rPr>
-                <w:rFonts w:ascii="Times New Roman" w:cs="Times New Roman" w:eastAsia="Times New Roman" w:hAnsi="Times New Roman"/>
-                <w:b w:val="false"/>
-                <w:bCs w:val="false"/>
-                <w:i w:val="false"/>
-                <w:iCs w:val="false"/>
-                <w:sz w:val="24"/>
-                <w:szCs w:val="24"/>
-              </w:rPr>
-              <w:t xml:space="preserve">объединяет показ отчёта и возврат после выгрузки.</w:t>
+              <w:t xml:space="preserve">Простое состояние.</w:t>
+            </w:r>
+          </w:p>
+          <w:p>
+            <w:pPr>
+              <w:spacing w:after="40" w:before="0" w:line="240"/>
+            </w:pPr>
+            <w:r>
+              <w:rPr>
+                <w:rFonts w:ascii="Times New Roman" w:cs="Times New Roman" w:eastAsia="Times New Roman" w:hAnsi="Times New Roman"/>
+                <w:b w:val="false"/>
+                <w:bCs w:val="false"/>
+                <w:i w:val="false"/>
+                <w:iCs w:val="false"/>
+                <w:sz w:val="24"/>
+                <w:szCs w:val="24"/>
+              </w:rPr>
+              <w:t xml:space="preserve">do/Формирование файла и ссылки</w:t>
+            </w:r>
+          </w:p>
+          <w:p>
+            <w:pPr>
+              <w:spacing w:after="40" w:before="0" w:line="240"/>
+            </w:pPr>
+            <w:r>
+              <w:rPr>
+                <w:rFonts w:ascii="Times New Roman" w:cs="Times New Roman" w:eastAsia="Times New Roman" w:hAnsi="Times New Roman"/>
+                <w:b w:val="false"/>
+                <w:bCs w:val="false"/>
+                <w:i w:val="false"/>
+                <w:iCs w:val="false"/>
+                <w:sz w:val="24"/>
+                <w:szCs w:val="24"/>
+              </w:rPr>
+              <w:t xml:space="preserve">Файл CSV без персональных данных и временная ссылка на скачивание. Деятельности состояния семантически просты, отдельная диаграмма не приводится.</w:t>
             </w:r>
           </w:p>
         </w:tc>
@@ -19285,7 +21423,7 @@
                 <w:sz w:val="24"/>
                 <w:szCs w:val="24"/>
               </w:rPr>
-              <w:t xml:space="preserve">Начальное и конечные состояния</w:t>
+              <w:t xml:space="preserve">Псевдосостояния выбора</w:t>
             </w:r>
           </w:p>
         </w:tc>
@@ -19319,41 +21457,41 @@
                 <w:sz w:val="24"/>
                 <w:szCs w:val="24"/>
               </w:rPr>
-              <w:t xml:space="preserve">Начальное псевдосостояние — запуск автомата.</w:t>
-            </w:r>
-          </w:p>
-          <w:p>
-            <w:pPr>
-              <w:spacing w:after="40" w:before="0" w:line="240"/>
-            </w:pPr>
-            <w:r>
-              <w:rPr>
-                <w:rFonts w:ascii="Times New Roman" w:cs="Times New Roman" w:eastAsia="Times New Roman" w:hAnsi="Times New Roman"/>
-                <w:b w:val="false"/>
-                <w:bCs w:val="false"/>
-                <w:i w:val="false"/>
-                <w:iCs w:val="false"/>
-                <w:sz w:val="24"/>
-                <w:szCs w:val="24"/>
-              </w:rPr>
-              <w:t xml:space="preserve">Конечное состояние — панель аналитики закрыта.</w:t>
-            </w:r>
-          </w:p>
-          <w:p>
-            <w:pPr>
-              <w:spacing w:after="40" w:before="0" w:line="240"/>
-            </w:pPr>
-            <w:r>
-              <w:rPr>
-                <w:rFonts w:ascii="Times New Roman" w:cs="Times New Roman" w:eastAsia="Times New Roman" w:hAnsi="Times New Roman"/>
-                <w:b w:val="false"/>
-                <w:bCs w:val="false"/>
-                <w:i w:val="false"/>
-                <w:iCs w:val="false"/>
-                <w:sz w:val="24"/>
-                <w:szCs w:val="24"/>
-              </w:rPr>
-              <w:t xml:space="preserve">Конечное состояние — панель аналитики закрыта после просмотра.</w:t>
+              <w:t xml:space="preserve">нажата ли кнопка «Показать».</w:t>
+            </w:r>
+          </w:p>
+          <w:p>
+            <w:pPr>
+              <w:spacing w:after="40" w:before="0" w:line="240"/>
+            </w:pPr>
+            <w:r>
+              <w:rPr>
+                <w:rFonts w:ascii="Times New Roman" w:cs="Times New Roman" w:eastAsia="Times New Roman" w:hAnsi="Times New Roman"/>
+                <w:b w:val="false"/>
+                <w:bCs w:val="false"/>
+                <w:i w:val="false"/>
+                <w:iCs w:val="false"/>
+                <w:sz w:val="24"/>
+                <w:szCs w:val="24"/>
+              </w:rPr>
+              <w:t xml:space="preserve">есть ли строки в результате.</w:t>
+            </w:r>
+          </w:p>
+          <w:p>
+            <w:pPr>
+              <w:spacing w:after="40" w:before="0" w:line="240"/>
+            </w:pPr>
+            <w:r>
+              <w:rPr>
+                <w:rFonts w:ascii="Times New Roman" w:cs="Times New Roman" w:eastAsia="Times New Roman" w:hAnsi="Times New Roman"/>
+                <w:b w:val="false"/>
+                <w:bCs w:val="false"/>
+                <w:i w:val="false"/>
+                <w:iCs w:val="false"/>
+                <w:sz w:val="24"/>
+                <w:szCs w:val="24"/>
+              </w:rPr>
+              <w:t xml:space="preserve">какое действие выбрано после просмотра отчёта.</w:t>
             </w:r>
           </w:p>
         </w:tc>
@@ -19393,7 +21531,7 @@
                 <w:sz w:val="24"/>
                 <w:szCs w:val="24"/>
               </w:rPr>
-              <w:t xml:space="preserve">Переходы без надписей</w:t>
+              <w:t xml:space="preserve">Псевдосостояния соединения</w:t>
             </w:r>
           </w:p>
         </w:tc>
@@ -19427,7 +21565,41 @@
                 <w:sz w:val="24"/>
                 <w:szCs w:val="24"/>
               </w:rPr>
-              <w:t xml:space="preserve">начальное псевдосостояние → псевдосостояние соединения; псевдосостояние соединения → «Выбор отчёта»; псевдосостояние соединения → псевдосостояние выбора; «Нет данных» → псевдосостояние соединения; псевдосостояние соединения → «Просмотр отчёта»; «Выгрузка CSV» → псевдосостояние соединения. Надписей нет: переход по завершению внутренней деятельности состояния (из начального псевдосостояния — сразу при запуске, из соединения — безусловно), безальтернативный.</w:t>
+              <w:t xml:space="preserve">объединяет запуск и возвраты к выбору отчёта.</w:t>
+            </w:r>
+          </w:p>
+          <w:p>
+            <w:pPr>
+              <w:spacing w:after="40" w:before="0" w:line="240"/>
+            </w:pPr>
+            <w:r>
+              <w:rPr>
+                <w:rFonts w:ascii="Times New Roman" w:cs="Times New Roman" w:eastAsia="Times New Roman" w:hAnsi="Times New Roman"/>
+                <w:b w:val="false"/>
+                <w:bCs w:val="false"/>
+                <w:i w:val="false"/>
+                <w:iCs w:val="false"/>
+                <w:sz w:val="24"/>
+                <w:szCs w:val="24"/>
+              </w:rPr>
+              <w:t xml:space="preserve">объединяет быстрый и фоновый расчёт.</w:t>
+            </w:r>
+          </w:p>
+          <w:p>
+            <w:pPr>
+              <w:spacing w:after="40" w:before="0" w:line="240"/>
+            </w:pPr>
+            <w:r>
+              <w:rPr>
+                <w:rFonts w:ascii="Times New Roman" w:cs="Times New Roman" w:eastAsia="Times New Roman" w:hAnsi="Times New Roman"/>
+                <w:b w:val="false"/>
+                <w:bCs w:val="false"/>
+                <w:i w:val="false"/>
+                <w:iCs w:val="false"/>
+                <w:sz w:val="24"/>
+                <w:szCs w:val="24"/>
+              </w:rPr>
+              <w:t xml:space="preserve">объединяет показ отчёта и возврат после выгрузки.</w:t>
             </w:r>
           </w:p>
         </w:tc>
@@ -19467,7 +21639,7 @@
                 <w:sz w:val="24"/>
                 <w:szCs w:val="24"/>
               </w:rPr>
-              <w:t xml:space="preserve">Переходы по событиям</w:t>
+              <w:t xml:space="preserve">Псевдосостояния разветвления</w:t>
             </w:r>
           </w:p>
         </w:tc>
@@ -19501,143 +21673,24 @@
                 <w:sz w:val="24"/>
                 <w:szCs w:val="24"/>
               </w:rPr>
-              <w:t xml:space="preserve">«Выбор отчёта» → «Расчёт показателей»: нажата «Показать» / Период := выбранный</w:t>
-            </w:r>
-          </w:p>
-          <w:p>
-            <w:pPr>
-              <w:spacing w:after="40" w:before="0" w:line="240"/>
-            </w:pPr>
-            <w:r>
-              <w:rPr>
-                <w:rFonts w:ascii="Times New Roman" w:cs="Times New Roman" w:eastAsia="Times New Roman" w:hAnsi="Times New Roman"/>
-                <w:b w:val="false"/>
-                <w:bCs w:val="false"/>
-                <w:i w:val="false"/>
-                <w:iCs w:val="false"/>
-                <w:sz w:val="24"/>
-                <w:szCs w:val="24"/>
-              </w:rPr>
-              <w:t xml:space="preserve">«Выбор отчёта» → конечное состояние: нажата «Закрыть»</w:t>
-            </w:r>
-          </w:p>
-          <w:p>
-            <w:pPr>
-              <w:spacing w:after="40" w:before="0" w:line="240"/>
-            </w:pPr>
-            <w:r>
-              <w:rPr>
-                <w:rFonts w:ascii="Times New Roman" w:cs="Times New Roman" w:eastAsia="Times New Roman" w:hAnsi="Times New Roman"/>
-                <w:b w:val="false"/>
-                <w:bCs w:val="false"/>
-                <w:i w:val="false"/>
-                <w:iCs w:val="false"/>
-                <w:sz w:val="24"/>
-                <w:szCs w:val="24"/>
-              </w:rPr>
-              <w:t xml:space="preserve">«Расчёт показателей» → псевдосостояние соединения: результат получен</w:t>
-            </w:r>
-          </w:p>
-          <w:p>
-            <w:pPr>
-              <w:spacing w:after="40" w:before="0" w:line="240"/>
-            </w:pPr>
-            <w:r>
-              <w:rPr>
-                <w:rFonts w:ascii="Times New Roman" w:cs="Times New Roman" w:eastAsia="Times New Roman" w:hAnsi="Times New Roman"/>
-                <w:b w:val="false"/>
-                <w:bCs w:val="false"/>
-                <w:i w:val="false"/>
-                <w:iCs w:val="false"/>
-                <w:sz w:val="24"/>
-                <w:szCs w:val="24"/>
-              </w:rPr>
-              <w:t xml:space="preserve">«Расчёт показателей» → «Фоновый расчёт»: прошло 30 секунд</w:t>
-            </w:r>
-          </w:p>
-          <w:p>
-            <w:pPr>
-              <w:spacing w:after="40" w:before="0" w:line="240"/>
-            </w:pPr>
-            <w:r>
-              <w:rPr>
-                <w:rFonts w:ascii="Times New Roman" w:cs="Times New Roman" w:eastAsia="Times New Roman" w:hAnsi="Times New Roman"/>
-                <w:b w:val="false"/>
-                <w:bCs w:val="false"/>
-                <w:i w:val="false"/>
-                <w:iCs w:val="false"/>
-                <w:sz w:val="24"/>
-                <w:szCs w:val="24"/>
-              </w:rPr>
-              <w:t xml:space="preserve">«Фоновый расчёт» → псевдосостояние соединения: расчёт завершён</w:t>
-            </w:r>
-          </w:p>
-          <w:p>
-            <w:pPr>
-              <w:spacing w:after="40" w:before="0" w:line="240"/>
-            </w:pPr>
-            <w:r>
-              <w:rPr>
-                <w:rFonts w:ascii="Times New Roman" w:cs="Times New Roman" w:eastAsia="Times New Roman" w:hAnsi="Times New Roman"/>
-                <w:b w:val="false"/>
-                <w:bCs w:val="false"/>
-                <w:i w:val="false"/>
-                <w:iCs w:val="false"/>
-                <w:sz w:val="24"/>
-                <w:szCs w:val="24"/>
-              </w:rPr>
-              <w:t xml:space="preserve">«Просмотр отчёта» → «Выгрузка CSV»: нажата «Выгрузить CSV»</w:t>
-            </w:r>
-          </w:p>
-          <w:p>
-            <w:pPr>
-              <w:spacing w:after="40" w:before="0" w:line="240"/>
-            </w:pPr>
-            <w:r>
-              <w:rPr>
-                <w:rFonts w:ascii="Times New Roman" w:cs="Times New Roman" w:eastAsia="Times New Roman" w:hAnsi="Times New Roman"/>
-                <w:b w:val="false"/>
-                <w:bCs w:val="false"/>
-                <w:i w:val="false"/>
-                <w:iCs w:val="false"/>
-                <w:sz w:val="24"/>
-                <w:szCs w:val="24"/>
-              </w:rPr>
-              <w:t xml:space="preserve">«Просмотр отчёта» → псевдосостояние соединения: выбран другой отчёт</w:t>
-            </w:r>
-          </w:p>
-          <w:p>
-            <w:pPr>
-              <w:spacing w:after="40" w:before="0" w:line="240"/>
-            </w:pPr>
-            <w:r>
-              <w:rPr>
-                <w:rFonts w:ascii="Times New Roman" w:cs="Times New Roman" w:eastAsia="Times New Roman" w:hAnsi="Times New Roman"/>
-                <w:b w:val="false"/>
-                <w:bCs w:val="false"/>
-                <w:i w:val="false"/>
-                <w:iCs w:val="false"/>
-                <w:sz w:val="24"/>
-                <w:szCs w:val="24"/>
-              </w:rPr>
-              <w:t xml:space="preserve">«Просмотр отчёта» → конечное состояние: нажата «Закрыть»</w:t>
-            </w:r>
-          </w:p>
-          <w:p>
-            <w:pPr>
-              <w:spacing w:after="40" w:before="0" w:line="240"/>
-            </w:pPr>
-            <w:r>
-              <w:rPr>
-                <w:rFonts w:ascii="Times New Roman" w:cs="Times New Roman" w:eastAsia="Times New Roman" w:hAnsi="Times New Roman"/>
-                <w:b w:val="false"/>
-                <w:bCs w:val="false"/>
-                <w:i w:val="false"/>
-                <w:iCs w:val="false"/>
-                <w:sz w:val="24"/>
-                <w:szCs w:val="24"/>
-              </w:rPr>
-              <w:t xml:space="preserve">Внутренняя деятельность исходного состояния потенциально бесконечна (ожидание действия или внешнего события), выход из него — только по событию; условие ограничивает переход, действие после «/» изменяет внутреннюю переменную или состояние объекта.</w:t>
+              <w:t xml:space="preserve">запускает параллельные состояния «Отображение панели аналитики» и «Выбор параметров отчёта» — окно отображается, пока пользователь работает с ним.</w:t>
+            </w:r>
+          </w:p>
+          <w:p>
+            <w:pPr>
+              <w:spacing w:after="40" w:before="0" w:line="240"/>
+            </w:pPr>
+            <w:r>
+              <w:rPr>
+                <w:rFonts w:ascii="Times New Roman" w:cs="Times New Roman" w:eastAsia="Times New Roman" w:hAnsi="Times New Roman"/>
+                <w:b w:val="false"/>
+                <w:bCs w:val="false"/>
+                <w:i w:val="false"/>
+                <w:iCs w:val="false"/>
+                <w:sz w:val="24"/>
+                <w:szCs w:val="24"/>
+              </w:rPr>
+              <w:t xml:space="preserve">запускает параллельные состояния «Отображение отчёта» и «Изучение отчёта» — окно отображается, пока пользователь работает с ним.</w:t>
             </w:r>
           </w:p>
         </w:tc>
@@ -19677,6 +21730,438 @@
                 <w:sz w:val="24"/>
                 <w:szCs w:val="24"/>
               </w:rPr>
+              <w:t xml:space="preserve">Псевдосостояния синхронизации</w:t>
+            </w:r>
+          </w:p>
+        </w:tc>
+        <w:tc>
+          <w:tcPr>
+            <w:tcW w:type="dxa" w:w="7087"/>
+            <w:tcBorders>
+              <w:top w:val="single" w:color="000000" w:sz="4"/>
+              <w:left w:val="single" w:color="000000" w:sz="4"/>
+              <w:bottom w:val="single" w:color="000000" w:sz="4"/>
+              <w:right w:val="single" w:color="000000" w:sz="4"/>
+            </w:tcBorders>
+            <w:tcMar>
+              <w:top w:type="dxa" w:w="60"/>
+              <w:left w:type="dxa" w:w="100"/>
+              <w:bottom w:type="dxa" w:w="60"/>
+              <w:right w:type="dxa" w:w="100"/>
+            </w:tcMar>
+          </w:tcPr>
+          <w:p>
+            <w:pPr>
+              <w:spacing w:after="40" w:before="0" w:line="240"/>
+            </w:pPr>
+            <w:r>
+              <w:rPr>
+                <w:rFonts w:ascii="Times New Roman" w:cs="Times New Roman" w:eastAsia="Times New Roman" w:hAnsi="Times New Roman"/>
+                <w:b w:val="false"/>
+                <w:bCs w:val="false"/>
+                <w:i w:val="false"/>
+                <w:iCs w:val="false"/>
+                <w:sz w:val="24"/>
+                <w:szCs w:val="24"/>
+              </w:rPr>
+              <w:t xml:space="preserve">ожидает завершения параллельных состояний «Отображение панели аналитики» и «Выбор параметров отчёта» и только затем передаёт управление дальше.</w:t>
+            </w:r>
+          </w:p>
+          <w:p>
+            <w:pPr>
+              <w:spacing w:after="40" w:before="0" w:line="240"/>
+            </w:pPr>
+            <w:r>
+              <w:rPr>
+                <w:rFonts w:ascii="Times New Roman" w:cs="Times New Roman" w:eastAsia="Times New Roman" w:hAnsi="Times New Roman"/>
+                <w:b w:val="false"/>
+                <w:bCs w:val="false"/>
+                <w:i w:val="false"/>
+                <w:iCs w:val="false"/>
+                <w:sz w:val="24"/>
+                <w:szCs w:val="24"/>
+              </w:rPr>
+              <w:t xml:space="preserve">ожидает завершения параллельных состояний «Отображение отчёта» и «Изучение отчёта» и только затем передаёт управление дальше.</w:t>
+            </w:r>
+          </w:p>
+        </w:tc>
+      </w:tr>
+      <w:tr>
+        <w:trPr>
+          <w:cantSplit w:val="off"/>
+        </w:trPr>
+        <w:tc>
+          <w:tcPr>
+            <w:tcW w:type="dxa" w:w="2268"/>
+            <w:tcBorders>
+              <w:top w:val="single" w:color="000000" w:sz="4"/>
+              <w:left w:val="single" w:color="000000" w:sz="4"/>
+              <w:bottom w:val="single" w:color="000000" w:sz="4"/>
+              <w:right w:val="single" w:color="000000" w:sz="4"/>
+            </w:tcBorders>
+            <w:shd w:fill="F2F2F2" w:color="auto" w:val="clear"/>
+            <w:tcMar>
+              <w:top w:type="dxa" w:w="60"/>
+              <w:left w:type="dxa" w:w="100"/>
+              <w:bottom w:type="dxa" w:w="60"/>
+              <w:right w:type="dxa" w:w="100"/>
+            </w:tcMar>
+          </w:tcPr>
+          <w:p>
+            <w:pPr>
+              <w:spacing w:after="40" w:before="0" w:line="240"/>
+            </w:pPr>
+            <w:r>
+              <w:rPr>
+                <w:rFonts w:ascii="Times New Roman" w:cs="Times New Roman" w:eastAsia="Times New Roman" w:hAnsi="Times New Roman"/>
+                <w:b/>
+                <w:bCs/>
+                <w:i w:val="false"/>
+                <w:iCs w:val="false"/>
+                <w:sz w:val="24"/>
+                <w:szCs w:val="24"/>
+              </w:rPr>
+              <w:t xml:space="preserve">Начальное и конечные состояния</w:t>
+            </w:r>
+          </w:p>
+        </w:tc>
+        <w:tc>
+          <w:tcPr>
+            <w:tcW w:type="dxa" w:w="7087"/>
+            <w:tcBorders>
+              <w:top w:val="single" w:color="000000" w:sz="4"/>
+              <w:left w:val="single" w:color="000000" w:sz="4"/>
+              <w:bottom w:val="single" w:color="000000" w:sz="4"/>
+              <w:right w:val="single" w:color="000000" w:sz="4"/>
+            </w:tcBorders>
+            <w:tcMar>
+              <w:top w:type="dxa" w:w="60"/>
+              <w:left w:type="dxa" w:w="100"/>
+              <w:bottom w:type="dxa" w:w="60"/>
+              <w:right w:type="dxa" w:w="100"/>
+            </w:tcMar>
+          </w:tcPr>
+          <w:p>
+            <w:pPr>
+              <w:spacing w:after="40" w:before="0" w:line="240"/>
+            </w:pPr>
+            <w:r>
+              <w:rPr>
+                <w:rFonts w:ascii="Times New Roman" w:cs="Times New Roman" w:eastAsia="Times New Roman" w:hAnsi="Times New Roman"/>
+                <w:b w:val="false"/>
+                <w:bCs w:val="false"/>
+                <w:i w:val="false"/>
+                <w:iCs w:val="false"/>
+                <w:sz w:val="24"/>
+                <w:szCs w:val="24"/>
+              </w:rPr>
+              <w:t xml:space="preserve">Начальное псевдосостояние — запуск автомата.</w:t>
+            </w:r>
+          </w:p>
+          <w:p>
+            <w:pPr>
+              <w:spacing w:after="40" w:before="0" w:line="240"/>
+            </w:pPr>
+            <w:r>
+              <w:rPr>
+                <w:rFonts w:ascii="Times New Roman" w:cs="Times New Roman" w:eastAsia="Times New Roman" w:hAnsi="Times New Roman"/>
+                <w:b w:val="false"/>
+                <w:bCs w:val="false"/>
+                <w:i w:val="false"/>
+                <w:iCs w:val="false"/>
+                <w:sz w:val="24"/>
+                <w:szCs w:val="24"/>
+              </w:rPr>
+              <w:t xml:space="preserve">Конечное состояние — панель аналитики закрыта.</w:t>
+            </w:r>
+          </w:p>
+          <w:p>
+            <w:pPr>
+              <w:spacing w:after="40" w:before="0" w:line="240"/>
+            </w:pPr>
+            <w:r>
+              <w:rPr>
+                <w:rFonts w:ascii="Times New Roman" w:cs="Times New Roman" w:eastAsia="Times New Roman" w:hAnsi="Times New Roman"/>
+                <w:b w:val="false"/>
+                <w:bCs w:val="false"/>
+                <w:i w:val="false"/>
+                <w:iCs w:val="false"/>
+                <w:sz w:val="24"/>
+                <w:szCs w:val="24"/>
+              </w:rPr>
+              <w:t xml:space="preserve">Конечное состояние — панель аналитики закрыта после просмотра.</w:t>
+            </w:r>
+          </w:p>
+        </w:tc>
+      </w:tr>
+      <w:tr>
+        <w:trPr>
+          <w:cantSplit w:val="off"/>
+        </w:trPr>
+        <w:tc>
+          <w:tcPr>
+            <w:tcW w:type="dxa" w:w="2268"/>
+            <w:tcBorders>
+              <w:top w:val="single" w:color="000000" w:sz="4"/>
+              <w:left w:val="single" w:color="000000" w:sz="4"/>
+              <w:bottom w:val="single" w:color="000000" w:sz="4"/>
+              <w:right w:val="single" w:color="000000" w:sz="4"/>
+            </w:tcBorders>
+            <w:shd w:fill="F2F2F2" w:color="auto" w:val="clear"/>
+            <w:tcMar>
+              <w:top w:type="dxa" w:w="60"/>
+              <w:left w:type="dxa" w:w="100"/>
+              <w:bottom w:type="dxa" w:w="60"/>
+              <w:right w:type="dxa" w:w="100"/>
+            </w:tcMar>
+          </w:tcPr>
+          <w:p>
+            <w:pPr>
+              <w:spacing w:after="40" w:before="0" w:line="240"/>
+            </w:pPr>
+            <w:r>
+              <w:rPr>
+                <w:rFonts w:ascii="Times New Roman" w:cs="Times New Roman" w:eastAsia="Times New Roman" w:hAnsi="Times New Roman"/>
+                <w:b/>
+                <w:bCs/>
+                <w:i w:val="false"/>
+                <w:iCs w:val="false"/>
+                <w:sz w:val="24"/>
+                <w:szCs w:val="24"/>
+              </w:rPr>
+              <w:t xml:space="preserve">Переходы без надписей</w:t>
+            </w:r>
+          </w:p>
+        </w:tc>
+        <w:tc>
+          <w:tcPr>
+            <w:tcW w:type="dxa" w:w="7087"/>
+            <w:tcBorders>
+              <w:top w:val="single" w:color="000000" w:sz="4"/>
+              <w:left w:val="single" w:color="000000" w:sz="4"/>
+              <w:bottom w:val="single" w:color="000000" w:sz="4"/>
+              <w:right w:val="single" w:color="000000" w:sz="4"/>
+            </w:tcBorders>
+            <w:tcMar>
+              <w:top w:type="dxa" w:w="60"/>
+              <w:left w:type="dxa" w:w="100"/>
+              <w:bottom w:type="dxa" w:w="60"/>
+              <w:right w:type="dxa" w:w="100"/>
+            </w:tcMar>
+          </w:tcPr>
+          <w:p>
+            <w:pPr>
+              <w:spacing w:after="40" w:before="0" w:line="240"/>
+            </w:pPr>
+            <w:r>
+              <w:rPr>
+                <w:rFonts w:ascii="Times New Roman" w:cs="Times New Roman" w:eastAsia="Times New Roman" w:hAnsi="Times New Roman"/>
+                <w:b w:val="false"/>
+                <w:bCs w:val="false"/>
+                <w:i w:val="false"/>
+                <w:iCs w:val="false"/>
+                <w:sz w:val="24"/>
+                <w:szCs w:val="24"/>
+              </w:rPr>
+              <w:t xml:space="preserve">псевдосостояние разветвления → «Отображение панели аналитики»; псевдосостояние разветвления → «Выбор параметров отчёта»; «Выбор параметров отчёта» → псевдосостояние синхронизации; псевдосостояние разветвления → «Отображение отчёта»; псевдосостояние разветвления → «Изучение отчёта»; «Изучение отчёта» → псевдосостояние синхронизации; начальное псевдосостояние → псевдосостояние соединения; псевдосостояние соединения → псевдосостояние разветвления; псевдосостояние синхронизации → псевдосостояние выбора; псевдосостояние соединения → псевдосостояние выбора; «Нет данных» → псевдосостояние соединения; псевдосостояние соединения → псевдосостояние разветвления; псевдосостояние синхронизации → псевдосостояние выбора; «Выгрузка CSV» → псевдосостояние соединения. Надписей нет: переход по завершению внутренней деятельности состояния (из начального псевдосостояния — сразу при запуске, из соединения — безусловно, из разветвления — безусловно и одновременно в оба параллельных состояния, из синхронизации — после завершения обоих параллельных состояний), безальтернативный.</w:t>
+            </w:r>
+          </w:p>
+        </w:tc>
+      </w:tr>
+      <w:tr>
+        <w:trPr>
+          <w:cantSplit w:val="off"/>
+        </w:trPr>
+        <w:tc>
+          <w:tcPr>
+            <w:tcW w:type="dxa" w:w="2268"/>
+            <w:tcBorders>
+              <w:top w:val="single" w:color="000000" w:sz="4"/>
+              <w:left w:val="single" w:color="000000" w:sz="4"/>
+              <w:bottom w:val="single" w:color="000000" w:sz="4"/>
+              <w:right w:val="single" w:color="000000" w:sz="4"/>
+            </w:tcBorders>
+            <w:shd w:fill="F2F2F2" w:color="auto" w:val="clear"/>
+            <w:tcMar>
+              <w:top w:type="dxa" w:w="60"/>
+              <w:left w:type="dxa" w:w="100"/>
+              <w:bottom w:type="dxa" w:w="60"/>
+              <w:right w:type="dxa" w:w="100"/>
+            </w:tcMar>
+          </w:tcPr>
+          <w:p>
+            <w:pPr>
+              <w:spacing w:after="40" w:before="0" w:line="240"/>
+            </w:pPr>
+            <w:r>
+              <w:rPr>
+                <w:rFonts w:ascii="Times New Roman" w:cs="Times New Roman" w:eastAsia="Times New Roman" w:hAnsi="Times New Roman"/>
+                <w:b/>
+                <w:bCs/>
+                <w:i w:val="false"/>
+                <w:iCs w:val="false"/>
+                <w:sz w:val="24"/>
+                <w:szCs w:val="24"/>
+              </w:rPr>
+              <w:t xml:space="preserve">Переходы по событиям</w:t>
+            </w:r>
+          </w:p>
+        </w:tc>
+        <w:tc>
+          <w:tcPr>
+            <w:tcW w:type="dxa" w:w="7087"/>
+            <w:tcBorders>
+              <w:top w:val="single" w:color="000000" w:sz="4"/>
+              <w:left w:val="single" w:color="000000" w:sz="4"/>
+              <w:bottom w:val="single" w:color="000000" w:sz="4"/>
+              <w:right w:val="single" w:color="000000" w:sz="4"/>
+            </w:tcBorders>
+            <w:tcMar>
+              <w:top w:type="dxa" w:w="60"/>
+              <w:left w:type="dxa" w:w="100"/>
+              <w:bottom w:type="dxa" w:w="60"/>
+              <w:right w:type="dxa" w:w="100"/>
+            </w:tcMar>
+          </w:tcPr>
+          <w:p>
+            <w:pPr>
+              <w:spacing w:after="40" w:before="0" w:line="240"/>
+            </w:pPr>
+            <w:r>
+              <w:rPr>
+                <w:rFonts w:ascii="Times New Roman" w:cs="Times New Roman" w:eastAsia="Times New Roman" w:hAnsi="Times New Roman"/>
+                <w:b w:val="false"/>
+                <w:bCs w:val="false"/>
+                <w:i w:val="false"/>
+                <w:iCs w:val="false"/>
+                <w:sz w:val="24"/>
+                <w:szCs w:val="24"/>
+              </w:rPr>
+              <w:t xml:space="preserve">«Отображение панели аналитики» → псевдосостояние синхронизации: выбрано действие / Действие := выбранное</w:t>
+            </w:r>
+          </w:p>
+          <w:p>
+            <w:pPr>
+              <w:spacing w:after="40" w:before="0" w:line="240"/>
+            </w:pPr>
+            <w:r>
+              <w:rPr>
+                <w:rFonts w:ascii="Times New Roman" w:cs="Times New Roman" w:eastAsia="Times New Roman" w:hAnsi="Times New Roman"/>
+                <w:b w:val="false"/>
+                <w:bCs w:val="false"/>
+                <w:i w:val="false"/>
+                <w:iCs w:val="false"/>
+                <w:sz w:val="24"/>
+                <w:szCs w:val="24"/>
+              </w:rPr>
+              <w:t xml:space="preserve">«Отображение отчёта» → псевдосостояние синхронизации: выбрано действие / Действие := выбранное</w:t>
+            </w:r>
+          </w:p>
+          <w:p>
+            <w:pPr>
+              <w:spacing w:after="40" w:before="0" w:line="240"/>
+            </w:pPr>
+            <w:r>
+              <w:rPr>
+                <w:rFonts w:ascii="Times New Roman" w:cs="Times New Roman" w:eastAsia="Times New Roman" w:hAnsi="Times New Roman"/>
+                <w:b w:val="false"/>
+                <w:bCs w:val="false"/>
+                <w:i w:val="false"/>
+                <w:iCs w:val="false"/>
+                <w:sz w:val="24"/>
+                <w:szCs w:val="24"/>
+              </w:rPr>
+              <w:t xml:space="preserve">«Расчёт показателей» → псевдосостояние соединения: результат получен</w:t>
+            </w:r>
+          </w:p>
+          <w:p>
+            <w:pPr>
+              <w:spacing w:after="40" w:before="0" w:line="240"/>
+            </w:pPr>
+            <w:r>
+              <w:rPr>
+                <w:rFonts w:ascii="Times New Roman" w:cs="Times New Roman" w:eastAsia="Times New Roman" w:hAnsi="Times New Roman"/>
+                <w:b w:val="false"/>
+                <w:bCs w:val="false"/>
+                <w:i w:val="false"/>
+                <w:iCs w:val="false"/>
+                <w:sz w:val="24"/>
+                <w:szCs w:val="24"/>
+              </w:rPr>
+              <w:t xml:space="preserve">«Расчёт показателей» → «Фоновый расчёт»: прошло 30 секунд</w:t>
+            </w:r>
+          </w:p>
+          <w:p>
+            <w:pPr>
+              <w:spacing w:after="40" w:before="0" w:line="240"/>
+            </w:pPr>
+            <w:r>
+              <w:rPr>
+                <w:rFonts w:ascii="Times New Roman" w:cs="Times New Roman" w:eastAsia="Times New Roman" w:hAnsi="Times New Roman"/>
+                <w:b w:val="false"/>
+                <w:bCs w:val="false"/>
+                <w:i w:val="false"/>
+                <w:iCs w:val="false"/>
+                <w:sz w:val="24"/>
+                <w:szCs w:val="24"/>
+              </w:rPr>
+              <w:t xml:space="preserve">«Фоновый расчёт» → псевдосостояние соединения: расчёт завершён</w:t>
+            </w:r>
+          </w:p>
+          <w:p>
+            <w:pPr>
+              <w:spacing w:after="40" w:before="0" w:line="240"/>
+            </w:pPr>
+            <w:r>
+              <w:rPr>
+                <w:rFonts w:ascii="Times New Roman" w:cs="Times New Roman" w:eastAsia="Times New Roman" w:hAnsi="Times New Roman"/>
+                <w:b w:val="false"/>
+                <w:bCs w:val="false"/>
+                <w:i w:val="false"/>
+                <w:iCs w:val="false"/>
+                <w:sz w:val="24"/>
+                <w:szCs w:val="24"/>
+              </w:rPr>
+              <w:t xml:space="preserve">Внутренняя деятельность исходного состояния потенциально бесконечна (ожидание действия или внешнего события), выход из него — только по событию; условие ограничивает переход, действие после «/» изменяет внутреннюю переменную или состояние объекта. Отображение окна выполняется параллельно с действиями пользователя ([5], рис. 3.2) и завершается событием «выбрано действие», на переходе запоминается выбранное действие (Действие := выбранное); синхронизация передаёт управление дальше после завершения действий пользователя.</w:t>
+            </w:r>
+          </w:p>
+        </w:tc>
+      </w:tr>
+      <w:tr>
+        <w:trPr>
+          <w:cantSplit w:val="off"/>
+        </w:trPr>
+        <w:tc>
+          <w:tcPr>
+            <w:tcW w:type="dxa" w:w="2268"/>
+            <w:tcBorders>
+              <w:top w:val="single" w:color="000000" w:sz="4"/>
+              <w:left w:val="single" w:color="000000" w:sz="4"/>
+              <w:bottom w:val="single" w:color="000000" w:sz="4"/>
+              <w:right w:val="single" w:color="000000" w:sz="4"/>
+            </w:tcBorders>
+            <w:shd w:fill="F2F2F2" w:color="auto" w:val="clear"/>
+            <w:tcMar>
+              <w:top w:type="dxa" w:w="60"/>
+              <w:left w:type="dxa" w:w="100"/>
+              <w:bottom w:type="dxa" w:w="60"/>
+              <w:right w:type="dxa" w:w="100"/>
+            </w:tcMar>
+          </w:tcPr>
+          <w:p>
+            <w:pPr>
+              <w:spacing w:after="40" w:before="0" w:line="240"/>
+            </w:pPr>
+            <w:r>
+              <w:rPr>
+                <w:rFonts w:ascii="Times New Roman" w:cs="Times New Roman" w:eastAsia="Times New Roman" w:hAnsi="Times New Roman"/>
+                <w:b/>
+                <w:bCs/>
+                <w:i w:val="false"/>
+                <w:iCs w:val="false"/>
+                <w:sz w:val="24"/>
+                <w:szCs w:val="24"/>
+              </w:rPr>
               <w:t xml:space="preserve">Переходы с условиями и действиями</w:t>
             </w:r>
           </w:p>
@@ -19711,7 +22196,41 @@
                 <w:sz w:val="24"/>
                 <w:szCs w:val="24"/>
               </w:rPr>
+              <w:t xml:space="preserve">Из псевдосостояния выбора: [Действие = «Показать»] / Период := выбранный → «Расчёт показателей», [else] → конечное состояние.</w:t>
+            </w:r>
+          </w:p>
+          <w:p>
+            <w:pPr>
+              <w:spacing w:after="40" w:before="0" w:line="240"/>
+            </w:pPr>
+            <w:r>
+              <w:rPr>
+                <w:rFonts w:ascii="Times New Roman" w:cs="Times New Roman" w:eastAsia="Times New Roman" w:hAnsi="Times New Roman"/>
+                <w:b w:val="false"/>
+                <w:bCs w:val="false"/>
+                <w:i w:val="false"/>
+                <w:iCs w:val="false"/>
+                <w:sz w:val="24"/>
+                <w:szCs w:val="24"/>
+              </w:rPr>
               <w:t xml:space="preserve">Из псевдосостояния выбора: [строк нет] → «Нет данных», [else] → псевдосостояние соединения.</w:t>
+            </w:r>
+          </w:p>
+          <w:p>
+            <w:pPr>
+              <w:spacing w:after="40" w:before="0" w:line="240"/>
+            </w:pPr>
+            <w:r>
+              <w:rPr>
+                <w:rFonts w:ascii="Times New Roman" w:cs="Times New Roman" w:eastAsia="Times New Roman" w:hAnsi="Times New Roman"/>
+                <w:b w:val="false"/>
+                <w:bCs w:val="false"/>
+                <w:i w:val="false"/>
+                <w:iCs w:val="false"/>
+                <w:sz w:val="24"/>
+                <w:szCs w:val="24"/>
+              </w:rPr>
+              <w:t xml:space="preserve">Из псевдосостояния выбора: [Действие = «Выгрузить CSV»] → «Выгрузка CSV», [Действие = «Другой отчёт»] → псевдосостояние соединения, [else] → конечное состояние.</w:t>
             </w:r>
           </w:p>
           <w:p>
@@ -19843,7 +22362,7 @@
                 <w:sz w:val="24"/>
                 <w:szCs w:val="24"/>
               </w:rPr>
-              <w:t xml:space="preserve">D_SM_Plans_and_Staff. Алгоритм реализации прецедента «Управление тарифами и персоналом» в форме автомата: панель владельца, выбор раздела, изменение тарифов и ролей с записью в журнал аудита, финансовый отчёт (только чтение). Количественная характеристика диаграммы: простых состояний — 6; ссылочных состояний — 0; псевдосостояний выбора — 3; соединения — 4; начальных — 1; конечных — 1; переходов — 18.</w:t>
+              <w:t xml:space="preserve">D_SM_Plans_and_Staff. Алгоритм реализации прецедента «Управление тарифами и персоналом» в форме автомата: панель владельца, выбор раздела, изменение тарифов и ролей с записью в журнал аудита, финансовый отчёт (только чтение). Внутренние переменные (атрибуты вспомогательного объекта потока управления): Действие (строка) — действие, выбранное в окне: нажатая кнопка, ссылка или закрытие окна. Количественная характеристика диаграммы: простых состояний — 7; ссылочных состояний — 0; псевдосостояний выбора — 4; соединения — 5; разветвления — 1; синхронизации — 1; начальных — 1; конечных — 1; переходов — 24.</w:t>
             </w:r>
           </w:p>
         </w:tc>
@@ -19883,7 +22402,7 @@
                 <w:sz w:val="24"/>
                 <w:szCs w:val="24"/>
               </w:rPr>
-              <w:t xml:space="preserve">«Панель»</w:t>
+              <w:t xml:space="preserve">«Отображение панели»</w:t>
             </w:r>
           </w:p>
         </w:tc>
@@ -19951,24 +22470,24 @@
                 <w:sz w:val="24"/>
                 <w:szCs w:val="24"/>
               </w:rPr>
-              <w:t xml:space="preserve">do/Показ панели и ожидание выбора раздела</w:t>
-            </w:r>
-          </w:p>
-          <w:p>
-            <w:pPr>
-              <w:spacing w:after="40" w:before="0" w:line="240"/>
-            </w:pPr>
-            <w:r>
-              <w:rPr>
-                <w:rFonts w:ascii="Times New Roman" w:cs="Times New Roman" w:eastAsia="Times New Roman" w:hAnsi="Times New Roman"/>
-                <w:b w:val="false"/>
-                <w:bCs w:val="false"/>
-                <w:i w:val="false"/>
-                <w:iCs w:val="false"/>
-                <w:sz w:val="24"/>
-                <w:szCs w:val="24"/>
-              </w:rPr>
-              <w:t xml:space="preserve">При входе сервер проверяет роль owner; показ панели, выход только по событиям. Деятельности состояния семантически просты, отдельная диаграмма не приводится.</w:t>
+              <w:t xml:space="preserve">do/Показ панели и реакция на выбор</w:t>
+            </w:r>
+          </w:p>
+          <w:p>
+            <w:pPr>
+              <w:spacing w:after="40" w:before="0" w:line="240"/>
+            </w:pPr>
+            <w:r>
+              <w:rPr>
+                <w:rFonts w:ascii="Times New Roman" w:cs="Times New Roman" w:eastAsia="Times New Roman" w:hAnsi="Times New Roman"/>
+                <w:b w:val="false"/>
+                <w:bCs w:val="false"/>
+                <w:i w:val="false"/>
+                <w:iCs w:val="false"/>
+                <w:sz w:val="24"/>
+                <w:szCs w:val="24"/>
+              </w:rPr>
+              <w:t xml:space="preserve">Окно отображается системой параллельно с действиями пользователя; внутренняя деятельность потенциально бесконечна, выход только по событию. При входе сервер проверяет роль owner; панель показывает разделы прецедента. Деятельности состояния семантически просты, отдельная диаграмма не приводится.</w:t>
             </w:r>
           </w:p>
         </w:tc>
@@ -20008,7 +22527,7 @@
                 <w:sz w:val="24"/>
                 <w:szCs w:val="24"/>
               </w:rPr>
-              <w:t xml:space="preserve">«Финансы»</w:t>
+              <w:t xml:space="preserve">«Действия владельца»</w:t>
             </w:r>
           </w:p>
         </w:tc>
@@ -20059,24 +22578,41 @@
                 <w:sz w:val="24"/>
                 <w:szCs w:val="24"/>
               </w:rPr>
-              <w:t xml:space="preserve">do/Показ финансового отчёта</w:t>
-            </w:r>
-          </w:p>
-          <w:p>
-            <w:pPr>
-              <w:spacing w:after="40" w:before="0" w:line="240"/>
-            </w:pPr>
-            <w:r>
-              <w:rPr>
-                <w:rFonts w:ascii="Times New Roman" w:cs="Times New Roman" w:eastAsia="Times New Roman" w:hAnsi="Times New Roman"/>
-                <w:b w:val="false"/>
-                <w:bCs w:val="false"/>
-                <w:i w:val="false"/>
-                <w:iCs w:val="false"/>
-                <w:sz w:val="24"/>
-                <w:szCs w:val="24"/>
-              </w:rPr>
-              <w:t xml:space="preserve">Внутренняя деятельность — деятельность ЛР2 «Формирование финансового отчёта» (только чтение).</w:t>
+              <w:t xml:space="preserve">do/Выбор раздела и действия</w:t>
+            </w:r>
+          </w:p>
+          <w:p>
+            <w:pPr>
+              <w:spacing w:after="40" w:before="0" w:line="240"/>
+            </w:pPr>
+            <w:r>
+              <w:rPr>
+                <w:rFonts w:ascii="Times New Roman" w:cs="Times New Roman" w:eastAsia="Times New Roman" w:hAnsi="Times New Roman"/>
+                <w:b w:val="false"/>
+                <w:bCs w:val="false"/>
+                <w:i w:val="false"/>
+                <w:iCs w:val="false"/>
+                <w:sz w:val="24"/>
+                <w:szCs w:val="24"/>
+              </w:rPr>
+              <w:t xml:space="preserve">exit/Нажатие раздела или «Закрыть»</w:t>
+            </w:r>
+          </w:p>
+          <w:p>
+            <w:pPr>
+              <w:spacing w:after="40" w:before="0" w:line="240"/>
+            </w:pPr>
+            <w:r>
+              <w:rPr>
+                <w:rFonts w:ascii="Times New Roman" w:cs="Times New Roman" w:eastAsia="Times New Roman" w:hAnsi="Times New Roman"/>
+                <w:b w:val="false"/>
+                <w:bCs w:val="false"/>
+                <w:i w:val="false"/>
+                <w:iCs w:val="false"/>
+                <w:sz w:val="24"/>
+                <w:szCs w:val="24"/>
+              </w:rPr>
+              <w:t xml:space="preserve">Действия в окне, выполняемые параллельно с его отображением; внутренние деятельности do выполняются в любом порядке, состояние завершается действием exit. Работник выбирает раздел и действие или закрывает панель. Деятельности состояния семантически просты, отдельная диаграмма не приводится.</w:t>
             </w:r>
           </w:p>
         </w:tc>
@@ -20116,7 +22652,7 @@
                 <w:sz w:val="24"/>
                 <w:szCs w:val="24"/>
               </w:rPr>
-              <w:t xml:space="preserve">«Тарифы»</w:t>
+              <w:t xml:space="preserve">«Финансы»</w:t>
             </w:r>
           </w:p>
         </w:tc>
@@ -20167,24 +22703,24 @@
                 <w:sz w:val="24"/>
                 <w:szCs w:val="24"/>
               </w:rPr>
-              <w:t xml:space="preserve">do/Изменение цен и лимитов</w:t>
-            </w:r>
-          </w:p>
-          <w:p>
-            <w:pPr>
-              <w:spacing w:after="40" w:before="0" w:line="240"/>
-            </w:pPr>
-            <w:r>
-              <w:rPr>
-                <w:rFonts w:ascii="Times New Roman" w:cs="Times New Roman" w:eastAsia="Times New Roman" w:hAnsi="Times New Roman"/>
-                <w:b w:val="false"/>
-                <w:bCs w:val="false"/>
-                <w:i w:val="false"/>
-                <w:iCs w:val="false"/>
-                <w:sz w:val="24"/>
-                <w:szCs w:val="24"/>
-              </w:rPr>
-              <w:t xml:space="preserve">Внутренняя деятельность — деятельность ЛР2 «Изменение цен и лимитов тарифов».</w:t>
+              <w:t xml:space="preserve">do/Показ финансового отчёта</w:t>
+            </w:r>
+          </w:p>
+          <w:p>
+            <w:pPr>
+              <w:spacing w:after="40" w:before="0" w:line="240"/>
+            </w:pPr>
+            <w:r>
+              <w:rPr>
+                <w:rFonts w:ascii="Times New Roman" w:cs="Times New Roman" w:eastAsia="Times New Roman" w:hAnsi="Times New Roman"/>
+                <w:b w:val="false"/>
+                <w:bCs w:val="false"/>
+                <w:i w:val="false"/>
+                <w:iCs w:val="false"/>
+                <w:sz w:val="24"/>
+                <w:szCs w:val="24"/>
+              </w:rPr>
+              <w:t xml:space="preserve">Внутренняя деятельность — деятельность ЛР2 «Формирование финансового отчёта» (только чтение).</w:t>
             </w:r>
           </w:p>
         </w:tc>
@@ -20224,7 +22760,7 @@
                 <w:sz w:val="24"/>
                 <w:szCs w:val="24"/>
               </w:rPr>
-              <w:t xml:space="preserve">«Назначение роли»</w:t>
+              <w:t xml:space="preserve">«Тарифы»</w:t>
             </w:r>
           </w:p>
         </w:tc>
@@ -20275,24 +22811,24 @@
                 <w:sz w:val="24"/>
                 <w:szCs w:val="24"/>
               </w:rPr>
-              <w:t xml:space="preserve">do/Назначение роли сотруднику</w:t>
-            </w:r>
-          </w:p>
-          <w:p>
-            <w:pPr>
-              <w:spacing w:after="40" w:before="0" w:line="240"/>
-            </w:pPr>
-            <w:r>
-              <w:rPr>
-                <w:rFonts w:ascii="Times New Roman" w:cs="Times New Roman" w:eastAsia="Times New Roman" w:hAnsi="Times New Roman"/>
-                <w:b w:val="false"/>
-                <w:bCs w:val="false"/>
-                <w:i w:val="false"/>
-                <w:iCs w:val="false"/>
-                <w:sz w:val="24"/>
-                <w:szCs w:val="24"/>
-              </w:rPr>
-              <w:t xml:space="preserve">Внутренняя деятельность — деятельность ЛР2 «Назначение роли сотруднику».</w:t>
+              <w:t xml:space="preserve">do/Изменение цен и лимитов</w:t>
+            </w:r>
+          </w:p>
+          <w:p>
+            <w:pPr>
+              <w:spacing w:after="40" w:before="0" w:line="240"/>
+            </w:pPr>
+            <w:r>
+              <w:rPr>
+                <w:rFonts w:ascii="Times New Roman" w:cs="Times New Roman" w:eastAsia="Times New Roman" w:hAnsi="Times New Roman"/>
+                <w:b w:val="false"/>
+                <w:bCs w:val="false"/>
+                <w:i w:val="false"/>
+                <w:iCs w:val="false"/>
+                <w:sz w:val="24"/>
+                <w:szCs w:val="24"/>
+              </w:rPr>
+              <w:t xml:space="preserve">Внутренняя деятельность — деятельность ЛР2 «Изменение цен и лимитов тарифов».</w:t>
             </w:r>
           </w:p>
         </w:tc>
@@ -20332,7 +22868,7 @@
                 <w:sz w:val="24"/>
                 <w:szCs w:val="24"/>
               </w:rPr>
-              <w:t xml:space="preserve">«Отзыв роли»</w:t>
+              <w:t xml:space="preserve">«Назначение роли»</w:t>
             </w:r>
           </w:p>
         </w:tc>
@@ -20383,41 +22919,24 @@
                 <w:sz w:val="24"/>
                 <w:szCs w:val="24"/>
               </w:rPr>
-              <w:t xml:space="preserve">do/Снятие роли</w:t>
-            </w:r>
-          </w:p>
-          <w:p>
-            <w:pPr>
-              <w:spacing w:after="40" w:before="0" w:line="240"/>
-            </w:pPr>
-            <w:r>
-              <w:rPr>
-                <w:rFonts w:ascii="Times New Roman" w:cs="Times New Roman" w:eastAsia="Times New Roman" w:hAnsi="Times New Roman"/>
-                <w:b w:val="false"/>
-                <w:bCs w:val="false"/>
-                <w:i w:val="false"/>
-                <w:iCs w:val="false"/>
-                <w:sz w:val="24"/>
-                <w:szCs w:val="24"/>
-              </w:rPr>
-              <w:t xml:space="preserve">exit/Аннулирование сеансов сотрудника</w:t>
-            </w:r>
-          </w:p>
-          <w:p>
-            <w:pPr>
-              <w:spacing w:after="40" w:before="0" w:line="240"/>
-            </w:pPr>
-            <w:r>
-              <w:rPr>
-                <w:rFonts w:ascii="Times New Roman" w:cs="Times New Roman" w:eastAsia="Times New Roman" w:hAnsi="Times New Roman"/>
-                <w:b w:val="false"/>
-                <w:bCs w:val="false"/>
-                <w:i w:val="false"/>
-                <w:iCs w:val="false"/>
-                <w:sz w:val="24"/>
-                <w:szCs w:val="24"/>
-              </w:rPr>
-              <w:t xml:space="preserve">Внутренняя деятельность — деятельность ЛР2 «Отзыв роли сотрудника»; при выходе сеансы сотрудника аннулируются сразу.</w:t>
+              <w:t xml:space="preserve">do/Назначение роли сотруднику</w:t>
+            </w:r>
+          </w:p>
+          <w:p>
+            <w:pPr>
+              <w:spacing w:after="40" w:before="0" w:line="240"/>
+            </w:pPr>
+            <w:r>
+              <w:rPr>
+                <w:rFonts w:ascii="Times New Roman" w:cs="Times New Roman" w:eastAsia="Times New Roman" w:hAnsi="Times New Roman"/>
+                <w:b w:val="false"/>
+                <w:bCs w:val="false"/>
+                <w:i w:val="false"/>
+                <w:iCs w:val="false"/>
+                <w:sz w:val="24"/>
+                <w:szCs w:val="24"/>
+              </w:rPr>
+              <w:t xml:space="preserve">Внутренняя деятельность — деятельность ЛР2 «Назначение роли сотруднику».</w:t>
             </w:r>
           </w:p>
         </w:tc>
@@ -20457,7 +22976,7 @@
                 <w:sz w:val="24"/>
                 <w:szCs w:val="24"/>
               </w:rPr>
-              <w:t xml:space="preserve">«Запись в журнал аудита»</w:t>
+              <w:t xml:space="preserve">«Отзыв роли»</w:t>
             </w:r>
           </w:p>
         </w:tc>
@@ -20508,24 +23027,41 @@
                 <w:sz w:val="24"/>
                 <w:szCs w:val="24"/>
               </w:rPr>
-              <w:t xml:space="preserve">do/Добавление записи в audit_log</w:t>
-            </w:r>
-          </w:p>
-          <w:p>
-            <w:pPr>
-              <w:spacing w:after="40" w:before="0" w:line="240"/>
-            </w:pPr>
-            <w:r>
-              <w:rPr>
-                <w:rFonts w:ascii="Times New Roman" w:cs="Times New Roman" w:eastAsia="Times New Roman" w:hAnsi="Times New Roman"/>
-                <w:b w:val="false"/>
-                <w:bCs w:val="false"/>
-                <w:i w:val="false"/>
-                <w:iCs w:val="false"/>
-                <w:sz w:val="24"/>
-                <w:szCs w:val="24"/>
-              </w:rPr>
-              <w:t xml:space="preserve">Внутренняя деятельность — деятельность ЛР2 «Запись в журнал аудита».</w:t>
+              <w:t xml:space="preserve">do/Снятие роли</w:t>
+            </w:r>
+          </w:p>
+          <w:p>
+            <w:pPr>
+              <w:spacing w:after="40" w:before="0" w:line="240"/>
+            </w:pPr>
+            <w:r>
+              <w:rPr>
+                <w:rFonts w:ascii="Times New Roman" w:cs="Times New Roman" w:eastAsia="Times New Roman" w:hAnsi="Times New Roman"/>
+                <w:b w:val="false"/>
+                <w:bCs w:val="false"/>
+                <w:i w:val="false"/>
+                <w:iCs w:val="false"/>
+                <w:sz w:val="24"/>
+                <w:szCs w:val="24"/>
+              </w:rPr>
+              <w:t xml:space="preserve">exit/Аннулирование сеансов сотрудника</w:t>
+            </w:r>
+          </w:p>
+          <w:p>
+            <w:pPr>
+              <w:spacing w:after="40" w:before="0" w:line="240"/>
+            </w:pPr>
+            <w:r>
+              <w:rPr>
+                <w:rFonts w:ascii="Times New Roman" w:cs="Times New Roman" w:eastAsia="Times New Roman" w:hAnsi="Times New Roman"/>
+                <w:b w:val="false"/>
+                <w:bCs w:val="false"/>
+                <w:i w:val="false"/>
+                <w:iCs w:val="false"/>
+                <w:sz w:val="24"/>
+                <w:szCs w:val="24"/>
+              </w:rPr>
+              <w:t xml:space="preserve">Внутренняя деятельность — деятельность ЛР2 «Отзыв роли сотрудника»; при выходе сеансы сотрудника аннулируются сразу.</w:t>
             </w:r>
           </w:p>
         </w:tc>
@@ -20565,7 +23101,7 @@
                 <w:sz w:val="24"/>
                 <w:szCs w:val="24"/>
               </w:rPr>
-              <w:t xml:space="preserve">Псевдосостояния выбора</w:t>
+              <w:t xml:space="preserve">«Запись в журнал аудита»</w:t>
             </w:r>
           </w:p>
         </w:tc>
@@ -20599,41 +23135,41 @@
                 <w:sz w:val="24"/>
                 <w:szCs w:val="24"/>
               </w:rPr>
-              <w:t xml:space="preserve">проверка условия [раздел «Финансы»].</w:t>
-            </w:r>
-          </w:p>
-          <w:p>
-            <w:pPr>
-              <w:spacing w:after="40" w:before="0" w:line="240"/>
-            </w:pPr>
-            <w:r>
-              <w:rPr>
-                <w:rFonts w:ascii="Times New Roman" w:cs="Times New Roman" w:eastAsia="Times New Roman" w:hAnsi="Times New Roman"/>
-                <w:b w:val="false"/>
-                <w:bCs w:val="false"/>
-                <w:i w:val="false"/>
-                <w:iCs w:val="false"/>
-                <w:sz w:val="24"/>
-                <w:szCs w:val="24"/>
-              </w:rPr>
-              <w:t xml:space="preserve">проверка условия [раздел «Тарифы»].</w:t>
-            </w:r>
-          </w:p>
-          <w:p>
-            <w:pPr>
-              <w:spacing w:after="40" w:before="0" w:line="240"/>
-            </w:pPr>
-            <w:r>
-              <w:rPr>
-                <w:rFonts w:ascii="Times New Roman" w:cs="Times New Roman" w:eastAsia="Times New Roman" w:hAnsi="Times New Roman"/>
-                <w:b w:val="false"/>
-                <w:bCs w:val="false"/>
-                <w:i w:val="false"/>
-                <w:iCs w:val="false"/>
-                <w:sz w:val="24"/>
-                <w:szCs w:val="24"/>
-              </w:rPr>
-              <w:t xml:space="preserve">проверка условия [нажата «Назначить роль»].</w:t>
+              <w:t xml:space="preserve">Простое состояние.</w:t>
+            </w:r>
+          </w:p>
+          <w:p>
+            <w:pPr>
+              <w:spacing w:after="40" w:before="0" w:line="240"/>
+            </w:pPr>
+            <w:r>
+              <w:rPr>
+                <w:rFonts w:ascii="Times New Roman" w:cs="Times New Roman" w:eastAsia="Times New Roman" w:hAnsi="Times New Roman"/>
+                <w:b w:val="false"/>
+                <w:bCs w:val="false"/>
+                <w:i w:val="false"/>
+                <w:iCs w:val="false"/>
+                <w:sz w:val="24"/>
+                <w:szCs w:val="24"/>
+              </w:rPr>
+              <w:t xml:space="preserve">do/Добавление записи в audit_log</w:t>
+            </w:r>
+          </w:p>
+          <w:p>
+            <w:pPr>
+              <w:spacing w:after="40" w:before="0" w:line="240"/>
+            </w:pPr>
+            <w:r>
+              <w:rPr>
+                <w:rFonts w:ascii="Times New Roman" w:cs="Times New Roman" w:eastAsia="Times New Roman" w:hAnsi="Times New Roman"/>
+                <w:b w:val="false"/>
+                <w:bCs w:val="false"/>
+                <w:i w:val="false"/>
+                <w:iCs w:val="false"/>
+                <w:sz w:val="24"/>
+                <w:szCs w:val="24"/>
+              </w:rPr>
+              <w:t xml:space="preserve">Внутренняя деятельность — деятельность ЛР2 «Запись в журнал аудита».</w:t>
             </w:r>
           </w:p>
         </w:tc>
@@ -20673,7 +23209,7 @@
                 <w:sz w:val="24"/>
                 <w:szCs w:val="24"/>
               </w:rPr>
-              <w:t xml:space="preserve">Псевдосостояния соединения</w:t>
+              <w:t xml:space="preserve">Псевдосостояния выбора</w:t>
             </w:r>
           </w:p>
         </w:tc>
@@ -20707,24 +23243,58 @@
                 <w:sz w:val="24"/>
                 <w:szCs w:val="24"/>
               </w:rPr>
-              <w:t xml:space="preserve">возврат к панели.</w:t>
-            </w:r>
-          </w:p>
-          <w:p>
-            <w:pPr>
-              <w:spacing w:after="40" w:before="0" w:line="240"/>
-            </w:pPr>
-            <w:r>
-              <w:rPr>
-                <w:rFonts w:ascii="Times New Roman" w:cs="Times New Roman" w:eastAsia="Times New Roman" w:hAnsi="Times New Roman"/>
-                <w:b w:val="false"/>
-                <w:bCs w:val="false"/>
-                <w:i w:val="false"/>
-                <w:iCs w:val="false"/>
-                <w:sz w:val="24"/>
-                <w:szCs w:val="24"/>
-              </w:rPr>
-              <w:t xml:space="preserve">объединяет разделы с изменениями перед записью в журнал аудита.</w:t>
+              <w:t xml:space="preserve">выбран ли раздел или панель закрыта.</w:t>
+            </w:r>
+          </w:p>
+          <w:p>
+            <w:pPr>
+              <w:spacing w:after="40" w:before="0" w:line="240"/>
+            </w:pPr>
+            <w:r>
+              <w:rPr>
+                <w:rFonts w:ascii="Times New Roman" w:cs="Times New Roman" w:eastAsia="Times New Roman" w:hAnsi="Times New Roman"/>
+                <w:b w:val="false"/>
+                <w:bCs w:val="false"/>
+                <w:i w:val="false"/>
+                <w:iCs w:val="false"/>
+                <w:sz w:val="24"/>
+                <w:szCs w:val="24"/>
+              </w:rPr>
+              <w:t xml:space="preserve">проверка условия [раздел «Финансы»].</w:t>
+            </w:r>
+          </w:p>
+          <w:p>
+            <w:pPr>
+              <w:spacing w:after="40" w:before="0" w:line="240"/>
+            </w:pPr>
+            <w:r>
+              <w:rPr>
+                <w:rFonts w:ascii="Times New Roman" w:cs="Times New Roman" w:eastAsia="Times New Roman" w:hAnsi="Times New Roman"/>
+                <w:b w:val="false"/>
+                <w:bCs w:val="false"/>
+                <w:i w:val="false"/>
+                <w:iCs w:val="false"/>
+                <w:sz w:val="24"/>
+                <w:szCs w:val="24"/>
+              </w:rPr>
+              <w:t xml:space="preserve">проверка условия [раздел «Тарифы»].</w:t>
+            </w:r>
+          </w:p>
+          <w:p>
+            <w:pPr>
+              <w:spacing w:after="40" w:before="0" w:line="240"/>
+            </w:pPr>
+            <w:r>
+              <w:rPr>
+                <w:rFonts w:ascii="Times New Roman" w:cs="Times New Roman" w:eastAsia="Times New Roman" w:hAnsi="Times New Roman"/>
+                <w:b w:val="false"/>
+                <w:bCs w:val="false"/>
+                <w:i w:val="false"/>
+                <w:iCs w:val="false"/>
+                <w:sz w:val="24"/>
+                <w:szCs w:val="24"/>
+              </w:rPr>
+              <w:t xml:space="preserve">проверка условия [нажата «Назначить роль»].</w:t>
             </w:r>
           </w:p>
         </w:tc>
@@ -20764,7 +23334,7 @@
                 <w:sz w:val="24"/>
                 <w:szCs w:val="24"/>
               </w:rPr>
-              <w:t xml:space="preserve">Начальное и конечные состояния</w:t>
+              <w:t xml:space="preserve">Псевдосостояния соединения</w:t>
             </w:r>
           </w:p>
         </w:tc>
@@ -20798,24 +23368,41 @@
                 <w:sz w:val="24"/>
                 <w:szCs w:val="24"/>
               </w:rPr>
-              <w:t xml:space="preserve">Начальное псевдосостояние — запуск автомата.</w:t>
-            </w:r>
-          </w:p>
-          <w:p>
-            <w:pPr>
-              <w:spacing w:after="40" w:before="0" w:line="240"/>
-            </w:pPr>
-            <w:r>
-              <w:rPr>
-                <w:rFonts w:ascii="Times New Roman" w:cs="Times New Roman" w:eastAsia="Times New Roman" w:hAnsi="Times New Roman"/>
-                <w:b w:val="false"/>
-                <w:bCs w:val="false"/>
-                <w:i w:val="false"/>
-                <w:iCs w:val="false"/>
-                <w:sz w:val="24"/>
-                <w:szCs w:val="24"/>
-              </w:rPr>
-              <w:t xml:space="preserve">Конечное состояние — панель закрыта.</w:t>
+              <w:t xml:space="preserve">объединяет запуск и возвраты к панели.</w:t>
+            </w:r>
+          </w:p>
+          <w:p>
+            <w:pPr>
+              <w:spacing w:after="40" w:before="0" w:line="240"/>
+            </w:pPr>
+            <w:r>
+              <w:rPr>
+                <w:rFonts w:ascii="Times New Roman" w:cs="Times New Roman" w:eastAsia="Times New Roman" w:hAnsi="Times New Roman"/>
+                <w:b w:val="false"/>
+                <w:bCs w:val="false"/>
+                <w:i w:val="false"/>
+                <w:iCs w:val="false"/>
+                <w:sz w:val="24"/>
+                <w:szCs w:val="24"/>
+              </w:rPr>
+              <w:t xml:space="preserve">возврат к панели.</w:t>
+            </w:r>
+          </w:p>
+          <w:p>
+            <w:pPr>
+              <w:spacing w:after="40" w:before="0" w:line="240"/>
+            </w:pPr>
+            <w:r>
+              <w:rPr>
+                <w:rFonts w:ascii="Times New Roman" w:cs="Times New Roman" w:eastAsia="Times New Roman" w:hAnsi="Times New Roman"/>
+                <w:b w:val="false"/>
+                <w:bCs w:val="false"/>
+                <w:i w:val="false"/>
+                <w:iCs w:val="false"/>
+                <w:sz w:val="24"/>
+                <w:szCs w:val="24"/>
+              </w:rPr>
+              <w:t xml:space="preserve">объединяет разделы с изменениями перед записью в журнал аудита.</w:t>
             </w:r>
           </w:p>
         </w:tc>
@@ -20855,7 +23442,7 @@
                 <w:sz w:val="24"/>
                 <w:szCs w:val="24"/>
               </w:rPr>
-              <w:t xml:space="preserve">Переходы без надписей</w:t>
+              <w:t xml:space="preserve">Псевдосостояния разветвления</w:t>
             </w:r>
           </w:p>
         </w:tc>
@@ -20889,7 +23476,7 @@
                 <w:sz w:val="24"/>
                 <w:szCs w:val="24"/>
               </w:rPr>
-              <w:t xml:space="preserve">начальное псевдосостояние → «Панель»; «Финансы» → псевдосостояние соединения; псевдосостояние соединения → «Панель»; «Тарифы» → псевдосостояние соединения; псевдосостояние соединения → псевдосостояние соединения; «Назначение роли» → псевдосостояние соединения; псевдосостояние соединения → псевдосостояние соединения; «Отзыв роли» → псевдосостояние соединения; псевдосостояние соединения → «Запись в журнал аудита»; «Запись в журнал аудита» → «Панель». Надписей нет: переход по завершению внутренней деятельности состояния (из начального псевдосостояния — сразу при запуске, из соединения — безусловно), безальтернативный.</w:t>
+              <w:t xml:space="preserve">запускает параллельные состояния «Отображение панели» и «Действия владельца» — окно отображается, пока пользователь работает с ним.</w:t>
             </w:r>
           </w:p>
         </w:tc>
@@ -20929,7 +23516,7 @@
                 <w:sz w:val="24"/>
                 <w:szCs w:val="24"/>
               </w:rPr>
-              <w:t xml:space="preserve">Переходы по событиям</w:t>
+              <w:t xml:space="preserve">Псевдосостояния синхронизации</w:t>
             </w:r>
           </w:p>
         </w:tc>
@@ -20963,41 +23550,7 @@
                 <w:sz w:val="24"/>
                 <w:szCs w:val="24"/>
               </w:rPr>
-              <w:t xml:space="preserve">«Панель» → псевдосостояние выбора: выбран раздел</w:t>
-            </w:r>
-          </w:p>
-          <w:p>
-            <w:pPr>
-              <w:spacing w:after="40" w:before="0" w:line="240"/>
-            </w:pPr>
-            <w:r>
-              <w:rPr>
-                <w:rFonts w:ascii="Times New Roman" w:cs="Times New Roman" w:eastAsia="Times New Roman" w:hAnsi="Times New Roman"/>
-                <w:b w:val="false"/>
-                <w:bCs w:val="false"/>
-                <w:i w:val="false"/>
-                <w:iCs w:val="false"/>
-                <w:sz w:val="24"/>
-                <w:szCs w:val="24"/>
-              </w:rPr>
-              <w:t xml:space="preserve">«Панель» → конечное состояние: нажата «Закрыть»</w:t>
-            </w:r>
-          </w:p>
-          <w:p>
-            <w:pPr>
-              <w:spacing w:after="40" w:before="0" w:line="240"/>
-            </w:pPr>
-            <w:r>
-              <w:rPr>
-                <w:rFonts w:ascii="Times New Roman" w:cs="Times New Roman" w:eastAsia="Times New Roman" w:hAnsi="Times New Roman"/>
-                <w:b w:val="false"/>
-                <w:bCs w:val="false"/>
-                <w:i w:val="false"/>
-                <w:iCs w:val="false"/>
-                <w:sz w:val="24"/>
-                <w:szCs w:val="24"/>
-              </w:rPr>
-              <w:t xml:space="preserve">Внутренняя деятельность исходного состояния потенциально бесконечна (ожидание действия или внешнего события), выход из него — только по событию; условие ограничивает переход, действие после «/» изменяет внутреннюю переменную или состояние объекта.</w:t>
+              <w:t xml:space="preserve">ожидает завершения параллельных состояний «Отображение панели» и «Действия владельца» и только затем передаёт управление дальше.</w:t>
             </w:r>
           </w:p>
         </w:tc>
@@ -21037,6 +23590,262 @@
                 <w:sz w:val="24"/>
                 <w:szCs w:val="24"/>
               </w:rPr>
+              <w:t xml:space="preserve">Начальное и конечные состояния</w:t>
+            </w:r>
+          </w:p>
+        </w:tc>
+        <w:tc>
+          <w:tcPr>
+            <w:tcW w:type="dxa" w:w="7087"/>
+            <w:tcBorders>
+              <w:top w:val="single" w:color="000000" w:sz="4"/>
+              <w:left w:val="single" w:color="000000" w:sz="4"/>
+              <w:bottom w:val="single" w:color="000000" w:sz="4"/>
+              <w:right w:val="single" w:color="000000" w:sz="4"/>
+            </w:tcBorders>
+            <w:tcMar>
+              <w:top w:type="dxa" w:w="60"/>
+              <w:left w:type="dxa" w:w="100"/>
+              <w:bottom w:type="dxa" w:w="60"/>
+              <w:right w:type="dxa" w:w="100"/>
+            </w:tcMar>
+          </w:tcPr>
+          <w:p>
+            <w:pPr>
+              <w:spacing w:after="40" w:before="0" w:line="240"/>
+            </w:pPr>
+            <w:r>
+              <w:rPr>
+                <w:rFonts w:ascii="Times New Roman" w:cs="Times New Roman" w:eastAsia="Times New Roman" w:hAnsi="Times New Roman"/>
+                <w:b w:val="false"/>
+                <w:bCs w:val="false"/>
+                <w:i w:val="false"/>
+                <w:iCs w:val="false"/>
+                <w:sz w:val="24"/>
+                <w:szCs w:val="24"/>
+              </w:rPr>
+              <w:t xml:space="preserve">Начальное псевдосостояние — запуск автомата.</w:t>
+            </w:r>
+          </w:p>
+          <w:p>
+            <w:pPr>
+              <w:spacing w:after="40" w:before="0" w:line="240"/>
+            </w:pPr>
+            <w:r>
+              <w:rPr>
+                <w:rFonts w:ascii="Times New Roman" w:cs="Times New Roman" w:eastAsia="Times New Roman" w:hAnsi="Times New Roman"/>
+                <w:b w:val="false"/>
+                <w:bCs w:val="false"/>
+                <w:i w:val="false"/>
+                <w:iCs w:val="false"/>
+                <w:sz w:val="24"/>
+                <w:szCs w:val="24"/>
+              </w:rPr>
+              <w:t xml:space="preserve">Конечное состояние — панель закрыта.</w:t>
+            </w:r>
+          </w:p>
+        </w:tc>
+      </w:tr>
+      <w:tr>
+        <w:trPr>
+          <w:cantSplit w:val="off"/>
+        </w:trPr>
+        <w:tc>
+          <w:tcPr>
+            <w:tcW w:type="dxa" w:w="2268"/>
+            <w:tcBorders>
+              <w:top w:val="single" w:color="000000" w:sz="4"/>
+              <w:left w:val="single" w:color="000000" w:sz="4"/>
+              <w:bottom w:val="single" w:color="000000" w:sz="4"/>
+              <w:right w:val="single" w:color="000000" w:sz="4"/>
+            </w:tcBorders>
+            <w:shd w:fill="F2F2F2" w:color="auto" w:val="clear"/>
+            <w:tcMar>
+              <w:top w:type="dxa" w:w="60"/>
+              <w:left w:type="dxa" w:w="100"/>
+              <w:bottom w:type="dxa" w:w="60"/>
+              <w:right w:type="dxa" w:w="100"/>
+            </w:tcMar>
+          </w:tcPr>
+          <w:p>
+            <w:pPr>
+              <w:spacing w:after="40" w:before="0" w:line="240"/>
+            </w:pPr>
+            <w:r>
+              <w:rPr>
+                <w:rFonts w:ascii="Times New Roman" w:cs="Times New Roman" w:eastAsia="Times New Roman" w:hAnsi="Times New Roman"/>
+                <w:b/>
+                <w:bCs/>
+                <w:i w:val="false"/>
+                <w:iCs w:val="false"/>
+                <w:sz w:val="24"/>
+                <w:szCs w:val="24"/>
+              </w:rPr>
+              <w:t xml:space="preserve">Переходы без надписей</w:t>
+            </w:r>
+          </w:p>
+        </w:tc>
+        <w:tc>
+          <w:tcPr>
+            <w:tcW w:type="dxa" w:w="7087"/>
+            <w:tcBorders>
+              <w:top w:val="single" w:color="000000" w:sz="4"/>
+              <w:left w:val="single" w:color="000000" w:sz="4"/>
+              <w:bottom w:val="single" w:color="000000" w:sz="4"/>
+              <w:right w:val="single" w:color="000000" w:sz="4"/>
+            </w:tcBorders>
+            <w:tcMar>
+              <w:top w:type="dxa" w:w="60"/>
+              <w:left w:type="dxa" w:w="100"/>
+              <w:bottom w:type="dxa" w:w="60"/>
+              <w:right w:type="dxa" w:w="100"/>
+            </w:tcMar>
+          </w:tcPr>
+          <w:p>
+            <w:pPr>
+              <w:spacing w:after="40" w:before="0" w:line="240"/>
+            </w:pPr>
+            <w:r>
+              <w:rPr>
+                <w:rFonts w:ascii="Times New Roman" w:cs="Times New Roman" w:eastAsia="Times New Roman" w:hAnsi="Times New Roman"/>
+                <w:b w:val="false"/>
+                <w:bCs w:val="false"/>
+                <w:i w:val="false"/>
+                <w:iCs w:val="false"/>
+                <w:sz w:val="24"/>
+                <w:szCs w:val="24"/>
+              </w:rPr>
+              <w:t xml:space="preserve">псевдосостояние разветвления → «Отображение панели»; псевдосостояние разветвления → «Действия владельца»; «Действия владельца» → псевдосостояние синхронизации; начальное псевдосостояние → псевдосостояние соединения; псевдосостояние соединения → псевдосостояние разветвления; псевдосостояние синхронизации → псевдосостояние выбора; «Финансы» → псевдосостояние соединения; псевдосостояние соединения → псевдосостояние соединения; «Тарифы» → псевдосостояние соединения; псевдосостояние соединения → псевдосостояние соединения; «Назначение роли» → псевдосостояние соединения; псевдосостояние соединения → псевдосостояние соединения; «Отзыв роли» → псевдосостояние соединения; псевдосостояние соединения → «Запись в журнал аудита»; «Запись в журнал аудита» → псевдосостояние соединения. Надписей нет: переход по завершению внутренней деятельности состояния (из начального псевдосостояния — сразу при запуске, из соединения — безусловно, из разветвления — безусловно и одновременно в оба параллельных состояния, из синхронизации — после завершения обоих параллельных состояний), безальтернативный.</w:t>
+            </w:r>
+          </w:p>
+        </w:tc>
+      </w:tr>
+      <w:tr>
+        <w:trPr>
+          <w:cantSplit w:val="off"/>
+        </w:trPr>
+        <w:tc>
+          <w:tcPr>
+            <w:tcW w:type="dxa" w:w="2268"/>
+            <w:tcBorders>
+              <w:top w:val="single" w:color="000000" w:sz="4"/>
+              <w:left w:val="single" w:color="000000" w:sz="4"/>
+              <w:bottom w:val="single" w:color="000000" w:sz="4"/>
+              <w:right w:val="single" w:color="000000" w:sz="4"/>
+            </w:tcBorders>
+            <w:shd w:fill="F2F2F2" w:color="auto" w:val="clear"/>
+            <w:tcMar>
+              <w:top w:type="dxa" w:w="60"/>
+              <w:left w:type="dxa" w:w="100"/>
+              <w:bottom w:type="dxa" w:w="60"/>
+              <w:right w:type="dxa" w:w="100"/>
+            </w:tcMar>
+          </w:tcPr>
+          <w:p>
+            <w:pPr>
+              <w:spacing w:after="40" w:before="0" w:line="240"/>
+            </w:pPr>
+            <w:r>
+              <w:rPr>
+                <w:rFonts w:ascii="Times New Roman" w:cs="Times New Roman" w:eastAsia="Times New Roman" w:hAnsi="Times New Roman"/>
+                <w:b/>
+                <w:bCs/>
+                <w:i w:val="false"/>
+                <w:iCs w:val="false"/>
+                <w:sz w:val="24"/>
+                <w:szCs w:val="24"/>
+              </w:rPr>
+              <w:t xml:space="preserve">Переходы по событиям</w:t>
+            </w:r>
+          </w:p>
+        </w:tc>
+        <w:tc>
+          <w:tcPr>
+            <w:tcW w:type="dxa" w:w="7087"/>
+            <w:tcBorders>
+              <w:top w:val="single" w:color="000000" w:sz="4"/>
+              <w:left w:val="single" w:color="000000" w:sz="4"/>
+              <w:bottom w:val="single" w:color="000000" w:sz="4"/>
+              <w:right w:val="single" w:color="000000" w:sz="4"/>
+            </w:tcBorders>
+            <w:tcMar>
+              <w:top w:type="dxa" w:w="60"/>
+              <w:left w:type="dxa" w:w="100"/>
+              <w:bottom w:type="dxa" w:w="60"/>
+              <w:right w:type="dxa" w:w="100"/>
+            </w:tcMar>
+          </w:tcPr>
+          <w:p>
+            <w:pPr>
+              <w:spacing w:after="40" w:before="0" w:line="240"/>
+            </w:pPr>
+            <w:r>
+              <w:rPr>
+                <w:rFonts w:ascii="Times New Roman" w:cs="Times New Roman" w:eastAsia="Times New Roman" w:hAnsi="Times New Roman"/>
+                <w:b w:val="false"/>
+                <w:bCs w:val="false"/>
+                <w:i w:val="false"/>
+                <w:iCs w:val="false"/>
+                <w:sz w:val="24"/>
+                <w:szCs w:val="24"/>
+              </w:rPr>
+              <w:t xml:space="preserve">«Отображение панели» → псевдосостояние синхронизации: выбрано действие / Действие := выбранное</w:t>
+            </w:r>
+          </w:p>
+          <w:p>
+            <w:pPr>
+              <w:spacing w:after="40" w:before="0" w:line="240"/>
+            </w:pPr>
+            <w:r>
+              <w:rPr>
+                <w:rFonts w:ascii="Times New Roman" w:cs="Times New Roman" w:eastAsia="Times New Roman" w:hAnsi="Times New Roman"/>
+                <w:b w:val="false"/>
+                <w:bCs w:val="false"/>
+                <w:i w:val="false"/>
+                <w:iCs w:val="false"/>
+                <w:sz w:val="24"/>
+                <w:szCs w:val="24"/>
+              </w:rPr>
+              <w:t xml:space="preserve">Внутренняя деятельность исходного состояния потенциально бесконечна (ожидание действия или внешнего события), выход из него — только по событию; условие ограничивает переход, действие после «/» изменяет внутреннюю переменную или состояние объекта. Отображение окна выполняется параллельно с действиями пользователя ([5], рис. 3.2) и завершается событием «выбрано действие», на переходе запоминается выбранное действие (Действие := выбранное); синхронизация передаёт управление дальше после завершения действий пользователя.</w:t>
+            </w:r>
+          </w:p>
+        </w:tc>
+      </w:tr>
+      <w:tr>
+        <w:trPr>
+          <w:cantSplit w:val="off"/>
+        </w:trPr>
+        <w:tc>
+          <w:tcPr>
+            <w:tcW w:type="dxa" w:w="2268"/>
+            <w:tcBorders>
+              <w:top w:val="single" w:color="000000" w:sz="4"/>
+              <w:left w:val="single" w:color="000000" w:sz="4"/>
+              <w:bottom w:val="single" w:color="000000" w:sz="4"/>
+              <w:right w:val="single" w:color="000000" w:sz="4"/>
+            </w:tcBorders>
+            <w:shd w:fill="F2F2F2" w:color="auto" w:val="clear"/>
+            <w:tcMar>
+              <w:top w:type="dxa" w:w="60"/>
+              <w:left w:type="dxa" w:w="100"/>
+              <w:bottom w:type="dxa" w:w="60"/>
+              <w:right w:type="dxa" w:w="100"/>
+            </w:tcMar>
+          </w:tcPr>
+          <w:p>
+            <w:pPr>
+              <w:spacing w:after="40" w:before="0" w:line="240"/>
+            </w:pPr>
+            <w:r>
+              <w:rPr>
+                <w:rFonts w:ascii="Times New Roman" w:cs="Times New Roman" w:eastAsia="Times New Roman" w:hAnsi="Times New Roman"/>
+                <w:b/>
+                <w:bCs/>
+                <w:i w:val="false"/>
+                <w:iCs w:val="false"/>
+                <w:sz w:val="24"/>
+                <w:szCs w:val="24"/>
+              </w:rPr>
               <w:t xml:space="preserve">Переходы с условиями и действиями</w:t>
             </w:r>
           </w:p>
@@ -21057,6 +23866,23 @@
               <w:right w:type="dxa" w:w="100"/>
             </w:tcMar>
           </w:tcPr>
+          <w:p>
+            <w:pPr>
+              <w:spacing w:after="40" w:before="0" w:line="240"/>
+            </w:pPr>
+            <w:r>
+              <w:rPr>
+                <w:rFonts w:ascii="Times New Roman" w:cs="Times New Roman" w:eastAsia="Times New Roman" w:hAnsi="Times New Roman"/>
+                <w:b w:val="false"/>
+                <w:bCs w:val="false"/>
+                <w:i w:val="false"/>
+                <w:iCs w:val="false"/>
+                <w:sz w:val="24"/>
+                <w:szCs w:val="24"/>
+              </w:rPr>
+              <w:t xml:space="preserve">Из псевдосостояния выбора: [Действие ≠ «Закрыть»] → псевдосостояние выбора, [else] → конечное состояние.</w:t>
+            </w:r>
+          </w:p>
           <w:p>
             <w:pPr>
               <w:spacing w:after="40" w:before="0" w:line="240"/>
@@ -23183,7 +26009,7 @@
       </w:pPr>
     </w:p>
     <w:sectPr>
-      <w:footerReference w:type="default" r:id="rId23"/>
+      <w:footerReference w:type="default" r:id="rId19"/>
       <w:pgSz w:w="11906" w:h="16838" w:orient="portrait"/>
       <w:pgMar w:top="1134" w:right="850" w:bottom="1134" w:left="1701" w:header="708" w:footer="708" w:gutter="0"/>
       <w:pgNumType/>
@@ -23336,90 +26162,6 @@
 </file>
 
 <file path=word/footer14.xml><?xml version="1.0" encoding="utf-8"?>
-<w:ftr xmlns:wpc="http://schemas.microsoft.com/office/word/2010/wordprocessingCanvas" xmlns:mc="http://schemas.openxmlformats.org/markup-compatibility/2006" xmlns:o="urn:schemas-microsoft-com:office:office" xmlns:r="http://schemas.openxmlformats.org/officeDocument/2006/relationships" xmlns:m="http://schemas.openxmlformats.org/officeDocument/2006/math" xmlns:v="urn:schemas-microsoft-com:vml" xmlns:wp14="http://schemas.microsoft.com/office/word/2010/wordprocessingDrawing" xmlns:wp="http://schemas.openxmlformats.org/drawingml/2006/wordprocessingDrawing" xmlns:w10="urn:schemas-microsoft-com:office:word" xmlns:w="http://schemas.openxmlformats.org/wordprocessingml/2006/main" xmlns:w14="http://schemas.microsoft.com/office/word/2010/wordml" xmlns:w15="http://schemas.microsoft.com/office/word/2012/wordml" xmlns:wpg="http://schemas.microsoft.com/office/word/2010/wordprocessingGroup" xmlns:wpi="http://schemas.microsoft.com/office/word/2010/wordprocessingInk" xmlns:wne="http://schemas.microsoft.com/office/word/2006/wordml" xmlns:wps="http://schemas.microsoft.com/office/word/2010/wordprocessingShape">
-  <w:p>
-    <w:pPr>
-      <w:jc w:val="center"/>
-    </w:pPr>
-    <w:r>
-      <w:rPr>
-        <w:rFonts w:ascii="Times New Roman" w:cs="Times New Roman" w:eastAsia="Times New Roman" w:hAnsi="Times New Roman"/>
-        <w:sz w:val="24"/>
-        <w:szCs w:val="24"/>
-      </w:rPr>
-      <w:fldChar w:fldCharType="begin"/>
-      <w:instrText xml:space="preserve">PAGE</w:instrText>
-      <w:fldChar w:fldCharType="separate"/>
-      <w:fldChar w:fldCharType="end"/>
-    </w:r>
-  </w:p>
-</w:ftr>
-</file>
-
-<file path=word/footer15.xml><?xml version="1.0" encoding="utf-8"?>
-<w:ftr xmlns:wpc="http://schemas.microsoft.com/office/word/2010/wordprocessingCanvas" xmlns:mc="http://schemas.openxmlformats.org/markup-compatibility/2006" xmlns:o="urn:schemas-microsoft-com:office:office" xmlns:r="http://schemas.openxmlformats.org/officeDocument/2006/relationships" xmlns:m="http://schemas.openxmlformats.org/officeDocument/2006/math" xmlns:v="urn:schemas-microsoft-com:vml" xmlns:wp14="http://schemas.microsoft.com/office/word/2010/wordprocessingDrawing" xmlns:wp="http://schemas.openxmlformats.org/drawingml/2006/wordprocessingDrawing" xmlns:w10="urn:schemas-microsoft-com:office:word" xmlns:w="http://schemas.openxmlformats.org/wordprocessingml/2006/main" xmlns:w14="http://schemas.microsoft.com/office/word/2010/wordml" xmlns:w15="http://schemas.microsoft.com/office/word/2012/wordml" xmlns:wpg="http://schemas.microsoft.com/office/word/2010/wordprocessingGroup" xmlns:wpi="http://schemas.microsoft.com/office/word/2010/wordprocessingInk" xmlns:wne="http://schemas.microsoft.com/office/word/2006/wordml" xmlns:wps="http://schemas.microsoft.com/office/word/2010/wordprocessingShape">
-  <w:p>
-    <w:pPr>
-      <w:jc w:val="center"/>
-    </w:pPr>
-    <w:r>
-      <w:rPr>
-        <w:rFonts w:ascii="Times New Roman" w:cs="Times New Roman" w:eastAsia="Times New Roman" w:hAnsi="Times New Roman"/>
-        <w:sz w:val="24"/>
-        <w:szCs w:val="24"/>
-      </w:rPr>
-      <w:fldChar w:fldCharType="begin"/>
-      <w:instrText xml:space="preserve">PAGE</w:instrText>
-      <w:fldChar w:fldCharType="separate"/>
-      <w:fldChar w:fldCharType="end"/>
-    </w:r>
-  </w:p>
-</w:ftr>
-</file>
-
-<file path=word/footer16.xml><?xml version="1.0" encoding="utf-8"?>
-<w:ftr xmlns:wpc="http://schemas.microsoft.com/office/word/2010/wordprocessingCanvas" xmlns:mc="http://schemas.openxmlformats.org/markup-compatibility/2006" xmlns:o="urn:schemas-microsoft-com:office:office" xmlns:r="http://schemas.openxmlformats.org/officeDocument/2006/relationships" xmlns:m="http://schemas.openxmlformats.org/officeDocument/2006/math" xmlns:v="urn:schemas-microsoft-com:vml" xmlns:wp14="http://schemas.microsoft.com/office/word/2010/wordprocessingDrawing" xmlns:wp="http://schemas.openxmlformats.org/drawingml/2006/wordprocessingDrawing" xmlns:w10="urn:schemas-microsoft-com:office:word" xmlns:w="http://schemas.openxmlformats.org/wordprocessingml/2006/main" xmlns:w14="http://schemas.microsoft.com/office/word/2010/wordml" xmlns:w15="http://schemas.microsoft.com/office/word/2012/wordml" xmlns:wpg="http://schemas.microsoft.com/office/word/2010/wordprocessingGroup" xmlns:wpi="http://schemas.microsoft.com/office/word/2010/wordprocessingInk" xmlns:wne="http://schemas.microsoft.com/office/word/2006/wordml" xmlns:wps="http://schemas.microsoft.com/office/word/2010/wordprocessingShape">
-  <w:p>
-    <w:pPr>
-      <w:jc w:val="center"/>
-    </w:pPr>
-    <w:r>
-      <w:rPr>
-        <w:rFonts w:ascii="Times New Roman" w:cs="Times New Roman" w:eastAsia="Times New Roman" w:hAnsi="Times New Roman"/>
-        <w:sz w:val="24"/>
-        <w:szCs w:val="24"/>
-      </w:rPr>
-      <w:fldChar w:fldCharType="begin"/>
-      <w:instrText xml:space="preserve">PAGE</w:instrText>
-      <w:fldChar w:fldCharType="separate"/>
-      <w:fldChar w:fldCharType="end"/>
-    </w:r>
-  </w:p>
-</w:ftr>
-</file>
-
-<file path=word/footer17.xml><?xml version="1.0" encoding="utf-8"?>
-<w:ftr xmlns:wpc="http://schemas.microsoft.com/office/word/2010/wordprocessingCanvas" xmlns:mc="http://schemas.openxmlformats.org/markup-compatibility/2006" xmlns:o="urn:schemas-microsoft-com:office:office" xmlns:r="http://schemas.openxmlformats.org/officeDocument/2006/relationships" xmlns:m="http://schemas.openxmlformats.org/officeDocument/2006/math" xmlns:v="urn:schemas-microsoft-com:vml" xmlns:wp14="http://schemas.microsoft.com/office/word/2010/wordprocessingDrawing" xmlns:wp="http://schemas.openxmlformats.org/drawingml/2006/wordprocessingDrawing" xmlns:w10="urn:schemas-microsoft-com:office:word" xmlns:w="http://schemas.openxmlformats.org/wordprocessingml/2006/main" xmlns:w14="http://schemas.microsoft.com/office/word/2010/wordml" xmlns:w15="http://schemas.microsoft.com/office/word/2012/wordml" xmlns:wpg="http://schemas.microsoft.com/office/word/2010/wordprocessingGroup" xmlns:wpi="http://schemas.microsoft.com/office/word/2010/wordprocessingInk" xmlns:wne="http://schemas.microsoft.com/office/word/2006/wordml" xmlns:wps="http://schemas.microsoft.com/office/word/2010/wordprocessingShape">
-  <w:p>
-    <w:pPr>
-      <w:jc w:val="center"/>
-    </w:pPr>
-    <w:r>
-      <w:rPr>
-        <w:rFonts w:ascii="Times New Roman" w:cs="Times New Roman" w:eastAsia="Times New Roman" w:hAnsi="Times New Roman"/>
-        <w:sz w:val="24"/>
-        <w:szCs w:val="24"/>
-      </w:rPr>
-      <w:fldChar w:fldCharType="begin"/>
-      <w:instrText xml:space="preserve">PAGE</w:instrText>
-      <w:fldChar w:fldCharType="separate"/>
-      <w:fldChar w:fldCharType="end"/>
-    </w:r>
-  </w:p>
-</w:ftr>
-</file>
-
-<file path=word/footer18.xml><?xml version="1.0" encoding="utf-8"?>
 <w:ftr xmlns:wpc="http://schemas.microsoft.com/office/word/2010/wordprocessingCanvas" xmlns:mc="http://schemas.openxmlformats.org/markup-compatibility/2006" xmlns:o="urn:schemas-microsoft-com:office:office" xmlns:r="http://schemas.openxmlformats.org/officeDocument/2006/relationships" xmlns:m="http://schemas.openxmlformats.org/officeDocument/2006/math" xmlns:v="urn:schemas-microsoft-com:vml" xmlns:wp14="http://schemas.microsoft.com/office/word/2010/wordprocessingDrawing" xmlns:wp="http://schemas.openxmlformats.org/drawingml/2006/wordprocessingDrawing" xmlns:w10="urn:schemas-microsoft-com:office:word" xmlns:w="http://schemas.openxmlformats.org/wordprocessingml/2006/main" xmlns:w14="http://schemas.microsoft.com/office/word/2010/wordml" xmlns:w15="http://schemas.microsoft.com/office/word/2012/wordml" xmlns:wpg="http://schemas.microsoft.com/office/word/2010/wordprocessingGroup" xmlns:wpi="http://schemas.microsoft.com/office/word/2010/wordprocessingInk" xmlns:wne="http://schemas.microsoft.com/office/word/2006/wordml" xmlns:wps="http://schemas.microsoft.com/office/word/2010/wordprocessingShape">
   <w:p>
     <w:pPr>
